--- a/docs/KAMUI-postmortem.docx
+++ b/docs/KAMUI-postmortem.docx
@@ -21,7 +21,7 @@
         <w:rPr>
           <w:color w:val="666666"/>
         </w:rPr>
-        <w:t xml:space="preserve">Last updated 2026-09-24, after Phase 3.</w:t>
+        <w:t xml:space="preserve">Last updated 2026-09-24, after Phase 4.</w:t>
       </w:r>
     </w:p>
     <w:p>
@@ -84,7 +84,7 @@
         <w:pStyle w:val="Heading1"/>
       </w:pPr>
       <w:r>
-        <w:t xml:space="preserve">The system after Phase 3</w:t>
+        <w:t xml:space="preserve">The system after Phase 4</w:t>
       </w:r>
     </w:p>
     <w:p>
@@ -137,6 +137,19 @@
       </w:pPr>
       <w:r>
         <w:t xml:space="preserve">Battlefields are the organising unit: each has its own keywords, excludes, locations, caps, versioned rubric and jobs. Pages select one with ?battlefield=&lt;slug&gt;.</w:t>
+      </w:r>
+    </w:p>
+    <w:p>
+      <w:pPr>
+        <w:pStyle w:val="ListParagraph"/>
+        <w:numPr>
+          <w:ilvl w:val="0"/>
+          <w:numId w:val="2"/>
+        </w:numPr>
+        <w:spacing w:after="60"/>
+      </w:pPr>
+      <w:r>
+        <w:t xml:space="preserve">Explore (/explore) runs one-off searches that are saved as SearchWaves (jobs with no Battlefield). A wave can be promoted into a Battlefield; promoted jobs are unranked copies.</w:t>
       </w:r>
     </w:p>
     <w:p>
@@ -851,7 +864,7 @@
         <w:spacing w:after="60"/>
       </w:pPr>
       <w:r>
-        <w:t xml:space="preserve">B2B sourcing is thin: 3 jobs from about 460 sites. The content keywords match almost nothing in the actor's index.</w:t>
+        <w:t xml:space="preserve">B2B sourcing is thin: 3 jobs from about 460 sites for the B2B Battlefield, and an Explore search for "content writer" found only 2. The actor's index has few content roles.</w:t>
       </w:r>
     </w:p>
     <w:p>
@@ -955,7 +968,7 @@
         <w:spacing w:after="60"/>
       </w:pPr>
       <w:r>
-        <w:t xml:space="preserve">Phase 4 (Explore page and holding bay UI) is not built; its API routes exist.</w:t>
+        <w:t xml:space="preserve">Search New and Rank have not been clicked from the UI yet (their routes were tested directly in Phase 2).</w:t>
       </w:r>
     </w:p>
     <w:p>
@@ -5246,6 +5259,891 @@
       </w:pPr>
       <w:r>
         <w:t xml:space="preserve">None kept. The test Battlefield "UI Smoke Test" and its 2 rubric versions were deleted, and the one job dismissed during the test was restored.</w:t>
+      </w:r>
+    </w:p>
+    <w:p>
+      <w:pPr>
+        <w:pStyle w:val="Heading1"/>
+      </w:pPr>
+      <w:r>
+        <w:t xml:space="preserve">Phase 4: Explore and the holding bay</w:t>
+      </w:r>
+    </w:p>
+    <w:p>
+      <w:pPr>
+        <w:spacing w:after="120"/>
+        <w:rPr>
+          <w:color w:val="666666"/>
+          <w:sz w:val="20"/>
+          <w:szCs w:val="20"/>
+        </w:rPr>
+      </w:pPr>
+      <w:r>
+        <w:rPr>
+          <w:color w:val="666666"/>
+          <w:sz w:val="20"/>
+          <w:szCs w:val="20"/>
+        </w:rPr>
+        <w:t xml:space="preserve">2026-09-24  ·  commit ca85d2b</w:t>
+      </w:r>
+    </w:p>
+    <w:p>
+      <w:pPr>
+        <w:spacing w:after="120"/>
+      </w:pPr>
+      <w:r>
+        <w:t xml:space="preserve">Built the Explore page (keyword and location search that saves an unranked SearchWave), the holding bay of past waves that reopen from the database at no cost, and promotion of a wave into an existing or new Battlefield.</w:t>
+      </w:r>
+    </w:p>
+    <w:p>
+      <w:pPr>
+        <w:pStyle w:val="Heading2"/>
+      </w:pPr>
+      <w:r>
+        <w:t xml:space="preserve">What changed</w:t>
+      </w:r>
+    </w:p>
+    <w:p>
+      <w:pPr>
+        <w:pStyle w:val="ListParagraph"/>
+        <w:numPr>
+          <w:ilvl w:val="0"/>
+          <w:numId w:val="2"/>
+        </w:numPr>
+        <w:spacing w:after="60"/>
+      </w:pPr>
+      <w:r>
+        <w:t xml:space="preserve">web/app/explore/page.tsx and Explore.tsx: search form, holding bay list (100 most recent waves), the selected wave's jobs (?wave=&lt;id&gt;, defaulting to the newest), and the promote controls.</w:t>
+      </w:r>
+    </w:p>
+    <w:p>
+      <w:pPr>
+        <w:pStyle w:val="ListParagraph"/>
+        <w:numPr>
+          <w:ilvl w:val="0"/>
+          <w:numId w:val="2"/>
+        </w:numPr>
+        <w:spacing w:after="60"/>
+      </w:pPr>
+      <w:r>
+        <w:t xml:space="preserve">web/lib/waves.ts: waveJobs (a wave's own rows: searchWaveId set and battlefieldId null) and copyWaveJobs, moved out of the promote route so the create form can use it too.</w:t>
+      </w:r>
+    </w:p>
+    <w:p>
+      <w:pPr>
+        <w:pStyle w:val="ListParagraph"/>
+        <w:numPr>
+          <w:ilvl w:val="0"/>
+          <w:numId w:val="2"/>
+        </w:numPr>
+        <w:spacing w:after="60"/>
+      </w:pPr>
+      <w:r>
+        <w:t xml:space="preserve">web/app/battlefields/new/page.tsx accepts ?fromWave=&lt;id&gt; and pre-fills name, keywords and locations from the wave. createBattlefield copies the wave's jobs in when a hidden fromWave field is present.</w:t>
+      </w:r>
+    </w:p>
+    <w:p>
+      <w:pPr>
+        <w:pStyle w:val="ListParagraph"/>
+        <w:numPr>
+          <w:ilvl w:val="0"/>
+          <w:numId w:val="2"/>
+        </w:numPr>
+        <w:spacing w:after="60"/>
+      </w:pPr>
+      <w:r>
+        <w:t xml:space="preserve">Discovery's header links to Explore.</w:t>
+      </w:r>
+    </w:p>
+    <w:p>
+      <w:pPr>
+        <w:pStyle w:val="Heading2"/>
+      </w:pPr>
+      <w:r>
+        <w:t xml:space="preserve">Decisions and deviations from the spec</w:t>
+      </w:r>
+    </w:p>
+    <w:tbl>
+      <w:tblPr>
+        <w:tblW w:type="dxa" w:w="9026"/>
+        <w:tblBorders>
+          <w:top w:val="single" w:color="auto" w:sz="4"/>
+          <w:left w:val="single" w:color="auto" w:sz="4"/>
+          <w:bottom w:val="single" w:color="auto" w:sz="4"/>
+          <w:right w:val="single" w:color="auto" w:sz="4"/>
+          <w:insideH w:val="single" w:color="auto" w:sz="4"/>
+          <w:insideV w:val="single" w:color="auto" w:sz="4"/>
+        </w:tblBorders>
+      </w:tblPr>
+      <w:tblGrid>
+        <w:gridCol w:w="2600"/>
+        <w:gridCol w:w="3400"/>
+        <w:gridCol w:w="3026"/>
+      </w:tblGrid>
+      <w:tr>
+        <w:trPr>
+          <w:tblHeader/>
+        </w:trPr>
+        <w:tc>
+          <w:tcPr>
+            <w:tcW w:type="dxa" w:w="2600"/>
+            <w:tcBorders>
+              <w:top w:val="single" w:color="BFBFBF" w:sz="4"/>
+              <w:left w:val="single" w:color="BFBFBF" w:sz="4"/>
+              <w:bottom w:val="single" w:color="BFBFBF" w:sz="4"/>
+              <w:right w:val="single" w:color="BFBFBF" w:sz="4"/>
+            </w:tcBorders>
+            <w:shd w:fill="EDEDED" w:color="auto" w:val="clear"/>
+            <w:tcMar>
+              <w:top w:type="dxa" w:w="60"/>
+              <w:left w:type="dxa" w:w="100"/>
+              <w:bottom w:type="dxa" w:w="60"/>
+              <w:right w:type="dxa" w:w="100"/>
+            </w:tcMar>
+          </w:tcPr>
+          <w:p>
+            <w:r>
+              <w:rPr>
+                <w:b/>
+                <w:bCs/>
+                <w:sz w:val="19"/>
+                <w:szCs w:val="19"/>
+              </w:rPr>
+              <w:t xml:space="preserve">Decision</w:t>
+            </w:r>
+          </w:p>
+        </w:tc>
+        <w:tc>
+          <w:tcPr>
+            <w:tcW w:type="dxa" w:w="3400"/>
+            <w:tcBorders>
+              <w:top w:val="single" w:color="BFBFBF" w:sz="4"/>
+              <w:left w:val="single" w:color="BFBFBF" w:sz="4"/>
+              <w:bottom w:val="single" w:color="BFBFBF" w:sz="4"/>
+              <w:right w:val="single" w:color="BFBFBF" w:sz="4"/>
+            </w:tcBorders>
+            <w:shd w:fill="EDEDED" w:color="auto" w:val="clear"/>
+            <w:tcMar>
+              <w:top w:type="dxa" w:w="60"/>
+              <w:left w:type="dxa" w:w="100"/>
+              <w:bottom w:type="dxa" w:w="60"/>
+              <w:right w:type="dxa" w:w="100"/>
+            </w:tcMar>
+          </w:tcPr>
+          <w:p>
+            <w:r>
+              <w:rPr>
+                <w:b/>
+                <w:bCs/>
+                <w:sz w:val="19"/>
+                <w:szCs w:val="19"/>
+              </w:rPr>
+              <w:t xml:space="preserve">Why</w:t>
+            </w:r>
+          </w:p>
+        </w:tc>
+        <w:tc>
+          <w:tcPr>
+            <w:tcW w:type="dxa" w:w="3026"/>
+            <w:tcBorders>
+              <w:top w:val="single" w:color="BFBFBF" w:sz="4"/>
+              <w:left w:val="single" w:color="BFBFBF" w:sz="4"/>
+              <w:bottom w:val="single" w:color="BFBFBF" w:sz="4"/>
+              <w:right w:val="single" w:color="BFBFBF" w:sz="4"/>
+            </w:tcBorders>
+            <w:shd w:fill="EDEDED" w:color="auto" w:val="clear"/>
+            <w:tcMar>
+              <w:top w:type="dxa" w:w="60"/>
+              <w:left w:type="dxa" w:w="100"/>
+              <w:bottom w:type="dxa" w:w="60"/>
+              <w:right w:type="dxa" w:w="100"/>
+            </w:tcMar>
+          </w:tcPr>
+          <w:p>
+            <w:r>
+              <w:rPr>
+                <w:b/>
+                <w:bCs/>
+                <w:sz w:val="19"/>
+                <w:szCs w:val="19"/>
+              </w:rPr>
+              <w:t xml:space="preserve">Consequence / where</w:t>
+            </w:r>
+          </w:p>
+        </w:tc>
+      </w:tr>
+      <w:tr>
+        <w:tc>
+          <w:tcPr>
+            <w:tcW w:type="dxa" w:w="2600"/>
+            <w:tcBorders>
+              <w:top w:val="single" w:color="BFBFBF" w:sz="4"/>
+              <w:left w:val="single" w:color="BFBFBF" w:sz="4"/>
+              <w:bottom w:val="single" w:color="BFBFBF" w:sz="4"/>
+              <w:right w:val="single" w:color="BFBFBF" w:sz="4"/>
+            </w:tcBorders>
+            <w:tcMar>
+              <w:top w:type="dxa" w:w="60"/>
+              <w:left w:type="dxa" w:w="100"/>
+              <w:bottom w:type="dxa" w:w="60"/>
+              <w:right w:type="dxa" w:w="100"/>
+            </w:tcMar>
+          </w:tcPr>
+          <w:p>
+            <w:r>
+              <w:rPr>
+                <w:b w:val="false"/>
+                <w:bCs w:val="false"/>
+                <w:sz w:val="19"/>
+                <w:szCs w:val="19"/>
+              </w:rPr>
+              <w:t xml:space="preserve">"New Battlefield from this search" goes through the create form instead of creating one in a single click</w:t>
+            </w:r>
+          </w:p>
+        </w:tc>
+        <w:tc>
+          <w:tcPr>
+            <w:tcW w:type="dxa" w:w="3400"/>
+            <w:tcBorders>
+              <w:top w:val="single" w:color="BFBFBF" w:sz="4"/>
+              <w:left w:val="single" w:color="BFBFBF" w:sz="4"/>
+              <w:bottom w:val="single" w:color="BFBFBF" w:sz="4"/>
+              <w:right w:val="single" w:color="BFBFBF" w:sz="4"/>
+            </w:tcBorders>
+            <w:tcMar>
+              <w:top w:type="dxa" w:w="60"/>
+              <w:left w:type="dxa" w:w="100"/>
+              <w:bottom w:type="dxa" w:w="60"/>
+              <w:right w:type="dxa" w:w="100"/>
+            </w:tcMar>
+          </w:tcPr>
+          <w:p>
+            <w:r>
+              <w:rPr>
+                <w:b w:val="false"/>
+                <w:bCs w:val="false"/>
+                <w:sz w:val="19"/>
+                <w:szCs w:val="19"/>
+              </w:rPr>
+              <w:t xml:space="preserve">The spec asks for the new Battlefield's keywords to be pre-filled from the wave. A pre-filled form lets the user check keywords and caps before anything exists.</w:t>
+            </w:r>
+          </w:p>
+        </w:tc>
+        <w:tc>
+          <w:tcPr>
+            <w:tcW w:type="dxa" w:w="3026"/>
+            <w:tcBorders>
+              <w:top w:val="single" w:color="BFBFBF" w:sz="4"/>
+              <w:left w:val="single" w:color="BFBFBF" w:sz="4"/>
+              <w:bottom w:val="single" w:color="BFBFBF" w:sz="4"/>
+              <w:right w:val="single" w:color="BFBFBF" w:sz="4"/>
+            </w:tcBorders>
+            <w:tcMar>
+              <w:top w:type="dxa" w:w="60"/>
+              <w:left w:type="dxa" w:w="100"/>
+              <w:bottom w:type="dxa" w:w="60"/>
+              <w:right w:type="dxa" w:w="100"/>
+            </w:tcMar>
+          </w:tcPr>
+          <w:p>
+            <w:r>
+              <w:rPr>
+                <w:b w:val="false"/>
+                <w:bCs w:val="false"/>
+                <w:sz w:val="19"/>
+                <w:szCs w:val="19"/>
+              </w:rPr>
+              <w:t xml:space="preserve">The promote route's newBattlefield option still exists but the UI does not use it.</w:t>
+            </w:r>
+          </w:p>
+        </w:tc>
+      </w:tr>
+      <w:tr>
+        <w:tc>
+          <w:tcPr>
+            <w:tcW w:type="dxa" w:w="2600"/>
+            <w:tcBorders>
+              <w:top w:val="single" w:color="BFBFBF" w:sz="4"/>
+              <w:left w:val="single" w:color="BFBFBF" w:sz="4"/>
+              <w:bottom w:val="single" w:color="BFBFBF" w:sz="4"/>
+              <w:right w:val="single" w:color="BFBFBF" w:sz="4"/>
+            </w:tcBorders>
+            <w:tcMar>
+              <w:top w:type="dxa" w:w="60"/>
+              <w:left w:type="dxa" w:w="100"/>
+              <w:bottom w:type="dxa" w:w="60"/>
+              <w:right w:type="dxa" w:w="100"/>
+            </w:tcMar>
+          </w:tcPr>
+          <w:p>
+            <w:r>
+              <w:rPr>
+                <w:b w:val="false"/>
+                <w:bCs w:val="false"/>
+                <w:sz w:val="19"/>
+                <w:szCs w:val="19"/>
+              </w:rPr>
+              <w:t xml:space="preserve">The new-Battlefield form keeps the spec caps (2000 / 200 / 25), not Explore's small caps</w:t>
+            </w:r>
+          </w:p>
+        </w:tc>
+        <w:tc>
+          <w:tcPr>
+            <w:tcW w:type="dxa" w:w="3400"/>
+            <w:tcBorders>
+              <w:top w:val="single" w:color="BFBFBF" w:sz="4"/>
+              <w:left w:val="single" w:color="BFBFBF" w:sz="4"/>
+              <w:bottom w:val="single" w:color="BFBFBF" w:sz="4"/>
+              <w:right w:val="single" w:color="BFBFBF" w:sz="4"/>
+            </w:tcBorders>
+            <w:tcMar>
+              <w:top w:type="dxa" w:w="60"/>
+              <w:left w:type="dxa" w:w="100"/>
+              <w:bottom w:type="dxa" w:w="60"/>
+              <w:right w:type="dxa" w:w="100"/>
+            </w:tcMar>
+          </w:tcPr>
+          <w:p>
+            <w:r>
+              <w:rPr>
+                <w:b w:val="false"/>
+                <w:bCs w:val="false"/>
+                <w:sz w:val="19"/>
+                <w:szCs w:val="19"/>
+              </w:rPr>
+              <w:t xml:space="preserve">Consistent with any other new Battlefield.</w:t>
+            </w:r>
+          </w:p>
+        </w:tc>
+        <w:tc>
+          <w:tcPr>
+            <w:tcW w:type="dxa" w:w="3026"/>
+            <w:tcBorders>
+              <w:top w:val="single" w:color="BFBFBF" w:sz="4"/>
+              <w:left w:val="single" w:color="BFBFBF" w:sz="4"/>
+              <w:bottom w:val="single" w:color="BFBFBF" w:sz="4"/>
+              <w:right w:val="single" w:color="BFBFBF" w:sz="4"/>
+            </w:tcBorders>
+            <w:tcMar>
+              <w:top w:type="dxa" w:w="60"/>
+              <w:left w:type="dxa" w:w="100"/>
+              <w:bottom w:type="dxa" w:w="60"/>
+              <w:right w:type="dxa" w:w="100"/>
+            </w:tcMar>
+          </w:tcPr>
+          <w:p>
+            <w:r>
+              <w:rPr>
+                <w:b w:val="false"/>
+                <w:bCs w:val="false"/>
+                <w:sz w:val="19"/>
+                <w:szCs w:val="19"/>
+              </w:rPr>
+              <w:t xml:space="preserve">Its first Search New can return up to 200 jobs per location. The caps are visible and editable on the form.</w:t>
+            </w:r>
+          </w:p>
+        </w:tc>
+      </w:tr>
+      <w:tr>
+        <w:tc>
+          <w:tcPr>
+            <w:tcW w:type="dxa" w:w="2600"/>
+            <w:tcBorders>
+              <w:top w:val="single" w:color="BFBFBF" w:sz="4"/>
+              <w:left w:val="single" w:color="BFBFBF" w:sz="4"/>
+              <w:bottom w:val="single" w:color="BFBFBF" w:sz="4"/>
+              <w:right w:val="single" w:color="BFBFBF" w:sz="4"/>
+            </w:tcBorders>
+            <w:tcMar>
+              <w:top w:type="dxa" w:w="60"/>
+              <w:left w:type="dxa" w:w="100"/>
+              <w:bottom w:type="dxa" w:w="60"/>
+              <w:right w:type="dxa" w:w="100"/>
+            </w:tcMar>
+          </w:tcPr>
+          <w:p>
+            <w:r>
+              <w:rPr>
+                <w:b w:val="false"/>
+                <w:bCs w:val="false"/>
+                <w:sz w:val="19"/>
+                <w:szCs w:val="19"/>
+              </w:rPr>
+              <w:t xml:space="preserve">Explore rows have no closed check, no dismiss and no detail panel</w:t>
+            </w:r>
+          </w:p>
+        </w:tc>
+        <w:tc>
+          <w:tcPr>
+            <w:tcW w:type="dxa" w:w="3400"/>
+            <w:tcBorders>
+              <w:top w:val="single" w:color="BFBFBF" w:sz="4"/>
+              <w:left w:val="single" w:color="BFBFBF" w:sz="4"/>
+              <w:bottom w:val="single" w:color="BFBFBF" w:sz="4"/>
+              <w:right w:val="single" w:color="BFBFBF" w:sz="4"/>
+            </w:tcBorders>
+            <w:tcMar>
+              <w:top w:type="dxa" w:w="60"/>
+              <w:left w:type="dxa" w:w="100"/>
+              <w:bottom w:type="dxa" w:w="60"/>
+              <w:right w:type="dxa" w:w="100"/>
+            </w:tcMar>
+          </w:tcPr>
+          <w:p>
+            <w:r>
+              <w:rPr>
+                <w:b w:val="false"/>
+                <w:bCs w:val="false"/>
+                <w:sz w:val="19"/>
+                <w:szCs w:val="19"/>
+              </w:rPr>
+              <w:t xml:space="preserve">A wave is a snapshot of one paid search, not a working list. The description expands inline and Open posting links out.</w:t>
+            </w:r>
+          </w:p>
+        </w:tc>
+        <w:tc>
+          <w:tcPr>
+            <w:tcW w:type="dxa" w:w="3026"/>
+            <w:tcBorders>
+              <w:top w:val="single" w:color="BFBFBF" w:sz="4"/>
+              <w:left w:val="single" w:color="BFBFBF" w:sz="4"/>
+              <w:bottom w:val="single" w:color="BFBFBF" w:sz="4"/>
+              <w:right w:val="single" w:color="BFBFBF" w:sz="4"/>
+            </w:tcBorders>
+            <w:tcMar>
+              <w:top w:type="dxa" w:w="60"/>
+              <w:left w:type="dxa" w:w="100"/>
+              <w:bottom w:type="dxa" w:w="60"/>
+              <w:right w:type="dxa" w:w="100"/>
+            </w:tcMar>
+          </w:tcPr>
+          <w:p>
+            <w:r>
+              <w:rPr>
+                <w:b w:val="false"/>
+                <w:bCs w:val="false"/>
+                <w:sz w:val="19"/>
+                <w:szCs w:val="19"/>
+              </w:rPr>
+              <w:t xml:space="preserve">Closure and dismissal apply once jobs are promoted into a Battlefield.</w:t>
+            </w:r>
+          </w:p>
+        </w:tc>
+      </w:tr>
+      <w:tr>
+        <w:tc>
+          <w:tcPr>
+            <w:tcW w:type="dxa" w:w="2600"/>
+            <w:tcBorders>
+              <w:top w:val="single" w:color="BFBFBF" w:sz="4"/>
+              <w:left w:val="single" w:color="BFBFBF" w:sz="4"/>
+              <w:bottom w:val="single" w:color="BFBFBF" w:sz="4"/>
+              <w:right w:val="single" w:color="BFBFBF" w:sz="4"/>
+            </w:tcBorders>
+            <w:tcMar>
+              <w:top w:type="dxa" w:w="60"/>
+              <w:left w:type="dxa" w:w="100"/>
+              <w:bottom w:type="dxa" w:w="60"/>
+              <w:right w:type="dxa" w:w="100"/>
+            </w:tcMar>
+          </w:tcPr>
+          <w:p>
+            <w:r>
+              <w:rPr>
+                <w:b w:val="false"/>
+                <w:bCs w:val="false"/>
+                <w:sz w:val="19"/>
+                <w:szCs w:val="19"/>
+              </w:rPr>
+              <w:t xml:space="preserve">Wave times are shown in UTC</w:t>
+            </w:r>
+          </w:p>
+        </w:tc>
+        <w:tc>
+          <w:tcPr>
+            <w:tcW w:type="dxa" w:w="3400"/>
+            <w:tcBorders>
+              <w:top w:val="single" w:color="BFBFBF" w:sz="4"/>
+              <w:left w:val="single" w:color="BFBFBF" w:sz="4"/>
+              <w:bottom w:val="single" w:color="BFBFBF" w:sz="4"/>
+              <w:right w:val="single" w:color="BFBFBF" w:sz="4"/>
+            </w:tcBorders>
+            <w:tcMar>
+              <w:top w:type="dxa" w:w="60"/>
+              <w:left w:type="dxa" w:w="100"/>
+              <w:bottom w:type="dxa" w:w="60"/>
+              <w:right w:type="dxa" w:w="100"/>
+            </w:tcMar>
+          </w:tcPr>
+          <w:p>
+            <w:r>
+              <w:rPr>
+                <w:b w:val="false"/>
+                <w:bCs w:val="false"/>
+                <w:sz w:val="19"/>
+                <w:szCs w:val="19"/>
+              </w:rPr>
+              <w:t xml:space="preserve">Formatted on the server, so server and browser render the same text.</w:t>
+            </w:r>
+          </w:p>
+        </w:tc>
+        <w:tc>
+          <w:tcPr>
+            <w:tcW w:type="dxa" w:w="3026"/>
+            <w:tcBorders>
+              <w:top w:val="single" w:color="BFBFBF" w:sz="4"/>
+              <w:left w:val="single" w:color="BFBFBF" w:sz="4"/>
+              <w:bottom w:val="single" w:color="BFBFBF" w:sz="4"/>
+              <w:right w:val="single" w:color="BFBFBF" w:sz="4"/>
+            </w:tcBorders>
+            <w:tcMar>
+              <w:top w:type="dxa" w:w="60"/>
+              <w:left w:type="dxa" w:w="100"/>
+              <w:bottom w:type="dxa" w:w="60"/>
+              <w:right w:type="dxa" w:w="100"/>
+            </w:tcMar>
+          </w:tcPr>
+          <w:p>
+            <w:r>
+              <w:rPr>
+                <w:b w:val="false"/>
+                <w:bCs w:val="false"/>
+                <w:sz w:val="19"/>
+                <w:szCs w:val="19"/>
+              </w:rPr>
+              <w:t xml:space="preserve"/>
+            </w:r>
+          </w:p>
+        </w:tc>
+      </w:tr>
+    </w:tbl>
+    <w:p>
+      <w:pPr>
+        <w:spacing w:after="120"/>
+      </w:pPr>
+    </w:p>
+    <w:p>
+      <w:pPr>
+        <w:pStyle w:val="Heading2"/>
+      </w:pPr>
+      <w:r>
+        <w:t xml:space="preserve">Problems found</w:t>
+      </w:r>
+    </w:p>
+    <w:tbl>
+      <w:tblPr>
+        <w:tblW w:type="dxa" w:w="9026"/>
+        <w:tblBorders>
+          <w:top w:val="single" w:color="auto" w:sz="4"/>
+          <w:left w:val="single" w:color="auto" w:sz="4"/>
+          <w:bottom w:val="single" w:color="auto" w:sz="4"/>
+          <w:right w:val="single" w:color="auto" w:sz="4"/>
+          <w:insideH w:val="single" w:color="auto" w:sz="4"/>
+          <w:insideV w:val="single" w:color="auto" w:sz="4"/>
+        </w:tblBorders>
+      </w:tblPr>
+      <w:tblGrid>
+        <w:gridCol w:w="2800"/>
+        <w:gridCol w:w="3300"/>
+        <w:gridCol w:w="2926"/>
+      </w:tblGrid>
+      <w:tr>
+        <w:trPr>
+          <w:tblHeader/>
+        </w:trPr>
+        <w:tc>
+          <w:tcPr>
+            <w:tcW w:type="dxa" w:w="2800"/>
+            <w:tcBorders>
+              <w:top w:val="single" w:color="BFBFBF" w:sz="4"/>
+              <w:left w:val="single" w:color="BFBFBF" w:sz="4"/>
+              <w:bottom w:val="single" w:color="BFBFBF" w:sz="4"/>
+              <w:right w:val="single" w:color="BFBFBF" w:sz="4"/>
+            </w:tcBorders>
+            <w:shd w:fill="EDEDED" w:color="auto" w:val="clear"/>
+            <w:tcMar>
+              <w:top w:type="dxa" w:w="60"/>
+              <w:left w:type="dxa" w:w="100"/>
+              <w:bottom w:type="dxa" w:w="60"/>
+              <w:right w:type="dxa" w:w="100"/>
+            </w:tcMar>
+          </w:tcPr>
+          <w:p>
+            <w:r>
+              <w:rPr>
+                <w:b/>
+                <w:bCs/>
+                <w:sz w:val="19"/>
+                <w:szCs w:val="19"/>
+              </w:rPr>
+              <w:t xml:space="preserve">Symptom</w:t>
+            </w:r>
+          </w:p>
+        </w:tc>
+        <w:tc>
+          <w:tcPr>
+            <w:tcW w:type="dxa" w:w="3300"/>
+            <w:tcBorders>
+              <w:top w:val="single" w:color="BFBFBF" w:sz="4"/>
+              <w:left w:val="single" w:color="BFBFBF" w:sz="4"/>
+              <w:bottom w:val="single" w:color="BFBFBF" w:sz="4"/>
+              <w:right w:val="single" w:color="BFBFBF" w:sz="4"/>
+            </w:tcBorders>
+            <w:shd w:fill="EDEDED" w:color="auto" w:val="clear"/>
+            <w:tcMar>
+              <w:top w:type="dxa" w:w="60"/>
+              <w:left w:type="dxa" w:w="100"/>
+              <w:bottom w:type="dxa" w:w="60"/>
+              <w:right w:type="dxa" w:w="100"/>
+            </w:tcMar>
+          </w:tcPr>
+          <w:p>
+            <w:r>
+              <w:rPr>
+                <w:b/>
+                <w:bCs/>
+                <w:sz w:val="19"/>
+                <w:szCs w:val="19"/>
+              </w:rPr>
+              <w:t xml:space="preserve">Cause</w:t>
+            </w:r>
+          </w:p>
+        </w:tc>
+        <w:tc>
+          <w:tcPr>
+            <w:tcW w:type="dxa" w:w="2926"/>
+            <w:tcBorders>
+              <w:top w:val="single" w:color="BFBFBF" w:sz="4"/>
+              <w:left w:val="single" w:color="BFBFBF" w:sz="4"/>
+              <w:bottom w:val="single" w:color="BFBFBF" w:sz="4"/>
+              <w:right w:val="single" w:color="BFBFBF" w:sz="4"/>
+            </w:tcBorders>
+            <w:shd w:fill="EDEDED" w:color="auto" w:val="clear"/>
+            <w:tcMar>
+              <w:top w:type="dxa" w:w="60"/>
+              <w:left w:type="dxa" w:w="100"/>
+              <w:bottom w:type="dxa" w:w="60"/>
+              <w:right w:type="dxa" w:w="100"/>
+            </w:tcMar>
+          </w:tcPr>
+          <w:p>
+            <w:r>
+              <w:rPr>
+                <w:b/>
+                <w:bCs/>
+                <w:sz w:val="19"/>
+                <w:szCs w:val="19"/>
+              </w:rPr>
+              <w:t xml:space="preserve">Resolution</w:t>
+            </w:r>
+          </w:p>
+        </w:tc>
+      </w:tr>
+      <w:tr>
+        <w:tc>
+          <w:tcPr>
+            <w:tcW w:type="dxa" w:w="2800"/>
+            <w:tcBorders>
+              <w:top w:val="single" w:color="BFBFBF" w:sz="4"/>
+              <w:left w:val="single" w:color="BFBFBF" w:sz="4"/>
+              <w:bottom w:val="single" w:color="BFBFBF" w:sz="4"/>
+              <w:right w:val="single" w:color="BFBFBF" w:sz="4"/>
+            </w:tcBorders>
+            <w:tcMar>
+              <w:top w:type="dxa" w:w="60"/>
+              <w:left w:type="dxa" w:w="100"/>
+              <w:bottom w:type="dxa" w:w="60"/>
+              <w:right w:type="dxa" w:w="100"/>
+            </w:tcMar>
+          </w:tcPr>
+          <w:p>
+            <w:r>
+              <w:rPr>
+                <w:b w:val="false"/>
+                <w:bCs w:val="false"/>
+                <w:sz w:val="19"/>
+                <w:szCs w:val="19"/>
+              </w:rPr>
+              <w:t xml:space="preserve">The search box is empty again after a search completes.</w:t>
+            </w:r>
+          </w:p>
+        </w:tc>
+        <w:tc>
+          <w:tcPr>
+            <w:tcW w:type="dxa" w:w="3300"/>
+            <w:tcBorders>
+              <w:top w:val="single" w:color="BFBFBF" w:sz="4"/>
+              <w:left w:val="single" w:color="BFBFBF" w:sz="4"/>
+              <w:bottom w:val="single" w:color="BFBFBF" w:sz="4"/>
+              <w:right w:val="single" w:color="BFBFBF" w:sz="4"/>
+            </w:tcBorders>
+            <w:tcMar>
+              <w:top w:type="dxa" w:w="60"/>
+              <w:left w:type="dxa" w:w="100"/>
+              <w:bottom w:type="dxa" w:w="60"/>
+              <w:right w:type="dxa" w:w="100"/>
+            </w:tcMar>
+          </w:tcPr>
+          <w:p>
+            <w:r>
+              <w:rPr>
+                <w:b w:val="false"/>
+                <w:bCs w:val="false"/>
+                <w:sz w:val="19"/>
+                <w:szCs w:val="19"/>
+              </w:rPr>
+              <w:t xml:space="preserve">The page is keyed by wave id, so it remounts when it navigates to the new wave.</w:t>
+            </w:r>
+          </w:p>
+        </w:tc>
+        <w:tc>
+          <w:tcPr>
+            <w:tcW w:type="dxa" w:w="2926"/>
+            <w:tcBorders>
+              <w:top w:val="single" w:color="BFBFBF" w:sz="4"/>
+              <w:left w:val="single" w:color="BFBFBF" w:sz="4"/>
+              <w:bottom w:val="single" w:color="BFBFBF" w:sz="4"/>
+              <w:right w:val="single" w:color="BFBFBF" w:sz="4"/>
+            </w:tcBorders>
+            <w:tcMar>
+              <w:top w:type="dxa" w:w="60"/>
+              <w:left w:type="dxa" w:w="100"/>
+              <w:bottom w:type="dxa" w:w="60"/>
+              <w:right w:type="dxa" w:w="100"/>
+            </w:tcMar>
+          </w:tcPr>
+          <w:p>
+            <w:r>
+              <w:rPr>
+                <w:b w:val="false"/>
+                <w:bCs w:val="false"/>
+                <w:sz w:val="19"/>
+                <w:szCs w:val="19"/>
+              </w:rPr>
+              <w:t xml:space="preserve">Left as is: the query is shown as the wave's heading and in the holding bay.</w:t>
+            </w:r>
+          </w:p>
+        </w:tc>
+      </w:tr>
+    </w:tbl>
+    <w:p>
+      <w:pPr>
+        <w:spacing w:after="120"/>
+      </w:pPr>
+    </w:p>
+    <w:p>
+      <w:pPr>
+        <w:pStyle w:val="Heading2"/>
+      </w:pPr>
+      <w:r>
+        <w:t xml:space="preserve">Verification</w:t>
+      </w:r>
+    </w:p>
+    <w:p>
+      <w:pPr>
+        <w:pStyle w:val="ListParagraph"/>
+        <w:numPr>
+          <w:ilvl w:val="0"/>
+          <w:numId w:val="2"/>
+        </w:numPr>
+        <w:spacing w:after="60"/>
+      </w:pPr>
+      <w:r>
+        <w:t xml:space="preserve">tsc and eslint clean.</w:t>
+      </w:r>
+    </w:p>
+    <w:p>
+      <w:pPr>
+        <w:pStyle w:val="ListParagraph"/>
+        <w:numPr>
+          <w:ilvl w:val="0"/>
+          <w:numId w:val="2"/>
+        </w:numPr>
+        <w:spacing w:after="60"/>
+      </w:pPr>
+      <w:r>
+        <w:t xml:space="preserve">Headless Edge walkthrough, no console errors: Explore opens from Discovery and shows the saved wave; its description expands; "start a new Battlefield" pre-fills name, keywords and locations and states the job count; creating it lands on a Battlefield holding the wave's job, unranked; sending the same wave to that Battlefield reports 0 copied and 1 already there; a real Explore search appears at the top of the holding bay with its jobs; reopening the older wave shows its job from the database.</w:t>
+      </w:r>
+    </w:p>
+    <w:p>
+      <w:pPr>
+        <w:pStyle w:val="ListParagraph"/>
+        <w:numPr>
+          <w:ilvl w:val="0"/>
+          <w:numId w:val="2"/>
+        </w:numPr>
+        <w:spacing w:after="60"/>
+      </w:pPr>
+      <w:r>
+        <w:t xml:space="preserve">The real search for "content writer" in the United States returned 2 jobs: RBC Marketing Content Writer &amp; Strategist, and Medtronic Senior Technical Writer (labeling). Cost: 1 Apify run.</w:t>
+      </w:r>
+    </w:p>
+    <w:p>
+      <w:pPr>
+        <w:pStyle w:val="Heading2"/>
+      </w:pPr>
+      <w:r>
+        <w:t xml:space="preserve">Known risks left behind</w:t>
+      </w:r>
+    </w:p>
+    <w:p>
+      <w:pPr>
+        <w:pStyle w:val="ListParagraph"/>
+        <w:numPr>
+          <w:ilvl w:val="0"/>
+          <w:numId w:val="2"/>
+        </w:numPr>
+        <w:spacing w:after="60"/>
+      </w:pPr>
+      <w:r>
+        <w:t xml:space="preserve">An Explore search blocks its browser tab for several minutes. If the tab is closed or navigates away, the wave is still saved and appears in the holding bay after a refresh.</w:t>
+      </w:r>
+    </w:p>
+    <w:p>
+      <w:pPr>
+        <w:pStyle w:val="ListParagraph"/>
+        <w:numPr>
+          <w:ilvl w:val="0"/>
+          <w:numId w:val="2"/>
+        </w:numPr>
+        <w:spacing w:after="60"/>
+      </w:pPr>
+      <w:r>
+        <w:t xml:space="preserve">Jobs are not deduplicated across waves: the same posting found by two Explore searches is stored twice (once per wave).</w:t>
+      </w:r>
+    </w:p>
+    <w:p>
+      <w:pPr>
+        <w:pStyle w:val="Heading2"/>
+      </w:pPr>
+      <w:r>
+        <w:t xml:space="preserve">Production data changes</w:t>
+      </w:r>
+    </w:p>
+    <w:p>
+      <w:pPr>
+        <w:pStyle w:val="ListParagraph"/>
+        <w:numPr>
+          <w:ilvl w:val="0"/>
+          <w:numId w:val="2"/>
+        </w:numPr>
+        <w:spacing w:after="60"/>
+      </w:pPr>
+      <w:r>
+        <w:t xml:space="preserve">Kept: SearchWave "content writer" (2 jobs, no Battlefield) and its Run row.</w:t>
+      </w:r>
+    </w:p>
+    <w:p>
+      <w:pPr>
+        <w:pStyle w:val="ListParagraph"/>
+        <w:numPr>
+          <w:ilvl w:val="0"/>
+          <w:numId w:val="2"/>
+        </w:numPr>
+        <w:spacing w:after="60"/>
+      </w:pPr>
+      <w:r>
+        <w:t xml:space="preserve">Removed: the test Battlefield "Explore Promote Test" and the 1 job copied into it.</w:t>
       </w:r>
     </w:p>
     <w:sectPr>
@@ -5675,6 +6573,7 @@
     <w:next w:val="Normal"/>
     <w:qFormat/>
     <w:pPr>
+      <w:keepNext/>
       <w:spacing w:after="120" w:before="360"/>
       <w:outlineLvl w:val="0"/>
     </w:pPr>
@@ -5693,6 +6592,7 @@
     <w:next w:val="Normal"/>
     <w:qFormat/>
     <w:pPr>
+      <w:keepNext/>
       <w:spacing w:after="80" w:before="220"/>
       <w:outlineLvl w:val="1"/>
     </w:pPr>

--- a/docs/KAMUI-postmortem.docx
+++ b/docs/KAMUI-postmortem.docx
@@ -783,6 +783,122 @@
                 <w:szCs w:val="19"/>
               </w:rPr>
               <w:t xml:space="preserve">Turbopack could not spawn its PostCSS worker. Use npx next dev --webpack.</w:t>
+            </w:r>
+          </w:p>
+        </w:tc>
+      </w:tr>
+      <w:tr>
+        <w:tc>
+          <w:tcPr>
+            <w:tcW w:type="dxa" w:w="3200"/>
+            <w:tcBorders>
+              <w:top w:val="single" w:color="BFBFBF" w:sz="4"/>
+              <w:left w:val="single" w:color="BFBFBF" w:sz="4"/>
+              <w:bottom w:val="single" w:color="BFBFBF" w:sz="4"/>
+              <w:right w:val="single" w:color="BFBFBF" w:sz="4"/>
+            </w:tcBorders>
+            <w:tcMar>
+              <w:top w:type="dxa" w:w="60"/>
+              <w:left w:type="dxa" w:w="100"/>
+              <w:bottom w:type="dxa" w:w="60"/>
+              <w:right w:type="dxa" w:w="100"/>
+            </w:tcMar>
+          </w:tcPr>
+          <w:p>
+            <w:r>
+              <w:rPr>
+                <w:b w:val="false"/>
+                <w:bCs w:val="false"/>
+                <w:sz w:val="19"/>
+                <w:szCs w:val="19"/>
+              </w:rPr>
+              <w:t xml:space="preserve">Railway deploy crashes: Cannot find module '/app/index.js'</w:t>
+            </w:r>
+          </w:p>
+        </w:tc>
+        <w:tc>
+          <w:tcPr>
+            <w:tcW w:type="dxa" w:w="5826"/>
+            <w:tcBorders>
+              <w:top w:val="single" w:color="BFBFBF" w:sz="4"/>
+              <w:left w:val="single" w:color="BFBFBF" w:sz="4"/>
+              <w:bottom w:val="single" w:color="BFBFBF" w:sz="4"/>
+              <w:right w:val="single" w:color="BFBFBF" w:sz="4"/>
+            </w:tcBorders>
+            <w:tcMar>
+              <w:top w:type="dxa" w:w="60"/>
+              <w:left w:type="dxa" w:w="100"/>
+              <w:bottom w:type="dxa" w:w="60"/>
+              <w:right w:type="dxa" w:w="100"/>
+            </w:tcMar>
+          </w:tcPr>
+          <w:p>
+            <w:r>
+              <w:rPr>
+                <w:b w:val="false"/>
+                <w:bCs w:val="false"/>
+                <w:sz w:val="19"/>
+                <w:szCs w:val="19"/>
+              </w:rPr>
+              <w:t xml:space="preserve">Railway built the repo root, whose package.json had no start script. Fixed on 2026-09-24: root build/start scripts delegate to web/. Check they still exist.</w:t>
+            </w:r>
+          </w:p>
+        </w:tc>
+      </w:tr>
+      <w:tr>
+        <w:tc>
+          <w:tcPr>
+            <w:tcW w:type="dxa" w:w="3200"/>
+            <w:tcBorders>
+              <w:top w:val="single" w:color="BFBFBF" w:sz="4"/>
+              <w:left w:val="single" w:color="BFBFBF" w:sz="4"/>
+              <w:bottom w:val="single" w:color="BFBFBF" w:sz="4"/>
+              <w:right w:val="single" w:color="BFBFBF" w:sz="4"/>
+            </w:tcBorders>
+            <w:tcMar>
+              <w:top w:type="dxa" w:w="60"/>
+              <w:left w:type="dxa" w:w="100"/>
+              <w:bottom w:type="dxa" w:w="60"/>
+              <w:right w:type="dxa" w:w="100"/>
+            </w:tcMar>
+          </w:tcPr>
+          <w:p>
+            <w:r>
+              <w:rPr>
+                <w:b w:val="false"/>
+                <w:bCs w:val="false"/>
+                <w:sz w:val="19"/>
+                <w:szCs w:val="19"/>
+              </w:rPr>
+              <w:t xml:space="preserve">Railway build fails on tailwind, typescript or prisma not found</w:t>
+            </w:r>
+          </w:p>
+        </w:tc>
+        <w:tc>
+          <w:tcPr>
+            <w:tcW w:type="dxa" w:w="5826"/>
+            <w:tcBorders>
+              <w:top w:val="single" w:color="BFBFBF" w:sz="4"/>
+              <w:left w:val="single" w:color="BFBFBF" w:sz="4"/>
+              <w:bottom w:val="single" w:color="BFBFBF" w:sz="4"/>
+              <w:right w:val="single" w:color="BFBFBF" w:sz="4"/>
+            </w:tcBorders>
+            <w:tcMar>
+              <w:top w:type="dxa" w:w="60"/>
+              <w:left w:type="dxa" w:w="100"/>
+              <w:bottom w:type="dxa" w:w="60"/>
+              <w:right w:type="dxa" w:w="100"/>
+            </w:tcMar>
+          </w:tcPr>
+          <w:p>
+            <w:r>
+              <w:rPr>
+                <w:b w:val="false"/>
+                <w:bCs w:val="false"/>
+                <w:sz w:val="19"/>
+                <w:szCs w:val="19"/>
+              </w:rPr>
+              <w:t xml:space="preserve">web/ devDependencies were skipped in a production install. The root build script must keep npm ci --include=dev.</w:t>
             </w:r>
           </w:p>
         </w:tc>

--- a/docs/KAMUI-postmortem.docx
+++ b/docs/KAMUI-postmortem.docx
@@ -21,7 +21,7 @@
         <w:rPr>
           <w:color w:val="666666"/>
         </w:rPr>
-        <w:t xml:space="preserve">Last updated 2026-09-24, after Phase 4.</w:t>
+        <w:t xml:space="preserve">Last updated 2026-09-24, after the async search change.</w:t>
       </w:r>
     </w:p>
     <w:p>
@@ -84,7 +84,7 @@
         <w:pStyle w:val="Heading1"/>
       </w:pPr>
       <w:r>
-        <w:t xml:space="preserve">The system after Phase 4</w:t>
+        <w:t xml:space="preserve">The system after the async search change</w:t>
       </w:r>
     </w:p>
     <w:p>
@@ -175,7 +175,20 @@
         <w:spacing w:after="60"/>
       </w:pPr>
       <w:r>
-        <w:t xml:space="preserve">Railway auto-deploy from GitHub was disconnected by the user during Phase 1 and has not been reconnected. The deployed web service is running pre-Phase-1 code against the new schema, so it is broken.</w:t>
+        <w:t xml:space="preserve">Searches are asynchronous: the search and explore routes start Apify and return a Run id; GET /api/runs/&lt;id&gt; reports progress and ingests the jobs once Apify finishes. The UI polls it.</w:t>
+      </w:r>
+    </w:p>
+    <w:p>
+      <w:pPr>
+        <w:pStyle w:val="ListParagraph"/>
+        <w:numPr>
+          <w:ilvl w:val="0"/>
+          <w:numId w:val="2"/>
+        </w:numPr>
+        <w:spacing w:after="60"/>
+      </w:pPr>
+      <w:r>
+        <w:t xml:space="preserve">Railway builds the repo root; the root package.json build and start scripts delegate to web/. Auto-deploy from GitHub was reconnected by the user after Phase 4.</w:t>
       </w:r>
     </w:p>
     <w:p>
@@ -928,6 +941,122 @@
                 <w:sz w:val="19"/>
                 <w:szCs w:val="19"/>
               </w:rPr>
+              <w:t xml:space="preserve">A search shows Saving the results... forever</w:t>
+            </w:r>
+          </w:p>
+        </w:tc>
+        <w:tc>
+          <w:tcPr>
+            <w:tcW w:type="dxa" w:w="5826"/>
+            <w:tcBorders>
+              <w:top w:val="single" w:color="BFBFBF" w:sz="4"/>
+              <w:left w:val="single" w:color="BFBFBF" w:sz="4"/>
+              <w:bottom w:val="single" w:color="BFBFBF" w:sz="4"/>
+              <w:right w:val="single" w:color="BFBFBF" w:sz="4"/>
+            </w:tcBorders>
+            <w:tcMar>
+              <w:top w:type="dxa" w:w="60"/>
+              <w:left w:type="dxa" w:w="100"/>
+              <w:bottom w:type="dxa" w:w="60"/>
+              <w:right w:type="dxa" w:w="100"/>
+            </w:tcMar>
+          </w:tcPr>
+          <w:p>
+            <w:r>
+              <w:rPr>
+                <w:b w:val="false"/>
+                <w:bCs w:val="false"/>
+                <w:sz w:val="19"/>
+                <w:szCs w:val="19"/>
+              </w:rPr>
+              <w:t xml:space="preserve">Its Run is stuck in ingesting (the server died mid-ingest). Set the Run's status back to running; the next poll ingests again.</w:t>
+            </w:r>
+          </w:p>
+        </w:tc>
+      </w:tr>
+      <w:tr>
+        <w:tc>
+          <w:tcPr>
+            <w:tcW w:type="dxa" w:w="3200"/>
+            <w:tcBorders>
+              <w:top w:val="single" w:color="BFBFBF" w:sz="4"/>
+              <w:left w:val="single" w:color="BFBFBF" w:sz="4"/>
+              <w:bottom w:val="single" w:color="BFBFBF" w:sz="4"/>
+              <w:right w:val="single" w:color="BFBFBF" w:sz="4"/>
+            </w:tcBorders>
+            <w:tcMar>
+              <w:top w:type="dxa" w:w="60"/>
+              <w:left w:type="dxa" w:w="100"/>
+              <w:bottom w:type="dxa" w:w="60"/>
+              <w:right w:type="dxa" w:w="100"/>
+            </w:tcMar>
+          </w:tcPr>
+          <w:p>
+            <w:r>
+              <w:rPr>
+                <w:b w:val="false"/>
+                <w:bCs w:val="false"/>
+                <w:sz w:val="19"/>
+                <w:szCs w:val="19"/>
+              </w:rPr>
+              <w:t xml:space="preserve">A search finished on Apify but its jobs never appeared</w:t>
+            </w:r>
+          </w:p>
+        </w:tc>
+        <w:tc>
+          <w:tcPr>
+            <w:tcW w:type="dxa" w:w="5826"/>
+            <w:tcBorders>
+              <w:top w:val="single" w:color="BFBFBF" w:sz="4"/>
+              <w:left w:val="single" w:color="BFBFBF" w:sz="4"/>
+              <w:bottom w:val="single" w:color="BFBFBF" w:sz="4"/>
+              <w:right w:val="single" w:color="BFBFBF" w:sz="4"/>
+            </w:tcBorders>
+            <w:tcMar>
+              <w:top w:type="dxa" w:w="60"/>
+              <w:left w:type="dxa" w:w="100"/>
+              <w:bottom w:type="dxa" w:w="60"/>
+              <w:right w:type="dxa" w:w="100"/>
+            </w:tcMar>
+          </w:tcPr>
+          <w:p>
+            <w:r>
+              <w:rPr>
+                <w:b w:val="false"/>
+                <w:bCs w:val="false"/>
+                <w:sz w:val="19"/>
+                <w:szCs w:val="19"/>
+              </w:rPr>
+              <w:t xml:space="preserve">Ingest only happens when GET /api/runs/&lt;id&gt; is called. Open the Battlefield or wave page, or call the route.</w:t>
+            </w:r>
+          </w:p>
+        </w:tc>
+      </w:tr>
+      <w:tr>
+        <w:tc>
+          <w:tcPr>
+            <w:tcW w:type="dxa" w:w="3200"/>
+            <w:tcBorders>
+              <w:top w:val="single" w:color="BFBFBF" w:sz="4"/>
+              <w:left w:val="single" w:color="BFBFBF" w:sz="4"/>
+              <w:bottom w:val="single" w:color="BFBFBF" w:sz="4"/>
+              <w:right w:val="single" w:color="BFBFBF" w:sz="4"/>
+            </w:tcBorders>
+            <w:tcMar>
+              <w:top w:type="dxa" w:w="60"/>
+              <w:left w:type="dxa" w:w="100"/>
+              <w:bottom w:type="dxa" w:w="60"/>
+              <w:right w:type="dxa" w:w="100"/>
+            </w:tcMar>
+          </w:tcPr>
+          <w:p>
+            <w:r>
+              <w:rPr>
+                <w:b w:val="false"/>
+                <w:bCs w:val="false"/>
+                <w:sz w:val="19"/>
+                <w:szCs w:val="19"/>
+              </w:rPr>
               <w:t xml:space="preserve">Port 3000 already in use</w:t>
             </w:r>
           </w:p>
@@ -1032,20 +1161,33 @@
         <w:spacing w:after="60"/>
       </w:pPr>
       <w:r>
-        <w:t xml:space="preserve">Long synchronous search requests versus hosting request timeouts (unchecked on Railway).</w:t>
-      </w:r>
-    </w:p>
-    <w:p>
-      <w:pPr>
-        <w:pStyle w:val="ListParagraph"/>
-        <w:numPr>
-          <w:ilvl w:val="0"/>
-          <w:numId w:val="2"/>
-        </w:numPr>
-        <w:spacing w:after="60"/>
-      </w:pPr>
-      <w:r>
-        <w:t xml:space="preserve">The deployed Railway app is broken and GitHub auto-deploy is disconnected until the rebuild is deployed.</w:t>
+        <w:t xml:space="preserve">Manual Rank still runs inside its request; large ranks could time out on Railway.</w:t>
+      </w:r>
+    </w:p>
+    <w:p>
+      <w:pPr>
+        <w:pStyle w:val="ListParagraph"/>
+        <w:numPr>
+          <w:ilvl w:val="0"/>
+          <w:numId w:val="2"/>
+        </w:numPr>
+        <w:spacing w:after="60"/>
+      </w:pPr>
+      <w:r>
+        <w:t xml:space="preserve">Nothing resets a Run stuck in ingesting, and results nobody polls for eventually expire on Apify.</w:t>
+      </w:r>
+    </w:p>
+    <w:p>
+      <w:pPr>
+        <w:pStyle w:val="ListParagraph"/>
+        <w:numPr>
+          <w:ilvl w:val="0"/>
+          <w:numId w:val="2"/>
+        </w:numPr>
+        <w:spacing w:after="60"/>
+      </w:pPr>
+      <w:r>
+        <w:t xml:space="preserve">The deployed Railway app has not been verified after the deploy fix and the async search change.</w:t>
       </w:r>
     </w:p>
     <w:p>
@@ -1084,7 +1226,7 @@
         <w:spacing w:after="60"/>
       </w:pPr>
       <w:r>
-        <w:t xml:space="preserve">Search New and Rank have not been clicked from the UI yet (their routes were tested directly in Phase 2).</w:t>
+        <w:t xml:space="preserve">Rank has not been clicked from the UI yet (its route was tested directly in Phase 2). Search New has.</w:t>
       </w:r>
     </w:p>
     <w:p>
@@ -6260,6 +6402,1399 @@
       </w:pPr>
       <w:r>
         <w:t xml:space="preserve">Removed: the test Battlefield "Explore Promote Test" and the 1 job copied into it.</w:t>
+      </w:r>
+    </w:p>
+    <w:p>
+      <w:pPr>
+        <w:pStyle w:val="Heading1"/>
+      </w:pPr>
+      <w:r>
+        <w:t xml:space="preserve">After Phase 4: Railway deploy fix and asynchronous searches</w:t>
+      </w:r>
+    </w:p>
+    <w:p>
+      <w:pPr>
+        <w:spacing w:after="120"/>
+        <w:rPr>
+          <w:color w:val="666666"/>
+          <w:sz w:val="20"/>
+          <w:szCs w:val="20"/>
+        </w:rPr>
+      </w:pPr>
+      <w:r>
+        <w:rPr>
+          <w:color w:val="666666"/>
+          <w:sz w:val="20"/>
+          <w:szCs w:val="20"/>
+        </w:rPr>
+        <w:t xml:space="preserve">2026-09-24  ·  commit 140be22, 034cc7d</w:t>
+      </w:r>
+    </w:p>
+    <w:p>
+      <w:pPr>
+        <w:spacing w:after="120"/>
+      </w:pPr>
+      <w:r>
+        <w:t xml:space="preserve">The first Railway deploy after the rebuild crashed, and once it ran, searches timed out because each request waited for the Apify sweep. The deploy was fixed with root build and start scripts. Searches were split in two: the search and explore routes start Apify and return at once, and a status route reports progress and saves the jobs when Apify finishes.</w:t>
+      </w:r>
+    </w:p>
+    <w:p>
+      <w:pPr>
+        <w:pStyle w:val="Heading2"/>
+      </w:pPr>
+      <w:r>
+        <w:t xml:space="preserve">What changed</w:t>
+      </w:r>
+    </w:p>
+    <w:p>
+      <w:pPr>
+        <w:pStyle w:val="ListParagraph"/>
+        <w:numPr>
+          <w:ilvl w:val="0"/>
+          <w:numId w:val="2"/>
+        </w:numPr>
+        <w:spacing w:after="60"/>
+      </w:pPr>
+      <w:r>
+        <w:t xml:space="preserve">package.json (repo root): build installs web/ dependencies with --include=dev and runs web's build; start runs next start in web/ (140be22).</w:t>
+      </w:r>
+    </w:p>
+    <w:p>
+      <w:pPr>
+        <w:pStyle w:val="ListParagraph"/>
+        <w:numPr>
+          <w:ilvl w:val="0"/>
+          <w:numId w:val="2"/>
+        </w:numPr>
+        <w:spacing w:after="60"/>
+      </w:pPr>
+      <w:r>
+        <w:t xml:space="preserve">prisma/migrations/20260924140000_async_search_runs: additive. Run gains apifyRunIds (text[]) and searchWaveId (link to SearchWave).</w:t>
+      </w:r>
+    </w:p>
+    <w:p>
+      <w:pPr>
+        <w:pStyle w:val="ListParagraph"/>
+        <w:numPr>
+          <w:ilvl w:val="0"/>
+          <w:numId w:val="2"/>
+        </w:numPr>
+        <w:spacing w:after="60"/>
+      </w:pPr>
+      <w:r>
+        <w:t xml:space="preserve">web/lib/apify.ts rewritten on the apify-client package: startSearch (actor.start, one run per location, Promise.allSettled), getRuns, readJobs.</w:t>
+      </w:r>
+    </w:p>
+    <w:p>
+      <w:pPr>
+        <w:pStyle w:val="ListParagraph"/>
+        <w:numPr>
+          <w:ilvl w:val="0"/>
+          <w:numId w:val="2"/>
+        </w:numPr>
+        <w:spacing w:after="60"/>
+      </w:pPr>
+      <w:r>
+        <w:t xml:space="preserve">web/lib/searchRuns.ts (new): startBattlefieldSearch, startExplore, and checkRun, which reports progress or ingests once every Apify run has finished.</w:t>
+      </w:r>
+    </w:p>
+    <w:p>
+      <w:pPr>
+        <w:pStyle w:val="ListParagraph"/>
+        <w:numPr>
+          <w:ilvl w:val="0"/>
+          <w:numId w:val="2"/>
+        </w:numPr>
+        <w:spacing w:after="60"/>
+      </w:pPr>
+      <w:r>
+        <w:t xml:space="preserve">POST /api/battlefields/[id]/search and POST /api/explore now return 202 with a runId (and waveId for Explore). New GET /api/runs/[id].</w:t>
+      </w:r>
+    </w:p>
+    <w:p>
+      <w:pPr>
+        <w:pStyle w:val="ListParagraph"/>
+        <w:numPr>
+          <w:ilvl w:val="0"/>
+          <w:numId w:val="2"/>
+        </w:numPr>
+        <w:spacing w:after="60"/>
+      </w:pPr>
+      <w:r>
+        <w:t xml:space="preserve">UI: web/app/useRunStatus.ts polls the status route every 5 seconds. The Discovery toolbar and the Explore wave view show elapsed time and Apify's progress message, refresh when done, and resume after a reload. The holding bay marks waves that are searching or failed.</w:t>
+      </w:r>
+    </w:p>
+    <w:p>
+      <w:pPr>
+        <w:pStyle w:val="ListParagraph"/>
+        <w:numPr>
+          <w:ilvl w:val="0"/>
+          <w:numId w:val="2"/>
+        </w:numPr>
+        <w:spacing w:after="60"/>
+      </w:pPr>
+      <w:r>
+        <w:t xml:space="preserve">web/next.config.ts: apify-client in serverExternalPackages.</w:t>
+      </w:r>
+    </w:p>
+    <w:p>
+      <w:pPr>
+        <w:pStyle w:val="Heading2"/>
+      </w:pPr>
+      <w:r>
+        <w:t xml:space="preserve">Decisions and deviations from the spec</w:t>
+      </w:r>
+    </w:p>
+    <w:tbl>
+      <w:tblPr>
+        <w:tblW w:type="dxa" w:w="9026"/>
+        <w:tblBorders>
+          <w:top w:val="single" w:color="auto" w:sz="4"/>
+          <w:left w:val="single" w:color="auto" w:sz="4"/>
+          <w:bottom w:val="single" w:color="auto" w:sz="4"/>
+          <w:right w:val="single" w:color="auto" w:sz="4"/>
+          <w:insideH w:val="single" w:color="auto" w:sz="4"/>
+          <w:insideV w:val="single" w:color="auto" w:sz="4"/>
+        </w:tblBorders>
+      </w:tblPr>
+      <w:tblGrid>
+        <w:gridCol w:w="2600"/>
+        <w:gridCol w:w="3400"/>
+        <w:gridCol w:w="3026"/>
+      </w:tblGrid>
+      <w:tr>
+        <w:trPr>
+          <w:tblHeader/>
+        </w:trPr>
+        <w:tc>
+          <w:tcPr>
+            <w:tcW w:type="dxa" w:w="2600"/>
+            <w:tcBorders>
+              <w:top w:val="single" w:color="BFBFBF" w:sz="4"/>
+              <w:left w:val="single" w:color="BFBFBF" w:sz="4"/>
+              <w:bottom w:val="single" w:color="BFBFBF" w:sz="4"/>
+              <w:right w:val="single" w:color="BFBFBF" w:sz="4"/>
+            </w:tcBorders>
+            <w:shd w:fill="EDEDED" w:color="auto" w:val="clear"/>
+            <w:tcMar>
+              <w:top w:type="dxa" w:w="60"/>
+              <w:left w:type="dxa" w:w="100"/>
+              <w:bottom w:type="dxa" w:w="60"/>
+              <w:right w:type="dxa" w:w="100"/>
+            </w:tcMar>
+          </w:tcPr>
+          <w:p>
+            <w:r>
+              <w:rPr>
+                <w:b/>
+                <w:bCs/>
+                <w:sz w:val="19"/>
+                <w:szCs w:val="19"/>
+              </w:rPr>
+              <w:t xml:space="preserve">Decision</w:t>
+            </w:r>
+          </w:p>
+        </w:tc>
+        <w:tc>
+          <w:tcPr>
+            <w:tcW w:type="dxa" w:w="3400"/>
+            <w:tcBorders>
+              <w:top w:val="single" w:color="BFBFBF" w:sz="4"/>
+              <w:left w:val="single" w:color="BFBFBF" w:sz="4"/>
+              <w:bottom w:val="single" w:color="BFBFBF" w:sz="4"/>
+              <w:right w:val="single" w:color="BFBFBF" w:sz="4"/>
+            </w:tcBorders>
+            <w:shd w:fill="EDEDED" w:color="auto" w:val="clear"/>
+            <w:tcMar>
+              <w:top w:type="dxa" w:w="60"/>
+              <w:left w:type="dxa" w:w="100"/>
+              <w:bottom w:type="dxa" w:w="60"/>
+              <w:right w:type="dxa" w:w="100"/>
+            </w:tcMar>
+          </w:tcPr>
+          <w:p>
+            <w:r>
+              <w:rPr>
+                <w:b/>
+                <w:bCs/>
+                <w:sz w:val="19"/>
+                <w:szCs w:val="19"/>
+              </w:rPr>
+              <w:t xml:space="preserve">Why</w:t>
+            </w:r>
+          </w:p>
+        </w:tc>
+        <w:tc>
+          <w:tcPr>
+            <w:tcW w:type="dxa" w:w="3026"/>
+            <w:tcBorders>
+              <w:top w:val="single" w:color="BFBFBF" w:sz="4"/>
+              <w:left w:val="single" w:color="BFBFBF" w:sz="4"/>
+              <w:bottom w:val="single" w:color="BFBFBF" w:sz="4"/>
+              <w:right w:val="single" w:color="BFBFBF" w:sz="4"/>
+            </w:tcBorders>
+            <w:shd w:fill="EDEDED" w:color="auto" w:val="clear"/>
+            <w:tcMar>
+              <w:top w:type="dxa" w:w="60"/>
+              <w:left w:type="dxa" w:w="100"/>
+              <w:bottom w:type="dxa" w:w="60"/>
+              <w:right w:type="dxa" w:w="100"/>
+            </w:tcMar>
+          </w:tcPr>
+          <w:p>
+            <w:r>
+              <w:rPr>
+                <w:b/>
+                <w:bCs/>
+                <w:sz w:val="19"/>
+                <w:szCs w:val="19"/>
+              </w:rPr>
+              <w:t xml:space="preserve">Consequence / where</w:t>
+            </w:r>
+          </w:p>
+        </w:tc>
+      </w:tr>
+      <w:tr>
+        <w:tc>
+          <w:tcPr>
+            <w:tcW w:type="dxa" w:w="2600"/>
+            <w:tcBorders>
+              <w:top w:val="single" w:color="BFBFBF" w:sz="4"/>
+              <w:left w:val="single" w:color="BFBFBF" w:sz="4"/>
+              <w:bottom w:val="single" w:color="BFBFBF" w:sz="4"/>
+              <w:right w:val="single" w:color="BFBFBF" w:sz="4"/>
+            </w:tcBorders>
+            <w:tcMar>
+              <w:top w:type="dxa" w:w="60"/>
+              <w:left w:type="dxa" w:w="100"/>
+              <w:bottom w:type="dxa" w:w="60"/>
+              <w:right w:type="dxa" w:w="100"/>
+            </w:tcMar>
+          </w:tcPr>
+          <w:p>
+            <w:r>
+              <w:rPr>
+                <w:b w:val="false"/>
+                <w:bCs w:val="false"/>
+                <w:sz w:val="19"/>
+                <w:szCs w:val="19"/>
+              </w:rPr>
+              <w:t xml:space="preserve">The Run stores a list of Apify run ids, not one</w:t>
+            </w:r>
+          </w:p>
+        </w:tc>
+        <w:tc>
+          <w:tcPr>
+            <w:tcW w:type="dxa" w:w="3400"/>
+            <w:tcBorders>
+              <w:top w:val="single" w:color="BFBFBF" w:sz="4"/>
+              <w:left w:val="single" w:color="BFBFBF" w:sz="4"/>
+              <w:bottom w:val="single" w:color="BFBFBF" w:sz="4"/>
+              <w:right w:val="single" w:color="BFBFBF" w:sz="4"/>
+            </w:tcBorders>
+            <w:tcMar>
+              <w:top w:type="dxa" w:w="60"/>
+              <w:left w:type="dxa" w:w="100"/>
+              <w:bottom w:type="dxa" w:w="60"/>
+              <w:right w:type="dxa" w:w="100"/>
+            </w:tcMar>
+          </w:tcPr>
+          <w:p>
+            <w:r>
+              <w:rPr>
+                <w:b w:val="false"/>
+                <w:bCs w:val="false"/>
+                <w:sz w:val="19"/>
+                <w:szCs w:val="19"/>
+              </w:rPr>
+              <w:t xml:space="preserve">A Battlefield with several locations starts one Apify run per location.</w:t>
+            </w:r>
+          </w:p>
+        </w:tc>
+        <w:tc>
+          <w:tcPr>
+            <w:tcW w:type="dxa" w:w="3026"/>
+            <w:tcBorders>
+              <w:top w:val="single" w:color="BFBFBF" w:sz="4"/>
+              <w:left w:val="single" w:color="BFBFBF" w:sz="4"/>
+              <w:bottom w:val="single" w:color="BFBFBF" w:sz="4"/>
+              <w:right w:val="single" w:color="BFBFBF" w:sz="4"/>
+            </w:tcBorders>
+            <w:tcMar>
+              <w:top w:type="dxa" w:w="60"/>
+              <w:left w:type="dxa" w:w="100"/>
+              <w:bottom w:type="dxa" w:w="60"/>
+              <w:right w:type="dxa" w:w="100"/>
+            </w:tcMar>
+          </w:tcPr>
+          <w:p>
+            <w:r>
+              <w:rPr>
+                <w:b w:val="false"/>
+                <w:bCs w:val="false"/>
+                <w:sz w:val="19"/>
+                <w:szCs w:val="19"/>
+              </w:rPr>
+              <w:t xml:space="preserve">The status route waits for all of them before ingesting.</w:t>
+            </w:r>
+          </w:p>
+        </w:tc>
+      </w:tr>
+      <w:tr>
+        <w:tc>
+          <w:tcPr>
+            <w:tcW w:type="dxa" w:w="2600"/>
+            <w:tcBorders>
+              <w:top w:val="single" w:color="BFBFBF" w:sz="4"/>
+              <w:left w:val="single" w:color="BFBFBF" w:sz="4"/>
+              <w:bottom w:val="single" w:color="BFBFBF" w:sz="4"/>
+              <w:right w:val="single" w:color="BFBFBF" w:sz="4"/>
+            </w:tcBorders>
+            <w:tcMar>
+              <w:top w:type="dxa" w:w="60"/>
+              <w:left w:type="dxa" w:w="100"/>
+              <w:bottom w:type="dxa" w:w="60"/>
+              <w:right w:type="dxa" w:w="100"/>
+            </w:tcMar>
+          </w:tcPr>
+          <w:p>
+            <w:r>
+              <w:rPr>
+                <w:b w:val="false"/>
+                <w:bCs w:val="false"/>
+                <w:sz w:val="19"/>
+                <w:szCs w:val="19"/>
+              </w:rPr>
+              <w:t xml:space="preserve">One status route, /api/runs/[id], for Battlefield searches and Explore</w:t>
+            </w:r>
+          </w:p>
+        </w:tc>
+        <w:tc>
+          <w:tcPr>
+            <w:tcW w:type="dxa" w:w="3400"/>
+            <w:tcBorders>
+              <w:top w:val="single" w:color="BFBFBF" w:sz="4"/>
+              <w:left w:val="single" w:color="BFBFBF" w:sz="4"/>
+              <w:bottom w:val="single" w:color="BFBFBF" w:sz="4"/>
+              <w:right w:val="single" w:color="BFBFBF" w:sz="4"/>
+            </w:tcBorders>
+            <w:tcMar>
+              <w:top w:type="dxa" w:w="60"/>
+              <w:left w:type="dxa" w:w="100"/>
+              <w:bottom w:type="dxa" w:w="60"/>
+              <w:right w:type="dxa" w:w="100"/>
+            </w:tcMar>
+          </w:tcPr>
+          <w:p>
+            <w:r>
+              <w:rPr>
+                <w:b w:val="false"/>
+                <w:bCs w:val="false"/>
+                <w:sz w:val="19"/>
+                <w:szCs w:val="19"/>
+              </w:rPr>
+              <w:t xml:space="preserve">The Run row already knows its Battlefield or wave.</w:t>
+            </w:r>
+          </w:p>
+        </w:tc>
+        <w:tc>
+          <w:tcPr>
+            <w:tcW w:type="dxa" w:w="3026"/>
+            <w:tcBorders>
+              <w:top w:val="single" w:color="BFBFBF" w:sz="4"/>
+              <w:left w:val="single" w:color="BFBFBF" w:sz="4"/>
+              <w:bottom w:val="single" w:color="BFBFBF" w:sz="4"/>
+              <w:right w:val="single" w:color="BFBFBF" w:sz="4"/>
+            </w:tcBorders>
+            <w:tcMar>
+              <w:top w:type="dxa" w:w="60"/>
+              <w:left w:type="dxa" w:w="100"/>
+              <w:bottom w:type="dxa" w:w="60"/>
+              <w:right w:type="dxa" w:w="100"/>
+            </w:tcMar>
+          </w:tcPr>
+          <w:p>
+            <w:r>
+              <w:rPr>
+                <w:b w:val="false"/>
+                <w:bCs w:val="false"/>
+                <w:sz w:val="19"/>
+                <w:szCs w:val="19"/>
+              </w:rPr>
+              <w:t xml:space="preserve"/>
+            </w:r>
+          </w:p>
+        </w:tc>
+      </w:tr>
+      <w:tr>
+        <w:tc>
+          <w:tcPr>
+            <w:tcW w:type="dxa" w:w="2600"/>
+            <w:tcBorders>
+              <w:top w:val="single" w:color="BFBFBF" w:sz="4"/>
+              <w:left w:val="single" w:color="BFBFBF" w:sz="4"/>
+              <w:bottom w:val="single" w:color="BFBFBF" w:sz="4"/>
+              <w:right w:val="single" w:color="BFBFBF" w:sz="4"/>
+            </w:tcBorders>
+            <w:tcMar>
+              <w:top w:type="dxa" w:w="60"/>
+              <w:left w:type="dxa" w:w="100"/>
+              <w:bottom w:type="dxa" w:w="60"/>
+              <w:right w:type="dxa" w:w="100"/>
+            </w:tcMar>
+          </w:tcPr>
+          <w:p>
+            <w:r>
+              <w:rPr>
+                <w:b w:val="false"/>
+                <w:bCs w:val="false"/>
+                <w:sz w:val="19"/>
+                <w:szCs w:val="19"/>
+              </w:rPr>
+              <w:t xml:space="preserve">Ingestion happens when someone polls, not in a background worker</w:t>
+            </w:r>
+          </w:p>
+        </w:tc>
+        <w:tc>
+          <w:tcPr>
+            <w:tcW w:type="dxa" w:w="3400"/>
+            <w:tcBorders>
+              <w:top w:val="single" w:color="BFBFBF" w:sz="4"/>
+              <w:left w:val="single" w:color="BFBFBF" w:sz="4"/>
+              <w:bottom w:val="single" w:color="BFBFBF" w:sz="4"/>
+              <w:right w:val="single" w:color="BFBFBF" w:sz="4"/>
+            </w:tcBorders>
+            <w:tcMar>
+              <w:top w:type="dxa" w:w="60"/>
+              <w:left w:type="dxa" w:w="100"/>
+              <w:bottom w:type="dxa" w:w="60"/>
+              <w:right w:type="dxa" w:w="100"/>
+            </w:tcMar>
+          </w:tcPr>
+          <w:p>
+            <w:r>
+              <w:rPr>
+                <w:b w:val="false"/>
+                <w:bCs w:val="false"/>
+                <w:sz w:val="19"/>
+                <w:szCs w:val="19"/>
+              </w:rPr>
+              <w:t xml:space="preserve">There is no worker process. The UI polls while a search runs and resumes polling on page load.</w:t>
+            </w:r>
+          </w:p>
+        </w:tc>
+        <w:tc>
+          <w:tcPr>
+            <w:tcW w:type="dxa" w:w="3026"/>
+            <w:tcBorders>
+              <w:top w:val="single" w:color="BFBFBF" w:sz="4"/>
+              <w:left w:val="single" w:color="BFBFBF" w:sz="4"/>
+              <w:bottom w:val="single" w:color="BFBFBF" w:sz="4"/>
+              <w:right w:val="single" w:color="BFBFBF" w:sz="4"/>
+            </w:tcBorders>
+            <w:tcMar>
+              <w:top w:type="dxa" w:w="60"/>
+              <w:left w:type="dxa" w:w="100"/>
+              <w:bottom w:type="dxa" w:w="60"/>
+              <w:right w:type="dxa" w:w="100"/>
+            </w:tcMar>
+          </w:tcPr>
+          <w:p>
+            <w:r>
+              <w:rPr>
+                <w:b w:val="false"/>
+                <w:bCs w:val="false"/>
+                <w:sz w:val="19"/>
+                <w:szCs w:val="19"/>
+              </w:rPr>
+              <w:t xml:space="preserve">If nobody opens the page, results wait in Apify until someone does (see risks).</w:t>
+            </w:r>
+          </w:p>
+        </w:tc>
+      </w:tr>
+      <w:tr>
+        <w:tc>
+          <w:tcPr>
+            <w:tcW w:type="dxa" w:w="2600"/>
+            <w:tcBorders>
+              <w:top w:val="single" w:color="BFBFBF" w:sz="4"/>
+              <w:left w:val="single" w:color="BFBFBF" w:sz="4"/>
+              <w:bottom w:val="single" w:color="BFBFBF" w:sz="4"/>
+              <w:right w:val="single" w:color="BFBFBF" w:sz="4"/>
+            </w:tcBorders>
+            <w:tcMar>
+              <w:top w:type="dxa" w:w="60"/>
+              <w:left w:type="dxa" w:w="100"/>
+              <w:bottom w:type="dxa" w:w="60"/>
+              <w:right w:type="dxa" w:w="100"/>
+            </w:tcMar>
+          </w:tcPr>
+          <w:p>
+            <w:r>
+              <w:rPr>
+                <w:b w:val="false"/>
+                <w:bCs w:val="false"/>
+                <w:sz w:val="19"/>
+                <w:szCs w:val="19"/>
+              </w:rPr>
+              <w:t xml:space="preserve">The first poll after Apify finishes claims the Run (running to ingesting) before saving</w:t>
+            </w:r>
+          </w:p>
+        </w:tc>
+        <w:tc>
+          <w:tcPr>
+            <w:tcW w:type="dxa" w:w="3400"/>
+            <w:tcBorders>
+              <w:top w:val="single" w:color="BFBFBF" w:sz="4"/>
+              <w:left w:val="single" w:color="BFBFBF" w:sz="4"/>
+              <w:bottom w:val="single" w:color="BFBFBF" w:sz="4"/>
+              <w:right w:val="single" w:color="BFBFBF" w:sz="4"/>
+            </w:tcBorders>
+            <w:tcMar>
+              <w:top w:type="dxa" w:w="60"/>
+              <w:left w:type="dxa" w:w="100"/>
+              <w:bottom w:type="dxa" w:w="60"/>
+              <w:right w:type="dxa" w:w="100"/>
+            </w:tcMar>
+          </w:tcPr>
+          <w:p>
+            <w:r>
+              <w:rPr>
+                <w:b w:val="false"/>
+                <w:bCs w:val="false"/>
+                <w:sz w:val="19"/>
+                <w:szCs w:val="19"/>
+              </w:rPr>
+              <w:t xml:space="preserve">Several tabs can poll at once; without the claim an Explore wave would store its jobs twice.</w:t>
+            </w:r>
+          </w:p>
+        </w:tc>
+        <w:tc>
+          <w:tcPr>
+            <w:tcW w:type="dxa" w:w="3026"/>
+            <w:tcBorders>
+              <w:top w:val="single" w:color="BFBFBF" w:sz="4"/>
+              <w:left w:val="single" w:color="BFBFBF" w:sz="4"/>
+              <w:bottom w:val="single" w:color="BFBFBF" w:sz="4"/>
+              <w:right w:val="single" w:color="BFBFBF" w:sz="4"/>
+            </w:tcBorders>
+            <w:tcMar>
+              <w:top w:type="dxa" w:w="60"/>
+              <w:left w:type="dxa" w:w="100"/>
+              <w:bottom w:type="dxa" w:w="60"/>
+              <w:right w:type="dxa" w:w="100"/>
+            </w:tcMar>
+          </w:tcPr>
+          <w:p>
+            <w:r>
+              <w:rPr>
+                <w:b w:val="false"/>
+                <w:bCs w:val="false"/>
+                <w:sz w:val="19"/>
+                <w:szCs w:val="19"/>
+              </w:rPr>
+              <w:t xml:space="preserve">Other pollers see ingesting and keep polling.</w:t>
+            </w:r>
+          </w:p>
+        </w:tc>
+      </w:tr>
+      <w:tr>
+        <w:tc>
+          <w:tcPr>
+            <w:tcW w:type="dxa" w:w="2600"/>
+            <w:tcBorders>
+              <w:top w:val="single" w:color="BFBFBF" w:sz="4"/>
+              <w:left w:val="single" w:color="BFBFBF" w:sz="4"/>
+              <w:bottom w:val="single" w:color="BFBFBF" w:sz="4"/>
+              <w:right w:val="single" w:color="BFBFBF" w:sz="4"/>
+            </w:tcBorders>
+            <w:tcMar>
+              <w:top w:type="dxa" w:w="60"/>
+              <w:left w:type="dxa" w:w="100"/>
+              <w:bottom w:type="dxa" w:w="60"/>
+              <w:right w:type="dxa" w:w="100"/>
+            </w:tcMar>
+          </w:tcPr>
+          <w:p>
+            <w:r>
+              <w:rPr>
+                <w:b w:val="false"/>
+                <w:bCs w:val="false"/>
+                <w:sz w:val="19"/>
+                <w:szCs w:val="19"/>
+              </w:rPr>
+              <w:t xml:space="preserve">One running search per Battlefield</w:t>
+            </w:r>
+          </w:p>
+        </w:tc>
+        <w:tc>
+          <w:tcPr>
+            <w:tcW w:type="dxa" w:w="3400"/>
+            <w:tcBorders>
+              <w:top w:val="single" w:color="BFBFBF" w:sz="4"/>
+              <w:left w:val="single" w:color="BFBFBF" w:sz="4"/>
+              <w:bottom w:val="single" w:color="BFBFBF" w:sz="4"/>
+              <w:right w:val="single" w:color="BFBFBF" w:sz="4"/>
+            </w:tcBorders>
+            <w:tcMar>
+              <w:top w:type="dxa" w:w="60"/>
+              <w:left w:type="dxa" w:w="100"/>
+              <w:bottom w:type="dxa" w:w="60"/>
+              <w:right w:type="dxa" w:w="100"/>
+            </w:tcMar>
+          </w:tcPr>
+          <w:p>
+            <w:r>
+              <w:rPr>
+                <w:b w:val="false"/>
+                <w:bCs w:val="false"/>
+                <w:sz w:val="19"/>
+                <w:szCs w:val="19"/>
+              </w:rPr>
+              <w:t xml:space="preserve">A second Search New click would pay for the same sweep twice.</w:t>
+            </w:r>
+          </w:p>
+        </w:tc>
+        <w:tc>
+          <w:tcPr>
+            <w:tcW w:type="dxa" w:w="3026"/>
+            <w:tcBorders>
+              <w:top w:val="single" w:color="BFBFBF" w:sz="4"/>
+              <w:left w:val="single" w:color="BFBFBF" w:sz="4"/>
+              <w:bottom w:val="single" w:color="BFBFBF" w:sz="4"/>
+              <w:right w:val="single" w:color="BFBFBF" w:sz="4"/>
+            </w:tcBorders>
+            <w:tcMar>
+              <w:top w:type="dxa" w:w="60"/>
+              <w:left w:type="dxa" w:w="100"/>
+              <w:bottom w:type="dxa" w:w="60"/>
+              <w:right w:type="dxa" w:w="100"/>
+            </w:tcMar>
+          </w:tcPr>
+          <w:p>
+            <w:r>
+              <w:rPr>
+                <w:b w:val="false"/>
+                <w:bCs w:val="false"/>
+                <w:sz w:val="19"/>
+                <w:szCs w:val="19"/>
+              </w:rPr>
+              <w:t xml:space="preserve">The search route returns the running Run instead.</w:t>
+            </w:r>
+          </w:p>
+        </w:tc>
+      </w:tr>
+      <w:tr>
+        <w:tc>
+          <w:tcPr>
+            <w:tcW w:type="dxa" w:w="2600"/>
+            <w:tcBorders>
+              <w:top w:val="single" w:color="BFBFBF" w:sz="4"/>
+              <w:left w:val="single" w:color="BFBFBF" w:sz="4"/>
+              <w:bottom w:val="single" w:color="BFBFBF" w:sz="4"/>
+              <w:right w:val="single" w:color="BFBFBF" w:sz="4"/>
+            </w:tcBorders>
+            <w:tcMar>
+              <w:top w:type="dxa" w:w="60"/>
+              <w:left w:type="dxa" w:w="100"/>
+              <w:bottom w:type="dxa" w:w="60"/>
+              <w:right w:type="dxa" w:w="100"/>
+            </w:tcMar>
+          </w:tcPr>
+          <w:p>
+            <w:r>
+              <w:rPr>
+                <w:b w:val="false"/>
+                <w:bCs w:val="false"/>
+                <w:sz w:val="19"/>
+                <w:szCs w:val="19"/>
+              </w:rPr>
+              <w:t xml:space="preserve">Partial failure keeps what succeeded</w:t>
+            </w:r>
+          </w:p>
+        </w:tc>
+        <w:tc>
+          <w:tcPr>
+            <w:tcW w:type="dxa" w:w="3400"/>
+            <w:tcBorders>
+              <w:top w:val="single" w:color="BFBFBF" w:sz="4"/>
+              <w:left w:val="single" w:color="BFBFBF" w:sz="4"/>
+              <w:bottom w:val="single" w:color="BFBFBF" w:sz="4"/>
+              <w:right w:val="single" w:color="BFBFBF" w:sz="4"/>
+            </w:tcBorders>
+            <w:tcMar>
+              <w:top w:type="dxa" w:w="60"/>
+              <w:left w:type="dxa" w:w="100"/>
+              <w:bottom w:type="dxa" w:w="60"/>
+              <w:right w:type="dxa" w:w="100"/>
+            </w:tcMar>
+          </w:tcPr>
+          <w:p>
+            <w:r>
+              <w:rPr>
+                <w:b w:val="false"/>
+                <w:bCs w:val="false"/>
+                <w:sz w:val="19"/>
+                <w:szCs w:val="19"/>
+              </w:rPr>
+              <w:t xml:space="preserve">Results from locations whose Apify run succeeded are paid for.</w:t>
+            </w:r>
+          </w:p>
+        </w:tc>
+        <w:tc>
+          <w:tcPr>
+            <w:tcW w:type="dxa" w:w="3026"/>
+            <w:tcBorders>
+              <w:top w:val="single" w:color="BFBFBF" w:sz="4"/>
+              <w:left w:val="single" w:color="BFBFBF" w:sz="4"/>
+              <w:bottom w:val="single" w:color="BFBFBF" w:sz="4"/>
+              <w:right w:val="single" w:color="BFBFBF" w:sz="4"/>
+            </w:tcBorders>
+            <w:tcMar>
+              <w:top w:type="dxa" w:w="60"/>
+              <w:left w:type="dxa" w:w="100"/>
+              <w:bottom w:type="dxa" w:w="60"/>
+              <w:right w:type="dxa" w:w="100"/>
+            </w:tcMar>
+          </w:tcPr>
+          <w:p>
+            <w:r>
+              <w:rPr>
+                <w:b w:val="false"/>
+                <w:bCs w:val="false"/>
+                <w:sz w:val="19"/>
+                <w:szCs w:val="19"/>
+              </w:rPr>
+              <w:t xml:space="preserve">The Run is done, with the failed runs listed in its error field.</w:t>
+            </w:r>
+          </w:p>
+        </w:tc>
+      </w:tr>
+      <w:tr>
+        <w:tc>
+          <w:tcPr>
+            <w:tcW w:type="dxa" w:w="2600"/>
+            <w:tcBorders>
+              <w:top w:val="single" w:color="BFBFBF" w:sz="4"/>
+              <w:left w:val="single" w:color="BFBFBF" w:sz="4"/>
+              <w:bottom w:val="single" w:color="BFBFBF" w:sz="4"/>
+              <w:right w:val="single" w:color="BFBFBF" w:sz="4"/>
+            </w:tcBorders>
+            <w:tcMar>
+              <w:top w:type="dxa" w:w="60"/>
+              <w:left w:type="dxa" w:w="100"/>
+              <w:bottom w:type="dxa" w:w="60"/>
+              <w:right w:type="dxa" w:w="100"/>
+            </w:tcMar>
+          </w:tcPr>
+          <w:p>
+            <w:r>
+              <w:rPr>
+                <w:b w:val="false"/>
+                <w:bCs w:val="false"/>
+                <w:sz w:val="19"/>
+                <w:szCs w:val="19"/>
+              </w:rPr>
+              <w:t xml:space="preserve">Explore creates its wave when the search starts; failed waves are kept and marked failed</w:t>
+            </w:r>
+          </w:p>
+        </w:tc>
+        <w:tc>
+          <w:tcPr>
+            <w:tcW w:type="dxa" w:w="3400"/>
+            <w:tcBorders>
+              <w:top w:val="single" w:color="BFBFBF" w:sz="4"/>
+              <w:left w:val="single" w:color="BFBFBF" w:sz="4"/>
+              <w:bottom w:val="single" w:color="BFBFBF" w:sz="4"/>
+              <w:right w:val="single" w:color="BFBFBF" w:sz="4"/>
+            </w:tcBorders>
+            <w:tcMar>
+              <w:top w:type="dxa" w:w="60"/>
+              <w:left w:type="dxa" w:w="100"/>
+              <w:bottom w:type="dxa" w:w="60"/>
+              <w:right w:type="dxa" w:w="100"/>
+            </w:tcMar>
+          </w:tcPr>
+          <w:p>
+            <w:r>
+              <w:rPr>
+                <w:b w:val="false"/>
+                <w:bCs w:val="false"/>
+                <w:sz w:val="19"/>
+                <w:szCs w:val="19"/>
+              </w:rPr>
+              <w:t xml:space="preserve">The holding bay can show a search in progress, and a failure stays visible instead of vanishing.</w:t>
+            </w:r>
+          </w:p>
+        </w:tc>
+        <w:tc>
+          <w:tcPr>
+            <w:tcW w:type="dxa" w:w="3026"/>
+            <w:tcBorders>
+              <w:top w:val="single" w:color="BFBFBF" w:sz="4"/>
+              <w:left w:val="single" w:color="BFBFBF" w:sz="4"/>
+              <w:bottom w:val="single" w:color="BFBFBF" w:sz="4"/>
+              <w:right w:val="single" w:color="BFBFBF" w:sz="4"/>
+            </w:tcBorders>
+            <w:tcMar>
+              <w:top w:type="dxa" w:w="60"/>
+              <w:left w:type="dxa" w:w="100"/>
+              <w:bottom w:type="dxa" w:w="60"/>
+              <w:right w:type="dxa" w:w="100"/>
+            </w:tcMar>
+          </w:tcPr>
+          <w:p>
+            <w:r>
+              <w:rPr>
+                <w:b w:val="false"/>
+                <w:bCs w:val="false"/>
+                <w:sz w:val="19"/>
+                <w:szCs w:val="19"/>
+              </w:rPr>
+              <w:t xml:space="preserve">Waves saved before this change have no linked Run and are treated as done.</w:t>
+            </w:r>
+          </w:p>
+        </w:tc>
+      </w:tr>
+      <w:tr>
+        <w:tc>
+          <w:tcPr>
+            <w:tcW w:type="dxa" w:w="2600"/>
+            <w:tcBorders>
+              <w:top w:val="single" w:color="BFBFBF" w:sz="4"/>
+              <w:left w:val="single" w:color="BFBFBF" w:sz="4"/>
+              <w:bottom w:val="single" w:color="BFBFBF" w:sz="4"/>
+              <w:right w:val="single" w:color="BFBFBF" w:sz="4"/>
+            </w:tcBorders>
+            <w:tcMar>
+              <w:top w:type="dxa" w:w="60"/>
+              <w:left w:type="dxa" w:w="100"/>
+              <w:bottom w:type="dxa" w:w="60"/>
+              <w:right w:type="dxa" w:w="100"/>
+            </w:tcMar>
+          </w:tcPr>
+          <w:p>
+            <w:r>
+              <w:rPr>
+                <w:b w:val="false"/>
+                <w:bCs w:val="false"/>
+                <w:sz w:val="19"/>
+                <w:szCs w:val="19"/>
+              </w:rPr>
+              <w:t xml:space="preserve">Auto-Rank runs in after() from the status route</w:t>
+            </w:r>
+          </w:p>
+        </w:tc>
+        <w:tc>
+          <w:tcPr>
+            <w:tcW w:type="dxa" w:w="3400"/>
+            <w:tcBorders>
+              <w:top w:val="single" w:color="BFBFBF" w:sz="4"/>
+              <w:left w:val="single" w:color="BFBFBF" w:sz="4"/>
+              <w:bottom w:val="single" w:color="BFBFBF" w:sz="4"/>
+              <w:right w:val="single" w:color="BFBFBF" w:sz="4"/>
+            </w:tcBorders>
+            <w:tcMar>
+              <w:top w:type="dxa" w:w="60"/>
+              <w:left w:type="dxa" w:w="100"/>
+              <w:bottom w:type="dxa" w:w="60"/>
+              <w:right w:type="dxa" w:w="100"/>
+            </w:tcMar>
+          </w:tcPr>
+          <w:p>
+            <w:r>
+              <w:rPr>
+                <w:b w:val="false"/>
+                <w:bCs w:val="false"/>
+                <w:sz w:val="19"/>
+                <w:szCs w:val="19"/>
+              </w:rPr>
+              <w:t xml:space="preserve">Ranking must not hold the status request open either.</w:t>
+            </w:r>
+          </w:p>
+        </w:tc>
+        <w:tc>
+          <w:tcPr>
+            <w:tcW w:type="dxa" w:w="3026"/>
+            <w:tcBorders>
+              <w:top w:val="single" w:color="BFBFBF" w:sz="4"/>
+              <w:left w:val="single" w:color="BFBFBF" w:sz="4"/>
+              <w:bottom w:val="single" w:color="BFBFBF" w:sz="4"/>
+              <w:right w:val="single" w:color="BFBFBF" w:sz="4"/>
+            </w:tcBorders>
+            <w:tcMar>
+              <w:top w:type="dxa" w:w="60"/>
+              <w:left w:type="dxa" w:w="100"/>
+              <w:bottom w:type="dxa" w:w="60"/>
+              <w:right w:type="dxa" w:w="100"/>
+            </w:tcMar>
+          </w:tcPr>
+          <w:p>
+            <w:r>
+              <w:rPr>
+                <w:b w:val="false"/>
+                <w:bCs w:val="false"/>
+                <w:sz w:val="19"/>
+                <w:szCs w:val="19"/>
+              </w:rPr>
+              <w:t xml:space="preserve">The status response says autoRank: started; the rank writes its own Run.</w:t>
+            </w:r>
+          </w:p>
+        </w:tc>
+      </w:tr>
+    </w:tbl>
+    <w:p>
+      <w:pPr>
+        <w:spacing w:after="120"/>
+      </w:pPr>
+    </w:p>
+    <w:p>
+      <w:pPr>
+        <w:pStyle w:val="Heading2"/>
+      </w:pPr>
+      <w:r>
+        <w:t xml:space="preserve">Problems found</w:t>
+      </w:r>
+    </w:p>
+    <w:tbl>
+      <w:tblPr>
+        <w:tblW w:type="dxa" w:w="9026"/>
+        <w:tblBorders>
+          <w:top w:val="single" w:color="auto" w:sz="4"/>
+          <w:left w:val="single" w:color="auto" w:sz="4"/>
+          <w:bottom w:val="single" w:color="auto" w:sz="4"/>
+          <w:right w:val="single" w:color="auto" w:sz="4"/>
+          <w:insideH w:val="single" w:color="auto" w:sz="4"/>
+          <w:insideV w:val="single" w:color="auto" w:sz="4"/>
+        </w:tblBorders>
+      </w:tblPr>
+      <w:tblGrid>
+        <w:gridCol w:w="2800"/>
+        <w:gridCol w:w="3300"/>
+        <w:gridCol w:w="2926"/>
+      </w:tblGrid>
+      <w:tr>
+        <w:trPr>
+          <w:tblHeader/>
+        </w:trPr>
+        <w:tc>
+          <w:tcPr>
+            <w:tcW w:type="dxa" w:w="2800"/>
+            <w:tcBorders>
+              <w:top w:val="single" w:color="BFBFBF" w:sz="4"/>
+              <w:left w:val="single" w:color="BFBFBF" w:sz="4"/>
+              <w:bottom w:val="single" w:color="BFBFBF" w:sz="4"/>
+              <w:right w:val="single" w:color="BFBFBF" w:sz="4"/>
+            </w:tcBorders>
+            <w:shd w:fill="EDEDED" w:color="auto" w:val="clear"/>
+            <w:tcMar>
+              <w:top w:type="dxa" w:w="60"/>
+              <w:left w:type="dxa" w:w="100"/>
+              <w:bottom w:type="dxa" w:w="60"/>
+              <w:right w:type="dxa" w:w="100"/>
+            </w:tcMar>
+          </w:tcPr>
+          <w:p>
+            <w:r>
+              <w:rPr>
+                <w:b/>
+                <w:bCs/>
+                <w:sz w:val="19"/>
+                <w:szCs w:val="19"/>
+              </w:rPr>
+              <w:t xml:space="preserve">Symptom</w:t>
+            </w:r>
+          </w:p>
+        </w:tc>
+        <w:tc>
+          <w:tcPr>
+            <w:tcW w:type="dxa" w:w="3300"/>
+            <w:tcBorders>
+              <w:top w:val="single" w:color="BFBFBF" w:sz="4"/>
+              <w:left w:val="single" w:color="BFBFBF" w:sz="4"/>
+              <w:bottom w:val="single" w:color="BFBFBF" w:sz="4"/>
+              <w:right w:val="single" w:color="BFBFBF" w:sz="4"/>
+            </w:tcBorders>
+            <w:shd w:fill="EDEDED" w:color="auto" w:val="clear"/>
+            <w:tcMar>
+              <w:top w:type="dxa" w:w="60"/>
+              <w:left w:type="dxa" w:w="100"/>
+              <w:bottom w:type="dxa" w:w="60"/>
+              <w:right w:type="dxa" w:w="100"/>
+            </w:tcMar>
+          </w:tcPr>
+          <w:p>
+            <w:r>
+              <w:rPr>
+                <w:b/>
+                <w:bCs/>
+                <w:sz w:val="19"/>
+                <w:szCs w:val="19"/>
+              </w:rPr>
+              <w:t xml:space="preserve">Cause</w:t>
+            </w:r>
+          </w:p>
+        </w:tc>
+        <w:tc>
+          <w:tcPr>
+            <w:tcW w:type="dxa" w:w="2926"/>
+            <w:tcBorders>
+              <w:top w:val="single" w:color="BFBFBF" w:sz="4"/>
+              <w:left w:val="single" w:color="BFBFBF" w:sz="4"/>
+              <w:bottom w:val="single" w:color="BFBFBF" w:sz="4"/>
+              <w:right w:val="single" w:color="BFBFBF" w:sz="4"/>
+            </w:tcBorders>
+            <w:shd w:fill="EDEDED" w:color="auto" w:val="clear"/>
+            <w:tcMar>
+              <w:top w:type="dxa" w:w="60"/>
+              <w:left w:type="dxa" w:w="100"/>
+              <w:bottom w:type="dxa" w:w="60"/>
+              <w:right w:type="dxa" w:w="100"/>
+            </w:tcMar>
+          </w:tcPr>
+          <w:p>
+            <w:r>
+              <w:rPr>
+                <w:b/>
+                <w:bCs/>
+                <w:sz w:val="19"/>
+                <w:szCs w:val="19"/>
+              </w:rPr>
+              <w:t xml:space="preserve">Resolution</w:t>
+            </w:r>
+          </w:p>
+        </w:tc>
+      </w:tr>
+      <w:tr>
+        <w:tc>
+          <w:tcPr>
+            <w:tcW w:type="dxa" w:w="2800"/>
+            <w:tcBorders>
+              <w:top w:val="single" w:color="BFBFBF" w:sz="4"/>
+              <w:left w:val="single" w:color="BFBFBF" w:sz="4"/>
+              <w:bottom w:val="single" w:color="BFBFBF" w:sz="4"/>
+              <w:right w:val="single" w:color="BFBFBF" w:sz="4"/>
+            </w:tcBorders>
+            <w:tcMar>
+              <w:top w:type="dxa" w:w="60"/>
+              <w:left w:type="dxa" w:w="100"/>
+              <w:bottom w:type="dxa" w:w="60"/>
+              <w:right w:type="dxa" w:w="100"/>
+            </w:tcMar>
+          </w:tcPr>
+          <w:p>
+            <w:r>
+              <w:rPr>
+                <w:b w:val="false"/>
+                <w:bCs w:val="false"/>
+                <w:sz w:val="19"/>
+                <w:szCs w:val="19"/>
+              </w:rPr>
+              <w:t xml:space="preserve">Railway deploy crashed: Cannot find module '/app/index.js'.</w:t>
+            </w:r>
+          </w:p>
+        </w:tc>
+        <w:tc>
+          <w:tcPr>
+            <w:tcW w:type="dxa" w:w="3300"/>
+            <w:tcBorders>
+              <w:top w:val="single" w:color="BFBFBF" w:sz="4"/>
+              <w:left w:val="single" w:color="BFBFBF" w:sz="4"/>
+              <w:bottom w:val="single" w:color="BFBFBF" w:sz="4"/>
+              <w:right w:val="single" w:color="BFBFBF" w:sz="4"/>
+            </w:tcBorders>
+            <w:tcMar>
+              <w:top w:type="dxa" w:w="60"/>
+              <w:left w:type="dxa" w:w="100"/>
+              <w:bottom w:type="dxa" w:w="60"/>
+              <w:right w:type="dxa" w:w="100"/>
+            </w:tcMar>
+          </w:tcPr>
+          <w:p>
+            <w:r>
+              <w:rPr>
+                <w:b w:val="false"/>
+                <w:bCs w:val="false"/>
+                <w:sz w:val="19"/>
+                <w:szCs w:val="19"/>
+              </w:rPr>
+              <w:t xml:space="preserve">Railway builds the repo root. The root package.json only existed for the Prisma CLI: no start script and main set to index.js, so Railway ran node index.js.</w:t>
+            </w:r>
+          </w:p>
+        </w:tc>
+        <w:tc>
+          <w:tcPr>
+            <w:tcW w:type="dxa" w:w="2926"/>
+            <w:tcBorders>
+              <w:top w:val="single" w:color="BFBFBF" w:sz="4"/>
+              <w:left w:val="single" w:color="BFBFBF" w:sz="4"/>
+              <w:bottom w:val="single" w:color="BFBFBF" w:sz="4"/>
+              <w:right w:val="single" w:color="BFBFBF" w:sz="4"/>
+            </w:tcBorders>
+            <w:tcMar>
+              <w:top w:type="dxa" w:w="60"/>
+              <w:left w:type="dxa" w:w="100"/>
+              <w:bottom w:type="dxa" w:w="60"/>
+              <w:right w:type="dxa" w:w="100"/>
+            </w:tcMar>
+          </w:tcPr>
+          <w:p>
+            <w:r>
+              <w:rPr>
+                <w:b w:val="false"/>
+                <w:bCs w:val="false"/>
+                <w:sz w:val="19"/>
+                <w:szCs w:val="19"/>
+              </w:rPr>
+              <w:t xml:space="preserve">Root build and start scripts that delegate to web/ (140be22). Tested from a clean clone with NODE_ENV=production: npm ci, npm run build, npm start on a custom PORT.</w:t>
+            </w:r>
+          </w:p>
+        </w:tc>
+      </w:tr>
+      <w:tr>
+        <w:tc>
+          <w:tcPr>
+            <w:tcW w:type="dxa" w:w="2800"/>
+            <w:tcBorders>
+              <w:top w:val="single" w:color="BFBFBF" w:sz="4"/>
+              <w:left w:val="single" w:color="BFBFBF" w:sz="4"/>
+              <w:bottom w:val="single" w:color="BFBFBF" w:sz="4"/>
+              <w:right w:val="single" w:color="BFBFBF" w:sz="4"/>
+            </w:tcBorders>
+            <w:tcMar>
+              <w:top w:type="dxa" w:w="60"/>
+              <w:left w:type="dxa" w:w="100"/>
+              <w:bottom w:type="dxa" w:w="60"/>
+              <w:right w:type="dxa" w:w="100"/>
+            </w:tcMar>
+          </w:tcPr>
+          <w:p>
+            <w:r>
+              <w:rPr>
+                <w:b w:val="false"/>
+                <w:bCs w:val="false"/>
+                <w:sz w:val="19"/>
+                <w:szCs w:val="19"/>
+              </w:rPr>
+              <w:t xml:space="preserve">Searches timed out on Railway (reported by the user).</w:t>
+            </w:r>
+          </w:p>
+        </w:tc>
+        <w:tc>
+          <w:tcPr>
+            <w:tcW w:type="dxa" w:w="3300"/>
+            <w:tcBorders>
+              <w:top w:val="single" w:color="BFBFBF" w:sz="4"/>
+              <w:left w:val="single" w:color="BFBFBF" w:sz="4"/>
+              <w:bottom w:val="single" w:color="BFBFBF" w:sz="4"/>
+              <w:right w:val="single" w:color="BFBFBF" w:sz="4"/>
+            </w:tcBorders>
+            <w:tcMar>
+              <w:top w:type="dxa" w:w="60"/>
+              <w:left w:type="dxa" w:w="100"/>
+              <w:bottom w:type="dxa" w:w="60"/>
+              <w:right w:type="dxa" w:w="100"/>
+            </w:tcMar>
+          </w:tcPr>
+          <w:p>
+            <w:r>
+              <w:rPr>
+                <w:b w:val="false"/>
+                <w:bCs w:val="false"/>
+                <w:sz w:val="19"/>
+                <w:szCs w:val="19"/>
+              </w:rPr>
+              <w:t xml:space="preserve">The search route waited for the whole Apify sweep inside the request.</w:t>
+            </w:r>
+          </w:p>
+        </w:tc>
+        <w:tc>
+          <w:tcPr>
+            <w:tcW w:type="dxa" w:w="2926"/>
+            <w:tcBorders>
+              <w:top w:val="single" w:color="BFBFBF" w:sz="4"/>
+              <w:left w:val="single" w:color="BFBFBF" w:sz="4"/>
+              <w:bottom w:val="single" w:color="BFBFBF" w:sz="4"/>
+              <w:right w:val="single" w:color="BFBFBF" w:sz="4"/>
+            </w:tcBorders>
+            <w:tcMar>
+              <w:top w:type="dxa" w:w="60"/>
+              <w:left w:type="dxa" w:w="100"/>
+              <w:bottom w:type="dxa" w:w="60"/>
+              <w:right w:type="dxa" w:w="100"/>
+            </w:tcMar>
+          </w:tcPr>
+          <w:p>
+            <w:r>
+              <w:rPr>
+                <w:b w:val="false"/>
+                <w:bCs w:val="false"/>
+                <w:sz w:val="19"/>
+                <w:szCs w:val="19"/>
+              </w:rPr>
+              <w:t xml:space="preserve">Asynchronous searches (034cc7d).</w:t>
+            </w:r>
+          </w:p>
+        </w:tc>
+      </w:tr>
+    </w:tbl>
+    <w:p>
+      <w:pPr>
+        <w:spacing w:after="120"/>
+      </w:pPr>
+    </w:p>
+    <w:p>
+      <w:pPr>
+        <w:pStyle w:val="Heading2"/>
+      </w:pPr>
+      <w:r>
+        <w:t xml:space="preserve">Verification</w:t>
+      </w:r>
+    </w:p>
+    <w:p>
+      <w:pPr>
+        <w:pStyle w:val="ListParagraph"/>
+        <w:numPr>
+          <w:ilvl w:val="0"/>
+          <w:numId w:val="2"/>
+        </w:numPr>
+        <w:spacing w:after="60"/>
+      </w:pPr>
+      <w:r>
+        <w:t xml:space="preserve">tsc, eslint and next build clean.</w:t>
+      </w:r>
+    </w:p>
+    <w:p>
+      <w:pPr>
+        <w:pStyle w:val="ListParagraph"/>
+        <w:numPr>
+          <w:ilvl w:val="0"/>
+          <w:numId w:val="2"/>
+        </w:numPr>
+        <w:spacing w:after="60"/>
+      </w:pPr>
+      <w:r>
+        <w:t xml:space="preserve">API: POST /api/explore returned the run and wave ids immediately; the status route reported 'Scanned 202/500 career sites, 2 matching jobs so far' while Apify ran.</w:t>
+      </w:r>
+    </w:p>
+    <w:p>
+      <w:pPr>
+        <w:pStyle w:val="ListParagraph"/>
+        <w:numPr>
+          <w:ilvl w:val="0"/>
+          <w:numId w:val="2"/>
+        </w:numPr>
+        <w:spacing w:after="60"/>
+      </w:pPr>
+      <w:r>
+        <w:t xml:space="preserve">Concurrency: after Apify finished, 5 simultaneous status calls produced exactly one ingest (1 returned done with 3 jobs, 4 returned ingesting); the wave's jobCount (3) matched its stored rows (3).</w:t>
+      </w:r>
+    </w:p>
+    <w:p>
+      <w:pPr>
+        <w:pStyle w:val="ListParagraph"/>
+        <w:numPr>
+          <w:ilvl w:val="0"/>
+          <w:numId w:val="2"/>
+        </w:numPr>
+        <w:spacing w:after="60"/>
+      </w:pPr>
+      <w:r>
+        <w:t xml:space="preserve">Browser: Search New on b2b-content showed progress within seconds and locked both buttons; a reload mid-search resumed at 'Scanned 69/500'; it finished with 'Found 3, 0 new, 0 you have already applied to' and refreshed the list. An Explore search opened its wave at once, showed 'searching...' in the holding bay, and filled in 3 jobs when done. No console errors.</w:t>
+      </w:r>
+    </w:p>
+    <w:p>
+      <w:pPr>
+        <w:pStyle w:val="ListParagraph"/>
+        <w:numPr>
+          <w:ilvl w:val="0"/>
+          <w:numId w:val="2"/>
+        </w:numPr>
+        <w:spacing w:after="60"/>
+      </w:pPr>
+      <w:r>
+        <w:t xml:space="preserve">Test cost: 3 Apify runs. The deployed Railway app itself was not checked here.</w:t>
+      </w:r>
+    </w:p>
+    <w:p>
+      <w:pPr>
+        <w:pStyle w:val="Heading2"/>
+      </w:pPr>
+      <w:r>
+        <w:t xml:space="preserve">Known risks left behind</w:t>
+      </w:r>
+    </w:p>
+    <w:p>
+      <w:pPr>
+        <w:pStyle w:val="ListParagraph"/>
+        <w:numPr>
+          <w:ilvl w:val="0"/>
+          <w:numId w:val="2"/>
+        </w:numPr>
+        <w:spacing w:after="60"/>
+      </w:pPr>
+      <w:r>
+        <w:t xml:space="preserve">A Run can stay in ingesting forever if the server dies mid-ingest; nothing resets it. Fix by hand: set its status back to running and poll again.</w:t>
+      </w:r>
+    </w:p>
+    <w:p>
+      <w:pPr>
+        <w:pStyle w:val="ListParagraph"/>
+        <w:numPr>
+          <w:ilvl w:val="0"/>
+          <w:numId w:val="2"/>
+        </w:numPr>
+        <w:spacing w:after="60"/>
+      </w:pPr>
+      <w:r>
+        <w:t xml:space="preserve">Results are only saved when someone polls. Apify deletes unnamed run datasets after its retention period, so a search nobody looks at for long enough is lost. The Auto-Populate scheduler must poll the status route.</w:t>
+      </w:r>
+    </w:p>
+    <w:p>
+      <w:pPr>
+        <w:pStyle w:val="ListParagraph"/>
+        <w:numPr>
+          <w:ilvl w:val="0"/>
+          <w:numId w:val="2"/>
+        </w:numPr>
+        <w:spacing w:after="60"/>
+      </w:pPr>
+      <w:r>
+        <w:t xml:space="preserve">Manual Rank still grades inside its request (5 at a time). Ranking hundreds of jobs could hit Railway's request timeout.</w:t>
+      </w:r>
+    </w:p>
+    <w:p>
+      <w:pPr>
+        <w:pStyle w:val="Heading2"/>
+      </w:pPr>
+      <w:r>
+        <w:t xml:space="preserve">Production data changes</w:t>
+      </w:r>
+    </w:p>
+    <w:p>
+      <w:pPr>
+        <w:pStyle w:val="ListParagraph"/>
+        <w:numPr>
+          <w:ilvl w:val="0"/>
+          <w:numId w:val="2"/>
+        </w:numPr>
+        <w:spacing w:after="60"/>
+      </w:pPr>
+      <w:r>
+        <w:t xml:space="preserve">Applied migration 20260924140000_async_search_runs (additive).</w:t>
+      </w:r>
+    </w:p>
+    <w:p>
+      <w:pPr>
+        <w:pStyle w:val="ListParagraph"/>
+        <w:numPr>
+          <w:ilvl w:val="0"/>
+          <w:numId w:val="2"/>
+        </w:numPr>
+        <w:spacing w:after="60"/>
+      </w:pPr>
+      <w:r>
+        <w:t xml:space="preserve">Kept: Explore waves 'content strategist' (3 jobs) and 'content marketing' (3 jobs), a b2b-content search (3 found, 0 new, lastSeenAt bumped on 3 jobs), and their 3 Run rows.</w:t>
       </w:r>
     </w:p>
     <w:sectPr>

--- a/docs/KAMUI-postmortem.docx
+++ b/docs/KAMUI-postmortem.docx
@@ -21,7 +21,7 @@
         <w:rPr>
           <w:color w:val="666666"/>
         </w:rPr>
-        <w:t xml:space="preserve">Last updated 2026-09-24, after the async search change.</w:t>
+        <w:t xml:space="preserve">Last updated 2026-09-24, after the sweep cron.</w:t>
       </w:r>
     </w:p>
     <w:p>
@@ -84,7 +84,7 @@
         <w:pStyle w:val="Heading1"/>
       </w:pPr>
       <w:r>
-        <w:t xml:space="preserve">The system after the async search change</w:t>
+        <w:t xml:space="preserve">The system after the sweep cron</w:t>
       </w:r>
     </w:p>
     <w:p>
@@ -175,7 +175,7 @@
         <w:spacing w:after="60"/>
       </w:pPr>
       <w:r>
-        <w:t xml:space="preserve">Searches are asynchronous: the search and explore routes start Apify and return a Run id; GET /api/runs/&lt;id&gt; reports progress and ingests the jobs once Apify finishes. The UI polls it.</w:t>
+        <w:t xml:space="preserve">Searches are asynchronous: the search and explore routes start Apify and return a Run id; GET /api/runs/&lt;id&gt; reports progress and ingests the jobs once Apify finishes. The UI polls it for progress; a Railway cron service calls POST /api/runs/sweep every 5 minutes so results are saved even when nobody is watching.</w:t>
       </w:r>
     </w:p>
     <w:p>
@@ -1027,7 +1027,7 @@
                 <w:sz w:val="19"/>
                 <w:szCs w:val="19"/>
               </w:rPr>
-              <w:t xml:space="preserve">Ingest only happens when GET /api/runs/&lt;id&gt; is called. Open the Battlefield or wave page, or call the route.</w:t>
+              <w:t xml:space="preserve">Check the sweep cron service's logs on Railway. Until the next sweep, opening the Battlefield or wave page (which polls GET /api/runs/&lt;id&gt;) also ingests it.</w:t>
             </w:r>
           </w:p>
         </w:tc>
@@ -1057,6 +1057,122 @@
                 <w:sz w:val="19"/>
                 <w:szCs w:val="19"/>
               </w:rPr>
+              <w:t xml:space="preserve">The sweep cron logs sweep 401</w:t>
+            </w:r>
+          </w:p>
+        </w:tc>
+        <w:tc>
+          <w:tcPr>
+            <w:tcW w:type="dxa" w:w="5826"/>
+            <w:tcBorders>
+              <w:top w:val="single" w:color="BFBFBF" w:sz="4"/>
+              <w:left w:val="single" w:color="BFBFBF" w:sz="4"/>
+              <w:bottom w:val="single" w:color="BFBFBF" w:sz="4"/>
+              <w:right w:val="single" w:color="BFBFBF" w:sz="4"/>
+            </w:tcBorders>
+            <w:tcMar>
+              <w:top w:type="dxa" w:w="60"/>
+              <w:left w:type="dxa" w:w="100"/>
+              <w:bottom w:type="dxa" w:w="60"/>
+              <w:right w:type="dxa" w:w="100"/>
+            </w:tcMar>
+          </w:tcPr>
+          <w:p>
+            <w:r>
+              <w:rPr>
+                <w:b w:val="false"/>
+                <w:bCs w:val="false"/>
+                <w:sz w:val="19"/>
+                <w:szCs w:val="19"/>
+              </w:rPr>
+              <w:t xml:space="preserve">CRON_SECRET differs between the web service and the cron service, or the header lacks the Bearer prefix.</w:t>
+            </w:r>
+          </w:p>
+        </w:tc>
+      </w:tr>
+      <w:tr>
+        <w:tc>
+          <w:tcPr>
+            <w:tcW w:type="dxa" w:w="3200"/>
+            <w:tcBorders>
+              <w:top w:val="single" w:color="BFBFBF" w:sz="4"/>
+              <w:left w:val="single" w:color="BFBFBF" w:sz="4"/>
+              <w:bottom w:val="single" w:color="BFBFBF" w:sz="4"/>
+              <w:right w:val="single" w:color="BFBFBF" w:sz="4"/>
+            </w:tcBorders>
+            <w:tcMar>
+              <w:top w:type="dxa" w:w="60"/>
+              <w:left w:type="dxa" w:w="100"/>
+              <w:bottom w:type="dxa" w:w="60"/>
+              <w:right w:type="dxa" w:w="100"/>
+            </w:tcMar>
+          </w:tcPr>
+          <w:p>
+            <w:r>
+              <w:rPr>
+                <w:b w:val="false"/>
+                <w:bCs w:val="false"/>
+                <w:sz w:val="19"/>
+                <w:szCs w:val="19"/>
+              </w:rPr>
+              <w:t xml:space="preserve">The web service stops serving and runs every 5 minutes instead</w:t>
+            </w:r>
+          </w:p>
+        </w:tc>
+        <w:tc>
+          <w:tcPr>
+            <w:tcW w:type="dxa" w:w="5826"/>
+            <w:tcBorders>
+              <w:top w:val="single" w:color="BFBFBF" w:sz="4"/>
+              <w:left w:val="single" w:color="BFBFBF" w:sz="4"/>
+              <w:bottom w:val="single" w:color="BFBFBF" w:sz="4"/>
+              <w:right w:val="single" w:color="BFBFBF" w:sz="4"/>
+            </w:tcBorders>
+            <w:tcMar>
+              <w:top w:type="dxa" w:w="60"/>
+              <w:left w:type="dxa" w:w="100"/>
+              <w:bottom w:type="dxa" w:w="60"/>
+              <w:right w:type="dxa" w:w="100"/>
+            </w:tcMar>
+          </w:tcPr>
+          <w:p>
+            <w:r>
+              <w:rPr>
+                <w:b w:val="false"/>
+                <w:bCs w:val="false"/>
+                <w:sz w:val="19"/>
+                <w:szCs w:val="19"/>
+              </w:rPr>
+              <w:t xml:space="preserve">It picked up a cron config: a railway.json at the repo root, or its config file path set to railway/sweep-cron.json. Only the cron service should use that file.</w:t>
+            </w:r>
+          </w:p>
+        </w:tc>
+      </w:tr>
+      <w:tr>
+        <w:tc>
+          <w:tcPr>
+            <w:tcW w:type="dxa" w:w="3200"/>
+            <w:tcBorders>
+              <w:top w:val="single" w:color="BFBFBF" w:sz="4"/>
+              <w:left w:val="single" w:color="BFBFBF" w:sz="4"/>
+              <w:bottom w:val="single" w:color="BFBFBF" w:sz="4"/>
+              <w:right w:val="single" w:color="BFBFBF" w:sz="4"/>
+            </w:tcBorders>
+            <w:tcMar>
+              <w:top w:type="dxa" w:w="60"/>
+              <w:left w:type="dxa" w:w="100"/>
+              <w:bottom w:type="dxa" w:w="60"/>
+              <w:right w:type="dxa" w:w="100"/>
+            </w:tcMar>
+          </w:tcPr>
+          <w:p>
+            <w:r>
+              <w:rPr>
+                <w:b w:val="false"/>
+                <w:bCs w:val="false"/>
+                <w:sz w:val="19"/>
+                <w:szCs w:val="19"/>
+              </w:rPr>
               <w:t xml:space="preserve">Port 3000 already in use</w:t>
             </w:r>
           </w:p>
@@ -1174,7 +1290,20 @@
         <w:spacing w:after="60"/>
       </w:pPr>
       <w:r>
-        <w:t xml:space="preserve">Nothing resets a Run stuck in ingesting, and results nobody polls for eventually expire on Apify.</w:t>
+        <w:t xml:space="preserve">Nothing resets a Run stuck in ingesting.</w:t>
+      </w:r>
+    </w:p>
+    <w:p>
+      <w:pPr>
+        <w:pStyle w:val="ListParagraph"/>
+        <w:numPr>
+          <w:ilvl w:val="0"/>
+          <w:numId w:val="2"/>
+        </w:numPr>
+        <w:spacing w:after="60"/>
+      </w:pPr>
+      <w:r>
+        <w:t xml:space="preserve">The Railway sweep cron service has to be created by hand (see CLAUDE.md) and has not been verified on Railway.</w:t>
       </w:r>
     </w:p>
     <w:p>
@@ -7795,6 +7924,904 @@
       </w:pPr>
       <w:r>
         <w:t xml:space="preserve">Kept: Explore waves 'content strategist' (3 jobs) and 'content marketing' (3 jobs), a b2b-content search (3 found, 0 new, lastSeenAt bumped on 3 jobs), and their 3 Run rows.</w:t>
+      </w:r>
+    </w:p>
+    <w:p>
+      <w:pPr>
+        <w:pStyle w:val="Heading1"/>
+      </w:pPr>
+      <w:r>
+        <w:t xml:space="preserve">After Phase 4: server-side sweep cron</w:t>
+      </w:r>
+    </w:p>
+    <w:p>
+      <w:pPr>
+        <w:spacing w:after="120"/>
+        <w:rPr>
+          <w:color w:val="666666"/>
+          <w:sz w:val="20"/>
+          <w:szCs w:val="20"/>
+        </w:rPr>
+      </w:pPr>
+      <w:r>
+        <w:rPr>
+          <w:color w:val="666666"/>
+          <w:sz w:val="20"/>
+          <w:szCs w:val="20"/>
+        </w:rPr>
+        <w:t xml:space="preserve">2026-09-24  ·  commit c804fa4</w:t>
+      </w:r>
+    </w:p>
+    <w:p>
+      <w:pPr>
+        <w:spacing w:after="120"/>
+      </w:pPr>
+      <w:r>
+        <w:t xml:space="preserve">Search results were saved only when a browser polled the status route, so a search nobody watched never got its jobs. Added POST /api/runs/sweep, which ingests every running search whose Apify runs have finished, protected by CRON_SECRET, and a separate Railway cron service that calls it every 5 minutes.</w:t>
+      </w:r>
+    </w:p>
+    <w:p>
+      <w:pPr>
+        <w:pStyle w:val="Heading2"/>
+      </w:pPr>
+      <w:r>
+        <w:t xml:space="preserve">What changed</w:t>
+      </w:r>
+    </w:p>
+    <w:p>
+      <w:pPr>
+        <w:pStyle w:val="ListParagraph"/>
+        <w:numPr>
+          <w:ilvl w:val="0"/>
+          <w:numId w:val="2"/>
+        </w:numPr>
+        <w:spacing w:after="60"/>
+      </w:pPr>
+      <w:r>
+        <w:t xml:space="preserve">web/app/api/runs/sweep/route.ts: POST only. Requires Authorization: Bearer &lt;CRON_SECRET&gt; (constant-time compare); returns 401 otherwise, and always when CRON_SECRET is unset.</w:t>
+      </w:r>
+    </w:p>
+    <w:p>
+      <w:pPr>
+        <w:pStyle w:val="ListParagraph"/>
+        <w:numPr>
+          <w:ilvl w:val="0"/>
+          <w:numId w:val="2"/>
+        </w:numPr>
+        <w:spacing w:after="60"/>
+      </w:pPr>
+      <w:r>
+        <w:t xml:space="preserve">web/lib/searchRuns.ts: sweepRunningSearches runs checkRun on every Run with status running (same ingest and claim as the status route). autoRankAfter moved here so the sweep and the status route both trigger Auto-Rank.</w:t>
+      </w:r>
+    </w:p>
+    <w:p>
+      <w:pPr>
+        <w:pStyle w:val="ListParagraph"/>
+        <w:numPr>
+          <w:ilvl w:val="0"/>
+          <w:numId w:val="2"/>
+        </w:numPr>
+        <w:spacing w:after="60"/>
+      </w:pPr>
+      <w:r>
+        <w:t xml:space="preserve">scripts/sweep.mjs: the cron service's command. POSTs to SWEEP_URL with the secret, logs the response, exits 0 on success and 1 on failure.</w:t>
+      </w:r>
+    </w:p>
+    <w:p>
+      <w:pPr>
+        <w:pStyle w:val="ListParagraph"/>
+        <w:numPr>
+          <w:ilvl w:val="0"/>
+          <w:numId w:val="2"/>
+        </w:numPr>
+        <w:spacing w:after="60"/>
+      </w:pPr>
+      <w:r>
+        <w:t xml:space="preserve">railway/sweep-cron.json: config for the cron service (start command node scripts/sweep.mjs, cronSchedule */5 * * * *, restart NEVER, trivial build, watchPatterns limited to the script and config).</w:t>
+      </w:r>
+    </w:p>
+    <w:p>
+      <w:pPr>
+        <w:pStyle w:val="Heading2"/>
+      </w:pPr>
+      <w:r>
+        <w:t xml:space="preserve">Decisions and deviations from the spec</w:t>
+      </w:r>
+    </w:p>
+    <w:tbl>
+      <w:tblPr>
+        <w:tblW w:type="dxa" w:w="9026"/>
+        <w:tblBorders>
+          <w:top w:val="single" w:color="auto" w:sz="4"/>
+          <w:left w:val="single" w:color="auto" w:sz="4"/>
+          <w:bottom w:val="single" w:color="auto" w:sz="4"/>
+          <w:right w:val="single" w:color="auto" w:sz="4"/>
+          <w:insideH w:val="single" w:color="auto" w:sz="4"/>
+          <w:insideV w:val="single" w:color="auto" w:sz="4"/>
+        </w:tblBorders>
+      </w:tblPr>
+      <w:tblGrid>
+        <w:gridCol w:w="2600"/>
+        <w:gridCol w:w="3400"/>
+        <w:gridCol w:w="3026"/>
+      </w:tblGrid>
+      <w:tr>
+        <w:trPr>
+          <w:tblHeader/>
+        </w:trPr>
+        <w:tc>
+          <w:tcPr>
+            <w:tcW w:type="dxa" w:w="2600"/>
+            <w:tcBorders>
+              <w:top w:val="single" w:color="BFBFBF" w:sz="4"/>
+              <w:left w:val="single" w:color="BFBFBF" w:sz="4"/>
+              <w:bottom w:val="single" w:color="BFBFBF" w:sz="4"/>
+              <w:right w:val="single" w:color="BFBFBF" w:sz="4"/>
+            </w:tcBorders>
+            <w:shd w:fill="EDEDED" w:color="auto" w:val="clear"/>
+            <w:tcMar>
+              <w:top w:type="dxa" w:w="60"/>
+              <w:left w:type="dxa" w:w="100"/>
+              <w:bottom w:type="dxa" w:w="60"/>
+              <w:right w:type="dxa" w:w="100"/>
+            </w:tcMar>
+          </w:tcPr>
+          <w:p>
+            <w:r>
+              <w:rPr>
+                <w:b/>
+                <w:bCs/>
+                <w:sz w:val="19"/>
+                <w:szCs w:val="19"/>
+              </w:rPr>
+              <w:t xml:space="preserve">Decision</w:t>
+            </w:r>
+          </w:p>
+        </w:tc>
+        <w:tc>
+          <w:tcPr>
+            <w:tcW w:type="dxa" w:w="3400"/>
+            <w:tcBorders>
+              <w:top w:val="single" w:color="BFBFBF" w:sz="4"/>
+              <w:left w:val="single" w:color="BFBFBF" w:sz="4"/>
+              <w:bottom w:val="single" w:color="BFBFBF" w:sz="4"/>
+              <w:right w:val="single" w:color="BFBFBF" w:sz="4"/>
+            </w:tcBorders>
+            <w:shd w:fill="EDEDED" w:color="auto" w:val="clear"/>
+            <w:tcMar>
+              <w:top w:type="dxa" w:w="60"/>
+              <w:left w:type="dxa" w:w="100"/>
+              <w:bottom w:type="dxa" w:w="60"/>
+              <w:right w:type="dxa" w:w="100"/>
+            </w:tcMar>
+          </w:tcPr>
+          <w:p>
+            <w:r>
+              <w:rPr>
+                <w:b/>
+                <w:bCs/>
+                <w:sz w:val="19"/>
+                <w:szCs w:val="19"/>
+              </w:rPr>
+              <w:t xml:space="preserve">Why</w:t>
+            </w:r>
+          </w:p>
+        </w:tc>
+        <w:tc>
+          <w:tcPr>
+            <w:tcW w:type="dxa" w:w="3026"/>
+            <w:tcBorders>
+              <w:top w:val="single" w:color="BFBFBF" w:sz="4"/>
+              <w:left w:val="single" w:color="BFBFBF" w:sz="4"/>
+              <w:bottom w:val="single" w:color="BFBFBF" w:sz="4"/>
+              <w:right w:val="single" w:color="BFBFBF" w:sz="4"/>
+            </w:tcBorders>
+            <w:shd w:fill="EDEDED" w:color="auto" w:val="clear"/>
+            <w:tcMar>
+              <w:top w:type="dxa" w:w="60"/>
+              <w:left w:type="dxa" w:w="100"/>
+              <w:bottom w:type="dxa" w:w="60"/>
+              <w:right w:type="dxa" w:w="100"/>
+            </w:tcMar>
+          </w:tcPr>
+          <w:p>
+            <w:r>
+              <w:rPr>
+                <w:b/>
+                <w:bCs/>
+                <w:sz w:val="19"/>
+                <w:szCs w:val="19"/>
+              </w:rPr>
+              <w:t xml:space="preserve">Consequence / where</w:t>
+            </w:r>
+          </w:p>
+        </w:tc>
+      </w:tr>
+      <w:tr>
+        <w:tc>
+          <w:tcPr>
+            <w:tcW w:type="dxa" w:w="2600"/>
+            <w:tcBorders>
+              <w:top w:val="single" w:color="BFBFBF" w:sz="4"/>
+              <w:left w:val="single" w:color="BFBFBF" w:sz="4"/>
+              <w:bottom w:val="single" w:color="BFBFBF" w:sz="4"/>
+              <w:right w:val="single" w:color="BFBFBF" w:sz="4"/>
+            </w:tcBorders>
+            <w:tcMar>
+              <w:top w:type="dxa" w:w="60"/>
+              <w:left w:type="dxa" w:w="100"/>
+              <w:bottom w:type="dxa" w:w="60"/>
+              <w:right w:type="dxa" w:w="100"/>
+            </w:tcMar>
+          </w:tcPr>
+          <w:p>
+            <w:r>
+              <w:rPr>
+                <w:b w:val="false"/>
+                <w:bCs w:val="false"/>
+                <w:sz w:val="19"/>
+                <w:szCs w:val="19"/>
+              </w:rPr>
+              <w:t xml:space="preserve">The status route still ingests when it sees a finished run</w:t>
+            </w:r>
+          </w:p>
+        </w:tc>
+        <w:tc>
+          <w:tcPr>
+            <w:tcW w:type="dxa" w:w="3400"/>
+            <w:tcBorders>
+              <w:top w:val="single" w:color="BFBFBF" w:sz="4"/>
+              <w:left w:val="single" w:color="BFBFBF" w:sz="4"/>
+              <w:bottom w:val="single" w:color="BFBFBF" w:sz="4"/>
+              <w:right w:val="single" w:color="BFBFBF" w:sz="4"/>
+            </w:tcBorders>
+            <w:tcMar>
+              <w:top w:type="dxa" w:w="60"/>
+              <w:left w:type="dxa" w:w="100"/>
+              <w:bottom w:type="dxa" w:w="60"/>
+              <w:right w:type="dxa" w:w="100"/>
+            </w:tcMar>
+          </w:tcPr>
+          <w:p>
+            <w:r>
+              <w:rPr>
+                <w:b w:val="false"/>
+                <w:bCs w:val="false"/>
+                <w:sz w:val="19"/>
+                <w:szCs w:val="19"/>
+              </w:rPr>
+              <w:t xml:space="preserve">Otherwise a watching browser would wait up to 5 minutes for the next sweep. The claim guard makes the two callers safe together.</w:t>
+            </w:r>
+          </w:p>
+        </w:tc>
+        <w:tc>
+          <w:tcPr>
+            <w:tcW w:type="dxa" w:w="3026"/>
+            <w:tcBorders>
+              <w:top w:val="single" w:color="BFBFBF" w:sz="4"/>
+              <w:left w:val="single" w:color="BFBFBF" w:sz="4"/>
+              <w:bottom w:val="single" w:color="BFBFBF" w:sz="4"/>
+              <w:right w:val="single" w:color="BFBFBF" w:sz="4"/>
+            </w:tcBorders>
+            <w:tcMar>
+              <w:top w:type="dxa" w:w="60"/>
+              <w:left w:type="dxa" w:w="100"/>
+              <w:bottom w:type="dxa" w:w="60"/>
+              <w:right w:type="dxa" w:w="100"/>
+            </w:tcMar>
+          </w:tcPr>
+          <w:p>
+            <w:r>
+              <w:rPr>
+                <w:b w:val="false"/>
+                <w:bCs w:val="false"/>
+                <w:sz w:val="19"/>
+                <w:szCs w:val="19"/>
+              </w:rPr>
+              <w:t xml:space="preserve">The sweep is the guarantee; the status route is the fast path.</w:t>
+            </w:r>
+          </w:p>
+        </w:tc>
+      </w:tr>
+      <w:tr>
+        <w:tc>
+          <w:tcPr>
+            <w:tcW w:type="dxa" w:w="2600"/>
+            <w:tcBorders>
+              <w:top w:val="single" w:color="BFBFBF" w:sz="4"/>
+              <w:left w:val="single" w:color="BFBFBF" w:sz="4"/>
+              <w:bottom w:val="single" w:color="BFBFBF" w:sz="4"/>
+              <w:right w:val="single" w:color="BFBFBF" w:sz="4"/>
+            </w:tcBorders>
+            <w:tcMar>
+              <w:top w:type="dxa" w:w="60"/>
+              <w:left w:type="dxa" w:w="100"/>
+              <w:bottom w:type="dxa" w:w="60"/>
+              <w:right w:type="dxa" w:w="100"/>
+            </w:tcMar>
+          </w:tcPr>
+          <w:p>
+            <w:r>
+              <w:rPr>
+                <w:b w:val="false"/>
+                <w:bCs w:val="false"/>
+                <w:sz w:val="19"/>
+                <w:szCs w:val="19"/>
+              </w:rPr>
+              <w:t xml:space="preserve">The cron is a separate Railway service with its own config file path</w:t>
+            </w:r>
+          </w:p>
+        </w:tc>
+        <w:tc>
+          <w:tcPr>
+            <w:tcW w:type="dxa" w:w="3400"/>
+            <w:tcBorders>
+              <w:top w:val="single" w:color="BFBFBF" w:sz="4"/>
+              <w:left w:val="single" w:color="BFBFBF" w:sz="4"/>
+              <w:bottom w:val="single" w:color="BFBFBF" w:sz="4"/>
+              <w:right w:val="single" w:color="BFBFBF" w:sz="4"/>
+            </w:tcBorders>
+            <w:tcMar>
+              <w:top w:type="dxa" w:w="60"/>
+              <w:left w:type="dxa" w:w="100"/>
+              <w:bottom w:type="dxa" w:w="60"/>
+              <w:right w:type="dxa" w:w="100"/>
+            </w:tcMar>
+          </w:tcPr>
+          <w:p>
+            <w:r>
+              <w:rPr>
+                <w:b w:val="false"/>
+                <w:bCs w:val="false"/>
+                <w:sz w:val="19"/>
+                <w:szCs w:val="19"/>
+              </w:rPr>
+              <w:t xml:space="preserve">Railway cron services must run a command and exit, so the web service cannot be the cron. A root railway.json would be picked up by the web service by default.</w:t>
+            </w:r>
+          </w:p>
+        </w:tc>
+        <w:tc>
+          <w:tcPr>
+            <w:tcW w:type="dxa" w:w="3026"/>
+            <w:tcBorders>
+              <w:top w:val="single" w:color="BFBFBF" w:sz="4"/>
+              <w:left w:val="single" w:color="BFBFBF" w:sz="4"/>
+              <w:bottom w:val="single" w:color="BFBFBF" w:sz="4"/>
+              <w:right w:val="single" w:color="BFBFBF" w:sz="4"/>
+            </w:tcBorders>
+            <w:tcMar>
+              <w:top w:type="dxa" w:w="60"/>
+              <w:left w:type="dxa" w:w="100"/>
+              <w:bottom w:type="dxa" w:w="60"/>
+              <w:right w:type="dxa" w:w="100"/>
+            </w:tcMar>
+          </w:tcPr>
+          <w:p>
+            <w:r>
+              <w:rPr>
+                <w:b w:val="false"/>
+                <w:bCs w:val="false"/>
+                <w:sz w:val="19"/>
+                <w:szCs w:val="19"/>
+              </w:rPr>
+              <w:t xml:space="preserve">The cron service's settings must point at /railway/sweep-cron.json.</w:t>
+            </w:r>
+          </w:p>
+        </w:tc>
+      </w:tr>
+      <w:tr>
+        <w:tc>
+          <w:tcPr>
+            <w:tcW w:type="dxa" w:w="2600"/>
+            <w:tcBorders>
+              <w:top w:val="single" w:color="BFBFBF" w:sz="4"/>
+              <w:left w:val="single" w:color="BFBFBF" w:sz="4"/>
+              <w:bottom w:val="single" w:color="BFBFBF" w:sz="4"/>
+              <w:right w:val="single" w:color="BFBFBF" w:sz="4"/>
+            </w:tcBorders>
+            <w:tcMar>
+              <w:top w:type="dxa" w:w="60"/>
+              <w:left w:type="dxa" w:w="100"/>
+              <w:bottom w:type="dxa" w:w="60"/>
+              <w:right w:type="dxa" w:w="100"/>
+            </w:tcMar>
+          </w:tcPr>
+          <w:p>
+            <w:r>
+              <w:rPr>
+                <w:b w:val="false"/>
+                <w:bCs w:val="false"/>
+                <w:sz w:val="19"/>
+                <w:szCs w:val="19"/>
+              </w:rPr>
+              <w:t xml:space="preserve">The cron calls the web service over HTTP instead of touching the database itself</w:t>
+            </w:r>
+          </w:p>
+        </w:tc>
+        <w:tc>
+          <w:tcPr>
+            <w:tcW w:type="dxa" w:w="3400"/>
+            <w:tcBorders>
+              <w:top w:val="single" w:color="BFBFBF" w:sz="4"/>
+              <w:left w:val="single" w:color="BFBFBF" w:sz="4"/>
+              <w:bottom w:val="single" w:color="BFBFBF" w:sz="4"/>
+              <w:right w:val="single" w:color="BFBFBF" w:sz="4"/>
+            </w:tcBorders>
+            <w:tcMar>
+              <w:top w:type="dxa" w:w="60"/>
+              <w:left w:type="dxa" w:w="100"/>
+              <w:bottom w:type="dxa" w:w="60"/>
+              <w:right w:type="dxa" w:w="100"/>
+            </w:tcMar>
+          </w:tcPr>
+          <w:p>
+            <w:r>
+              <w:rPr>
+                <w:b w:val="false"/>
+                <w:bCs w:val="false"/>
+                <w:sz w:val="19"/>
+                <w:szCs w:val="19"/>
+              </w:rPr>
+              <w:t xml:space="preserve">One copy of the ingest logic, and Auto-Rank's after() runs on the long-lived web server.</w:t>
+            </w:r>
+          </w:p>
+        </w:tc>
+        <w:tc>
+          <w:tcPr>
+            <w:tcW w:type="dxa" w:w="3026"/>
+            <w:tcBorders>
+              <w:top w:val="single" w:color="BFBFBF" w:sz="4"/>
+              <w:left w:val="single" w:color="BFBFBF" w:sz="4"/>
+              <w:bottom w:val="single" w:color="BFBFBF" w:sz="4"/>
+              <w:right w:val="single" w:color="BFBFBF" w:sz="4"/>
+            </w:tcBorders>
+            <w:tcMar>
+              <w:top w:type="dxa" w:w="60"/>
+              <w:left w:type="dxa" w:w="100"/>
+              <w:bottom w:type="dxa" w:w="60"/>
+              <w:right w:type="dxa" w:w="100"/>
+            </w:tcMar>
+          </w:tcPr>
+          <w:p>
+            <w:r>
+              <w:rPr>
+                <w:b w:val="false"/>
+                <w:bCs w:val="false"/>
+                <w:sz w:val="19"/>
+                <w:szCs w:val="19"/>
+              </w:rPr>
+              <w:t xml:space="preserve">The cron service needs SWEEP_URL and the same CRON_SECRET, and fails if the web service is down.</w:t>
+            </w:r>
+          </w:p>
+        </w:tc>
+      </w:tr>
+      <w:tr>
+        <w:tc>
+          <w:tcPr>
+            <w:tcW w:type="dxa" w:w="2600"/>
+            <w:tcBorders>
+              <w:top w:val="single" w:color="BFBFBF" w:sz="4"/>
+              <w:left w:val="single" w:color="BFBFBF" w:sz="4"/>
+              <w:bottom w:val="single" w:color="BFBFBF" w:sz="4"/>
+              <w:right w:val="single" w:color="BFBFBF" w:sz="4"/>
+            </w:tcBorders>
+            <w:tcMar>
+              <w:top w:type="dxa" w:w="60"/>
+              <w:left w:type="dxa" w:w="100"/>
+              <w:bottom w:type="dxa" w:w="60"/>
+              <w:right w:type="dxa" w:w="100"/>
+            </w:tcMar>
+          </w:tcPr>
+          <w:p>
+            <w:r>
+              <w:rPr>
+                <w:b w:val="false"/>
+                <w:bCs w:val="false"/>
+                <w:sz w:val="19"/>
+                <w:szCs w:val="19"/>
+              </w:rPr>
+              <w:t xml:space="preserve">Secret sent as Authorization: Bearer</w:t>
+            </w:r>
+          </w:p>
+        </w:tc>
+        <w:tc>
+          <w:tcPr>
+            <w:tcW w:type="dxa" w:w="3400"/>
+            <w:tcBorders>
+              <w:top w:val="single" w:color="BFBFBF" w:sz="4"/>
+              <w:left w:val="single" w:color="BFBFBF" w:sz="4"/>
+              <w:bottom w:val="single" w:color="BFBFBF" w:sz="4"/>
+              <w:right w:val="single" w:color="BFBFBF" w:sz="4"/>
+            </w:tcBorders>
+            <w:tcMar>
+              <w:top w:type="dxa" w:w="60"/>
+              <w:left w:type="dxa" w:w="100"/>
+              <w:bottom w:type="dxa" w:w="60"/>
+              <w:right w:type="dxa" w:w="100"/>
+            </w:tcMar>
+          </w:tcPr>
+          <w:p>
+            <w:r>
+              <w:rPr>
+                <w:b w:val="false"/>
+                <w:bCs w:val="false"/>
+                <w:sz w:val="19"/>
+                <w:szCs w:val="19"/>
+              </w:rPr>
+              <w:t xml:space="preserve">The usual convention for cron callers.</w:t>
+            </w:r>
+          </w:p>
+        </w:tc>
+        <w:tc>
+          <w:tcPr>
+            <w:tcW w:type="dxa" w:w="3026"/>
+            <w:tcBorders>
+              <w:top w:val="single" w:color="BFBFBF" w:sz="4"/>
+              <w:left w:val="single" w:color="BFBFBF" w:sz="4"/>
+              <w:bottom w:val="single" w:color="BFBFBF" w:sz="4"/>
+              <w:right w:val="single" w:color="BFBFBF" w:sz="4"/>
+            </w:tcBorders>
+            <w:tcMar>
+              <w:top w:type="dxa" w:w="60"/>
+              <w:left w:type="dxa" w:w="100"/>
+              <w:bottom w:type="dxa" w:w="60"/>
+              <w:right w:type="dxa" w:w="100"/>
+            </w:tcMar>
+          </w:tcPr>
+          <w:p>
+            <w:r>
+              <w:rPr>
+                <w:b w:val="false"/>
+                <w:bCs w:val="false"/>
+                <w:sz w:val="19"/>
+                <w:szCs w:val="19"/>
+              </w:rPr>
+              <w:t xml:space="preserve">A bare secret without the Bearer prefix is rejected.</w:t>
+            </w:r>
+          </w:p>
+        </w:tc>
+      </w:tr>
+    </w:tbl>
+    <w:p>
+      <w:pPr>
+        <w:spacing w:after="120"/>
+      </w:pPr>
+    </w:p>
+    <w:p>
+      <w:pPr>
+        <w:pStyle w:val="Heading2"/>
+      </w:pPr>
+      <w:r>
+        <w:t xml:space="preserve">Problems found</w:t>
+      </w:r>
+    </w:p>
+    <w:tbl>
+      <w:tblPr>
+        <w:tblW w:type="dxa" w:w="9026"/>
+        <w:tblBorders>
+          <w:top w:val="single" w:color="auto" w:sz="4"/>
+          <w:left w:val="single" w:color="auto" w:sz="4"/>
+          <w:bottom w:val="single" w:color="auto" w:sz="4"/>
+          <w:right w:val="single" w:color="auto" w:sz="4"/>
+          <w:insideH w:val="single" w:color="auto" w:sz="4"/>
+          <w:insideV w:val="single" w:color="auto" w:sz="4"/>
+        </w:tblBorders>
+      </w:tblPr>
+      <w:tblGrid>
+        <w:gridCol w:w="2800"/>
+        <w:gridCol w:w="3300"/>
+        <w:gridCol w:w="2926"/>
+      </w:tblGrid>
+      <w:tr>
+        <w:trPr>
+          <w:tblHeader/>
+        </w:trPr>
+        <w:tc>
+          <w:tcPr>
+            <w:tcW w:type="dxa" w:w="2800"/>
+            <w:tcBorders>
+              <w:top w:val="single" w:color="BFBFBF" w:sz="4"/>
+              <w:left w:val="single" w:color="BFBFBF" w:sz="4"/>
+              <w:bottom w:val="single" w:color="BFBFBF" w:sz="4"/>
+              <w:right w:val="single" w:color="BFBFBF" w:sz="4"/>
+            </w:tcBorders>
+            <w:shd w:fill="EDEDED" w:color="auto" w:val="clear"/>
+            <w:tcMar>
+              <w:top w:type="dxa" w:w="60"/>
+              <w:left w:type="dxa" w:w="100"/>
+              <w:bottom w:type="dxa" w:w="60"/>
+              <w:right w:type="dxa" w:w="100"/>
+            </w:tcMar>
+          </w:tcPr>
+          <w:p>
+            <w:r>
+              <w:rPr>
+                <w:b/>
+                <w:bCs/>
+                <w:sz w:val="19"/>
+                <w:szCs w:val="19"/>
+              </w:rPr>
+              <w:t xml:space="preserve">Symptom</w:t>
+            </w:r>
+          </w:p>
+        </w:tc>
+        <w:tc>
+          <w:tcPr>
+            <w:tcW w:type="dxa" w:w="3300"/>
+            <w:tcBorders>
+              <w:top w:val="single" w:color="BFBFBF" w:sz="4"/>
+              <w:left w:val="single" w:color="BFBFBF" w:sz="4"/>
+              <w:bottom w:val="single" w:color="BFBFBF" w:sz="4"/>
+              <w:right w:val="single" w:color="BFBFBF" w:sz="4"/>
+            </w:tcBorders>
+            <w:shd w:fill="EDEDED" w:color="auto" w:val="clear"/>
+            <w:tcMar>
+              <w:top w:type="dxa" w:w="60"/>
+              <w:left w:type="dxa" w:w="100"/>
+              <w:bottom w:type="dxa" w:w="60"/>
+              <w:right w:type="dxa" w:w="100"/>
+            </w:tcMar>
+          </w:tcPr>
+          <w:p>
+            <w:r>
+              <w:rPr>
+                <w:b/>
+                <w:bCs/>
+                <w:sz w:val="19"/>
+                <w:szCs w:val="19"/>
+              </w:rPr>
+              <w:t xml:space="preserve">Cause</w:t>
+            </w:r>
+          </w:p>
+        </w:tc>
+        <w:tc>
+          <w:tcPr>
+            <w:tcW w:type="dxa" w:w="2926"/>
+            <w:tcBorders>
+              <w:top w:val="single" w:color="BFBFBF" w:sz="4"/>
+              <w:left w:val="single" w:color="BFBFBF" w:sz="4"/>
+              <w:bottom w:val="single" w:color="BFBFBF" w:sz="4"/>
+              <w:right w:val="single" w:color="BFBFBF" w:sz="4"/>
+            </w:tcBorders>
+            <w:shd w:fill="EDEDED" w:color="auto" w:val="clear"/>
+            <w:tcMar>
+              <w:top w:type="dxa" w:w="60"/>
+              <w:left w:type="dxa" w:w="100"/>
+              <w:bottom w:type="dxa" w:w="60"/>
+              <w:right w:type="dxa" w:w="100"/>
+            </w:tcMar>
+          </w:tcPr>
+          <w:p>
+            <w:r>
+              <w:rPr>
+                <w:b/>
+                <w:bCs/>
+                <w:sz w:val="19"/>
+                <w:szCs w:val="19"/>
+              </w:rPr>
+              <w:t xml:space="preserve">Resolution</w:t>
+            </w:r>
+          </w:p>
+        </w:tc>
+      </w:tr>
+      <w:tr>
+        <w:tc>
+          <w:tcPr>
+            <w:tcW w:type="dxa" w:w="2800"/>
+            <w:tcBorders>
+              <w:top w:val="single" w:color="BFBFBF" w:sz="4"/>
+              <w:left w:val="single" w:color="BFBFBF" w:sz="4"/>
+              <w:bottom w:val="single" w:color="BFBFBF" w:sz="4"/>
+              <w:right w:val="single" w:color="BFBFBF" w:sz="4"/>
+            </w:tcBorders>
+            <w:tcMar>
+              <w:top w:type="dxa" w:w="60"/>
+              <w:left w:type="dxa" w:w="100"/>
+              <w:bottom w:type="dxa" w:w="60"/>
+              <w:right w:type="dxa" w:w="100"/>
+            </w:tcMar>
+          </w:tcPr>
+          <w:p>
+            <w:r>
+              <w:rPr>
+                <w:b w:val="false"/>
+                <w:bCs w:val="false"/>
+                <w:sz w:val="19"/>
+                <w:szCs w:val="19"/>
+              </w:rPr>
+              <w:t xml:space="preserve">Adding CRON_SECRET to web/.env glued it onto the end of the ANTHROPIC_API_KEY line.</w:t>
+            </w:r>
+          </w:p>
+        </w:tc>
+        <w:tc>
+          <w:tcPr>
+            <w:tcW w:type="dxa" w:w="3300"/>
+            <w:tcBorders>
+              <w:top w:val="single" w:color="BFBFBF" w:sz="4"/>
+              <w:left w:val="single" w:color="BFBFBF" w:sz="4"/>
+              <w:bottom w:val="single" w:color="BFBFBF" w:sz="4"/>
+              <w:right w:val="single" w:color="BFBFBF" w:sz="4"/>
+            </w:tcBorders>
+            <w:tcMar>
+              <w:top w:type="dxa" w:w="60"/>
+              <w:left w:type="dxa" w:w="100"/>
+              <w:bottom w:type="dxa" w:w="60"/>
+              <w:right w:type="dxa" w:w="100"/>
+            </w:tcMar>
+          </w:tcPr>
+          <w:p>
+            <w:r>
+              <w:rPr>
+                <w:b w:val="false"/>
+                <w:bCs w:val="false"/>
+                <w:sz w:val="19"/>
+                <w:szCs w:val="19"/>
+              </w:rPr>
+              <w:t xml:space="preserve">web/.env had been copied from the root .env, which has no final newline, and the new line was appended with echo &gt;&gt;.</w:t>
+            </w:r>
+          </w:p>
+        </w:tc>
+        <w:tc>
+          <w:tcPr>
+            <w:tcW w:type="dxa" w:w="2926"/>
+            <w:tcBorders>
+              <w:top w:val="single" w:color="BFBFBF" w:sz="4"/>
+              <w:left w:val="single" w:color="BFBFBF" w:sz="4"/>
+              <w:bottom w:val="single" w:color="BFBFBF" w:sz="4"/>
+              <w:right w:val="single" w:color="BFBFBF" w:sz="4"/>
+            </w:tcBorders>
+            <w:tcMar>
+              <w:top w:type="dxa" w:w="60"/>
+              <w:left w:type="dxa" w:w="100"/>
+              <w:bottom w:type="dxa" w:w="60"/>
+              <w:right w:type="dxa" w:w="100"/>
+            </w:tcMar>
+          </w:tcPr>
+          <w:p>
+            <w:r>
+              <w:rPr>
+                <w:b w:val="false"/>
+                <w:bCs w:val="false"/>
+                <w:sz w:val="19"/>
+                <w:szCs w:val="19"/>
+              </w:rPr>
+              <w:t xml:space="preserve">Split back onto its own line and verified the Anthropic key matches the root .env. Local file only; never committed.</w:t>
+            </w:r>
+          </w:p>
+        </w:tc>
+      </w:tr>
+    </w:tbl>
+    <w:p>
+      <w:pPr>
+        <w:spacing w:after="120"/>
+      </w:pPr>
+    </w:p>
+    <w:p>
+      <w:pPr>
+        <w:pStyle w:val="Heading2"/>
+      </w:pPr>
+      <w:r>
+        <w:t xml:space="preserve">Verification</w:t>
+      </w:r>
+    </w:p>
+    <w:p>
+      <w:pPr>
+        <w:pStyle w:val="ListParagraph"/>
+        <w:numPr>
+          <w:ilvl w:val="0"/>
+          <w:numId w:val="2"/>
+        </w:numPr>
+        <w:spacing w:after="60"/>
+      </w:pPr>
+      <w:r>
+        <w:t xml:space="preserve">tsc and eslint clean; railway/sweep-cron.json parses.</w:t>
+      </w:r>
+    </w:p>
+    <w:p>
+      <w:pPr>
+        <w:pStyle w:val="ListParagraph"/>
+        <w:numPr>
+          <w:ilvl w:val="0"/>
+          <w:numId w:val="2"/>
+        </w:numPr>
+        <w:spacing w:after="60"/>
+      </w:pPr>
+      <w:r>
+        <w:t xml:space="preserve">Authorization: no header, a wrong secret, and the secret without Bearer all return 401; GET returns 405; the right secret with nothing running returns checked 0.</w:t>
+      </w:r>
+    </w:p>
+    <w:p>
+      <w:pPr>
+        <w:pStyle w:val="ListParagraph"/>
+        <w:numPr>
+          <w:ilvl w:val="0"/>
+          <w:numId w:val="2"/>
+        </w:numPr>
+        <w:spacing w:after="60"/>
+      </w:pPr>
+      <w:r>
+        <w:t xml:space="preserve">End to end: an Explore search for 'technical content' was started and never polled. After Apify finished, the Run was still running with 0 wave rows. Running scripts/sweep.mjs ingested it (Run done, 1 job, wave jobCount 1 = 1 row) and exited 0; a second run found nothing to do; the status route then reported done. With a wrong secret the script got 401 and exited 1.</w:t>
+      </w:r>
+    </w:p>
+    <w:p>
+      <w:pPr>
+        <w:pStyle w:val="ListParagraph"/>
+        <w:numPr>
+          <w:ilvl w:val="0"/>
+          <w:numId w:val="2"/>
+        </w:numPr>
+        <w:spacing w:after="60"/>
+      </w:pPr>
+      <w:r>
+        <w:t xml:space="preserve">Test cost: 1 Apify run. The Railway cron service itself was not created or checked here.</w:t>
+      </w:r>
+    </w:p>
+    <w:p>
+      <w:pPr>
+        <w:pStyle w:val="Heading2"/>
+      </w:pPr>
+      <w:r>
+        <w:t xml:space="preserve">Known risks left behind</w:t>
+      </w:r>
+    </w:p>
+    <w:p>
+      <w:pPr>
+        <w:pStyle w:val="ListParagraph"/>
+        <w:numPr>
+          <w:ilvl w:val="0"/>
+          <w:numId w:val="2"/>
+        </w:numPr>
+        <w:spacing w:after="60"/>
+      </w:pPr>
+      <w:r>
+        <w:t xml:space="preserve">A Run stuck in ingesting (server died mid-ingest) is still not recovered by the sweep, which only looks at running Runs.</w:t>
+      </w:r>
+    </w:p>
+    <w:p>
+      <w:pPr>
+        <w:pStyle w:val="ListParagraph"/>
+        <w:numPr>
+          <w:ilvl w:val="0"/>
+          <w:numId w:val="2"/>
+        </w:numPr>
+        <w:spacing w:after="60"/>
+      </w:pPr>
+      <w:r>
+        <w:t xml:space="preserve">If CRON_SECRET differs between the two services, every sweep fails with 401 and saving falls back to browser polling only.</w:t>
+      </w:r>
+    </w:p>
+    <w:p>
+      <w:pPr>
+        <w:pStyle w:val="ListParagraph"/>
+        <w:numPr>
+          <w:ilvl w:val="0"/>
+          <w:numId w:val="2"/>
+        </w:numPr>
+        <w:spacing w:after="60"/>
+      </w:pPr>
+      <w:r>
+        <w:t xml:space="preserve">Railway skips a cron execution while the previous one is still running, so one very slow sweep delays the next.</w:t>
+      </w:r>
+    </w:p>
+    <w:p>
+      <w:pPr>
+        <w:pStyle w:val="Heading2"/>
+      </w:pPr>
+      <w:r>
+        <w:t xml:space="preserve">Production data changes</w:t>
+      </w:r>
+    </w:p>
+    <w:p>
+      <w:pPr>
+        <w:pStyle w:val="ListParagraph"/>
+        <w:numPr>
+          <w:ilvl w:val="0"/>
+          <w:numId w:val="2"/>
+        </w:numPr>
+        <w:spacing w:after="60"/>
+      </w:pPr>
+      <w:r>
+        <w:t xml:space="preserve">Kept: Explore wave 'technical content' (1 job) and its Run.</w:t>
       </w:r>
     </w:p>
     <w:sectPr>

--- a/docs/KAMUI-postmortem.docx
+++ b/docs/KAMUI-postmortem.docx
@@ -21,7 +21,7 @@
         <w:rPr>
           <w:color w:val="666666"/>
         </w:rPr>
-        <w:t xml:space="preserve">Last updated 2026-09-24, after the sweep cron.</w:t>
+        <w:t xml:space="preserve">Last updated 2026-09-24, after the heartbeat fix.</w:t>
       </w:r>
     </w:p>
     <w:p>
@@ -84,7 +84,7 @@
         <w:pStyle w:val="Heading1"/>
       </w:pPr>
       <w:r>
-        <w:t xml:space="preserve">The system after the sweep cron</w:t>
+        <w:t xml:space="preserve">The system after the heartbeat fix</w:t>
       </w:r>
     </w:p>
     <w:p>
@@ -941,7 +941,7 @@
                 <w:sz w:val="19"/>
                 <w:szCs w:val="19"/>
               </w:rPr>
-              <w:t xml:space="preserve">A search shows Saving the results... forever</w:t>
+              <w:t xml:space="preserve">A search shows Saving the results... for minutes</w:t>
             </w:r>
           </w:p>
         </w:tc>
@@ -969,7 +969,7 @@
                 <w:sz w:val="19"/>
                 <w:szCs w:val="19"/>
               </w:rPr>
-              <w:t xml:space="preserve">Its Run is stuck in ingesting (the server died mid-ingest). Set the Run's status back to running; the next poll ingests again.</w:t>
+              <w:t xml:space="preserve">Its saver died mid-ingest. Once heartbeatAt is over 2 minutes old, the next sweep (every 5 minutes) hands it back to running and saves it again. If it never recovers, check that the sweep cron is running.</w:t>
             </w:r>
           </w:p>
         </w:tc>
@@ -1278,19 +1278,6 @@
       </w:pPr>
       <w:r>
         <w:t xml:space="preserve">Manual Rank still runs inside its request; large ranks could time out on Railway.</w:t>
-      </w:r>
-    </w:p>
-    <w:p>
-      <w:pPr>
-        <w:pStyle w:val="ListParagraph"/>
-        <w:numPr>
-          <w:ilvl w:val="0"/>
-          <w:numId w:val="2"/>
-        </w:numPr>
-        <w:spacing w:after="60"/>
-      </w:pPr>
-      <w:r>
-        <w:t xml:space="preserve">Nothing resets a Run stuck in ingesting.</w:t>
       </w:r>
     </w:p>
     <w:p>
@@ -8822,6 +8809,805 @@
       </w:pPr>
       <w:r>
         <w:t xml:space="preserve">Kept: Explore wave 'technical content' (1 job) and its Run.</w:t>
+      </w:r>
+    </w:p>
+    <w:p>
+      <w:pPr>
+        <w:pStyle w:val="Heading1"/>
+      </w:pPr>
+      <w:r>
+        <w:t xml:space="preserve">After Phase 4: heartbeat recovery for stuck ingests</w:t>
+      </w:r>
+    </w:p>
+    <w:p>
+      <w:pPr>
+        <w:spacing w:after="120"/>
+        <w:rPr>
+          <w:color w:val="666666"/>
+          <w:sz w:val="20"/>
+          <w:szCs w:val="20"/>
+        </w:rPr>
+      </w:pPr>
+      <w:r>
+        <w:rPr>
+          <w:color w:val="666666"/>
+          <w:sz w:val="20"/>
+          <w:szCs w:val="20"/>
+        </w:rPr>
+        <w:t xml:space="preserve">2026-09-24  ·  commit e2c8ac5</w:t>
+      </w:r>
+    </w:p>
+    <w:p>
+      <w:pPr>
+        <w:spacing w:after="120"/>
+      </w:pPr>
+      <w:r>
+        <w:t xml:space="preserve">A Run could stay "ingesting" forever if the server died mid-save, because the claim that stops two callers saving also blocked any retry. Added a heartbeat: the saver stamps Run.heartbeatAt every 5 seconds, and the sweep hands a Run back to "running" only when its stamp is more than 2 minutes old, so a crashed save is retried and a slow one is left alone.</w:t>
+      </w:r>
+    </w:p>
+    <w:p>
+      <w:pPr>
+        <w:pStyle w:val="Heading2"/>
+      </w:pPr>
+      <w:r>
+        <w:t xml:space="preserve">What changed</w:t>
+      </w:r>
+    </w:p>
+    <w:p>
+      <w:pPr>
+        <w:pStyle w:val="ListParagraph"/>
+        <w:numPr>
+          <w:ilvl w:val="0"/>
+          <w:numId w:val="2"/>
+        </w:numPr>
+        <w:spacing w:after="60"/>
+      </w:pPr>
+      <w:r>
+        <w:t xml:space="preserve">prisma/migrations/20260924160000_run_heartbeat: additive. Run gains heartbeatAt (timestamp, nullable).</w:t>
+      </w:r>
+    </w:p>
+    <w:p>
+      <w:pPr>
+        <w:pStyle w:val="ListParagraph"/>
+        <w:numPr>
+          <w:ilvl w:val="0"/>
+          <w:numId w:val="2"/>
+        </w:numPr>
+        <w:spacing w:after="60"/>
+      </w:pPr>
+      <w:r>
+        <w:t xml:space="preserve">web/lib/searchRuns.ts: the claim (running to ingesting) sets heartbeatAt; startHeartbeat re-stamps it every 5 seconds (only while the Run is still ingesting) and stops when the save ends; reclaimStaleIngests resets stale Runs to running; sweepRunningSearches calls it before ingesting.</w:t>
+      </w:r>
+    </w:p>
+    <w:p>
+      <w:pPr>
+        <w:pStyle w:val="ListParagraph"/>
+        <w:numPr>
+          <w:ilvl w:val="0"/>
+          <w:numId w:val="2"/>
+        </w:numPr>
+        <w:spacing w:after="60"/>
+      </w:pPr>
+      <w:r>
+        <w:t xml:space="preserve">Explore saves replace the wave's rows (deleteMany, then createMany, in one transaction) instead of appending.</w:t>
+      </w:r>
+    </w:p>
+    <w:p>
+      <w:pPr>
+        <w:pStyle w:val="ListParagraph"/>
+        <w:numPr>
+          <w:ilvl w:val="0"/>
+          <w:numId w:val="2"/>
+        </w:numPr>
+        <w:spacing w:after="60"/>
+      </w:pPr>
+      <w:r>
+        <w:t xml:space="preserve">POST /api/runs/sweep reports how many Runs it reclaimed.</w:t>
+      </w:r>
+    </w:p>
+    <w:p>
+      <w:pPr>
+        <w:pStyle w:val="Heading2"/>
+      </w:pPr>
+      <w:r>
+        <w:t xml:space="preserve">Decisions and deviations from the spec</w:t>
+      </w:r>
+    </w:p>
+    <w:tbl>
+      <w:tblPr>
+        <w:tblW w:type="dxa" w:w="9026"/>
+        <w:tblBorders>
+          <w:top w:val="single" w:color="auto" w:sz="4"/>
+          <w:left w:val="single" w:color="auto" w:sz="4"/>
+          <w:bottom w:val="single" w:color="auto" w:sz="4"/>
+          <w:right w:val="single" w:color="auto" w:sz="4"/>
+          <w:insideH w:val="single" w:color="auto" w:sz="4"/>
+          <w:insideV w:val="single" w:color="auto" w:sz="4"/>
+        </w:tblBorders>
+      </w:tblPr>
+      <w:tblGrid>
+        <w:gridCol w:w="2600"/>
+        <w:gridCol w:w="3400"/>
+        <w:gridCol w:w="3026"/>
+      </w:tblGrid>
+      <w:tr>
+        <w:trPr>
+          <w:tblHeader/>
+        </w:trPr>
+        <w:tc>
+          <w:tcPr>
+            <w:tcW w:type="dxa" w:w="2600"/>
+            <w:tcBorders>
+              <w:top w:val="single" w:color="BFBFBF" w:sz="4"/>
+              <w:left w:val="single" w:color="BFBFBF" w:sz="4"/>
+              <w:bottom w:val="single" w:color="BFBFBF" w:sz="4"/>
+              <w:right w:val="single" w:color="BFBFBF" w:sz="4"/>
+            </w:tcBorders>
+            <w:shd w:fill="EDEDED" w:color="auto" w:val="clear"/>
+            <w:tcMar>
+              <w:top w:type="dxa" w:w="60"/>
+              <w:left w:type="dxa" w:w="100"/>
+              <w:bottom w:type="dxa" w:w="60"/>
+              <w:right w:type="dxa" w:w="100"/>
+            </w:tcMar>
+          </w:tcPr>
+          <w:p>
+            <w:r>
+              <w:rPr>
+                <w:b/>
+                <w:bCs/>
+                <w:sz w:val="19"/>
+                <w:szCs w:val="19"/>
+              </w:rPr>
+              <w:t xml:space="preserve">Decision</w:t>
+            </w:r>
+          </w:p>
+        </w:tc>
+        <w:tc>
+          <w:tcPr>
+            <w:tcW w:type="dxa" w:w="3400"/>
+            <w:tcBorders>
+              <w:top w:val="single" w:color="BFBFBF" w:sz="4"/>
+              <w:left w:val="single" w:color="BFBFBF" w:sz="4"/>
+              <w:bottom w:val="single" w:color="BFBFBF" w:sz="4"/>
+              <w:right w:val="single" w:color="BFBFBF" w:sz="4"/>
+            </w:tcBorders>
+            <w:shd w:fill="EDEDED" w:color="auto" w:val="clear"/>
+            <w:tcMar>
+              <w:top w:type="dxa" w:w="60"/>
+              <w:left w:type="dxa" w:w="100"/>
+              <w:bottom w:type="dxa" w:w="60"/>
+              <w:right w:type="dxa" w:w="100"/>
+            </w:tcMar>
+          </w:tcPr>
+          <w:p>
+            <w:r>
+              <w:rPr>
+                <w:b/>
+                <w:bCs/>
+                <w:sz w:val="19"/>
+                <w:szCs w:val="19"/>
+              </w:rPr>
+              <w:t xml:space="preserve">Why</w:t>
+            </w:r>
+          </w:p>
+        </w:tc>
+        <w:tc>
+          <w:tcPr>
+            <w:tcW w:type="dxa" w:w="3026"/>
+            <w:tcBorders>
+              <w:top w:val="single" w:color="BFBFBF" w:sz="4"/>
+              <w:left w:val="single" w:color="BFBFBF" w:sz="4"/>
+              <w:bottom w:val="single" w:color="BFBFBF" w:sz="4"/>
+              <w:right w:val="single" w:color="BFBFBF" w:sz="4"/>
+            </w:tcBorders>
+            <w:shd w:fill="EDEDED" w:color="auto" w:val="clear"/>
+            <w:tcMar>
+              <w:top w:type="dxa" w:w="60"/>
+              <w:left w:type="dxa" w:w="100"/>
+              <w:bottom w:type="dxa" w:w="60"/>
+              <w:right w:type="dxa" w:w="100"/>
+            </w:tcMar>
+          </w:tcPr>
+          <w:p>
+            <w:r>
+              <w:rPr>
+                <w:b/>
+                <w:bCs/>
+                <w:sz w:val="19"/>
+                <w:szCs w:val="19"/>
+              </w:rPr>
+              <w:t xml:space="preserve">Consequence / where</w:t>
+            </w:r>
+          </w:p>
+        </w:tc>
+      </w:tr>
+      <w:tr>
+        <w:tc>
+          <w:tcPr>
+            <w:tcW w:type="dxa" w:w="2600"/>
+            <w:tcBorders>
+              <w:top w:val="single" w:color="BFBFBF" w:sz="4"/>
+              <w:left w:val="single" w:color="BFBFBF" w:sz="4"/>
+              <w:bottom w:val="single" w:color="BFBFBF" w:sz="4"/>
+              <w:right w:val="single" w:color="BFBFBF" w:sz="4"/>
+            </w:tcBorders>
+            <w:tcMar>
+              <w:top w:type="dxa" w:w="60"/>
+              <w:left w:type="dxa" w:w="100"/>
+              <w:bottom w:type="dxa" w:w="60"/>
+              <w:right w:type="dxa" w:w="100"/>
+            </w:tcMar>
+          </w:tcPr>
+          <w:p>
+            <w:r>
+              <w:rPr>
+                <w:b w:val="false"/>
+                <w:bCs w:val="false"/>
+                <w:sz w:val="19"/>
+                <w:szCs w:val="19"/>
+              </w:rPr>
+              <w:t xml:space="preserve">Heartbeat instead of a fixed timeout</w:t>
+            </w:r>
+          </w:p>
+        </w:tc>
+        <w:tc>
+          <w:tcPr>
+            <w:tcW w:type="dxa" w:w="3400"/>
+            <w:tcBorders>
+              <w:top w:val="single" w:color="BFBFBF" w:sz="4"/>
+              <w:left w:val="single" w:color="BFBFBF" w:sz="4"/>
+              <w:bottom w:val="single" w:color="BFBFBF" w:sz="4"/>
+              <w:right w:val="single" w:color="BFBFBF" w:sz="4"/>
+            </w:tcBorders>
+            <w:tcMar>
+              <w:top w:type="dxa" w:w="60"/>
+              <w:left w:type="dxa" w:w="100"/>
+              <w:bottom w:type="dxa" w:w="60"/>
+              <w:right w:type="dxa" w:w="100"/>
+            </w:tcMar>
+          </w:tcPr>
+          <w:p>
+            <w:r>
+              <w:rPr>
+                <w:b w:val="false"/>
+                <w:bCs w:val="false"/>
+                <w:sz w:val="19"/>
+                <w:szCs w:val="19"/>
+              </w:rPr>
+              <w:t xml:space="preserve">A fixed timeout either reclaims slow saves that are still working or leaves crashed ones stuck for too long.</w:t>
+            </w:r>
+          </w:p>
+        </w:tc>
+        <w:tc>
+          <w:tcPr>
+            <w:tcW w:type="dxa" w:w="3026"/>
+            <w:tcBorders>
+              <w:top w:val="single" w:color="BFBFBF" w:sz="4"/>
+              <w:left w:val="single" w:color="BFBFBF" w:sz="4"/>
+              <w:bottom w:val="single" w:color="BFBFBF" w:sz="4"/>
+              <w:right w:val="single" w:color="BFBFBF" w:sz="4"/>
+            </w:tcBorders>
+            <w:tcMar>
+              <w:top w:type="dxa" w:w="60"/>
+              <w:left w:type="dxa" w:w="100"/>
+              <w:bottom w:type="dxa" w:w="60"/>
+              <w:right w:type="dxa" w:w="100"/>
+            </w:tcMar>
+          </w:tcPr>
+          <w:p>
+            <w:r>
+              <w:rPr>
+                <w:b w:val="false"/>
+                <w:bCs w:val="false"/>
+                <w:sz w:val="19"/>
+                <w:szCs w:val="19"/>
+              </w:rPr>
+              <w:t xml:space="preserve">A save is only reclaimed after 2 minutes without a stamp, however long it has been running.</w:t>
+            </w:r>
+          </w:p>
+        </w:tc>
+      </w:tr>
+      <w:tr>
+        <w:tc>
+          <w:tcPr>
+            <w:tcW w:type="dxa" w:w="2600"/>
+            <w:tcBorders>
+              <w:top w:val="single" w:color="BFBFBF" w:sz="4"/>
+              <w:left w:val="single" w:color="BFBFBF" w:sz="4"/>
+              <w:bottom w:val="single" w:color="BFBFBF" w:sz="4"/>
+              <w:right w:val="single" w:color="BFBFBF" w:sz="4"/>
+            </w:tcBorders>
+            <w:tcMar>
+              <w:top w:type="dxa" w:w="60"/>
+              <w:left w:type="dxa" w:w="100"/>
+              <w:bottom w:type="dxa" w:w="60"/>
+              <w:right w:type="dxa" w:w="100"/>
+            </w:tcMar>
+          </w:tcPr>
+          <w:p>
+            <w:r>
+              <w:rPr>
+                <w:b w:val="false"/>
+                <w:bCs w:val="false"/>
+                <w:sz w:val="19"/>
+                <w:szCs w:val="19"/>
+              </w:rPr>
+              <w:t xml:space="preserve">A Run ingesting with no heartbeatAt is treated as stale</w:t>
+            </w:r>
+          </w:p>
+        </w:tc>
+        <w:tc>
+          <w:tcPr>
+            <w:tcW w:type="dxa" w:w="3400"/>
+            <w:tcBorders>
+              <w:top w:val="single" w:color="BFBFBF" w:sz="4"/>
+              <w:left w:val="single" w:color="BFBFBF" w:sz="4"/>
+              <w:bottom w:val="single" w:color="BFBFBF" w:sz="4"/>
+              <w:right w:val="single" w:color="BFBFBF" w:sz="4"/>
+            </w:tcBorders>
+            <w:tcMar>
+              <w:top w:type="dxa" w:w="60"/>
+              <w:left w:type="dxa" w:w="100"/>
+              <w:bottom w:type="dxa" w:w="60"/>
+              <w:right w:type="dxa" w:w="100"/>
+            </w:tcMar>
+          </w:tcPr>
+          <w:p>
+            <w:r>
+              <w:rPr>
+                <w:b w:val="false"/>
+                <w:bCs w:val="false"/>
+                <w:sz w:val="19"/>
+                <w:szCs w:val="19"/>
+              </w:rPr>
+              <w:t xml:space="preserve">Every claim now sets the stamp, so a missing one can only come from before this change.</w:t>
+            </w:r>
+          </w:p>
+        </w:tc>
+        <w:tc>
+          <w:tcPr>
+            <w:tcW w:type="dxa" w:w="3026"/>
+            <w:tcBorders>
+              <w:top w:val="single" w:color="BFBFBF" w:sz="4"/>
+              <w:left w:val="single" w:color="BFBFBF" w:sz="4"/>
+              <w:bottom w:val="single" w:color="BFBFBF" w:sz="4"/>
+              <w:right w:val="single" w:color="BFBFBF" w:sz="4"/>
+            </w:tcBorders>
+            <w:tcMar>
+              <w:top w:type="dxa" w:w="60"/>
+              <w:left w:type="dxa" w:w="100"/>
+              <w:bottom w:type="dxa" w:w="60"/>
+              <w:right w:type="dxa" w:w="100"/>
+            </w:tcMar>
+          </w:tcPr>
+          <w:p>
+            <w:r>
+              <w:rPr>
+                <w:b w:val="false"/>
+                <w:bCs w:val="false"/>
+                <w:sz w:val="19"/>
+                <w:szCs w:val="19"/>
+              </w:rPr>
+              <w:t xml:space="preserve"/>
+            </w:r>
+          </w:p>
+        </w:tc>
+      </w:tr>
+      <w:tr>
+        <w:tc>
+          <w:tcPr>
+            <w:tcW w:type="dxa" w:w="2600"/>
+            <w:tcBorders>
+              <w:top w:val="single" w:color="BFBFBF" w:sz="4"/>
+              <w:left w:val="single" w:color="BFBFBF" w:sz="4"/>
+              <w:bottom w:val="single" w:color="BFBFBF" w:sz="4"/>
+              <w:right w:val="single" w:color="BFBFBF" w:sz="4"/>
+            </w:tcBorders>
+            <w:tcMar>
+              <w:top w:type="dxa" w:w="60"/>
+              <w:left w:type="dxa" w:w="100"/>
+              <w:bottom w:type="dxa" w:w="60"/>
+              <w:right w:type="dxa" w:w="100"/>
+            </w:tcMar>
+          </w:tcPr>
+          <w:p>
+            <w:r>
+              <w:rPr>
+                <w:b w:val="false"/>
+                <w:bCs w:val="false"/>
+                <w:sz w:val="19"/>
+                <w:szCs w:val="19"/>
+              </w:rPr>
+              <w:t xml:space="preserve">Explore saves replace the wave's rows</w:t>
+            </w:r>
+          </w:p>
+        </w:tc>
+        <w:tc>
+          <w:tcPr>
+            <w:tcW w:type="dxa" w:w="3400"/>
+            <w:tcBorders>
+              <w:top w:val="single" w:color="BFBFBF" w:sz="4"/>
+              <w:left w:val="single" w:color="BFBFBF" w:sz="4"/>
+              <w:bottom w:val="single" w:color="BFBFBF" w:sz="4"/>
+              <w:right w:val="single" w:color="BFBFBF" w:sz="4"/>
+            </w:tcBorders>
+            <w:tcMar>
+              <w:top w:type="dxa" w:w="60"/>
+              <w:left w:type="dxa" w:w="100"/>
+              <w:bottom w:type="dxa" w:w="60"/>
+              <w:right w:type="dxa" w:w="100"/>
+            </w:tcMar>
+          </w:tcPr>
+          <w:p>
+            <w:r>
+              <w:rPr>
+                <w:b w:val="false"/>
+                <w:bCs w:val="false"/>
+                <w:sz w:val="19"/>
+                <w:szCs w:val="19"/>
+              </w:rPr>
+              <w:t xml:space="preserve">If a save committed and then its process died before marking the Run done, the retry would otherwise store the jobs twice.</w:t>
+            </w:r>
+          </w:p>
+        </w:tc>
+        <w:tc>
+          <w:tcPr>
+            <w:tcW w:type="dxa" w:w="3026"/>
+            <w:tcBorders>
+              <w:top w:val="single" w:color="BFBFBF" w:sz="4"/>
+              <w:left w:val="single" w:color="BFBFBF" w:sz="4"/>
+              <w:bottom w:val="single" w:color="BFBFBF" w:sz="4"/>
+              <w:right w:val="single" w:color="BFBFBF" w:sz="4"/>
+            </w:tcBorders>
+            <w:tcMar>
+              <w:top w:type="dxa" w:w="60"/>
+              <w:left w:type="dxa" w:w="100"/>
+              <w:bottom w:type="dxa" w:w="60"/>
+              <w:right w:type="dxa" w:w="100"/>
+            </w:tcMar>
+          </w:tcPr>
+          <w:p>
+            <w:r>
+              <w:rPr>
+                <w:b w:val="false"/>
+                <w:bCs w:val="false"/>
+                <w:sz w:val="19"/>
+                <w:szCs w:val="19"/>
+              </w:rPr>
+              <w:t xml:space="preserve">Battlefield saves were already safe through the (battlefieldId, atsJobId) unique index.</w:t>
+            </w:r>
+          </w:p>
+        </w:tc>
+      </w:tr>
+    </w:tbl>
+    <w:p>
+      <w:pPr>
+        <w:spacing w:after="120"/>
+      </w:pPr>
+    </w:p>
+    <w:p>
+      <w:pPr>
+        <w:pStyle w:val="Heading2"/>
+      </w:pPr>
+      <w:r>
+        <w:t xml:space="preserve">Problems found</w:t>
+      </w:r>
+    </w:p>
+    <w:tbl>
+      <w:tblPr>
+        <w:tblW w:type="dxa" w:w="9026"/>
+        <w:tblBorders>
+          <w:top w:val="single" w:color="auto" w:sz="4"/>
+          <w:left w:val="single" w:color="auto" w:sz="4"/>
+          <w:bottom w:val="single" w:color="auto" w:sz="4"/>
+          <w:right w:val="single" w:color="auto" w:sz="4"/>
+          <w:insideH w:val="single" w:color="auto" w:sz="4"/>
+          <w:insideV w:val="single" w:color="auto" w:sz="4"/>
+        </w:tblBorders>
+      </w:tblPr>
+      <w:tblGrid>
+        <w:gridCol w:w="2800"/>
+        <w:gridCol w:w="3300"/>
+        <w:gridCol w:w="2926"/>
+      </w:tblGrid>
+      <w:tr>
+        <w:trPr>
+          <w:tblHeader/>
+        </w:trPr>
+        <w:tc>
+          <w:tcPr>
+            <w:tcW w:type="dxa" w:w="2800"/>
+            <w:tcBorders>
+              <w:top w:val="single" w:color="BFBFBF" w:sz="4"/>
+              <w:left w:val="single" w:color="BFBFBF" w:sz="4"/>
+              <w:bottom w:val="single" w:color="BFBFBF" w:sz="4"/>
+              <w:right w:val="single" w:color="BFBFBF" w:sz="4"/>
+            </w:tcBorders>
+            <w:shd w:fill="EDEDED" w:color="auto" w:val="clear"/>
+            <w:tcMar>
+              <w:top w:type="dxa" w:w="60"/>
+              <w:left w:type="dxa" w:w="100"/>
+              <w:bottom w:type="dxa" w:w="60"/>
+              <w:right w:type="dxa" w:w="100"/>
+            </w:tcMar>
+          </w:tcPr>
+          <w:p>
+            <w:r>
+              <w:rPr>
+                <w:b/>
+                <w:bCs/>
+                <w:sz w:val="19"/>
+                <w:szCs w:val="19"/>
+              </w:rPr>
+              <w:t xml:space="preserve">Symptom</w:t>
+            </w:r>
+          </w:p>
+        </w:tc>
+        <w:tc>
+          <w:tcPr>
+            <w:tcW w:type="dxa" w:w="3300"/>
+            <w:tcBorders>
+              <w:top w:val="single" w:color="BFBFBF" w:sz="4"/>
+              <w:left w:val="single" w:color="BFBFBF" w:sz="4"/>
+              <w:bottom w:val="single" w:color="BFBFBF" w:sz="4"/>
+              <w:right w:val="single" w:color="BFBFBF" w:sz="4"/>
+            </w:tcBorders>
+            <w:shd w:fill="EDEDED" w:color="auto" w:val="clear"/>
+            <w:tcMar>
+              <w:top w:type="dxa" w:w="60"/>
+              <w:left w:type="dxa" w:w="100"/>
+              <w:bottom w:type="dxa" w:w="60"/>
+              <w:right w:type="dxa" w:w="100"/>
+            </w:tcMar>
+          </w:tcPr>
+          <w:p>
+            <w:r>
+              <w:rPr>
+                <w:b/>
+                <w:bCs/>
+                <w:sz w:val="19"/>
+                <w:szCs w:val="19"/>
+              </w:rPr>
+              <w:t xml:space="preserve">Cause</w:t>
+            </w:r>
+          </w:p>
+        </w:tc>
+        <w:tc>
+          <w:tcPr>
+            <w:tcW w:type="dxa" w:w="2926"/>
+            <w:tcBorders>
+              <w:top w:val="single" w:color="BFBFBF" w:sz="4"/>
+              <w:left w:val="single" w:color="BFBFBF" w:sz="4"/>
+              <w:bottom w:val="single" w:color="BFBFBF" w:sz="4"/>
+              <w:right w:val="single" w:color="BFBFBF" w:sz="4"/>
+            </w:tcBorders>
+            <w:shd w:fill="EDEDED" w:color="auto" w:val="clear"/>
+            <w:tcMar>
+              <w:top w:type="dxa" w:w="60"/>
+              <w:left w:type="dxa" w:w="100"/>
+              <w:bottom w:type="dxa" w:w="60"/>
+              <w:right w:type="dxa" w:w="100"/>
+            </w:tcMar>
+          </w:tcPr>
+          <w:p>
+            <w:r>
+              <w:rPr>
+                <w:b/>
+                <w:bCs/>
+                <w:sz w:val="19"/>
+                <w:szCs w:val="19"/>
+              </w:rPr>
+              <w:t xml:space="preserve">Resolution</w:t>
+            </w:r>
+          </w:p>
+        </w:tc>
+      </w:tr>
+      <w:tr>
+        <w:tc>
+          <w:tcPr>
+            <w:tcW w:type="dxa" w:w="2800"/>
+            <w:tcBorders>
+              <w:top w:val="single" w:color="BFBFBF" w:sz="4"/>
+              <w:left w:val="single" w:color="BFBFBF" w:sz="4"/>
+              <w:bottom w:val="single" w:color="BFBFBF" w:sz="4"/>
+              <w:right w:val="single" w:color="BFBFBF" w:sz="4"/>
+            </w:tcBorders>
+            <w:tcMar>
+              <w:top w:type="dxa" w:w="60"/>
+              <w:left w:type="dxa" w:w="100"/>
+              <w:bottom w:type="dxa" w:w="60"/>
+              <w:right w:type="dxa" w:w="100"/>
+            </w:tcMar>
+          </w:tcPr>
+          <w:p>
+            <w:r>
+              <w:rPr>
+                <w:b w:val="false"/>
+                <w:bCs w:val="false"/>
+                <w:sz w:val="19"/>
+                <w:szCs w:val="19"/>
+              </w:rPr>
+              <w:t xml:space="preserve">During testing, a sweep reported reclaimed=1 while a deliberately slow save was running.</w:t>
+            </w:r>
+          </w:p>
+        </w:tc>
+        <w:tc>
+          <w:tcPr>
+            <w:tcW w:type="dxa" w:w="3300"/>
+            <w:tcBorders>
+              <w:top w:val="single" w:color="BFBFBF" w:sz="4"/>
+              <w:left w:val="single" w:color="BFBFBF" w:sz="4"/>
+              <w:bottom w:val="single" w:color="BFBFBF" w:sz="4"/>
+              <w:right w:val="single" w:color="BFBFBF" w:sz="4"/>
+            </w:tcBorders>
+            <w:tcMar>
+              <w:top w:type="dxa" w:w="60"/>
+              <w:left w:type="dxa" w:w="100"/>
+              <w:bottom w:type="dxa" w:w="60"/>
+              <w:right w:type="dxa" w:w="100"/>
+            </w:tcMar>
+          </w:tcPr>
+          <w:p>
+            <w:r>
+              <w:rPr>
+                <w:b w:val="false"/>
+                <w:bCs w:val="false"/>
+                <w:sz w:val="19"/>
+                <w:szCs w:val="19"/>
+              </w:rPr>
+              <w:t xml:space="preserve">The reclaimed Run was a leftover test Run from the previous scenario whose heartbeat had genuinely gone stale, not the slow save.</w:t>
+            </w:r>
+          </w:p>
+        </w:tc>
+        <w:tc>
+          <w:tcPr>
+            <w:tcW w:type="dxa" w:w="2926"/>
+            <w:tcBorders>
+              <w:top w:val="single" w:color="BFBFBF" w:sz="4"/>
+              <w:left w:val="single" w:color="BFBFBF" w:sz="4"/>
+              <w:bottom w:val="single" w:color="BFBFBF" w:sz="4"/>
+              <w:right w:val="single" w:color="BFBFBF" w:sz="4"/>
+            </w:tcBorders>
+            <w:tcMar>
+              <w:top w:type="dxa" w:w="60"/>
+              <w:left w:type="dxa" w:w="100"/>
+              <w:bottom w:type="dxa" w:w="60"/>
+              <w:right w:type="dxa" w:w="100"/>
+            </w:tcMar>
+          </w:tcPr>
+          <w:p>
+            <w:r>
+              <w:rPr>
+                <w:b w:val="false"/>
+                <w:bCs w:val="false"/>
+                <w:sz w:val="19"/>
+                <w:szCs w:val="19"/>
+              </w:rPr>
+              <w:t xml:space="preserve">Confirmed from finish times: the slow save finished on its own after 2 min 35 s; the leftover was reclaimed and re-saved. Working as designed.</w:t>
+            </w:r>
+          </w:p>
+        </w:tc>
+      </w:tr>
+    </w:tbl>
+    <w:p>
+      <w:pPr>
+        <w:spacing w:after="120"/>
+      </w:pPr>
+    </w:p>
+    <w:p>
+      <w:pPr>
+        <w:pStyle w:val="Heading2"/>
+      </w:pPr>
+      <w:r>
+        <w:t xml:space="preserve">Verification</w:t>
+      </w:r>
+    </w:p>
+    <w:p>
+      <w:pPr>
+        <w:pStyle w:val="ListParagraph"/>
+        <w:numPr>
+          <w:ilvl w:val="0"/>
+          <w:numId w:val="2"/>
+        </w:numPr>
+        <w:spacing w:after="60"/>
+      </w:pPr>
+      <w:r>
+        <w:t xml:space="preserve">tsc and eslint clean; migrate diff empty after applying.</w:t>
+      </w:r>
+    </w:p>
+    <w:p>
+      <w:pPr>
+        <w:pStyle w:val="ListParagraph"/>
+        <w:numPr>
+          <w:ilvl w:val="0"/>
+          <w:numId w:val="2"/>
+        </w:numPr>
+        <w:spacing w:after="60"/>
+      </w:pPr>
+      <w:r>
+        <w:t xml:space="preserve">Test Runs pointed at an already finished Apify run (no new Apify cost). One sweep reclaimed and re-saved a Run ingesting with a 5-minute-old stamp and a Run with no stamp, and left a Run with a 30-second-old stamp alone. The stale Run's wave already had 1 row from the dead save and ended with 1, not 2.</w:t>
+      </w:r>
+    </w:p>
+    <w:p>
+      <w:pPr>
+        <w:pStyle w:val="ListParagraph"/>
+        <w:numPr>
+          <w:ilvl w:val="0"/>
+          <w:numId w:val="2"/>
+        </w:numPr>
+        <w:spacing w:after="60"/>
+      </w:pPr>
+      <w:r>
+        <w:t xml:space="preserve">Slow save: with a temporary 150-second pause in the save (removed before commit), heartbeatAt stayed 3 to 4 seconds old throughout, a sweep 135 seconds in did not reclaim it, and it finished normally.</w:t>
+      </w:r>
+    </w:p>
+    <w:p>
+      <w:pPr>
+        <w:pStyle w:val="ListParagraph"/>
+        <w:numPr>
+          <w:ilvl w:val="0"/>
+          <w:numId w:val="2"/>
+        </w:numPr>
+        <w:spacing w:after="60"/>
+      </w:pPr>
+      <w:r>
+        <w:t xml:space="preserve">All test Runs, waves and jobs were deleted afterwards.</w:t>
+      </w:r>
+    </w:p>
+    <w:p>
+      <w:pPr>
+        <w:pStyle w:val="Heading2"/>
+      </w:pPr>
+      <w:r>
+        <w:t xml:space="preserve">Known risks left behind</w:t>
+      </w:r>
+    </w:p>
+    <w:p>
+      <w:pPr>
+        <w:pStyle w:val="ListParagraph"/>
+        <w:numPr>
+          <w:ilvl w:val="0"/>
+          <w:numId w:val="2"/>
+        </w:numPr>
+        <w:spacing w:after="60"/>
+      </w:pPr>
+      <w:r>
+        <w:t xml:space="preserve">If the database stops accepting the heartbeat writes for over 2 minutes while the saver itself is still alive, the sweep can start a second save of the same Run. Battlefield saves dedupe and Explore saves replace, so the data stays correct, but jobsNew and Auto-Rank can miss jobs the first save inserted.</w:t>
+      </w:r>
+    </w:p>
+    <w:p>
+      <w:pPr>
+        <w:pStyle w:val="ListParagraph"/>
+        <w:numPr>
+          <w:ilvl w:val="0"/>
+          <w:numId w:val="2"/>
+        </w:numPr>
+        <w:spacing w:after="60"/>
+      </w:pPr>
+      <w:r>
+        <w:t xml:space="preserve">A retried Battlefield save counts jobs the dead save already inserted as existing, so they are not reported as new or auto-ranked.</w:t>
+      </w:r>
+    </w:p>
+    <w:p>
+      <w:pPr>
+        <w:pStyle w:val="Heading2"/>
+      </w:pPr>
+      <w:r>
+        <w:t xml:space="preserve">Production data changes</w:t>
+      </w:r>
+    </w:p>
+    <w:p>
+      <w:pPr>
+        <w:pStyle w:val="ListParagraph"/>
+        <w:numPr>
+          <w:ilvl w:val="0"/>
+          <w:numId w:val="2"/>
+        </w:numPr>
+        <w:spacing w:after="60"/>
+      </w:pPr>
+      <w:r>
+        <w:t xml:space="preserve">Applied migration 20260924160000_run_heartbeat (additive). No test data kept.</w:t>
       </w:r>
     </w:p>
     <w:sectPr>

--- a/docs/KAMUI-postmortem.docx
+++ b/docs/KAMUI-postmortem.docx
@@ -21,7 +21,7 @@
         <w:rPr>
           <w:color w:val="666666"/>
         </w:rPr>
-        <w:t xml:space="preserve">Last updated 2026-09-24, after the heartbeat fix.</w:t>
+        <w:t xml:space="preserve">Last updated 2026-09-24, after the design system rebuild.</w:t>
       </w:r>
     </w:p>
     <w:p>
@@ -84,7 +84,7 @@
         <w:pStyle w:val="Heading1"/>
       </w:pPr>
       <w:r>
-        <w:t xml:space="preserve">The system after the heartbeat fix</w:t>
+        <w:t xml:space="preserve">The system after the design system rebuild</w:t>
       </w:r>
     </w:p>
     <w:p>
@@ -137,6 +137,19 @@
       </w:pPr>
       <w:r>
         <w:t xml:space="preserve">Battlefields are the organising unit: each has its own keywords, excludes, locations, caps, versioned rubric and jobs. Pages select one with ?battlefield=&lt;slug&gt;.</w:t>
+      </w:r>
+    </w:p>
+    <w:p>
+      <w:pPr>
+        <w:pStyle w:val="ListParagraph"/>
+        <w:numPr>
+          <w:ilvl w:val="0"/>
+          <w:numId w:val="2"/>
+        </w:numPr>
+        <w:spacing w:after="60"/>
+      </w:pPr>
+      <w:r>
+        <w:t xml:space="preserve">The UI follows kamui-design-package/DESIGN-SYSTEM.md: glass panel over a photograph, global sidebar with Frost and a background cycler, everything in rem off a fluid root size. / is the homepage; Discovery is /battlefields/&lt;slug&gt;.</w:t>
       </w:r>
     </w:p>
     <w:p>
@@ -1144,6 +1157,238 @@
                 <w:szCs w:val="19"/>
               </w:rPr>
               <w:t xml:space="preserve">It picked up a cron config: a railway.json at the repo root, or its config file path set to railway/sweep-cron.json. Only the cron service should use that file.</w:t>
+            </w:r>
+          </w:p>
+        </w:tc>
+      </w:tr>
+      <w:tr>
+        <w:tc>
+          <w:tcPr>
+            <w:tcW w:type="dxa" w:w="3200"/>
+            <w:tcBorders>
+              <w:top w:val="single" w:color="BFBFBF" w:sz="4"/>
+              <w:left w:val="single" w:color="BFBFBF" w:sz="4"/>
+              <w:bottom w:val="single" w:color="BFBFBF" w:sz="4"/>
+              <w:right w:val="single" w:color="BFBFBF" w:sz="4"/>
+            </w:tcBorders>
+            <w:tcMar>
+              <w:top w:type="dxa" w:w="60"/>
+              <w:left w:type="dxa" w:w="100"/>
+              <w:bottom w:type="dxa" w:w="60"/>
+              <w:right w:type="dxa" w:w="100"/>
+            </w:tcMar>
+          </w:tcPr>
+          <w:p>
+            <w:r>
+              <w:rPr>
+                <w:b w:val="false"/>
+                <w:bCs w:val="false"/>
+                <w:sz w:val="19"/>
+                <w:szCs w:val="19"/>
+              </w:rPr>
+              <w:t xml:space="preserve">The UI looks tiny or huge on a new screen</w:t>
+            </w:r>
+          </w:p>
+        </w:tc>
+        <w:tc>
+          <w:tcPr>
+            <w:tcW w:type="dxa" w:w="5826"/>
+            <w:tcBorders>
+              <w:top w:val="single" w:color="BFBFBF" w:sz="4"/>
+              <w:left w:val="single" w:color="BFBFBF" w:sz="4"/>
+              <w:bottom w:val="single" w:color="BFBFBF" w:sz="4"/>
+              <w:right w:val="single" w:color="BFBFBF" w:sz="4"/>
+            </w:tcBorders>
+            <w:tcMar>
+              <w:top w:type="dxa" w:w="60"/>
+              <w:left w:type="dxa" w:w="100"/>
+              <w:bottom w:type="dxa" w:w="60"/>
+              <w:right w:type="dxa" w:w="100"/>
+            </w:tcMar>
+          </w:tcPr>
+          <w:p>
+            <w:r>
+              <w:rPr>
+                <w:b w:val="false"/>
+                <w:bCs w:val="false"/>
+                <w:sz w:val="19"/>
+                <w:szCs w:val="19"/>
+              </w:rPr>
+              <w:t xml:space="preserve">The root font size is clamp(15px, min(1.111vw, 1.633vh), 36px) in web/app/globals.css; every size is in rem, so adjust that one line.</w:t>
+            </w:r>
+          </w:p>
+        </w:tc>
+      </w:tr>
+      <w:tr>
+        <w:tc>
+          <w:tcPr>
+            <w:tcW w:type="dxa" w:w="3200"/>
+            <w:tcBorders>
+              <w:top w:val="single" w:color="BFBFBF" w:sz="4"/>
+              <w:left w:val="single" w:color="BFBFBF" w:sz="4"/>
+              <w:bottom w:val="single" w:color="BFBFBF" w:sz="4"/>
+              <w:right w:val="single" w:color="BFBFBF" w:sz="4"/>
+            </w:tcBorders>
+            <w:tcMar>
+              <w:top w:type="dxa" w:w="60"/>
+              <w:left w:type="dxa" w:w="100"/>
+              <w:bottom w:type="dxa" w:w="60"/>
+              <w:right w:type="dxa" w:w="100"/>
+            </w:tcMar>
+          </w:tcPr>
+          <w:p>
+            <w:r>
+              <w:rPr>
+                <w:b w:val="false"/>
+                <w:bCs w:val="false"/>
+                <w:sz w:val="19"/>
+                <w:szCs w:val="19"/>
+              </w:rPr>
+              <w:t xml:space="preserve">Frost or the background resets on every visit</w:t>
+            </w:r>
+          </w:p>
+        </w:tc>
+        <w:tc>
+          <w:tcPr>
+            <w:tcW w:type="dxa" w:w="5826"/>
+            <w:tcBorders>
+              <w:top w:val="single" w:color="BFBFBF" w:sz="4"/>
+              <w:left w:val="single" w:color="BFBFBF" w:sz="4"/>
+              <w:bottom w:val="single" w:color="BFBFBF" w:sz="4"/>
+              <w:right w:val="single" w:color="BFBFBF" w:sz="4"/>
+            </w:tcBorders>
+            <w:tcMar>
+              <w:top w:type="dxa" w:w="60"/>
+              <w:left w:type="dxa" w:w="100"/>
+              <w:bottom w:type="dxa" w:w="60"/>
+              <w:right w:type="dxa" w:w="100"/>
+            </w:tcMar>
+          </w:tcPr>
+          <w:p>
+            <w:r>
+              <w:rPr>
+                <w:b w:val="false"/>
+                <w:bCs w:val="false"/>
+                <w:sz w:val="19"/>
+                <w:szCs w:val="19"/>
+              </w:rPr>
+              <w:t xml:space="preserve">localStorage is blocked or cleared in that browser. Keys: kamui.frost.view|strength|focus and kamui.background.</w:t>
+            </w:r>
+          </w:p>
+        </w:tc>
+      </w:tr>
+      <w:tr>
+        <w:tc>
+          <w:tcPr>
+            <w:tcW w:type="dxa" w:w="3200"/>
+            <w:tcBorders>
+              <w:top w:val="single" w:color="BFBFBF" w:sz="4"/>
+              <w:left w:val="single" w:color="BFBFBF" w:sz="4"/>
+              <w:bottom w:val="single" w:color="BFBFBF" w:sz="4"/>
+              <w:right w:val="single" w:color="BFBFBF" w:sz="4"/>
+            </w:tcBorders>
+            <w:tcMar>
+              <w:top w:type="dxa" w:w="60"/>
+              <w:left w:type="dxa" w:w="100"/>
+              <w:bottom w:type="dxa" w:w="60"/>
+              <w:right w:type="dxa" w:w="100"/>
+            </w:tcMar>
+          </w:tcPr>
+          <w:p>
+            <w:r>
+              <w:rPr>
+                <w:b w:val="false"/>
+                <w:bCs w:val="false"/>
+                <w:sz w:val="19"/>
+                <w:szCs w:val="19"/>
+              </w:rPr>
+              <w:t xml:space="preserve">A new background photo does not appear in the cycler</w:t>
+            </w:r>
+          </w:p>
+        </w:tc>
+        <w:tc>
+          <w:tcPr>
+            <w:tcW w:type="dxa" w:w="5826"/>
+            <w:tcBorders>
+              <w:top w:val="single" w:color="BFBFBF" w:sz="4"/>
+              <w:left w:val="single" w:color="BFBFBF" w:sz="4"/>
+              <w:bottom w:val="single" w:color="BFBFBF" w:sz="4"/>
+              <w:right w:val="single" w:color="BFBFBF" w:sz="4"/>
+            </w:tcBorders>
+            <w:tcMar>
+              <w:top w:type="dxa" w:w="60"/>
+              <w:left w:type="dxa" w:w="100"/>
+              <w:bottom w:type="dxa" w:w="60"/>
+              <w:right w:type="dxa" w:w="100"/>
+            </w:tcMar>
+          </w:tcPr>
+          <w:p>
+            <w:r>
+              <w:rPr>
+                <w:b w:val="false"/>
+                <w:bCs w:val="false"/>
+                <w:sz w:val="19"/>
+                <w:szCs w:val="19"/>
+              </w:rPr>
+              <w:t xml:space="preserve">Put the original in &lt;repo&gt;/images, run npm run backgrounds in web/, and commit web/public/backgrounds.</w:t>
+            </w:r>
+          </w:p>
+        </w:tc>
+      </w:tr>
+      <w:tr>
+        <w:tc>
+          <w:tcPr>
+            <w:tcW w:type="dxa" w:w="3200"/>
+            <w:tcBorders>
+              <w:top w:val="single" w:color="BFBFBF" w:sz="4"/>
+              <w:left w:val="single" w:color="BFBFBF" w:sz="4"/>
+              <w:bottom w:val="single" w:color="BFBFBF" w:sz="4"/>
+              <w:right w:val="single" w:color="BFBFBF" w:sz="4"/>
+            </w:tcBorders>
+            <w:tcMar>
+              <w:top w:type="dxa" w:w="60"/>
+              <w:left w:type="dxa" w:w="100"/>
+              <w:bottom w:type="dxa" w:w="60"/>
+              <w:right w:type="dxa" w:w="100"/>
+            </w:tcMar>
+          </w:tcPr>
+          <w:p>
+            <w:r>
+              <w:rPr>
+                <w:b w:val="false"/>
+                <w:bCs w:val="false"/>
+                <w:sz w:val="19"/>
+                <w:szCs w:val="19"/>
+              </w:rPr>
+              <w:t xml:space="preserve">Homepage new count looks wrong</w:t>
+            </w:r>
+          </w:p>
+        </w:tc>
+        <w:tc>
+          <w:tcPr>
+            <w:tcW w:type="dxa" w:w="5826"/>
+            <w:tcBorders>
+              <w:top w:val="single" w:color="BFBFBF" w:sz="4"/>
+              <w:left w:val="single" w:color="BFBFBF" w:sz="4"/>
+              <w:bottom w:val="single" w:color="BFBFBF" w:sz="4"/>
+              <w:right w:val="single" w:color="BFBFBF" w:sz="4"/>
+            </w:tcBorders>
+            <w:tcMar>
+              <w:top w:type="dxa" w:w="60"/>
+              <w:left w:type="dxa" w:w="100"/>
+              <w:bottom w:type="dxa" w:w="60"/>
+              <w:right w:type="dxa" w:w="100"/>
+            </w:tcMar>
+          </w:tcPr>
+          <w:p>
+            <w:r>
+              <w:rPr>
+                <w:b w:val="false"/>
+                <w:bCs w:val="false"/>
+                <w:sz w:val="19"/>
+                <w:szCs w:val="19"/>
+              </w:rPr>
+              <w:t xml:space="preserve">New = jobs with firstSeen after Battlefield.lastViewedAt, set when Discovery opens. Promoted Explore jobs keep the wave's firstSeen.</w:t>
             </w:r>
           </w:p>
         </w:tc>
@@ -9608,6 +9853,1498 @@
       </w:pPr>
       <w:r>
         <w:t xml:space="preserve">Applied migration 20260924160000_run_heartbeat (additive). No test data kept.</w:t>
+      </w:r>
+    </w:p>
+    <w:p>
+      <w:pPr>
+        <w:pStyle w:val="Heading1"/>
+      </w:pPr>
+      <w:r>
+        <w:t xml:space="preserve">UI rebuild on the KAMUI design system</w:t>
+      </w:r>
+    </w:p>
+    <w:p>
+      <w:pPr>
+        <w:spacing w:after="120"/>
+        <w:rPr>
+          <w:color w:val="666666"/>
+          <w:sz w:val="20"/>
+          <w:szCs w:val="20"/>
+        </w:rPr>
+      </w:pPr>
+      <w:r>
+        <w:rPr>
+          <w:color w:val="666666"/>
+          <w:sz w:val="20"/>
+          <w:szCs w:val="20"/>
+        </w:rPr>
+        <w:t xml:space="preserve">2026-09-25  ·  commit e850750, f9d0c0f, bb6e6f9</w:t>
+      </w:r>
+    </w:p>
+    <w:p>
+      <w:pPr>
+        <w:spacing w:after="120"/>
+      </w:pPr>
+      <w:r>
+        <w:t xml:space="preserve">Rebuilt the whole UI to kamui-design-package/DESIGN-SYSTEM.md: a glass panel over a photograph, the global sidebar with Frost controls, self-hosted fonts, a new homepage, and Discovery, Tracking, Explore and settings in the new style. Added user-requested extras: a background cycler over the user's own photographs, and scaling to any screen size (the reference files were fixed at 1440x980 and did not fill a 4K monitor).</w:t>
+      </w:r>
+    </w:p>
+    <w:p>
+      <w:pPr>
+        <w:pStyle w:val="Heading2"/>
+      </w:pPr>
+      <w:r>
+        <w:t xml:space="preserve">What changed</w:t>
+      </w:r>
+    </w:p>
+    <w:p>
+      <w:pPr>
+        <w:pStyle w:val="ListParagraph"/>
+        <w:numPr>
+          <w:ilvl w:val="0"/>
+          <w:numId w:val="2"/>
+        </w:numPr>
+        <w:spacing w:after="60"/>
+      </w:pPr>
+      <w:r>
+        <w:t xml:space="preserve">Shell in web/app/layout.tsx: fixed photograph, tint, glass panel (frost-panel class reading --frost-* variables), the sidebar (web/app/shell/Sidebar.tsx) and main area. An inline head script (shell/frost.ts bootScript) applies stored Frost and background before first paint.</w:t>
+      </w:r>
+    </w:p>
+    <w:p>
+      <w:pPr>
+        <w:pStyle w:val="ListParagraph"/>
+        <w:numPr>
+          <w:ilvl w:val="0"/>
+          <w:numId w:val="2"/>
+        </w:numPr>
+        <w:spacing w:after="60"/>
+      </w:pPr>
+      <w:r>
+        <w:t xml:space="preserve">Design tokens in web/app/globals.css: palette, grade dots, glass fills, the type scale as text-* tokens in rem, radii, widths, panel shadow, hover fill. Fluid root size clamp(15px, min(1.111vw, 1.633vh), 36px).</w:t>
+      </w:r>
+    </w:p>
+    <w:p>
+      <w:pPr>
+        <w:pStyle w:val="ListParagraph"/>
+        <w:numPr>
+          <w:ilvl w:val="0"/>
+          <w:numId w:val="2"/>
+        </w:numPr>
+        <w:spacing w:after="60"/>
+      </w:pPr>
+      <w:r>
+        <w:t xml:space="preserve">Fonts in web/app/fonts via next/font: Neutralface (Regular, Bold OTF), Aspekta 400-700 (WOFF2); Noto Sans JP and IBM Plex Mono from next/font/google.</w:t>
+      </w:r>
+    </w:p>
+    <w:p>
+      <w:pPr>
+        <w:pStyle w:val="ListParagraph"/>
+        <w:numPr>
+          <w:ilvl w:val="0"/>
+          <w:numId w:val="2"/>
+        </w:numPr>
+        <w:spacing w:after="60"/>
+      </w:pPr>
+      <w:r>
+        <w:t xml:space="preserve">Backgrounds: web/scripts/sync-backgrounds.mjs (npm run backgrounds) resizes &lt;repo&gt;/images to 3840 px progressive JPEGs in web/public/backgrounds (53 MB of originals to 5.3 MB). The sidebar's Next button cycles them; the choice persists in localStorage.</w:t>
+      </w:r>
+    </w:p>
+    <w:p>
+      <w:pPr>
+        <w:pStyle w:val="ListParagraph"/>
+        <w:numPr>
+          <w:ilvl w:val="0"/>
+          <w:numId w:val="2"/>
+        </w:numPr>
+        <w:spacing w:after="60"/>
+      </w:pPr>
+      <w:r>
+        <w:t xml:space="preserve">Routes: Discovery moved from / to /battlefields/&lt;slug&gt;; / is the new homepage; /?battlefield=&lt;slug&gt; redirects. BattlefieldSwitch removed (the sidebar replaces it).</w:t>
+      </w:r>
+    </w:p>
+    <w:p>
+      <w:pPr>
+        <w:pStyle w:val="ListParagraph"/>
+        <w:numPr>
+          <w:ilvl w:val="0"/>
+          <w:numId w:val="2"/>
+        </w:numPr>
+        <w:spacing w:after="60"/>
+      </w:pPr>
+      <w:r>
+        <w:t xml:space="preserve">Homepage (app/page.tsx, Home.tsx): kana banner, Welcome, new-jobs subhead, one tile per Battlefield with new and applied and last searched. Migration 20260925120000_battlefield_last_viewed adds Battlefield.lastViewedAt, set by Discovery on open (markViewed).</w:t>
+      </w:r>
+    </w:p>
+    <w:p>
+      <w:pPr>
+        <w:pStyle w:val="ListParagraph"/>
+        <w:numPr>
+          <w:ilvl w:val="0"/>
+          <w:numId w:val="2"/>
+        </w:numPr>
+        <w:spacing w:after="60"/>
+      </w:pPr>
+      <w:r>
+        <w:t xml:space="preserve">Discovery rebuilt (app/battlefields/[slug]/): header with Rank N and Search New; selected-job card with Open posting, Dismiss, stage buttons and note; Score, Grade and Pay stat cards; Why this grade with the key gap and a description toggle; the job list with grade dots, sort and last-seen filter.</w:t>
+      </w:r>
+    </w:p>
+    <w:p>
+      <w:pPr>
+        <w:pStyle w:val="ListParagraph"/>
+        <w:numPr>
+          <w:ilvl w:val="0"/>
+          <w:numId w:val="2"/>
+        </w:numPr>
+        <w:spacing w:after="60"/>
+      </w:pPr>
+      <w:r>
+        <w:t xml:space="preserve">Tracking, Explore, Battlefield settings and New Battlefield restyled per section 9 with the same behaviour.</w:t>
+      </w:r>
+    </w:p>
+    <w:p>
+      <w:pPr>
+        <w:pStyle w:val="Heading2"/>
+      </w:pPr>
+      <w:r>
+        <w:t xml:space="preserve">Decisions and deviations from the spec</w:t>
+      </w:r>
+    </w:p>
+    <w:tbl>
+      <w:tblPr>
+        <w:tblW w:type="dxa" w:w="9026"/>
+        <w:tblBorders>
+          <w:top w:val="single" w:color="auto" w:sz="4"/>
+          <w:left w:val="single" w:color="auto" w:sz="4"/>
+          <w:bottom w:val="single" w:color="auto" w:sz="4"/>
+          <w:right w:val="single" w:color="auto" w:sz="4"/>
+          <w:insideH w:val="single" w:color="auto" w:sz="4"/>
+          <w:insideV w:val="single" w:color="auto" w:sz="4"/>
+        </w:tblBorders>
+      </w:tblPr>
+      <w:tblGrid>
+        <w:gridCol w:w="2600"/>
+        <w:gridCol w:w="3400"/>
+        <w:gridCol w:w="3026"/>
+      </w:tblGrid>
+      <w:tr>
+        <w:trPr>
+          <w:tblHeader/>
+        </w:trPr>
+        <w:tc>
+          <w:tcPr>
+            <w:tcW w:type="dxa" w:w="2600"/>
+            <w:tcBorders>
+              <w:top w:val="single" w:color="BFBFBF" w:sz="4"/>
+              <w:left w:val="single" w:color="BFBFBF" w:sz="4"/>
+              <w:bottom w:val="single" w:color="BFBFBF" w:sz="4"/>
+              <w:right w:val="single" w:color="BFBFBF" w:sz="4"/>
+            </w:tcBorders>
+            <w:shd w:fill="EDEDED" w:color="auto" w:val="clear"/>
+            <w:tcMar>
+              <w:top w:type="dxa" w:w="60"/>
+              <w:left w:type="dxa" w:w="100"/>
+              <w:bottom w:type="dxa" w:w="60"/>
+              <w:right w:type="dxa" w:w="100"/>
+            </w:tcMar>
+          </w:tcPr>
+          <w:p>
+            <w:r>
+              <w:rPr>
+                <w:b/>
+                <w:bCs/>
+                <w:sz w:val="19"/>
+                <w:szCs w:val="19"/>
+              </w:rPr>
+              <w:t xml:space="preserve">Decision</w:t>
+            </w:r>
+          </w:p>
+        </w:tc>
+        <w:tc>
+          <w:tcPr>
+            <w:tcW w:type="dxa" w:w="3400"/>
+            <w:tcBorders>
+              <w:top w:val="single" w:color="BFBFBF" w:sz="4"/>
+              <w:left w:val="single" w:color="BFBFBF" w:sz="4"/>
+              <w:bottom w:val="single" w:color="BFBFBF" w:sz="4"/>
+              <w:right w:val="single" w:color="BFBFBF" w:sz="4"/>
+            </w:tcBorders>
+            <w:shd w:fill="EDEDED" w:color="auto" w:val="clear"/>
+            <w:tcMar>
+              <w:top w:type="dxa" w:w="60"/>
+              <w:left w:type="dxa" w:w="100"/>
+              <w:bottom w:type="dxa" w:w="60"/>
+              <w:right w:type="dxa" w:w="100"/>
+            </w:tcMar>
+          </w:tcPr>
+          <w:p>
+            <w:r>
+              <w:rPr>
+                <w:b/>
+                <w:bCs/>
+                <w:sz w:val="19"/>
+                <w:szCs w:val="19"/>
+              </w:rPr>
+              <w:t xml:space="preserve">Why</w:t>
+            </w:r>
+          </w:p>
+        </w:tc>
+        <w:tc>
+          <w:tcPr>
+            <w:tcW w:type="dxa" w:w="3026"/>
+            <w:tcBorders>
+              <w:top w:val="single" w:color="BFBFBF" w:sz="4"/>
+              <w:left w:val="single" w:color="BFBFBF" w:sz="4"/>
+              <w:bottom w:val="single" w:color="BFBFBF" w:sz="4"/>
+              <w:right w:val="single" w:color="BFBFBF" w:sz="4"/>
+            </w:tcBorders>
+            <w:shd w:fill="EDEDED" w:color="auto" w:val="clear"/>
+            <w:tcMar>
+              <w:top w:type="dxa" w:w="60"/>
+              <w:left w:type="dxa" w:w="100"/>
+              <w:bottom w:type="dxa" w:w="60"/>
+              <w:right w:type="dxa" w:w="100"/>
+            </w:tcMar>
+          </w:tcPr>
+          <w:p>
+            <w:r>
+              <w:rPr>
+                <w:b/>
+                <w:bCs/>
+                <w:sz w:val="19"/>
+                <w:szCs w:val="19"/>
+              </w:rPr>
+              <w:t xml:space="preserve">Consequence / where</w:t>
+            </w:r>
+          </w:p>
+        </w:tc>
+      </w:tr>
+      <w:tr>
+        <w:tc>
+          <w:tcPr>
+            <w:tcW w:type="dxa" w:w="2600"/>
+            <w:tcBorders>
+              <w:top w:val="single" w:color="BFBFBF" w:sz="4"/>
+              <w:left w:val="single" w:color="BFBFBF" w:sz="4"/>
+              <w:bottom w:val="single" w:color="BFBFBF" w:sz="4"/>
+              <w:right w:val="single" w:color="BFBFBF" w:sz="4"/>
+            </w:tcBorders>
+            <w:tcMar>
+              <w:top w:type="dxa" w:w="60"/>
+              <w:left w:type="dxa" w:w="100"/>
+              <w:bottom w:type="dxa" w:w="60"/>
+              <w:right w:type="dxa" w:w="100"/>
+            </w:tcMar>
+          </w:tcPr>
+          <w:p>
+            <w:r>
+              <w:rPr>
+                <w:b w:val="false"/>
+                <w:bCs w:val="false"/>
+                <w:sz w:val="19"/>
+                <w:szCs w:val="19"/>
+              </w:rPr>
+              <w:t xml:space="preserve">Background images come from &lt;repo&gt;/images, not the package's background-source.jpg</w:t>
+            </w:r>
+          </w:p>
+        </w:tc>
+        <w:tc>
+          <w:tcPr>
+            <w:tcW w:type="dxa" w:w="3400"/>
+            <w:tcBorders>
+              <w:top w:val="single" w:color="BFBFBF" w:sz="4"/>
+              <w:left w:val="single" w:color="BFBFBF" w:sz="4"/>
+              <w:bottom w:val="single" w:color="BFBFBF" w:sz="4"/>
+              <w:right w:val="single" w:color="BFBFBF" w:sz="4"/>
+            </w:tcBorders>
+            <w:tcMar>
+              <w:top w:type="dxa" w:w="60"/>
+              <w:left w:type="dxa" w:w="100"/>
+              <w:bottom w:type="dxa" w:w="60"/>
+              <w:right w:type="dxa" w:w="100"/>
+            </w:tcMar>
+          </w:tcPr>
+          <w:p>
+            <w:r>
+              <w:rPr>
+                <w:b w:val="false"/>
+                <w:bCs w:val="false"/>
+                <w:sz w:val="19"/>
+                <w:szCs w:val="19"/>
+              </w:rPr>
+              <w:t xml:space="preserve">User instruction.</w:t>
+            </w:r>
+          </w:p>
+        </w:tc>
+        <w:tc>
+          <w:tcPr>
+            <w:tcW w:type="dxa" w:w="3026"/>
+            <w:tcBorders>
+              <w:top w:val="single" w:color="BFBFBF" w:sz="4"/>
+              <w:left w:val="single" w:color="BFBFBF" w:sz="4"/>
+              <w:bottom w:val="single" w:color="BFBFBF" w:sz="4"/>
+              <w:right w:val="single" w:color="BFBFBF" w:sz="4"/>
+            </w:tcBorders>
+            <w:tcMar>
+              <w:top w:type="dxa" w:w="60"/>
+              <w:left w:type="dxa" w:w="100"/>
+              <w:bottom w:type="dxa" w:w="60"/>
+              <w:right w:type="dxa" w:w="100"/>
+            </w:tcMar>
+          </w:tcPr>
+          <w:p>
+            <w:r>
+              <w:rPr>
+                <w:b w:val="false"/>
+                <w:bCs w:val="false"/>
+                <w:sz w:val="19"/>
+                <w:szCs w:val="19"/>
+              </w:rPr>
+              <w:t xml:space="preserve">The originals folder is gitignored; only the resized copies are committed.</w:t>
+            </w:r>
+          </w:p>
+        </w:tc>
+      </w:tr>
+      <w:tr>
+        <w:tc>
+          <w:tcPr>
+            <w:tcW w:type="dxa" w:w="2600"/>
+            <w:tcBorders>
+              <w:top w:val="single" w:color="BFBFBF" w:sz="4"/>
+              <w:left w:val="single" w:color="BFBFBF" w:sz="4"/>
+              <w:bottom w:val="single" w:color="BFBFBF" w:sz="4"/>
+              <w:right w:val="single" w:color="BFBFBF" w:sz="4"/>
+            </w:tcBorders>
+            <w:tcMar>
+              <w:top w:type="dxa" w:w="60"/>
+              <w:left w:type="dxa" w:w="100"/>
+              <w:bottom w:type="dxa" w:w="60"/>
+              <w:right w:type="dxa" w:w="100"/>
+            </w:tcMar>
+          </w:tcPr>
+          <w:p>
+            <w:r>
+              <w:rPr>
+                <w:b w:val="false"/>
+                <w:bCs w:val="false"/>
+                <w:sz w:val="19"/>
+                <w:szCs w:val="19"/>
+              </w:rPr>
+              <w:t xml:space="preserve">Everything sized in rem off a fluid root font size</w:t>
+            </w:r>
+          </w:p>
+        </w:tc>
+        <w:tc>
+          <w:tcPr>
+            <w:tcW w:type="dxa" w:w="3400"/>
+            <w:tcBorders>
+              <w:top w:val="single" w:color="BFBFBF" w:sz="4"/>
+              <w:left w:val="single" w:color="BFBFBF" w:sz="4"/>
+              <w:bottom w:val="single" w:color="BFBFBF" w:sz="4"/>
+              <w:right w:val="single" w:color="BFBFBF" w:sz="4"/>
+            </w:tcBorders>
+            <w:tcMar>
+              <w:top w:type="dxa" w:w="60"/>
+              <w:left w:type="dxa" w:w="100"/>
+              <w:bottom w:type="dxa" w:w="60"/>
+              <w:right w:type="dxa" w:w="100"/>
+            </w:tcMar>
+          </w:tcPr>
+          <w:p>
+            <w:r>
+              <w:rPr>
+                <w:b w:val="false"/>
+                <w:bCs w:val="false"/>
+                <w:sz w:val="19"/>
+                <w:szCs w:val="19"/>
+              </w:rPr>
+              <w:t xml:space="preserve">The user's 4K monitor showed the fixed-pixel reference tiny. Scaling by min(width/1440, height/980) keeps the designed proportions on any screen.</w:t>
+            </w:r>
+          </w:p>
+        </w:tc>
+        <w:tc>
+          <w:tcPr>
+            <w:tcW w:type="dxa" w:w="3026"/>
+            <w:tcBorders>
+              <w:top w:val="single" w:color="BFBFBF" w:sz="4"/>
+              <w:left w:val="single" w:color="BFBFBF" w:sz="4"/>
+              <w:bottom w:val="single" w:color="BFBFBF" w:sz="4"/>
+              <w:right w:val="single" w:color="BFBFBF" w:sz="4"/>
+            </w:tcBorders>
+            <w:tcMar>
+              <w:top w:type="dxa" w:w="60"/>
+              <w:left w:type="dxa" w:w="100"/>
+              <w:bottom w:type="dxa" w:w="60"/>
+              <w:right w:type="dxa" w:w="100"/>
+            </w:tcMar>
+          </w:tcPr>
+          <w:p>
+            <w:r>
+              <w:rPr>
+                <w:b w:val="false"/>
+                <w:bCs w:val="false"/>
+                <w:sz w:val="19"/>
+                <w:szCs w:val="19"/>
+              </w:rPr>
+              <w:t xml:space="preserve">The 15px floor keeps the 11px sizes above 10px on small laptops; the 36px cap stops runaway sizes. Native range-slider thumbs do not scale.</w:t>
+            </w:r>
+          </w:p>
+        </w:tc>
+      </w:tr>
+      <w:tr>
+        <w:tc>
+          <w:tcPr>
+            <w:tcW w:type="dxa" w:w="2600"/>
+            <w:tcBorders>
+              <w:top w:val="single" w:color="BFBFBF" w:sz="4"/>
+              <w:left w:val="single" w:color="BFBFBF" w:sz="4"/>
+              <w:bottom w:val="single" w:color="BFBFBF" w:sz="4"/>
+              <w:right w:val="single" w:color="BFBFBF" w:sz="4"/>
+            </w:tcBorders>
+            <w:tcMar>
+              <w:top w:type="dxa" w:w="60"/>
+              <w:left w:type="dxa" w:w="100"/>
+              <w:bottom w:type="dxa" w:w="60"/>
+              <w:right w:type="dxa" w:w="100"/>
+            </w:tcMar>
+          </w:tcPr>
+          <w:p>
+            <w:r>
+              <w:rPr>
+                <w:b w:val="false"/>
+                <w:bCs w:val="false"/>
+                <w:sz w:val="19"/>
+                <w:szCs w:val="19"/>
+              </w:rPr>
+              <w:t xml:space="preserve">Where the reference HTML and the spec disagree, the spec wins</w:t>
+            </w:r>
+          </w:p>
+        </w:tc>
+        <w:tc>
+          <w:tcPr>
+            <w:tcW w:type="dxa" w:w="3400"/>
+            <w:tcBorders>
+              <w:top w:val="single" w:color="BFBFBF" w:sz="4"/>
+              <w:left w:val="single" w:color="BFBFBF" w:sz="4"/>
+              <w:bottom w:val="single" w:color="BFBFBF" w:sz="4"/>
+              <w:right w:val="single" w:color="BFBFBF" w:sz="4"/>
+            </w:tcBorders>
+            <w:tcMar>
+              <w:top w:type="dxa" w:w="60"/>
+              <w:left w:type="dxa" w:w="100"/>
+              <w:bottom w:type="dxa" w:w="60"/>
+              <w:right w:type="dxa" w:w="100"/>
+            </w:tcMar>
+          </w:tcPr>
+          <w:p>
+            <w:r>
+              <w:rPr>
+                <w:b w:val="false"/>
+                <w:bCs w:val="false"/>
+                <w:sz w:val="19"/>
+                <w:szCs w:val="19"/>
+              </w:rPr>
+              <w:t xml:space="preserve">The reference uses 10px labels, grey text (#C2CEDA, #F2F6FA) and pastel dots; the spec forbids all three.</w:t>
+            </w:r>
+          </w:p>
+        </w:tc>
+        <w:tc>
+          <w:tcPr>
+            <w:tcW w:type="dxa" w:w="3026"/>
+            <w:tcBorders>
+              <w:top w:val="single" w:color="BFBFBF" w:sz="4"/>
+              <w:left w:val="single" w:color="BFBFBF" w:sz="4"/>
+              <w:bottom w:val="single" w:color="BFBFBF" w:sz="4"/>
+              <w:right w:val="single" w:color="BFBFBF" w:sz="4"/>
+            </w:tcBorders>
+            <w:tcMar>
+              <w:top w:type="dxa" w:w="60"/>
+              <w:left w:type="dxa" w:w="100"/>
+              <w:bottom w:type="dxa" w:w="60"/>
+              <w:right w:type="dxa" w:w="100"/>
+            </w:tcMar>
+          </w:tcPr>
+          <w:p>
+            <w:r>
+              <w:rPr>
+                <w:b w:val="false"/>
+                <w:bCs w:val="false"/>
+                <w:sz w:val="19"/>
+                <w:szCs w:val="19"/>
+              </w:rPr>
+              <w:t xml:space="preserve">Card labels are 11.5px white at 85% opacity; dots use the spec's traffic-light colours.</w:t>
+            </w:r>
+          </w:p>
+        </w:tc>
+      </w:tr>
+      <w:tr>
+        <w:tc>
+          <w:tcPr>
+            <w:tcW w:type="dxa" w:w="2600"/>
+            <w:tcBorders>
+              <w:top w:val="single" w:color="BFBFBF" w:sz="4"/>
+              <w:left w:val="single" w:color="BFBFBF" w:sz="4"/>
+              <w:bottom w:val="single" w:color="BFBFBF" w:sz="4"/>
+              <w:right w:val="single" w:color="BFBFBF" w:sz="4"/>
+            </w:tcBorders>
+            <w:tcMar>
+              <w:top w:type="dxa" w:w="60"/>
+              <w:left w:type="dxa" w:w="100"/>
+              <w:bottom w:type="dxa" w:w="60"/>
+              <w:right w:type="dxa" w:w="100"/>
+            </w:tcMar>
+          </w:tcPr>
+          <w:p>
+            <w:r>
+              <w:rPr>
+                <w:b w:val="false"/>
+                <w:bCs w:val="false"/>
+                <w:sz w:val="19"/>
+                <w:szCs w:val="19"/>
+              </w:rPr>
+              <w:t xml:space="preserve">Open posting is the primary (autumn) button, not the reference's white button</w:t>
+            </w:r>
+          </w:p>
+        </w:tc>
+        <w:tc>
+          <w:tcPr>
+            <w:tcW w:type="dxa" w:w="3400"/>
+            <w:tcBorders>
+              <w:top w:val="single" w:color="BFBFBF" w:sz="4"/>
+              <w:left w:val="single" w:color="BFBFBF" w:sz="4"/>
+              <w:bottom w:val="single" w:color="BFBFBF" w:sz="4"/>
+              <w:right w:val="single" w:color="BFBFBF" w:sz="4"/>
+            </w:tcBorders>
+            <w:tcMar>
+              <w:top w:type="dxa" w:w="60"/>
+              <w:left w:type="dxa" w:w="100"/>
+              <w:bottom w:type="dxa" w:w="60"/>
+              <w:right w:type="dxa" w:w="100"/>
+            </w:tcMar>
+          </w:tcPr>
+          <w:p>
+            <w:r>
+              <w:rPr>
+                <w:b w:val="false"/>
+                <w:bCs w:val="false"/>
+                <w:sz w:val="19"/>
+                <w:szCs w:val="19"/>
+              </w:rPr>
+              <w:t xml:space="preserve">The spec says dark text on a light ground does not occur.</w:t>
+            </w:r>
+          </w:p>
+        </w:tc>
+        <w:tc>
+          <w:tcPr>
+            <w:tcW w:type="dxa" w:w="3026"/>
+            <w:tcBorders>
+              <w:top w:val="single" w:color="BFBFBF" w:sz="4"/>
+              <w:left w:val="single" w:color="BFBFBF" w:sz="4"/>
+              <w:bottom w:val="single" w:color="BFBFBF" w:sz="4"/>
+              <w:right w:val="single" w:color="BFBFBF" w:sz="4"/>
+            </w:tcBorders>
+            <w:tcMar>
+              <w:top w:type="dxa" w:w="60"/>
+              <w:left w:type="dxa" w:w="100"/>
+              <w:bottom w:type="dxa" w:w="60"/>
+              <w:right w:type="dxa" w:w="100"/>
+            </w:tcMar>
+          </w:tcPr>
+          <w:p>
+            <w:r>
+              <w:rPr>
+                <w:b w:val="false"/>
+                <w:bCs w:val="false"/>
+                <w:sz w:val="19"/>
+                <w:szCs w:val="19"/>
+              </w:rPr>
+              <w:t xml:space="preserve"/>
+            </w:r>
+          </w:p>
+        </w:tc>
+      </w:tr>
+      <w:tr>
+        <w:tc>
+          <w:tcPr>
+            <w:tcW w:type="dxa" w:w="2600"/>
+            <w:tcBorders>
+              <w:top w:val="single" w:color="BFBFBF" w:sz="4"/>
+              <w:left w:val="single" w:color="BFBFBF" w:sz="4"/>
+              <w:bottom w:val="single" w:color="BFBFBF" w:sz="4"/>
+              <w:right w:val="single" w:color="BFBFBF" w:sz="4"/>
+            </w:tcBorders>
+            <w:tcMar>
+              <w:top w:type="dxa" w:w="60"/>
+              <w:left w:type="dxa" w:w="100"/>
+              <w:bottom w:type="dxa" w:w="60"/>
+              <w:right w:type="dxa" w:w="100"/>
+            </w:tcMar>
+          </w:tcPr>
+          <w:p>
+            <w:r>
+              <w:rPr>
+                <w:b w:val="false"/>
+                <w:bCs w:val="false"/>
+                <w:sz w:val="19"/>
+                <w:szCs w:val="19"/>
+              </w:rPr>
+              <w:t xml:space="preserve">Neutralface only for the wordmark, page headings and Battlefield names</w:t>
+            </w:r>
+          </w:p>
+        </w:tc>
+        <w:tc>
+          <w:tcPr>
+            <w:tcW w:type="dxa" w:w="3400"/>
+            <w:tcBorders>
+              <w:top w:val="single" w:color="BFBFBF" w:sz="4"/>
+              <w:left w:val="single" w:color="BFBFBF" w:sz="4"/>
+              <w:bottom w:val="single" w:color="BFBFBF" w:sz="4"/>
+              <w:right w:val="single" w:color="BFBFBF" w:sz="4"/>
+            </w:tcBorders>
+            <w:tcMar>
+              <w:top w:type="dxa" w:w="60"/>
+              <w:left w:type="dxa" w:w="100"/>
+              <w:bottom w:type="dxa" w:w="60"/>
+              <w:right w:type="dxa" w:w="100"/>
+            </w:tcMar>
+          </w:tcPr>
+          <w:p>
+            <w:r>
+              <w:rPr>
+                <w:b w:val="false"/>
+                <w:bCs w:val="false"/>
+                <w:sz w:val="19"/>
+                <w:szCs w:val="19"/>
+              </w:rPr>
+              <w:t xml:space="preserve">It is an all-caps face; job titles in it were heavy and hard to scan.</w:t>
+            </w:r>
+          </w:p>
+        </w:tc>
+        <w:tc>
+          <w:tcPr>
+            <w:tcW w:type="dxa" w:w="3026"/>
+            <w:tcBorders>
+              <w:top w:val="single" w:color="BFBFBF" w:sz="4"/>
+              <w:left w:val="single" w:color="BFBFBF" w:sz="4"/>
+              <w:bottom w:val="single" w:color="BFBFBF" w:sz="4"/>
+              <w:right w:val="single" w:color="BFBFBF" w:sz="4"/>
+            </w:tcBorders>
+            <w:tcMar>
+              <w:top w:type="dxa" w:w="60"/>
+              <w:left w:type="dxa" w:w="100"/>
+              <w:bottom w:type="dxa" w:w="60"/>
+              <w:right w:type="dxa" w:w="100"/>
+            </w:tcMar>
+          </w:tcPr>
+          <w:p>
+            <w:r>
+              <w:rPr>
+                <w:b w:val="false"/>
+                <w:bCs w:val="false"/>
+                <w:sz w:val="19"/>
+                <w:szCs w:val="19"/>
+              </w:rPr>
+              <w:t xml:space="preserve">The selected job's title uses Aspekta at 21px 600.</w:t>
+            </w:r>
+          </w:p>
+        </w:tc>
+      </w:tr>
+      <w:tr>
+        <w:tc>
+          <w:tcPr>
+            <w:tcW w:type="dxa" w:w="2600"/>
+            <w:tcBorders>
+              <w:top w:val="single" w:color="BFBFBF" w:sz="4"/>
+              <w:left w:val="single" w:color="BFBFBF" w:sz="4"/>
+              <w:bottom w:val="single" w:color="BFBFBF" w:sz="4"/>
+              <w:right w:val="single" w:color="BFBFBF" w:sz="4"/>
+            </w:tcBorders>
+            <w:tcMar>
+              <w:top w:type="dxa" w:w="60"/>
+              <w:left w:type="dxa" w:w="100"/>
+              <w:bottom w:type="dxa" w:w="60"/>
+              <w:right w:type="dxa" w:w="100"/>
+            </w:tcMar>
+          </w:tcPr>
+          <w:p>
+            <w:r>
+              <w:rPr>
+                <w:b w:val="false"/>
+                <w:bCs w:val="false"/>
+                <w:sz w:val="19"/>
+                <w:szCs w:val="19"/>
+              </w:rPr>
+              <w:t xml:space="preserve">Status, notes, dismiss and description kept on Discovery inside the new layout</w:t>
+            </w:r>
+          </w:p>
+        </w:tc>
+        <w:tc>
+          <w:tcPr>
+            <w:tcW w:type="dxa" w:w="3400"/>
+            <w:tcBorders>
+              <w:top w:val="single" w:color="BFBFBF" w:sz="4"/>
+              <w:left w:val="single" w:color="BFBFBF" w:sz="4"/>
+              <w:bottom w:val="single" w:color="BFBFBF" w:sz="4"/>
+              <w:right w:val="single" w:color="BFBFBF" w:sz="4"/>
+            </w:tcBorders>
+            <w:tcMar>
+              <w:top w:type="dxa" w:w="60"/>
+              <w:left w:type="dxa" w:w="100"/>
+              <w:bottom w:type="dxa" w:w="60"/>
+              <w:right w:type="dxa" w:w="100"/>
+            </w:tcMar>
+          </w:tcPr>
+          <w:p>
+            <w:r>
+              <w:rPr>
+                <w:b w:val="false"/>
+                <w:bCs w:val="false"/>
+                <w:sz w:val="19"/>
+                <w:szCs w:val="19"/>
+              </w:rPr>
+              <w:t xml:space="preserve">Behaviour had to stay intact, and the reference has no detail panel.</w:t>
+            </w:r>
+          </w:p>
+        </w:tc>
+        <w:tc>
+          <w:tcPr>
+            <w:tcW w:type="dxa" w:w="3026"/>
+            <w:tcBorders>
+              <w:top w:val="single" w:color="BFBFBF" w:sz="4"/>
+              <w:left w:val="single" w:color="BFBFBF" w:sz="4"/>
+              <w:bottom w:val="single" w:color="BFBFBF" w:sz="4"/>
+              <w:right w:val="single" w:color="BFBFBF" w:sz="4"/>
+            </w:tcBorders>
+            <w:tcMar>
+              <w:top w:type="dxa" w:w="60"/>
+              <w:left w:type="dxa" w:w="100"/>
+              <w:bottom w:type="dxa" w:w="60"/>
+              <w:right w:type="dxa" w:w="100"/>
+            </w:tcMar>
+          </w:tcPr>
+          <w:p>
+            <w:r>
+              <w:rPr>
+                <w:b w:val="false"/>
+                <w:bCs w:val="false"/>
+                <w:sz w:val="19"/>
+                <w:szCs w:val="19"/>
+              </w:rPr>
+              <w:t xml:space="preserve">Stage buttons and the note sit in the selected card; the description is behind a toggle in Why this grade.</w:t>
+            </w:r>
+          </w:p>
+        </w:tc>
+      </w:tr>
+      <w:tr>
+        <w:tc>
+          <w:tcPr>
+            <w:tcW w:type="dxa" w:w="2600"/>
+            <w:tcBorders>
+              <w:top w:val="single" w:color="BFBFBF" w:sz="4"/>
+              <w:left w:val="single" w:color="BFBFBF" w:sz="4"/>
+              <w:bottom w:val="single" w:color="BFBFBF" w:sz="4"/>
+              <w:right w:val="single" w:color="BFBFBF" w:sz="4"/>
+            </w:tcBorders>
+            <w:tcMar>
+              <w:top w:type="dxa" w:w="60"/>
+              <w:left w:type="dxa" w:w="100"/>
+              <w:bottom w:type="dxa" w:w="60"/>
+              <w:right w:type="dxa" w:w="100"/>
+            </w:tcMar>
+          </w:tcPr>
+          <w:p>
+            <w:r>
+              <w:rPr>
+                <w:b w:val="false"/>
+                <w:bCs w:val="false"/>
+                <w:sz w:val="19"/>
+                <w:szCs w:val="19"/>
+              </w:rPr>
+              <w:t xml:space="preserve">Pay card only when the posting states a salary</w:t>
+            </w:r>
+          </w:p>
+        </w:tc>
+        <w:tc>
+          <w:tcPr>
+            <w:tcW w:type="dxa" w:w="3400"/>
+            <w:tcBorders>
+              <w:top w:val="single" w:color="BFBFBF" w:sz="4"/>
+              <w:left w:val="single" w:color="BFBFBF" w:sz="4"/>
+              <w:bottom w:val="single" w:color="BFBFBF" w:sz="4"/>
+              <w:right w:val="single" w:color="BFBFBF" w:sz="4"/>
+            </w:tcBorders>
+            <w:tcMar>
+              <w:top w:type="dxa" w:w="60"/>
+              <w:left w:type="dxa" w:w="100"/>
+              <w:bottom w:type="dxa" w:w="60"/>
+              <w:right w:type="dxa" w:w="100"/>
+            </w:tcMar>
+          </w:tcPr>
+          <w:p>
+            <w:r>
+              <w:rPr>
+                <w:b w:val="false"/>
+                <w:bCs w:val="false"/>
+                <w:sz w:val="19"/>
+                <w:szCs w:val="19"/>
+              </w:rPr>
+              <w:t xml:space="preserve">The database has no salary column; 5 of 47 raw payloads carry salaryMin/Max/Currency/Interval.</w:t>
+            </w:r>
+          </w:p>
+        </w:tc>
+        <w:tc>
+          <w:tcPr>
+            <w:tcW w:type="dxa" w:w="3026"/>
+            <w:tcBorders>
+              <w:top w:val="single" w:color="BFBFBF" w:sz="4"/>
+              <w:left w:val="single" w:color="BFBFBF" w:sz="4"/>
+              <w:bottom w:val="single" w:color="BFBFBF" w:sz="4"/>
+              <w:right w:val="single" w:color="BFBFBF" w:sz="4"/>
+            </w:tcBorders>
+            <w:tcMar>
+              <w:top w:type="dxa" w:w="60"/>
+              <w:left w:type="dxa" w:w="100"/>
+              <w:bottom w:type="dxa" w:w="60"/>
+              <w:right w:type="dxa" w:w="100"/>
+            </w:tcMar>
+          </w:tcPr>
+          <w:p>
+            <w:r>
+              <w:rPr>
+                <w:b w:val="false"/>
+                <w:bCs w:val="false"/>
+                <w:sz w:val="19"/>
+                <w:szCs w:val="19"/>
+              </w:rPr>
+              <w:t xml:space="preserve"/>
+            </w:r>
+          </w:p>
+        </w:tc>
+      </w:tr>
+      <w:tr>
+        <w:tc>
+          <w:tcPr>
+            <w:tcW w:type="dxa" w:w="2600"/>
+            <w:tcBorders>
+              <w:top w:val="single" w:color="BFBFBF" w:sz="4"/>
+              <w:left w:val="single" w:color="BFBFBF" w:sz="4"/>
+              <w:bottom w:val="single" w:color="BFBFBF" w:sz="4"/>
+              <w:right w:val="single" w:color="BFBFBF" w:sz="4"/>
+            </w:tcBorders>
+            <w:tcMar>
+              <w:top w:type="dxa" w:w="60"/>
+              <w:left w:type="dxa" w:w="100"/>
+              <w:bottom w:type="dxa" w:w="60"/>
+              <w:right w:type="dxa" w:w="100"/>
+            </w:tcMar>
+          </w:tcPr>
+          <w:p>
+            <w:r>
+              <w:rPr>
+                <w:b w:val="false"/>
+                <w:bCs w:val="false"/>
+                <w:sz w:val="19"/>
+                <w:szCs w:val="19"/>
+              </w:rPr>
+              <w:t xml:space="preserve">New on the homepage = jobs first seen after Battlefield.lastViewedAt</w:t>
+            </w:r>
+          </w:p>
+        </w:tc>
+        <w:tc>
+          <w:tcPr>
+            <w:tcW w:type="dxa" w:w="3400"/>
+            <w:tcBorders>
+              <w:top w:val="single" w:color="BFBFBF" w:sz="4"/>
+              <w:left w:val="single" w:color="BFBFBF" w:sz="4"/>
+              <w:bottom w:val="single" w:color="BFBFBF" w:sz="4"/>
+              <w:right w:val="single" w:color="BFBFBF" w:sz="4"/>
+            </w:tcBorders>
+            <w:tcMar>
+              <w:top w:type="dxa" w:w="60"/>
+              <w:left w:type="dxa" w:w="100"/>
+              <w:bottom w:type="dxa" w:w="60"/>
+              <w:right w:type="dxa" w:w="100"/>
+            </w:tcMar>
+          </w:tcPr>
+          <w:p>
+            <w:r>
+              <w:rPr>
+                <w:b w:val="false"/>
+                <w:bCs w:val="false"/>
+                <w:sz w:val="19"/>
+                <w:szCs w:val="19"/>
+              </w:rPr>
+              <w:t xml:space="preserve">The prompt required a real number. Null (never opened) counts every job as new.</w:t>
+            </w:r>
+          </w:p>
+        </w:tc>
+        <w:tc>
+          <w:tcPr>
+            <w:tcW w:type="dxa" w:w="3026"/>
+            <w:tcBorders>
+              <w:top w:val="single" w:color="BFBFBF" w:sz="4"/>
+              <w:left w:val="single" w:color="BFBFBF" w:sz="4"/>
+              <w:bottom w:val="single" w:color="BFBFBF" w:sz="4"/>
+              <w:right w:val="single" w:color="BFBFBF" w:sz="4"/>
+            </w:tcBorders>
+            <w:tcMar>
+              <w:top w:type="dxa" w:w="60"/>
+              <w:left w:type="dxa" w:w="100"/>
+              <w:bottom w:type="dxa" w:w="60"/>
+              <w:right w:type="dxa" w:w="100"/>
+            </w:tcMar>
+          </w:tcPr>
+          <w:p>
+            <w:r>
+              <w:rPr>
+                <w:b w:val="false"/>
+                <w:bCs w:val="false"/>
+                <w:sz w:val="19"/>
+                <w:szCs w:val="19"/>
+              </w:rPr>
+              <w:t xml:space="preserve">Jobs promoted from Explore keep the wave's firstSeen, so an old wave promoted later may not count as new.</w:t>
+            </w:r>
+          </w:p>
+        </w:tc>
+      </w:tr>
+      <w:tr>
+        <w:tc>
+          <w:tcPr>
+            <w:tcW w:type="dxa" w:w="2600"/>
+            <w:tcBorders>
+              <w:top w:val="single" w:color="BFBFBF" w:sz="4"/>
+              <w:left w:val="single" w:color="BFBFBF" w:sz="4"/>
+              <w:bottom w:val="single" w:color="BFBFBF" w:sz="4"/>
+              <w:right w:val="single" w:color="BFBFBF" w:sz="4"/>
+            </w:tcBorders>
+            <w:tcMar>
+              <w:top w:type="dxa" w:w="60"/>
+              <w:left w:type="dxa" w:w="100"/>
+              <w:bottom w:type="dxa" w:w="60"/>
+              <w:right w:type="dxa" w:w="100"/>
+            </w:tcMar>
+          </w:tcPr>
+          <w:p>
+            <w:r>
+              <w:rPr>
+                <w:b w:val="false"/>
+                <w:bCs w:val="false"/>
+                <w:sz w:val="19"/>
+                <w:szCs w:val="19"/>
+              </w:rPr>
+              <w:t xml:space="preserve">Errors are shown in white with a red underline</w:t>
+            </w:r>
+          </w:p>
+        </w:tc>
+        <w:tc>
+          <w:tcPr>
+            <w:tcW w:type="dxa" w:w="3400"/>
+            <w:tcBorders>
+              <w:top w:val="single" w:color="BFBFBF" w:sz="4"/>
+              <w:left w:val="single" w:color="BFBFBF" w:sz="4"/>
+              <w:bottom w:val="single" w:color="BFBFBF" w:sz="4"/>
+              <w:right w:val="single" w:color="BFBFBF" w:sz="4"/>
+            </w:tcBorders>
+            <w:tcMar>
+              <w:top w:type="dxa" w:w="60"/>
+              <w:left w:type="dxa" w:w="100"/>
+              <w:bottom w:type="dxa" w:w="60"/>
+              <w:right w:type="dxa" w:w="100"/>
+            </w:tcMar>
+          </w:tcPr>
+          <w:p>
+            <w:r>
+              <w:rPr>
+                <w:b w:val="false"/>
+                <w:bCs w:val="false"/>
+                <w:sz w:val="19"/>
+                <w:szCs w:val="19"/>
+              </w:rPr>
+              <w:t xml:space="preserve">All text must be white; colour cannot carry the error.</w:t>
+            </w:r>
+          </w:p>
+        </w:tc>
+        <w:tc>
+          <w:tcPr>
+            <w:tcW w:type="dxa" w:w="3026"/>
+            <w:tcBorders>
+              <w:top w:val="single" w:color="BFBFBF" w:sz="4"/>
+              <w:left w:val="single" w:color="BFBFBF" w:sz="4"/>
+              <w:bottom w:val="single" w:color="BFBFBF" w:sz="4"/>
+              <w:right w:val="single" w:color="BFBFBF" w:sz="4"/>
+            </w:tcBorders>
+            <w:tcMar>
+              <w:top w:type="dxa" w:w="60"/>
+              <w:left w:type="dxa" w:w="100"/>
+              <w:bottom w:type="dxa" w:w="60"/>
+              <w:right w:type="dxa" w:w="100"/>
+            </w:tcMar>
+          </w:tcPr>
+          <w:p>
+            <w:r>
+              <w:rPr>
+                <w:b w:val="false"/>
+                <w:bCs w:val="false"/>
+                <w:sz w:val="19"/>
+                <w:szCs w:val="19"/>
+              </w:rPr>
+              <w:t xml:space="preserve"/>
+            </w:r>
+          </w:p>
+        </w:tc>
+      </w:tr>
+    </w:tbl>
+    <w:p>
+      <w:pPr>
+        <w:spacing w:after="120"/>
+      </w:pPr>
+    </w:p>
+    <w:p>
+      <w:pPr>
+        <w:pStyle w:val="Heading2"/>
+      </w:pPr>
+      <w:r>
+        <w:t xml:space="preserve">Problems found</w:t>
+      </w:r>
+    </w:p>
+    <w:tbl>
+      <w:tblPr>
+        <w:tblW w:type="dxa" w:w="9026"/>
+        <w:tblBorders>
+          <w:top w:val="single" w:color="auto" w:sz="4"/>
+          <w:left w:val="single" w:color="auto" w:sz="4"/>
+          <w:bottom w:val="single" w:color="auto" w:sz="4"/>
+          <w:right w:val="single" w:color="auto" w:sz="4"/>
+          <w:insideH w:val="single" w:color="auto" w:sz="4"/>
+          <w:insideV w:val="single" w:color="auto" w:sz="4"/>
+        </w:tblBorders>
+      </w:tblPr>
+      <w:tblGrid>
+        <w:gridCol w:w="2800"/>
+        <w:gridCol w:w="3300"/>
+        <w:gridCol w:w="2926"/>
+      </w:tblGrid>
+      <w:tr>
+        <w:trPr>
+          <w:tblHeader/>
+        </w:trPr>
+        <w:tc>
+          <w:tcPr>
+            <w:tcW w:type="dxa" w:w="2800"/>
+            <w:tcBorders>
+              <w:top w:val="single" w:color="BFBFBF" w:sz="4"/>
+              <w:left w:val="single" w:color="BFBFBF" w:sz="4"/>
+              <w:bottom w:val="single" w:color="BFBFBF" w:sz="4"/>
+              <w:right w:val="single" w:color="BFBFBF" w:sz="4"/>
+            </w:tcBorders>
+            <w:shd w:fill="EDEDED" w:color="auto" w:val="clear"/>
+            <w:tcMar>
+              <w:top w:type="dxa" w:w="60"/>
+              <w:left w:type="dxa" w:w="100"/>
+              <w:bottom w:type="dxa" w:w="60"/>
+              <w:right w:type="dxa" w:w="100"/>
+            </w:tcMar>
+          </w:tcPr>
+          <w:p>
+            <w:r>
+              <w:rPr>
+                <w:b/>
+                <w:bCs/>
+                <w:sz w:val="19"/>
+                <w:szCs w:val="19"/>
+              </w:rPr>
+              <w:t xml:space="preserve">Symptom</w:t>
+            </w:r>
+          </w:p>
+        </w:tc>
+        <w:tc>
+          <w:tcPr>
+            <w:tcW w:type="dxa" w:w="3300"/>
+            <w:tcBorders>
+              <w:top w:val="single" w:color="BFBFBF" w:sz="4"/>
+              <w:left w:val="single" w:color="BFBFBF" w:sz="4"/>
+              <w:bottom w:val="single" w:color="BFBFBF" w:sz="4"/>
+              <w:right w:val="single" w:color="BFBFBF" w:sz="4"/>
+            </w:tcBorders>
+            <w:shd w:fill="EDEDED" w:color="auto" w:val="clear"/>
+            <w:tcMar>
+              <w:top w:type="dxa" w:w="60"/>
+              <w:left w:type="dxa" w:w="100"/>
+              <w:bottom w:type="dxa" w:w="60"/>
+              <w:right w:type="dxa" w:w="100"/>
+            </w:tcMar>
+          </w:tcPr>
+          <w:p>
+            <w:r>
+              <w:rPr>
+                <w:b/>
+                <w:bCs/>
+                <w:sz w:val="19"/>
+                <w:szCs w:val="19"/>
+              </w:rPr>
+              <w:t xml:space="preserve">Cause</w:t>
+            </w:r>
+          </w:p>
+        </w:tc>
+        <w:tc>
+          <w:tcPr>
+            <w:tcW w:type="dxa" w:w="2926"/>
+            <w:tcBorders>
+              <w:top w:val="single" w:color="BFBFBF" w:sz="4"/>
+              <w:left w:val="single" w:color="BFBFBF" w:sz="4"/>
+              <w:bottom w:val="single" w:color="BFBFBF" w:sz="4"/>
+              <w:right w:val="single" w:color="BFBFBF" w:sz="4"/>
+            </w:tcBorders>
+            <w:shd w:fill="EDEDED" w:color="auto" w:val="clear"/>
+            <w:tcMar>
+              <w:top w:type="dxa" w:w="60"/>
+              <w:left w:type="dxa" w:w="100"/>
+              <w:bottom w:type="dxa" w:w="60"/>
+              <w:right w:type="dxa" w:w="100"/>
+            </w:tcMar>
+          </w:tcPr>
+          <w:p>
+            <w:r>
+              <w:rPr>
+                <w:b/>
+                <w:bCs/>
+                <w:sz w:val="19"/>
+                <w:szCs w:val="19"/>
+              </w:rPr>
+              <w:t xml:space="preserve">Resolution</w:t>
+            </w:r>
+          </w:p>
+        </w:tc>
+      </w:tr>
+      <w:tr>
+        <w:tc>
+          <w:tcPr>
+            <w:tcW w:type="dxa" w:w="2800"/>
+            <w:tcBorders>
+              <w:top w:val="single" w:color="BFBFBF" w:sz="4"/>
+              <w:left w:val="single" w:color="BFBFBF" w:sz="4"/>
+              <w:bottom w:val="single" w:color="BFBFBF" w:sz="4"/>
+              <w:right w:val="single" w:color="BFBFBF" w:sz="4"/>
+            </w:tcBorders>
+            <w:tcMar>
+              <w:top w:type="dxa" w:w="60"/>
+              <w:left w:type="dxa" w:w="100"/>
+              <w:bottom w:type="dxa" w:w="60"/>
+              <w:right w:type="dxa" w:w="100"/>
+            </w:tcMar>
+          </w:tcPr>
+          <w:p>
+            <w:r>
+              <w:rPr>
+                <w:b w:val="false"/>
+                <w:bCs w:val="false"/>
+                <w:sz w:val="19"/>
+                <w:szCs w:val="19"/>
+              </w:rPr>
+              <w:t xml:space="preserve">The first 1366x768 check measured the smallest text at 10.1px.</w:t>
+            </w:r>
+          </w:p>
+        </w:tc>
+        <w:tc>
+          <w:tcPr>
+            <w:tcW w:type="dxa" w:w="3300"/>
+            <w:tcBorders>
+              <w:top w:val="single" w:color="BFBFBF" w:sz="4"/>
+              <w:left w:val="single" w:color="BFBFBF" w:sz="4"/>
+              <w:bottom w:val="single" w:color="BFBFBF" w:sz="4"/>
+              <w:right w:val="single" w:color="BFBFBF" w:sz="4"/>
+            </w:tcBorders>
+            <w:tcMar>
+              <w:top w:type="dxa" w:w="60"/>
+              <w:left w:type="dxa" w:w="100"/>
+              <w:bottom w:type="dxa" w:w="60"/>
+              <w:right w:type="dxa" w:w="100"/>
+            </w:tcMar>
+          </w:tcPr>
+          <w:p>
+            <w:r>
+              <w:rPr>
+                <w:b w:val="false"/>
+                <w:bCs w:val="false"/>
+                <w:sz w:val="19"/>
+                <w:szCs w:val="19"/>
+              </w:rPr>
+              <w:t xml:space="preserve">The root size floor was 14.7px.</w:t>
+            </w:r>
+          </w:p>
+        </w:tc>
+        <w:tc>
+          <w:tcPr>
+            <w:tcW w:type="dxa" w:w="2926"/>
+            <w:tcBorders>
+              <w:top w:val="single" w:color="BFBFBF" w:sz="4"/>
+              <w:left w:val="single" w:color="BFBFBF" w:sz="4"/>
+              <w:bottom w:val="single" w:color="BFBFBF" w:sz="4"/>
+              <w:right w:val="single" w:color="BFBFBF" w:sz="4"/>
+            </w:tcBorders>
+            <w:tcMar>
+              <w:top w:type="dxa" w:w="60"/>
+              <w:left w:type="dxa" w:w="100"/>
+              <w:bottom w:type="dxa" w:w="60"/>
+              <w:right w:type="dxa" w:w="100"/>
+            </w:tcMar>
+          </w:tcPr>
+          <w:p>
+            <w:r>
+              <w:rPr>
+                <w:b w:val="false"/>
+                <w:bCs w:val="false"/>
+                <w:sz w:val="19"/>
+                <w:szCs w:val="19"/>
+              </w:rPr>
+              <w:t xml:space="preserve">Raised the floor to 15px (smallest text 10.3px).</w:t>
+            </w:r>
+          </w:p>
+        </w:tc>
+      </w:tr>
+      <w:tr>
+        <w:tc>
+          <w:tcPr>
+            <w:tcW w:type="dxa" w:w="2800"/>
+            <w:tcBorders>
+              <w:top w:val="single" w:color="BFBFBF" w:sz="4"/>
+              <w:left w:val="single" w:color="BFBFBF" w:sz="4"/>
+              <w:bottom w:val="single" w:color="BFBFBF" w:sz="4"/>
+              <w:right w:val="single" w:color="BFBFBF" w:sz="4"/>
+            </w:tcBorders>
+            <w:tcMar>
+              <w:top w:type="dxa" w:w="60"/>
+              <w:left w:type="dxa" w:w="100"/>
+              <w:bottom w:type="dxa" w:w="60"/>
+              <w:right w:type="dxa" w:w="100"/>
+            </w:tcMar>
+          </w:tcPr>
+          <w:p>
+            <w:r>
+              <w:rPr>
+                <w:b w:val="false"/>
+                <w:bCs w:val="false"/>
+                <w:sz w:val="19"/>
+                <w:szCs w:val="19"/>
+              </w:rPr>
+              <w:t xml:space="preserve">A test lookup for the background Next button also matched the Next.js dev tools button.</w:t>
+            </w:r>
+          </w:p>
+        </w:tc>
+        <w:tc>
+          <w:tcPr>
+            <w:tcW w:type="dxa" w:w="3300"/>
+            <w:tcBorders>
+              <w:top w:val="single" w:color="BFBFBF" w:sz="4"/>
+              <w:left w:val="single" w:color="BFBFBF" w:sz="4"/>
+              <w:bottom w:val="single" w:color="BFBFBF" w:sz="4"/>
+              <w:right w:val="single" w:color="BFBFBF" w:sz="4"/>
+            </w:tcBorders>
+            <w:tcMar>
+              <w:top w:type="dxa" w:w="60"/>
+              <w:left w:type="dxa" w:w="100"/>
+              <w:bottom w:type="dxa" w:w="60"/>
+              <w:right w:type="dxa" w:w="100"/>
+            </w:tcMar>
+          </w:tcPr>
+          <w:p>
+            <w:r>
+              <w:rPr>
+                <w:b w:val="false"/>
+                <w:bCs w:val="false"/>
+                <w:sz w:val="19"/>
+                <w:szCs w:val="19"/>
+              </w:rPr>
+              <w:t xml:space="preserve">Test-only: getByRole('button', {name: 'Next'}) is a substring match.</w:t>
+            </w:r>
+          </w:p>
+        </w:tc>
+        <w:tc>
+          <w:tcPr>
+            <w:tcW w:type="dxa" w:w="2926"/>
+            <w:tcBorders>
+              <w:top w:val="single" w:color="BFBFBF" w:sz="4"/>
+              <w:left w:val="single" w:color="BFBFBF" w:sz="4"/>
+              <w:bottom w:val="single" w:color="BFBFBF" w:sz="4"/>
+              <w:right w:val="single" w:color="BFBFBF" w:sz="4"/>
+            </w:tcBorders>
+            <w:tcMar>
+              <w:top w:type="dxa" w:w="60"/>
+              <w:left w:type="dxa" w:w="100"/>
+              <w:bottom w:type="dxa" w:w="60"/>
+              <w:right w:type="dxa" w:w="100"/>
+            </w:tcMar>
+          </w:tcPr>
+          <w:p>
+            <w:r>
+              <w:rPr>
+                <w:b w:val="false"/>
+                <w:bCs w:val="false"/>
+                <w:sz w:val="19"/>
+                <w:szCs w:val="19"/>
+              </w:rPr>
+              <w:t xml:space="preserve">Used an exact match.</w:t>
+            </w:r>
+          </w:p>
+        </w:tc>
+      </w:tr>
+    </w:tbl>
+    <w:p>
+      <w:pPr>
+        <w:spacing w:after="120"/>
+      </w:pPr>
+    </w:p>
+    <w:p>
+      <w:pPr>
+        <w:pStyle w:val="Heading2"/>
+      </w:pPr>
+      <w:r>
+        <w:t xml:space="preserve">Verification</w:t>
+      </w:r>
+    </w:p>
+    <w:p>
+      <w:pPr>
+        <w:pStyle w:val="ListParagraph"/>
+        <w:numPr>
+          <w:ilvl w:val="0"/>
+          <w:numId w:val="2"/>
+        </w:numPr>
+        <w:spacing w:after="60"/>
+      </w:pPr>
+      <w:r>
+        <w:t xml:space="preserve">tsc, eslint and next build clean.</w:t>
+      </w:r>
+    </w:p>
+    <w:p>
+      <w:pPr>
+        <w:pStyle w:val="ListParagraph"/>
+        <w:numPr>
+          <w:ilvl w:val="0"/>
+          <w:numId w:val="2"/>
+        </w:numPr>
+        <w:spacing w:after="60"/>
+      </w:pPr>
+      <w:r>
+        <w:t xml:space="preserve">Every screen screenshotted at 1366x768, 1440x980, 2560x1440 and 3840x2160: the sidebar fits without scrolling, the page never scrolls, the smallest text is 10.3px or larger, no console errors.</w:t>
+      </w:r>
+    </w:p>
+    <w:p>
+      <w:pPr>
+        <w:pStyle w:val="ListParagraph"/>
+        <w:numPr>
+          <w:ilvl w:val="0"/>
+          <w:numId w:val="2"/>
+        </w:numPr>
+        <w:spacing w:after="60"/>
+      </w:pPr>
+      <w:r>
+        <w:t xml:space="preserve">Persistent-profile browser test: Frost set to 17/88/9 and background 3 of 4 survived closing and reopening the browser and were applied at DOMContentLoaded (no flash); a stored View of 95 was clamped to 68; the rank preview opened and was cancelled; the AI/ML tile went from 34 new to 0 after opening its Discovery.</w:t>
+      </w:r>
+    </w:p>
+    <w:p>
+      <w:pPr>
+        <w:pStyle w:val="ListParagraph"/>
+        <w:numPr>
+          <w:ilvl w:val="0"/>
+          <w:numId w:val="2"/>
+        </w:numPr>
+        <w:spacing w:after="60"/>
+      </w:pPr>
+      <w:r>
+        <w:t xml:space="preserve">Audit (CLAUDE-CODE-PROMPTS Phase 7): no off-scale font sizes, no non-white text beyond the two allowed exceptions, no hex or rgba in components, no text at 10px or below, no grade pills, Frost on every page via the layout.</w:t>
+      </w:r>
+    </w:p>
+    <w:p>
+      <w:pPr>
+        <w:pStyle w:val="Heading2"/>
+      </w:pPr>
+      <w:r>
+        <w:t xml:space="preserve">Known risks left behind</w:t>
+      </w:r>
+    </w:p>
+    <w:p>
+      <w:pPr>
+        <w:pStyle w:val="ListParagraph"/>
+        <w:numPr>
+          <w:ilvl w:val="0"/>
+          <w:numId w:val="2"/>
+        </w:numPr>
+        <w:spacing w:after="60"/>
+      </w:pPr>
+      <w:r>
+        <w:t xml:space="preserve">Search New, status changes, notes and dismiss were not clicked in the new UI during testing (they change data or cost money); their code paths are unchanged from before.</w:t>
+      </w:r>
+    </w:p>
+    <w:p>
+      <w:pPr>
+        <w:pStyle w:val="ListParagraph"/>
+        <w:numPr>
+          <w:ilvl w:val="0"/>
+          <w:numId w:val="2"/>
+        </w:numPr>
+        <w:spacing w:after="60"/>
+      </w:pPr>
+      <w:r>
+        <w:t xml:space="preserve">Native range-slider thumbs keep the browser's fixed size, so they look small on a 4K screen.</w:t>
+      </w:r>
+    </w:p>
+    <w:p>
+      <w:pPr>
+        <w:pStyle w:val="ListParagraph"/>
+        <w:numPr>
+          <w:ilvl w:val="0"/>
+          <w:numId w:val="2"/>
+        </w:numPr>
+        <w:spacing w:after="60"/>
+      </w:pPr>
+      <w:r>
+        <w:t xml:space="preserve">Below about 1100 px wide the fixed sidebar and stat cards crowd the content; phones and tablets are not designed for.</w:t>
+      </w:r>
+    </w:p>
+    <w:p>
+      <w:pPr>
+        <w:pStyle w:val="ListParagraph"/>
+        <w:numPr>
+          <w:ilvl w:val="0"/>
+          <w:numId w:val="2"/>
+        </w:numPr>
+        <w:spacing w:after="60"/>
+      </w:pPr>
+      <w:r>
+        <w:t xml:space="preserve">Next.js loads Noto Sans JP without preloading, so the kana can briefly show in a fallback face on first load.</w:t>
+      </w:r>
+    </w:p>
+    <w:p>
+      <w:pPr>
+        <w:pStyle w:val="Heading2"/>
+      </w:pPr>
+      <w:r>
+        <w:t xml:space="preserve">Production data changes</w:t>
+      </w:r>
+    </w:p>
+    <w:p>
+      <w:pPr>
+        <w:pStyle w:val="ListParagraph"/>
+        <w:numPr>
+          <w:ilvl w:val="0"/>
+          <w:numId w:val="2"/>
+        </w:numPr>
+        <w:spacing w:after="60"/>
+      </w:pPr>
+      <w:r>
+        <w:t xml:space="preserve">Applied migration 20260925120000_battlefield_last_viewed (additive).</w:t>
+      </w:r>
+    </w:p>
+    <w:p>
+      <w:pPr>
+        <w:pStyle w:val="ListParagraph"/>
+        <w:numPr>
+          <w:ilvl w:val="0"/>
+          <w:numId w:val="2"/>
+        </w:numPr>
+        <w:spacing w:after="60"/>
+      </w:pPr>
+      <w:r>
+        <w:t xml:space="preserve">The browser test opened AI/ML's Discovery, which set its lastViewedAt (its homepage "new" count went to 0).</w:t>
       </w:r>
     </w:p>
     <w:sectPr>

--- a/docs/KAMUI-postmortem.docx
+++ b/docs/KAMUI-postmortem.docx
@@ -1389,6 +1389,64 @@
                 <w:szCs w:val="19"/>
               </w:rPr>
               <w:t xml:space="preserve">New = jobs with firstSeen after Battlefield.lastViewedAt, set when Discovery opens. Promoted Explore jobs keep the wave's firstSeen.</w:t>
+            </w:r>
+          </w:p>
+        </w:tc>
+      </w:tr>
+      <w:tr>
+        <w:tc>
+          <w:tcPr>
+            <w:tcW w:type="dxa" w:w="3200"/>
+            <w:tcBorders>
+              <w:top w:val="single" w:color="BFBFBF" w:sz="4"/>
+              <w:left w:val="single" w:color="BFBFBF" w:sz="4"/>
+              <w:bottom w:val="single" w:color="BFBFBF" w:sz="4"/>
+              <w:right w:val="single" w:color="BFBFBF" w:sz="4"/>
+            </w:tcBorders>
+            <w:tcMar>
+              <w:top w:type="dxa" w:w="60"/>
+              <w:left w:type="dxa" w:w="100"/>
+              <w:bottom w:type="dxa" w:w="60"/>
+              <w:right w:type="dxa" w:w="100"/>
+            </w:tcMar>
+          </w:tcPr>
+          <w:p>
+            <w:r>
+              <w:rPr>
+                <w:b w:val="false"/>
+                <w:bCs w:val="false"/>
+                <w:sz w:val="19"/>
+                <w:szCs w:val="19"/>
+              </w:rPr>
+              <w:t xml:space="preserve">Frost Focus does nothing / no blur on the deployed site, but fine locally</w:t>
+            </w:r>
+          </w:p>
+        </w:tc>
+        <w:tc>
+          <w:tcPr>
+            <w:tcW w:type="dxa" w:w="5826"/>
+            <w:tcBorders>
+              <w:top w:val="single" w:color="BFBFBF" w:sz="4"/>
+              <w:left w:val="single" w:color="BFBFBF" w:sz="4"/>
+              <w:bottom w:val="single" w:color="BFBFBF" w:sz="4"/>
+              <w:right w:val="single" w:color="BFBFBF" w:sz="4"/>
+            </w:tcBorders>
+            <w:tcMar>
+              <w:top w:type="dxa" w:w="60"/>
+              <w:left w:type="dxa" w:w="100"/>
+              <w:bottom w:type="dxa" w:w="60"/>
+              <w:right w:type="dxa" w:w="100"/>
+            </w:tcMar>
+          </w:tcPr>
+          <w:p>
+            <w:r>
+              <w:rPr>
+                <w:b w:val="false"/>
+                <w:bCs w:val="false"/>
+                <w:sz w:val="19"/>
+                <w:szCs w:val="19"/>
+              </w:rPr>
+              <w:t xml:space="preserve">Check the production CSS for .frost-panel: it must contain an unprefixed backdrop-filter. A hand-written -webkit-backdrop-filter was merged by the minifier into only the prefixed form, which Chrome and Edge ignore (fixed 2026-09-25). Never hand-write -webkit- prefixes.</w:t>
             </w:r>
           </w:p>
         </w:tc>
@@ -11259,6 +11317,19 @@
       </w:pPr>
       <w:r>
         <w:t xml:space="preserve">Known risks left behind</w:t>
+      </w:r>
+    </w:p>
+    <w:p>
+      <w:pPr>
+        <w:pStyle w:val="ListParagraph"/>
+        <w:numPr>
+          <w:ilvl w:val="0"/>
+          <w:numId w:val="2"/>
+        </w:numPr>
+        <w:spacing w:after="60"/>
+      </w:pPr>
+      <w:r>
+        <w:t xml:space="preserve">Found after deploy (fixed the same day): the hand-written -webkit-backdrop-filter in globals.css was merged by the production minifier into only the prefixed property, so on Railway nothing blurred and Frost Focus did nothing. Dev builds were unaffected, which is why the rebuild's tests missed it.</w:t>
       </w:r>
     </w:p>
     <w:p>

--- a/docs/KAMUI-postmortem.docx
+++ b/docs/KAMUI-postmortem.docx
@@ -21,7 +21,7 @@
         <w:rPr>
           <w:color w:val="666666"/>
         </w:rPr>
-        <w:t xml:space="preserve">Last updated 2026-09-24, after the design system rebuild.</w:t>
+        <w:t xml:space="preserve">Last updated 2026-09-24, after the Auto-Populate scheduler.</w:t>
       </w:r>
     </w:p>
     <w:p>
@@ -84,7 +84,7 @@
         <w:pStyle w:val="Heading1"/>
       </w:pPr>
       <w:r>
-        <w:t xml:space="preserve">The system after the design system rebuild</w:t>
+        <w:t xml:space="preserve">The system after the Auto-Populate scheduler</w:t>
       </w:r>
     </w:p>
     <w:p>
@@ -1476,6 +1476,122 @@
                 <w:sz w:val="19"/>
                 <w:szCs w:val="19"/>
               </w:rPr>
+              <w:t xml:space="preserve">Auto-Populate did not search a Battlefield</w:t>
+            </w:r>
+          </w:p>
+        </w:tc>
+        <w:tc>
+          <w:tcPr>
+            <w:tcW w:type="dxa" w:w="5826"/>
+            <w:tcBorders>
+              <w:top w:val="single" w:color="BFBFBF" w:sz="4"/>
+              <w:left w:val="single" w:color="BFBFBF" w:sz="4"/>
+              <w:bottom w:val="single" w:color="BFBFBF" w:sz="4"/>
+              <w:right w:val="single" w:color="BFBFBF" w:sz="4"/>
+            </w:tcBorders>
+            <w:tcMar>
+              <w:top w:type="dxa" w:w="60"/>
+              <w:left w:type="dxa" w:w="100"/>
+              <w:bottom w:type="dxa" w:w="60"/>
+              <w:right w:type="dxa" w:w="100"/>
+            </w:tcMar>
+          </w:tcPr>
+          <w:p>
+            <w:r>
+              <w:rPr>
+                <w:b w:val="false"/>
+                <w:bCs w:val="false"/>
+                <w:sz w:val="19"/>
+                <w:szCs w:val="19"/>
+              </w:rPr>
+              <w:t xml:space="preserve">Read the auto-populate cron log: each Battlefield is listed as started, skipped (with the reason: running search, searched within 20 hours, claimed by another call) or failed.</w:t>
+            </w:r>
+          </w:p>
+        </w:tc>
+      </w:tr>
+      <w:tr>
+        <w:tc>
+          <w:tcPr>
+            <w:tcW w:type="dxa" w:w="3200"/>
+            <w:tcBorders>
+              <w:top w:val="single" w:color="BFBFBF" w:sz="4"/>
+              <w:left w:val="single" w:color="BFBFBF" w:sz="4"/>
+              <w:bottom w:val="single" w:color="BFBFBF" w:sz="4"/>
+              <w:right w:val="single" w:color="BFBFBF" w:sz="4"/>
+            </w:tcBorders>
+            <w:tcMar>
+              <w:top w:type="dxa" w:w="60"/>
+              <w:left w:type="dxa" w:w="100"/>
+              <w:bottom w:type="dxa" w:w="60"/>
+              <w:right w:type="dxa" w:w="100"/>
+            </w:tcMar>
+          </w:tcPr>
+          <w:p>
+            <w:r>
+              <w:rPr>
+                <w:b w:val="false"/>
+                <w:bCs w:val="false"/>
+                <w:sz w:val="19"/>
+                <w:szCs w:val="19"/>
+              </w:rPr>
+              <w:t xml:space="preserve">auto-populate cron logs 401</w:t>
+            </w:r>
+          </w:p>
+        </w:tc>
+        <w:tc>
+          <w:tcPr>
+            <w:tcW w:type="dxa" w:w="5826"/>
+            <w:tcBorders>
+              <w:top w:val="single" w:color="BFBFBF" w:sz="4"/>
+              <w:left w:val="single" w:color="BFBFBF" w:sz="4"/>
+              <w:bottom w:val="single" w:color="BFBFBF" w:sz="4"/>
+              <w:right w:val="single" w:color="BFBFBF" w:sz="4"/>
+            </w:tcBorders>
+            <w:tcMar>
+              <w:top w:type="dxa" w:w="60"/>
+              <w:left w:type="dxa" w:w="100"/>
+              <w:bottom w:type="dxa" w:w="60"/>
+              <w:right w:type="dxa" w:w="100"/>
+            </w:tcMar>
+          </w:tcPr>
+          <w:p>
+            <w:r>
+              <w:rPr>
+                <w:b w:val="false"/>
+                <w:bCs w:val="false"/>
+                <w:sz w:val="19"/>
+                <w:szCs w:val="19"/>
+              </w:rPr>
+              <w:t xml:space="preserve">CRON_SECRET differs between the web and auto-populate services, or AUTO_POPULATE_URL points at the wrong host.</w:t>
+            </w:r>
+          </w:p>
+        </w:tc>
+      </w:tr>
+      <w:tr>
+        <w:tc>
+          <w:tcPr>
+            <w:tcW w:type="dxa" w:w="3200"/>
+            <w:tcBorders>
+              <w:top w:val="single" w:color="BFBFBF" w:sz="4"/>
+              <w:left w:val="single" w:color="BFBFBF" w:sz="4"/>
+              <w:bottom w:val="single" w:color="BFBFBF" w:sz="4"/>
+              <w:right w:val="single" w:color="BFBFBF" w:sz="4"/>
+            </w:tcBorders>
+            <w:tcMar>
+              <w:top w:type="dxa" w:w="60"/>
+              <w:left w:type="dxa" w:w="100"/>
+              <w:bottom w:type="dxa" w:w="60"/>
+              <w:right w:type="dxa" w:w="100"/>
+            </w:tcMar>
+          </w:tcPr>
+          <w:p>
+            <w:r>
+              <w:rPr>
+                <w:b w:val="false"/>
+                <w:bCs w:val="false"/>
+                <w:sz w:val="19"/>
+                <w:szCs w:val="19"/>
+              </w:rPr>
               <w:t xml:space="preserve">Port 3000 already in use</w:t>
             </w:r>
           </w:p>
@@ -1555,19 +1671,6 @@
       </w:pPr>
       <w:r>
         <w:t xml:space="preserve">The B2B rubric contradicts itself on senior individual-contributor roles (Fit vs Possible).</w:t>
-      </w:r>
-    </w:p>
-    <w:p>
-      <w:pPr>
-        <w:pStyle w:val="ListParagraph"/>
-        <w:numPr>
-          <w:ilvl w:val="0"/>
-          <w:numId w:val="2"/>
-        </w:numPr>
-        <w:spacing w:after="60"/>
-      </w:pPr>
-      <w:r>
-        <w:t xml:space="preserve">Auto-Populate has no scheduler.</w:t>
       </w:r>
     </w:p>
     <w:p>
@@ -11416,6 +11519,930 @@
       </w:pPr>
       <w:r>
         <w:t xml:space="preserve">The browser test opened AI/ML's Discovery, which set its lastViewedAt (its homepage "new" count went to 0).</w:t>
+      </w:r>
+    </w:p>
+    <w:p>
+      <w:pPr>
+        <w:pStyle w:val="Heading1"/>
+      </w:pPr>
+      <w:r>
+        <w:t xml:space="preserve">Auto-Populate scheduler</w:t>
+      </w:r>
+    </w:p>
+    <w:p>
+      <w:pPr>
+        <w:spacing w:after="120"/>
+        <w:rPr>
+          <w:color w:val="666666"/>
+          <w:sz w:val="20"/>
+          <w:szCs w:val="20"/>
+        </w:rPr>
+      </w:pPr>
+      <w:r>
+        <w:rPr>
+          <w:color w:val="666666"/>
+          <w:sz w:val="20"/>
+          <w:szCs w:val="20"/>
+        </w:rPr>
+        <w:t xml:space="preserve">2026-09-28  ·  commit see git log: Auto-Populate scheduler</w:t>
+      </w:r>
+    </w:p>
+    <w:p>
+      <w:pPr>
+        <w:spacing w:after="120"/>
+      </w:pPr>
+      <w:r>
+        <w:t xml:space="preserve">The Auto-Populate switch existed but nothing ran it. Added POST /api/battlefields/auto-populate, protected by CRON_SECRET, which starts a search for every non-archived Battlefield with Auto-Populate on, and a daily Railway cron service to call it. It spends money unattended, so every Battlefield passes guards first and is handled in its own try/catch.</w:t>
+      </w:r>
+    </w:p>
+    <w:p>
+      <w:pPr>
+        <w:pStyle w:val="Heading2"/>
+      </w:pPr>
+      <w:r>
+        <w:t xml:space="preserve">What changed</w:t>
+      </w:r>
+    </w:p>
+    <w:p>
+      <w:pPr>
+        <w:pStyle w:val="ListParagraph"/>
+        <w:numPr>
+          <w:ilvl w:val="0"/>
+          <w:numId w:val="2"/>
+        </w:numPr>
+        <w:spacing w:after="60"/>
+      </w:pPr>
+      <w:r>
+        <w:t xml:space="preserve">prisma/migrations/20260928120000_battlefield_last_auto_run: additive. Battlefield gains lastAutoRunAt.</w:t>
+      </w:r>
+    </w:p>
+    <w:p>
+      <w:pPr>
+        <w:pStyle w:val="ListParagraph"/>
+        <w:numPr>
+          <w:ilvl w:val="0"/>
+          <w:numId w:val="2"/>
+        </w:numPr>
+        <w:spacing w:after="60"/>
+      </w:pPr>
+      <w:r>
+        <w:t xml:space="preserve">web/lib/autoPopulate.ts: autoPopulateAll with the guards; returns started / skipped (with reason) / failed per Battlefield.</w:t>
+      </w:r>
+    </w:p>
+    <w:p>
+      <w:pPr>
+        <w:pStyle w:val="ListParagraph"/>
+        <w:numPr>
+          <w:ilvl w:val="0"/>
+          <w:numId w:val="2"/>
+        </w:numPr>
+        <w:spacing w:after="60"/>
+      </w:pPr>
+      <w:r>
+        <w:t xml:space="preserve">web/app/api/battlefields/auto-populate/route.ts: POST, Bearer CRON_SECRET, returns { started, skipped, failed }.</w:t>
+      </w:r>
+    </w:p>
+    <w:p>
+      <w:pPr>
+        <w:pStyle w:val="ListParagraph"/>
+        <w:numPr>
+          <w:ilvl w:val="0"/>
+          <w:numId w:val="2"/>
+        </w:numPr>
+        <w:spacing w:after="60"/>
+      </w:pPr>
+      <w:r>
+        <w:t xml:space="preserve">web/lib/http.ts: isCronRequest, the shared CRON_SECRET check (the sweep route now uses it too).</w:t>
+      </w:r>
+    </w:p>
+    <w:p>
+      <w:pPr>
+        <w:pStyle w:val="ListParagraph"/>
+        <w:numPr>
+          <w:ilvl w:val="0"/>
+          <w:numId w:val="2"/>
+        </w:numPr>
+        <w:spacing w:after="60"/>
+      </w:pPr>
+      <w:r>
+        <w:t xml:space="preserve">scripts/auto-populate.mjs and railway/auto-populate-cron.json: the cron service (0 22 * * * UTC, which is 06:00 UTC+8).</w:t>
+      </w:r>
+    </w:p>
+    <w:p>
+      <w:pPr>
+        <w:pStyle w:val="ListParagraph"/>
+        <w:numPr>
+          <w:ilvl w:val="0"/>
+          <w:numId w:val="2"/>
+        </w:numPr>
+        <w:spacing w:after="60"/>
+      </w:pPr>
+      <w:r>
+        <w:t xml:space="preserve">Homepage tiles show 'Auto-Populate fired ...' (or 'not fired yet') when the switch is on; the Settings text describes the real schedule.</w:t>
+      </w:r>
+    </w:p>
+    <w:p>
+      <w:pPr>
+        <w:pStyle w:val="Heading2"/>
+      </w:pPr>
+      <w:r>
+        <w:t xml:space="preserve">Decisions and deviations from the spec</w:t>
+      </w:r>
+    </w:p>
+    <w:tbl>
+      <w:tblPr>
+        <w:tblW w:type="dxa" w:w="9026"/>
+        <w:tblBorders>
+          <w:top w:val="single" w:color="auto" w:sz="4"/>
+          <w:left w:val="single" w:color="auto" w:sz="4"/>
+          <w:bottom w:val="single" w:color="auto" w:sz="4"/>
+          <w:right w:val="single" w:color="auto" w:sz="4"/>
+          <w:insideH w:val="single" w:color="auto" w:sz="4"/>
+          <w:insideV w:val="single" w:color="auto" w:sz="4"/>
+        </w:tblBorders>
+      </w:tblPr>
+      <w:tblGrid>
+        <w:gridCol w:w="2600"/>
+        <w:gridCol w:w="3400"/>
+        <w:gridCol w:w="3026"/>
+      </w:tblGrid>
+      <w:tr>
+        <w:trPr>
+          <w:tblHeader/>
+        </w:trPr>
+        <w:tc>
+          <w:tcPr>
+            <w:tcW w:type="dxa" w:w="2600"/>
+            <w:tcBorders>
+              <w:top w:val="single" w:color="BFBFBF" w:sz="4"/>
+              <w:left w:val="single" w:color="BFBFBF" w:sz="4"/>
+              <w:bottom w:val="single" w:color="BFBFBF" w:sz="4"/>
+              <w:right w:val="single" w:color="BFBFBF" w:sz="4"/>
+            </w:tcBorders>
+            <w:shd w:fill="EDEDED" w:color="auto" w:val="clear"/>
+            <w:tcMar>
+              <w:top w:type="dxa" w:w="60"/>
+              <w:left w:type="dxa" w:w="100"/>
+              <w:bottom w:type="dxa" w:w="60"/>
+              <w:right w:type="dxa" w:w="100"/>
+            </w:tcMar>
+          </w:tcPr>
+          <w:p>
+            <w:r>
+              <w:rPr>
+                <w:b/>
+                <w:bCs/>
+                <w:sz w:val="19"/>
+                <w:szCs w:val="19"/>
+              </w:rPr>
+              <w:t xml:space="preserve">Decision</w:t>
+            </w:r>
+          </w:p>
+        </w:tc>
+        <w:tc>
+          <w:tcPr>
+            <w:tcW w:type="dxa" w:w="3400"/>
+            <w:tcBorders>
+              <w:top w:val="single" w:color="BFBFBF" w:sz="4"/>
+              <w:left w:val="single" w:color="BFBFBF" w:sz="4"/>
+              <w:bottom w:val="single" w:color="BFBFBF" w:sz="4"/>
+              <w:right w:val="single" w:color="BFBFBF" w:sz="4"/>
+            </w:tcBorders>
+            <w:shd w:fill="EDEDED" w:color="auto" w:val="clear"/>
+            <w:tcMar>
+              <w:top w:type="dxa" w:w="60"/>
+              <w:left w:type="dxa" w:w="100"/>
+              <w:bottom w:type="dxa" w:w="60"/>
+              <w:right w:type="dxa" w:w="100"/>
+            </w:tcMar>
+          </w:tcPr>
+          <w:p>
+            <w:r>
+              <w:rPr>
+                <w:b/>
+                <w:bCs/>
+                <w:sz w:val="19"/>
+                <w:szCs w:val="19"/>
+              </w:rPr>
+              <w:t xml:space="preserve">Why</w:t>
+            </w:r>
+          </w:p>
+        </w:tc>
+        <w:tc>
+          <w:tcPr>
+            <w:tcW w:type="dxa" w:w="3026"/>
+            <w:tcBorders>
+              <w:top w:val="single" w:color="BFBFBF" w:sz="4"/>
+              <w:left w:val="single" w:color="BFBFBF" w:sz="4"/>
+              <w:bottom w:val="single" w:color="BFBFBF" w:sz="4"/>
+              <w:right w:val="single" w:color="BFBFBF" w:sz="4"/>
+            </w:tcBorders>
+            <w:shd w:fill="EDEDED" w:color="auto" w:val="clear"/>
+            <w:tcMar>
+              <w:top w:type="dxa" w:w="60"/>
+              <w:left w:type="dxa" w:w="100"/>
+              <w:bottom w:type="dxa" w:w="60"/>
+              <w:right w:type="dxa" w:w="100"/>
+            </w:tcMar>
+          </w:tcPr>
+          <w:p>
+            <w:r>
+              <w:rPr>
+                <w:b/>
+                <w:bCs/>
+                <w:sz w:val="19"/>
+                <w:szCs w:val="19"/>
+              </w:rPr>
+              <w:t xml:space="preserve">Consequence / where</w:t>
+            </w:r>
+          </w:p>
+        </w:tc>
+      </w:tr>
+      <w:tr>
+        <w:tc>
+          <w:tcPr>
+            <w:tcW w:type="dxa" w:w="2600"/>
+            <w:tcBorders>
+              <w:top w:val="single" w:color="BFBFBF" w:sz="4"/>
+              <w:left w:val="single" w:color="BFBFBF" w:sz="4"/>
+              <w:bottom w:val="single" w:color="BFBFBF" w:sz="4"/>
+              <w:right w:val="single" w:color="BFBFBF" w:sz="4"/>
+            </w:tcBorders>
+            <w:tcMar>
+              <w:top w:type="dxa" w:w="60"/>
+              <w:left w:type="dxa" w:w="100"/>
+              <w:bottom w:type="dxa" w:w="60"/>
+              <w:right w:type="dxa" w:w="100"/>
+            </w:tcMar>
+          </w:tcPr>
+          <w:p>
+            <w:r>
+              <w:rPr>
+                <w:b w:val="false"/>
+                <w:bCs w:val="false"/>
+                <w:sz w:val="19"/>
+                <w:szCs w:val="19"/>
+              </w:rPr>
+              <w:t xml:space="preserve">Four guards, in order: no running/ingesting search; no search (manual or automatic) in the last 20 hours; an atomic claim on lastAutoRunAt; then start</w:t>
+            </w:r>
+          </w:p>
+        </w:tc>
+        <w:tc>
+          <w:tcPr>
+            <w:tcW w:type="dxa" w:w="3400"/>
+            <w:tcBorders>
+              <w:top w:val="single" w:color="BFBFBF" w:sz="4"/>
+              <w:left w:val="single" w:color="BFBFBF" w:sz="4"/>
+              <w:bottom w:val="single" w:color="BFBFBF" w:sz="4"/>
+              <w:right w:val="single" w:color="BFBFBF" w:sz="4"/>
+            </w:tcBorders>
+            <w:tcMar>
+              <w:top w:type="dxa" w:w="60"/>
+              <w:left w:type="dxa" w:w="100"/>
+              <w:bottom w:type="dxa" w:w="60"/>
+              <w:right w:type="dxa" w:w="100"/>
+            </w:tcMar>
+          </w:tcPr>
+          <w:p>
+            <w:r>
+              <w:rPr>
+                <w:b w:val="false"/>
+                <w:bCs w:val="false"/>
+                <w:sz w:val="19"/>
+                <w:szCs w:val="19"/>
+              </w:rPr>
+              <w:t xml:space="preserve">The first two are the spec's. The claim closes the gap where two simultaneous fires both pass the first two checks before either creates a Run.</w:t>
+            </w:r>
+          </w:p>
+        </w:tc>
+        <w:tc>
+          <w:tcPr>
+            <w:tcW w:type="dxa" w:w="3026"/>
+            <w:tcBorders>
+              <w:top w:val="single" w:color="BFBFBF" w:sz="4"/>
+              <w:left w:val="single" w:color="BFBFBF" w:sz="4"/>
+              <w:bottom w:val="single" w:color="BFBFBF" w:sz="4"/>
+              <w:right w:val="single" w:color="BFBFBF" w:sz="4"/>
+            </w:tcBorders>
+            <w:tcMar>
+              <w:top w:type="dxa" w:w="60"/>
+              <w:left w:type="dxa" w:w="100"/>
+              <w:bottom w:type="dxa" w:w="60"/>
+              <w:right w:type="dxa" w:w="100"/>
+            </w:tcMar>
+          </w:tcPr>
+          <w:p>
+            <w:r>
+              <w:rPr>
+                <w:b w:val="false"/>
+                <w:bCs w:val="false"/>
+                <w:sz w:val="19"/>
+                <w:szCs w:val="19"/>
+              </w:rPr>
+              <w:t xml:space="preserve">The claim only succeeds if lastAutoRunAt is empty or over 20 hours old.</w:t>
+            </w:r>
+          </w:p>
+        </w:tc>
+      </w:tr>
+      <w:tr>
+        <w:tc>
+          <w:tcPr>
+            <w:tcW w:type="dxa" w:w="2600"/>
+            <w:tcBorders>
+              <w:top w:val="single" w:color="BFBFBF" w:sz="4"/>
+              <w:left w:val="single" w:color="BFBFBF" w:sz="4"/>
+              <w:bottom w:val="single" w:color="BFBFBF" w:sz="4"/>
+              <w:right w:val="single" w:color="BFBFBF" w:sz="4"/>
+            </w:tcBorders>
+            <w:tcMar>
+              <w:top w:type="dxa" w:w="60"/>
+              <w:left w:type="dxa" w:w="100"/>
+              <w:bottom w:type="dxa" w:w="60"/>
+              <w:right w:type="dxa" w:w="100"/>
+            </w:tcMar>
+          </w:tcPr>
+          <w:p>
+            <w:r>
+              <w:rPr>
+                <w:b w:val="false"/>
+                <w:bCs w:val="false"/>
+                <w:sz w:val="19"/>
+                <w:szCs w:val="19"/>
+              </w:rPr>
+              <w:t xml:space="preserve">A failed start gives the claim back</w:t>
+            </w:r>
+          </w:p>
+        </w:tc>
+        <w:tc>
+          <w:tcPr>
+            <w:tcW w:type="dxa" w:w="3400"/>
+            <w:tcBorders>
+              <w:top w:val="single" w:color="BFBFBF" w:sz="4"/>
+              <w:left w:val="single" w:color="BFBFBF" w:sz="4"/>
+              <w:bottom w:val="single" w:color="BFBFBF" w:sz="4"/>
+              <w:right w:val="single" w:color="BFBFBF" w:sz="4"/>
+            </w:tcBorders>
+            <w:tcMar>
+              <w:top w:type="dxa" w:w="60"/>
+              <w:left w:type="dxa" w:w="100"/>
+              <w:bottom w:type="dxa" w:w="60"/>
+              <w:right w:type="dxa" w:w="100"/>
+            </w:tcMar>
+          </w:tcPr>
+          <w:p>
+            <w:r>
+              <w:rPr>
+                <w:b w:val="false"/>
+                <w:bCs w:val="false"/>
+                <w:sz w:val="19"/>
+                <w:szCs w:val="19"/>
+              </w:rPr>
+              <w:t xml:space="preserve">Nothing fired (a start failure means no Apify run began), so lastAutoRunAt should not claim it did.</w:t>
+            </w:r>
+          </w:p>
+        </w:tc>
+        <w:tc>
+          <w:tcPr>
+            <w:tcW w:type="dxa" w:w="3026"/>
+            <w:tcBorders>
+              <w:top w:val="single" w:color="BFBFBF" w:sz="4"/>
+              <w:left w:val="single" w:color="BFBFBF" w:sz="4"/>
+              <w:bottom w:val="single" w:color="BFBFBF" w:sz="4"/>
+              <w:right w:val="single" w:color="BFBFBF" w:sz="4"/>
+            </w:tcBorders>
+            <w:tcMar>
+              <w:top w:type="dxa" w:w="60"/>
+              <w:left w:type="dxa" w:w="100"/>
+              <w:bottom w:type="dxa" w:w="60"/>
+              <w:right w:type="dxa" w:w="100"/>
+            </w:tcMar>
+          </w:tcPr>
+          <w:p>
+            <w:r>
+              <w:rPr>
+                <w:b w:val="false"/>
+                <w:bCs w:val="false"/>
+                <w:sz w:val="19"/>
+                <w:szCs w:val="19"/>
+              </w:rPr>
+              <w:t xml:space="preserve">The restore is conditional on lastAutoRunAt still being this call's value.</w:t>
+            </w:r>
+          </w:p>
+        </w:tc>
+      </w:tr>
+      <w:tr>
+        <w:tc>
+          <w:tcPr>
+            <w:tcW w:type="dxa" w:w="2600"/>
+            <w:tcBorders>
+              <w:top w:val="single" w:color="BFBFBF" w:sz="4"/>
+              <w:left w:val="single" w:color="BFBFBF" w:sz="4"/>
+              <w:bottom w:val="single" w:color="BFBFBF" w:sz="4"/>
+              <w:right w:val="single" w:color="BFBFBF" w:sz="4"/>
+            </w:tcBorders>
+            <w:tcMar>
+              <w:top w:type="dxa" w:w="60"/>
+              <w:left w:type="dxa" w:w="100"/>
+              <w:bottom w:type="dxa" w:w="60"/>
+              <w:right w:type="dxa" w:w="100"/>
+            </w:tcMar>
+          </w:tcPr>
+          <w:p>
+            <w:r>
+              <w:rPr>
+                <w:b w:val="false"/>
+                <w:bCs w:val="false"/>
+                <w:sz w:val="19"/>
+                <w:szCs w:val="19"/>
+              </w:rPr>
+              <w:t xml:space="preserve">Any search in the last 20 hours blocks it, including failed or manual ones</w:t>
+            </w:r>
+          </w:p>
+        </w:tc>
+        <w:tc>
+          <w:tcPr>
+            <w:tcW w:type="dxa" w:w="3400"/>
+            <w:tcBorders>
+              <w:top w:val="single" w:color="BFBFBF" w:sz="4"/>
+              <w:left w:val="single" w:color="BFBFBF" w:sz="4"/>
+              <w:bottom w:val="single" w:color="BFBFBF" w:sz="4"/>
+              <w:right w:val="single" w:color="BFBFBF" w:sz="4"/>
+            </w:tcBorders>
+            <w:tcMar>
+              <w:top w:type="dxa" w:w="60"/>
+              <w:left w:type="dxa" w:w="100"/>
+              <w:bottom w:type="dxa" w:w="60"/>
+              <w:right w:type="dxa" w:w="100"/>
+            </w:tcMar>
+          </w:tcPr>
+          <w:p>
+            <w:r>
+              <w:rPr>
+                <w:b w:val="false"/>
+                <w:bCs w:val="false"/>
+                <w:sz w:val="19"/>
+                <w:szCs w:val="19"/>
+              </w:rPr>
+              <w:t xml:space="preserve">Cheaper to skip a day than to double-charge; a manual Search New the evening before counts.</w:t>
+            </w:r>
+          </w:p>
+        </w:tc>
+        <w:tc>
+          <w:tcPr>
+            <w:tcW w:type="dxa" w:w="3026"/>
+            <w:tcBorders>
+              <w:top w:val="single" w:color="BFBFBF" w:sz="4"/>
+              <w:left w:val="single" w:color="BFBFBF" w:sz="4"/>
+              <w:bottom w:val="single" w:color="BFBFBF" w:sz="4"/>
+              <w:right w:val="single" w:color="BFBFBF" w:sz="4"/>
+            </w:tcBorders>
+            <w:tcMar>
+              <w:top w:type="dxa" w:w="60"/>
+              <w:left w:type="dxa" w:w="100"/>
+              <w:bottom w:type="dxa" w:w="60"/>
+              <w:right w:type="dxa" w:w="100"/>
+            </w:tcMar>
+          </w:tcPr>
+          <w:p>
+            <w:r>
+              <w:rPr>
+                <w:b w:val="false"/>
+                <w:bCs w:val="false"/>
+                <w:sz w:val="19"/>
+                <w:szCs w:val="19"/>
+              </w:rPr>
+              <w:t xml:space="preserve"/>
+            </w:r>
+          </w:p>
+        </w:tc>
+      </w:tr>
+      <w:tr>
+        <w:tc>
+          <w:tcPr>
+            <w:tcW w:type="dxa" w:w="2600"/>
+            <w:tcBorders>
+              <w:top w:val="single" w:color="BFBFBF" w:sz="4"/>
+              <w:left w:val="single" w:color="BFBFBF" w:sz="4"/>
+              <w:bottom w:val="single" w:color="BFBFBF" w:sz="4"/>
+              <w:right w:val="single" w:color="BFBFBF" w:sz="4"/>
+            </w:tcBorders>
+            <w:tcMar>
+              <w:top w:type="dxa" w:w="60"/>
+              <w:left w:type="dxa" w:w="100"/>
+              <w:bottom w:type="dxa" w:w="60"/>
+              <w:right w:type="dxa" w:w="100"/>
+            </w:tcMar>
+          </w:tcPr>
+          <w:p>
+            <w:r>
+              <w:rPr>
+                <w:b w:val="false"/>
+                <w:bCs w:val="false"/>
+                <w:sz w:val="19"/>
+                <w:szCs w:val="19"/>
+              </w:rPr>
+              <w:t xml:space="preserve">The cron calls the web service instead of touching the database</w:t>
+            </w:r>
+          </w:p>
+        </w:tc>
+        <w:tc>
+          <w:tcPr>
+            <w:tcW w:type="dxa" w:w="3400"/>
+            <w:tcBorders>
+              <w:top w:val="single" w:color="BFBFBF" w:sz="4"/>
+              <w:left w:val="single" w:color="BFBFBF" w:sz="4"/>
+              <w:bottom w:val="single" w:color="BFBFBF" w:sz="4"/>
+              <w:right w:val="single" w:color="BFBFBF" w:sz="4"/>
+            </w:tcBorders>
+            <w:tcMar>
+              <w:top w:type="dxa" w:w="60"/>
+              <w:left w:type="dxa" w:w="100"/>
+              <w:bottom w:type="dxa" w:w="60"/>
+              <w:right w:type="dxa" w:w="100"/>
+            </w:tcMar>
+          </w:tcPr>
+          <w:p>
+            <w:r>
+              <w:rPr>
+                <w:b w:val="false"/>
+                <w:bCs w:val="false"/>
+                <w:sz w:val="19"/>
+                <w:szCs w:val="19"/>
+              </w:rPr>
+              <w:t xml:space="preserve">Same pattern as the sweep: one copy of the search logic.</w:t>
+            </w:r>
+          </w:p>
+        </w:tc>
+        <w:tc>
+          <w:tcPr>
+            <w:tcW w:type="dxa" w:w="3026"/>
+            <w:tcBorders>
+              <w:top w:val="single" w:color="BFBFBF" w:sz="4"/>
+              <w:left w:val="single" w:color="BFBFBF" w:sz="4"/>
+              <w:bottom w:val="single" w:color="BFBFBF" w:sz="4"/>
+              <w:right w:val="single" w:color="BFBFBF" w:sz="4"/>
+            </w:tcBorders>
+            <w:tcMar>
+              <w:top w:type="dxa" w:w="60"/>
+              <w:left w:type="dxa" w:w="100"/>
+              <w:bottom w:type="dxa" w:w="60"/>
+              <w:right w:type="dxa" w:w="100"/>
+            </w:tcMar>
+          </w:tcPr>
+          <w:p>
+            <w:r>
+              <w:rPr>
+                <w:b w:val="false"/>
+                <w:bCs w:val="false"/>
+                <w:sz w:val="19"/>
+                <w:szCs w:val="19"/>
+              </w:rPr>
+              <w:t xml:space="preserve">Needs AUTO_POPULATE_URL and the same CRON_SECRET.</w:t>
+            </w:r>
+          </w:p>
+        </w:tc>
+      </w:tr>
+    </w:tbl>
+    <w:p>
+      <w:pPr>
+        <w:spacing w:after="120"/>
+      </w:pPr>
+    </w:p>
+    <w:p>
+      <w:pPr>
+        <w:pStyle w:val="Heading2"/>
+      </w:pPr>
+      <w:r>
+        <w:t xml:space="preserve">Problems found</w:t>
+      </w:r>
+    </w:p>
+    <w:tbl>
+      <w:tblPr>
+        <w:tblW w:type="dxa" w:w="9026"/>
+        <w:tblBorders>
+          <w:top w:val="single" w:color="auto" w:sz="4"/>
+          <w:left w:val="single" w:color="auto" w:sz="4"/>
+          <w:bottom w:val="single" w:color="auto" w:sz="4"/>
+          <w:right w:val="single" w:color="auto" w:sz="4"/>
+          <w:insideH w:val="single" w:color="auto" w:sz="4"/>
+          <w:insideV w:val="single" w:color="auto" w:sz="4"/>
+        </w:tblBorders>
+      </w:tblPr>
+      <w:tblGrid>
+        <w:gridCol w:w="2800"/>
+        <w:gridCol w:w="3300"/>
+        <w:gridCol w:w="2926"/>
+      </w:tblGrid>
+      <w:tr>
+        <w:trPr>
+          <w:tblHeader/>
+        </w:trPr>
+        <w:tc>
+          <w:tcPr>
+            <w:tcW w:type="dxa" w:w="2800"/>
+            <w:tcBorders>
+              <w:top w:val="single" w:color="BFBFBF" w:sz="4"/>
+              <w:left w:val="single" w:color="BFBFBF" w:sz="4"/>
+              <w:bottom w:val="single" w:color="BFBFBF" w:sz="4"/>
+              <w:right w:val="single" w:color="BFBFBF" w:sz="4"/>
+            </w:tcBorders>
+            <w:shd w:fill="EDEDED" w:color="auto" w:val="clear"/>
+            <w:tcMar>
+              <w:top w:type="dxa" w:w="60"/>
+              <w:left w:type="dxa" w:w="100"/>
+              <w:bottom w:type="dxa" w:w="60"/>
+              <w:right w:type="dxa" w:w="100"/>
+            </w:tcMar>
+          </w:tcPr>
+          <w:p>
+            <w:r>
+              <w:rPr>
+                <w:b/>
+                <w:bCs/>
+                <w:sz w:val="19"/>
+                <w:szCs w:val="19"/>
+              </w:rPr>
+              <w:t xml:space="preserve">Symptom</w:t>
+            </w:r>
+          </w:p>
+        </w:tc>
+        <w:tc>
+          <w:tcPr>
+            <w:tcW w:type="dxa" w:w="3300"/>
+            <w:tcBorders>
+              <w:top w:val="single" w:color="BFBFBF" w:sz="4"/>
+              <w:left w:val="single" w:color="BFBFBF" w:sz="4"/>
+              <w:bottom w:val="single" w:color="BFBFBF" w:sz="4"/>
+              <w:right w:val="single" w:color="BFBFBF" w:sz="4"/>
+            </w:tcBorders>
+            <w:shd w:fill="EDEDED" w:color="auto" w:val="clear"/>
+            <w:tcMar>
+              <w:top w:type="dxa" w:w="60"/>
+              <w:left w:type="dxa" w:w="100"/>
+              <w:bottom w:type="dxa" w:w="60"/>
+              <w:right w:type="dxa" w:w="100"/>
+            </w:tcMar>
+          </w:tcPr>
+          <w:p>
+            <w:r>
+              <w:rPr>
+                <w:b/>
+                <w:bCs/>
+                <w:sz w:val="19"/>
+                <w:szCs w:val="19"/>
+              </w:rPr>
+              <w:t xml:space="preserve">Cause</w:t>
+            </w:r>
+          </w:p>
+        </w:tc>
+        <w:tc>
+          <w:tcPr>
+            <w:tcW w:type="dxa" w:w="2926"/>
+            <w:tcBorders>
+              <w:top w:val="single" w:color="BFBFBF" w:sz="4"/>
+              <w:left w:val="single" w:color="BFBFBF" w:sz="4"/>
+              <w:bottom w:val="single" w:color="BFBFBF" w:sz="4"/>
+              <w:right w:val="single" w:color="BFBFBF" w:sz="4"/>
+            </w:tcBorders>
+            <w:shd w:fill="EDEDED" w:color="auto" w:val="clear"/>
+            <w:tcMar>
+              <w:top w:type="dxa" w:w="60"/>
+              <w:left w:type="dxa" w:w="100"/>
+              <w:bottom w:type="dxa" w:w="60"/>
+              <w:right w:type="dxa" w:w="100"/>
+            </w:tcMar>
+          </w:tcPr>
+          <w:p>
+            <w:r>
+              <w:rPr>
+                <w:b/>
+                <w:bCs/>
+                <w:sz w:val="19"/>
+                <w:szCs w:val="19"/>
+              </w:rPr>
+              <w:t xml:space="preserve">Resolution</w:t>
+            </w:r>
+          </w:p>
+        </w:tc>
+      </w:tr>
+      <w:tr>
+        <w:tc>
+          <w:tcPr>
+            <w:tcW w:type="dxa" w:w="2800"/>
+            <w:tcBorders>
+              <w:top w:val="single" w:color="BFBFBF" w:sz="4"/>
+              <w:left w:val="single" w:color="BFBFBF" w:sz="4"/>
+              <w:bottom w:val="single" w:color="BFBFBF" w:sz="4"/>
+              <w:right w:val="single" w:color="BFBFBF" w:sz="4"/>
+            </w:tcBorders>
+            <w:tcMar>
+              <w:top w:type="dxa" w:w="60"/>
+              <w:left w:type="dxa" w:w="100"/>
+              <w:bottom w:type="dxa" w:w="60"/>
+              <w:right w:type="dxa" w:w="100"/>
+            </w:tcMar>
+          </w:tcPr>
+          <w:p>
+            <w:r>
+              <w:rPr>
+                <w:b w:val="false"/>
+                <w:bCs w:val="false"/>
+                <w:sz w:val="19"/>
+                <w:szCs w:val="19"/>
+              </w:rPr>
+              <w:t xml:space="preserve">During testing a B2B search took about 20 minutes, longer than the test waited.</w:t>
+            </w:r>
+          </w:p>
+        </w:tc>
+        <w:tc>
+          <w:tcPr>
+            <w:tcW w:type="dxa" w:w="3300"/>
+            <w:tcBorders>
+              <w:top w:val="single" w:color="BFBFBF" w:sz="4"/>
+              <w:left w:val="single" w:color="BFBFBF" w:sz="4"/>
+              <w:bottom w:val="single" w:color="BFBFBF" w:sz="4"/>
+              <w:right w:val="single" w:color="BFBFBF" w:sz="4"/>
+            </w:tcBorders>
+            <w:tcMar>
+              <w:top w:type="dxa" w:w="60"/>
+              <w:left w:type="dxa" w:w="100"/>
+              <w:bottom w:type="dxa" w:w="60"/>
+              <w:right w:type="dxa" w:w="100"/>
+            </w:tcMar>
+          </w:tcPr>
+          <w:p>
+            <w:r>
+              <w:rPr>
+                <w:b w:val="false"/>
+                <w:bCs w:val="false"/>
+                <w:sz w:val="19"/>
+                <w:szCs w:val="19"/>
+              </w:rPr>
+              <w:t xml:space="preserve">B2B's caps had been raised since earlier tests (13 jobs found).</w:t>
+            </w:r>
+          </w:p>
+        </w:tc>
+        <w:tc>
+          <w:tcPr>
+            <w:tcW w:type="dxa" w:w="2926"/>
+            <w:tcBorders>
+              <w:top w:val="single" w:color="BFBFBF" w:sz="4"/>
+              <w:left w:val="single" w:color="BFBFBF" w:sz="4"/>
+              <w:bottom w:val="single" w:color="BFBFBF" w:sz="4"/>
+              <w:right w:val="single" w:color="BFBFBF" w:sz="4"/>
+            </w:tcBorders>
+            <w:tcMar>
+              <w:top w:type="dxa" w:w="60"/>
+              <w:left w:type="dxa" w:w="100"/>
+              <w:bottom w:type="dxa" w:w="60"/>
+              <w:right w:type="dxa" w:w="100"/>
+            </w:tcMar>
+          </w:tcPr>
+          <w:p>
+            <w:r>
+              <w:rPr>
+                <w:b w:val="false"/>
+                <w:bCs w:val="false"/>
+                <w:sz w:val="19"/>
+                <w:szCs w:val="19"/>
+              </w:rPr>
+              <w:t xml:space="preserve">Waited for it on its own, then tested the 20-hour guard separately.</w:t>
+            </w:r>
+          </w:p>
+        </w:tc>
+      </w:tr>
+    </w:tbl>
+    <w:p>
+      <w:pPr>
+        <w:spacing w:after="120"/>
+      </w:pPr>
+    </w:p>
+    <w:p>
+      <w:pPr>
+        <w:pStyle w:val="Heading2"/>
+      </w:pPr>
+      <w:r>
+        <w:t xml:space="preserve">Verification</w:t>
+      </w:r>
+    </w:p>
+    <w:p>
+      <w:pPr>
+        <w:pStyle w:val="ListParagraph"/>
+        <w:numPr>
+          <w:ilvl w:val="0"/>
+          <w:numId w:val="2"/>
+        </w:numPr>
+        <w:spacing w:after="60"/>
+      </w:pPr>
+      <w:r>
+        <w:t xml:space="preserve">tsc and eslint clean.</w:t>
+      </w:r>
+    </w:p>
+    <w:p>
+      <w:pPr>
+        <w:pStyle w:val="ListParagraph"/>
+        <w:numPr>
+          <w:ilvl w:val="0"/>
+          <w:numId w:val="2"/>
+        </w:numPr>
+        <w:spacing w:after="60"/>
+      </w:pPr>
+      <w:r>
+        <w:t xml:space="preserve">401 without or with a wrong secret, 405 for GET; with nothing switched on it returns empty lists; the sweep still authorises with the shared check.</w:t>
+      </w:r>
+    </w:p>
+    <w:p>
+      <w:pPr>
+        <w:pStyle w:val="ListParagraph"/>
+        <w:numPr>
+          <w:ilvl w:val="0"/>
+          <w:numId w:val="2"/>
+        </w:numPr>
+        <w:spacing w:after="60"/>
+      </w:pPr>
+      <w:r>
+        <w:t xml:space="preserve">With Auto-Populate briefly switched on for b2b-content (last search about 23 hours earlier): two calls at the same instant, one through scripts/auto-populate.mjs, started exactly one search (the other: 'another Auto-Populate call claimed it'); a third call while it ran was skipped ('a search is already running'); after it finished (13 found, 0 new) a call was skipped ('searched 0 hours ago, within the last 20 hours'); the homepage tile showed 'Auto-Populate fired'. The switch was then turned back off.</w:t>
+      </w:r>
+    </w:p>
+    <w:p>
+      <w:pPr>
+        <w:pStyle w:val="ListParagraph"/>
+        <w:numPr>
+          <w:ilvl w:val="0"/>
+          <w:numId w:val="2"/>
+        </w:numPr>
+        <w:spacing w:after="60"/>
+      </w:pPr>
+      <w:r>
+        <w:t xml:space="preserve">Test cost: 1 Apify run. The failed-start path (claim given back) and the Railway cron service itself were not exercised.</w:t>
+      </w:r>
+    </w:p>
+    <w:p>
+      <w:pPr>
+        <w:pStyle w:val="Heading2"/>
+      </w:pPr>
+      <w:r>
+        <w:t xml:space="preserve">Known risks left behind</w:t>
+      </w:r>
+    </w:p>
+    <w:p>
+      <w:pPr>
+        <w:pStyle w:val="ListParagraph"/>
+        <w:numPr>
+          <w:ilvl w:val="0"/>
+          <w:numId w:val="2"/>
+        </w:numPr>
+        <w:spacing w:after="60"/>
+      </w:pPr>
+      <w:r>
+        <w:t xml:space="preserve">The cron fires once a day; if the web service is down at 22:00 UTC that day is skipped (the cron exits 1 and Railway logs it).</w:t>
+      </w:r>
+    </w:p>
+    <w:p>
+      <w:pPr>
+        <w:pStyle w:val="ListParagraph"/>
+        <w:numPr>
+          <w:ilvl w:val="0"/>
+          <w:numId w:val="2"/>
+        </w:numPr>
+        <w:spacing w:after="60"/>
+      </w:pPr>
+      <w:r>
+        <w:t xml:space="preserve">There is no daily spend cap across Battlefields: every Battlefield with Auto-Populate on searches at its own caps.</w:t>
+      </w:r>
+    </w:p>
+    <w:p>
+      <w:pPr>
+        <w:pStyle w:val="Heading2"/>
+      </w:pPr>
+      <w:r>
+        <w:t xml:space="preserve">Production data changes</w:t>
+      </w:r>
+    </w:p>
+    <w:p>
+      <w:pPr>
+        <w:pStyle w:val="ListParagraph"/>
+        <w:numPr>
+          <w:ilvl w:val="0"/>
+          <w:numId w:val="2"/>
+        </w:numPr>
+        <w:spacing w:after="60"/>
+      </w:pPr>
+      <w:r>
+        <w:t xml:space="preserve">Applied migration 20260928120000_battlefield_last_auto_run (additive).</w:t>
+      </w:r>
+    </w:p>
+    <w:p>
+      <w:pPr>
+        <w:pStyle w:val="ListParagraph"/>
+        <w:numPr>
+          <w:ilvl w:val="0"/>
+          <w:numId w:val="2"/>
+        </w:numPr>
+        <w:spacing w:after="60"/>
+      </w:pPr>
+      <w:r>
+        <w:t xml:space="preserve">b2b-content: one real search (13 found, 0 new) and lastAutoRunAt set to 2026-09-28 02:21 UTC by the test; autoPopulate restored to off.</w:t>
       </w:r>
     </w:p>
     <w:sectPr>

--- a/docs/KAMUI-postmortem.docx
+++ b/docs/KAMUI-postmortem.docx
@@ -21,7 +21,7 @@
         <w:rPr>
           <w:color w:val="666666"/>
         </w:rPr>
-        <w:t xml:space="preserve">Last updated 2026-09-24, after the Auto-Populate scheduler.</w:t>
+        <w:t xml:space="preserve">Last updated 2026-09-24, after the Resumes page.</w:t>
       </w:r>
     </w:p>
     <w:p>
@@ -84,7 +84,7 @@
         <w:pStyle w:val="Heading1"/>
       </w:pPr>
       <w:r>
-        <w:t xml:space="preserve">The system after the Auto-Populate scheduler</w:t>
+        <w:t xml:space="preserve">The system after the Resumes page</w:t>
       </w:r>
     </w:p>
     <w:p>
@@ -1592,6 +1592,122 @@
                 <w:sz w:val="19"/>
                 <w:szCs w:val="19"/>
               </w:rPr>
+              <w:t xml:space="preserve">A resume upload fails or is refused</w:t>
+            </w:r>
+          </w:p>
+        </w:tc>
+        <w:tc>
+          <w:tcPr>
+            <w:tcW w:type="dxa" w:w="5826"/>
+            <w:tcBorders>
+              <w:top w:val="single" w:color="BFBFBF" w:sz="4"/>
+              <w:left w:val="single" w:color="BFBFBF" w:sz="4"/>
+              <w:bottom w:val="single" w:color="BFBFBF" w:sz="4"/>
+              <w:right w:val="single" w:color="BFBFBF" w:sz="4"/>
+            </w:tcBorders>
+            <w:tcMar>
+              <w:top w:type="dxa" w:w="60"/>
+              <w:left w:type="dxa" w:w="100"/>
+              <w:bottom w:type="dxa" w:w="60"/>
+              <w:right w:type="dxa" w:w="100"/>
+            </w:tcMar>
+          </w:tcPr>
+          <w:p>
+            <w:r>
+              <w:rPr>
+                <w:b w:val="false"/>
+                <w:bCs w:val="false"/>
+                <w:sz w:val="19"/>
+                <w:szCs w:val="19"/>
+              </w:rPr>
+              <w:t xml:space="preserve">The slot checks the file really is a PDF (starts with %PDF) or a DOCX (a zip); the cap is 10 MB. Uploads go through /api/resumes/versions/&lt;id&gt;/files, not a server action (1 MB body limit).</w:t>
+            </w:r>
+          </w:p>
+        </w:tc>
+      </w:tr>
+      <w:tr>
+        <w:tc>
+          <w:tcPr>
+            <w:tcW w:type="dxa" w:w="3200"/>
+            <w:tcBorders>
+              <w:top w:val="single" w:color="BFBFBF" w:sz="4"/>
+              <w:left w:val="single" w:color="BFBFBF" w:sz="4"/>
+              <w:bottom w:val="single" w:color="BFBFBF" w:sz="4"/>
+              <w:right w:val="single" w:color="BFBFBF" w:sz="4"/>
+            </w:tcBorders>
+            <w:tcMar>
+              <w:top w:type="dxa" w:w="60"/>
+              <w:left w:type="dxa" w:w="100"/>
+              <w:bottom w:type="dxa" w:w="60"/>
+              <w:right w:type="dxa" w:w="100"/>
+            </w:tcMar>
+          </w:tcPr>
+          <w:p>
+            <w:r>
+              <w:rPr>
+                <w:b w:val="false"/>
+                <w:bCs w:val="false"/>
+                <w:sz w:val="19"/>
+                <w:szCs w:val="19"/>
+              </w:rPr>
+              <w:t xml:space="preserve">The DOCX preview looks different from Word</w:t>
+            </w:r>
+          </w:p>
+        </w:tc>
+        <w:tc>
+          <w:tcPr>
+            <w:tcW w:type="dxa" w:w="5826"/>
+            <w:tcBorders>
+              <w:top w:val="single" w:color="BFBFBF" w:sz="4"/>
+              <w:left w:val="single" w:color="BFBFBF" w:sz="4"/>
+              <w:bottom w:val="single" w:color="BFBFBF" w:sz="4"/>
+              <w:right w:val="single" w:color="BFBFBF" w:sz="4"/>
+            </w:tcBorders>
+            <w:tcMar>
+              <w:top w:type="dxa" w:w="60"/>
+              <w:left w:type="dxa" w:w="100"/>
+              <w:bottom w:type="dxa" w:w="60"/>
+              <w:right w:type="dxa" w:w="100"/>
+            </w:tcMar>
+          </w:tcPr>
+          <w:p>
+            <w:r>
+              <w:rPr>
+                <w:b w:val="false"/>
+                <w:bCs w:val="false"/>
+                <w:sz w:val="19"/>
+                <w:szCs w:val="19"/>
+              </w:rPr>
+              <w:t xml:space="preserve">Expected: it is converted to plain HTML by mammoth, so fonts and layout are not kept. Upload the PDF for an exact preview.</w:t>
+            </w:r>
+          </w:p>
+        </w:tc>
+      </w:tr>
+      <w:tr>
+        <w:tc>
+          <w:tcPr>
+            <w:tcW w:type="dxa" w:w="3200"/>
+            <w:tcBorders>
+              <w:top w:val="single" w:color="BFBFBF" w:sz="4"/>
+              <w:left w:val="single" w:color="BFBFBF" w:sz="4"/>
+              <w:bottom w:val="single" w:color="BFBFBF" w:sz="4"/>
+              <w:right w:val="single" w:color="BFBFBF" w:sz="4"/>
+            </w:tcBorders>
+            <w:tcMar>
+              <w:top w:type="dxa" w:w="60"/>
+              <w:left w:type="dxa" w:w="100"/>
+              <w:bottom w:type="dxa" w:w="60"/>
+              <w:right w:type="dxa" w:w="100"/>
+            </w:tcMar>
+          </w:tcPr>
+          <w:p>
+            <w:r>
+              <w:rPr>
+                <w:b w:val="false"/>
+                <w:bCs w:val="false"/>
+                <w:sz w:val="19"/>
+                <w:szCs w:val="19"/>
+              </w:rPr>
               <w:t xml:space="preserve">Port 3000 already in use</w:t>
             </w:r>
           </w:p>
@@ -1671,6 +1787,19 @@
       </w:pPr>
       <w:r>
         <w:t xml:space="preserve">The B2B rubric contradicts itself on senior individual-contributor roles (Fit vs Possible).</w:t>
+      </w:r>
+    </w:p>
+    <w:p>
+      <w:pPr>
+        <w:pStyle w:val="ListParagraph"/>
+        <w:numPr>
+          <w:ilvl w:val="0"/>
+          <w:numId w:val="2"/>
+        </w:numPr>
+        <w:spacing w:after="60"/>
+      </w:pPr>
+      <w:r>
+        <w:t xml:space="preserve">The app has no login: on the public Railway domain anyone can see Battlefields, notes and, now, download resumes.</w:t>
       </w:r>
     </w:p>
     <w:p>
@@ -12443,6 +12572,742 @@
       </w:pPr>
       <w:r>
         <w:t xml:space="preserve">b2b-content: one real search (13 found, 0 new) and lastAutoRunAt set to 2026-09-28 02:21 UTC by the test; autoPopulate restored to off.</w:t>
+      </w:r>
+    </w:p>
+    <w:p>
+      <w:pPr>
+        <w:pStyle w:val="Heading1"/>
+      </w:pPr>
+      <w:r>
+        <w:t xml:space="preserve">Resumes page</w:t>
+      </w:r>
+    </w:p>
+    <w:p>
+      <w:pPr>
+        <w:spacing w:after="120"/>
+        <w:rPr>
+          <w:color w:val="666666"/>
+          <w:sz w:val="20"/>
+          <w:szCs w:val="20"/>
+        </w:rPr>
+      </w:pPr>
+      <w:r>
+        <w:rPr>
+          <w:color w:val="666666"/>
+          <w:sz w:val="20"/>
+          <w:szCs w:val="20"/>
+        </w:rPr>
+        <w:t xml:space="preserve">2026-09-28  ·  commit see git log: Resumes page</w:t>
+      </w:r>
+    </w:p>
+    <w:p>
+      <w:pPr>
+        <w:spacing w:after="120"/>
+      </w:pPr>
+      <w:r>
+        <w:t xml:space="preserve">A Resumes page in the sidebar: resumes per track, versions A, B, C... with a notes box for what differs, a PDF and a DOCX slot per version with upload, replace, remove and download, and an in-app preview that takes most of the screen.</w:t>
+      </w:r>
+    </w:p>
+    <w:p>
+      <w:pPr>
+        <w:pStyle w:val="Heading2"/>
+      </w:pPr>
+      <w:r>
+        <w:t xml:space="preserve">What changed</w:t>
+      </w:r>
+    </w:p>
+    <w:p>
+      <w:pPr>
+        <w:pStyle w:val="ListParagraph"/>
+        <w:numPr>
+          <w:ilvl w:val="0"/>
+          <w:numId w:val="2"/>
+        </w:numPr>
+        <w:spacing w:after="60"/>
+      </w:pPr>
+      <w:r>
+        <w:t xml:space="preserve">prisma/migrations/20260928140000_resumes: new tables Resume, ResumeVersion, ResumeFile (bytes in Postgres).</w:t>
+      </w:r>
+    </w:p>
+    <w:p>
+      <w:pPr>
+        <w:pStyle w:val="ListParagraph"/>
+        <w:numPr>
+          <w:ilvl w:val="0"/>
+          <w:numId w:val="2"/>
+        </w:numPr>
+        <w:spacing w:after="60"/>
+      </w:pPr>
+      <w:r>
+        <w:t xml:space="preserve">web/app/resumes/: page.tsx (server, never loads file bytes), Resumes.tsx (client), actions.ts (create, rename/retrack, add version, notes, remove file, delete version/resume).</w:t>
+      </w:r>
+    </w:p>
+    <w:p>
+      <w:pPr>
+        <w:pStyle w:val="ListParagraph"/>
+        <w:numPr>
+          <w:ilvl w:val="0"/>
+          <w:numId w:val="2"/>
+        </w:numPr>
+        <w:spacing w:after="60"/>
+      </w:pPr>
+      <w:r>
+        <w:t xml:space="preserve">API routes: upload into a slot (POST /api/resumes/versions/[id]/files), download or inline view (GET /api/resumes/files/[id]), DOCX preview as HTML (GET /api/resumes/files/[id]/preview, via mammoth).</w:t>
+      </w:r>
+    </w:p>
+    <w:p>
+      <w:pPr>
+        <w:pStyle w:val="ListParagraph"/>
+        <w:numPr>
+          <w:ilvl w:val="0"/>
+          <w:numId w:val="2"/>
+        </w:numPr>
+        <w:spacing w:after="60"/>
+      </w:pPr>
+      <w:r>
+        <w:t xml:space="preserve">Sidebar gains Resumes; DESIGN-SYSTEM.md documents the screen and the one allowed light surface (the document preview).</w:t>
+      </w:r>
+    </w:p>
+    <w:p>
+      <w:pPr>
+        <w:pStyle w:val="Heading2"/>
+      </w:pPr>
+      <w:r>
+        <w:t xml:space="preserve">Decisions and deviations from the spec</w:t>
+      </w:r>
+    </w:p>
+    <w:tbl>
+      <w:tblPr>
+        <w:tblW w:type="dxa" w:w="9026"/>
+        <w:tblBorders>
+          <w:top w:val="single" w:color="auto" w:sz="4"/>
+          <w:left w:val="single" w:color="auto" w:sz="4"/>
+          <w:bottom w:val="single" w:color="auto" w:sz="4"/>
+          <w:right w:val="single" w:color="auto" w:sz="4"/>
+          <w:insideH w:val="single" w:color="auto" w:sz="4"/>
+          <w:insideV w:val="single" w:color="auto" w:sz="4"/>
+        </w:tblBorders>
+      </w:tblPr>
+      <w:tblGrid>
+        <w:gridCol w:w="2600"/>
+        <w:gridCol w:w="3400"/>
+        <w:gridCol w:w="3026"/>
+      </w:tblGrid>
+      <w:tr>
+        <w:trPr>
+          <w:tblHeader/>
+        </w:trPr>
+        <w:tc>
+          <w:tcPr>
+            <w:tcW w:type="dxa" w:w="2600"/>
+            <w:tcBorders>
+              <w:top w:val="single" w:color="BFBFBF" w:sz="4"/>
+              <w:left w:val="single" w:color="BFBFBF" w:sz="4"/>
+              <w:bottom w:val="single" w:color="BFBFBF" w:sz="4"/>
+              <w:right w:val="single" w:color="BFBFBF" w:sz="4"/>
+            </w:tcBorders>
+            <w:shd w:fill="EDEDED" w:color="auto" w:val="clear"/>
+            <w:tcMar>
+              <w:top w:type="dxa" w:w="60"/>
+              <w:left w:type="dxa" w:w="100"/>
+              <w:bottom w:type="dxa" w:w="60"/>
+              <w:right w:type="dxa" w:w="100"/>
+            </w:tcMar>
+          </w:tcPr>
+          <w:p>
+            <w:r>
+              <w:rPr>
+                <w:b/>
+                <w:bCs/>
+                <w:sz w:val="19"/>
+                <w:szCs w:val="19"/>
+              </w:rPr>
+              <w:t xml:space="preserve">Decision</w:t>
+            </w:r>
+          </w:p>
+        </w:tc>
+        <w:tc>
+          <w:tcPr>
+            <w:tcW w:type="dxa" w:w="3400"/>
+            <w:tcBorders>
+              <w:top w:val="single" w:color="BFBFBF" w:sz="4"/>
+              <w:left w:val="single" w:color="BFBFBF" w:sz="4"/>
+              <w:bottom w:val="single" w:color="BFBFBF" w:sz="4"/>
+              <w:right w:val="single" w:color="BFBFBF" w:sz="4"/>
+            </w:tcBorders>
+            <w:shd w:fill="EDEDED" w:color="auto" w:val="clear"/>
+            <w:tcMar>
+              <w:top w:type="dxa" w:w="60"/>
+              <w:left w:type="dxa" w:w="100"/>
+              <w:bottom w:type="dxa" w:w="60"/>
+              <w:right w:type="dxa" w:w="100"/>
+            </w:tcMar>
+          </w:tcPr>
+          <w:p>
+            <w:r>
+              <w:rPr>
+                <w:b/>
+                <w:bCs/>
+                <w:sz w:val="19"/>
+                <w:szCs w:val="19"/>
+              </w:rPr>
+              <w:t xml:space="preserve">Why</w:t>
+            </w:r>
+          </w:p>
+        </w:tc>
+        <w:tc>
+          <w:tcPr>
+            <w:tcW w:type="dxa" w:w="3026"/>
+            <w:tcBorders>
+              <w:top w:val="single" w:color="BFBFBF" w:sz="4"/>
+              <w:left w:val="single" w:color="BFBFBF" w:sz="4"/>
+              <w:bottom w:val="single" w:color="BFBFBF" w:sz="4"/>
+              <w:right w:val="single" w:color="BFBFBF" w:sz="4"/>
+            </w:tcBorders>
+            <w:shd w:fill="EDEDED" w:color="auto" w:val="clear"/>
+            <w:tcMar>
+              <w:top w:type="dxa" w:w="60"/>
+              <w:left w:type="dxa" w:w="100"/>
+              <w:bottom w:type="dxa" w:w="60"/>
+              <w:right w:type="dxa" w:w="100"/>
+            </w:tcMar>
+          </w:tcPr>
+          <w:p>
+            <w:r>
+              <w:rPr>
+                <w:b/>
+                <w:bCs/>
+                <w:sz w:val="19"/>
+                <w:szCs w:val="19"/>
+              </w:rPr>
+              <w:t xml:space="preserve">Consequence / where</w:t>
+            </w:r>
+          </w:p>
+        </w:tc>
+      </w:tr>
+      <w:tr>
+        <w:tc>
+          <w:tcPr>
+            <w:tcW w:type="dxa" w:w="2600"/>
+            <w:tcBorders>
+              <w:top w:val="single" w:color="BFBFBF" w:sz="4"/>
+              <w:left w:val="single" w:color="BFBFBF" w:sz="4"/>
+              <w:bottom w:val="single" w:color="BFBFBF" w:sz="4"/>
+              <w:right w:val="single" w:color="BFBFBF" w:sz="4"/>
+            </w:tcBorders>
+            <w:tcMar>
+              <w:top w:type="dxa" w:w="60"/>
+              <w:left w:type="dxa" w:w="100"/>
+              <w:bottom w:type="dxa" w:w="60"/>
+              <w:right w:type="dxa" w:w="100"/>
+            </w:tcMar>
+          </w:tcPr>
+          <w:p>
+            <w:r>
+              <w:rPr>
+                <w:b w:val="false"/>
+                <w:bCs w:val="false"/>
+                <w:sz w:val="19"/>
+                <w:szCs w:val="19"/>
+              </w:rPr>
+              <w:t xml:space="preserve">File bytes stored in Postgres</w:t>
+            </w:r>
+          </w:p>
+        </w:tc>
+        <w:tc>
+          <w:tcPr>
+            <w:tcW w:type="dxa" w:w="3400"/>
+            <w:tcBorders>
+              <w:top w:val="single" w:color="BFBFBF" w:sz="4"/>
+              <w:left w:val="single" w:color="BFBFBF" w:sz="4"/>
+              <w:bottom w:val="single" w:color="BFBFBF" w:sz="4"/>
+              <w:right w:val="single" w:color="BFBFBF" w:sz="4"/>
+            </w:tcBorders>
+            <w:tcMar>
+              <w:top w:type="dxa" w:w="60"/>
+              <w:left w:type="dxa" w:w="100"/>
+              <w:bottom w:type="dxa" w:w="60"/>
+              <w:right w:type="dxa" w:w="100"/>
+            </w:tcMar>
+          </w:tcPr>
+          <w:p>
+            <w:r>
+              <w:rPr>
+                <w:b w:val="false"/>
+                <w:bCs w:val="false"/>
+                <w:sz w:val="19"/>
+                <w:szCs w:val="19"/>
+              </w:rPr>
+              <w:t xml:space="preserve">Railway's filesystem is wiped on redeploy; resumes are small.</w:t>
+            </w:r>
+          </w:p>
+        </w:tc>
+        <w:tc>
+          <w:tcPr>
+            <w:tcW w:type="dxa" w:w="3026"/>
+            <w:tcBorders>
+              <w:top w:val="single" w:color="BFBFBF" w:sz="4"/>
+              <w:left w:val="single" w:color="BFBFBF" w:sz="4"/>
+              <w:bottom w:val="single" w:color="BFBFBF" w:sz="4"/>
+              <w:right w:val="single" w:color="BFBFBF" w:sz="4"/>
+            </w:tcBorders>
+            <w:tcMar>
+              <w:top w:type="dxa" w:w="60"/>
+              <w:left w:type="dxa" w:w="100"/>
+              <w:bottom w:type="dxa" w:w="60"/>
+              <w:right w:type="dxa" w:w="100"/>
+            </w:tcMar>
+          </w:tcPr>
+          <w:p>
+            <w:r>
+              <w:rPr>
+                <w:b w:val="false"/>
+                <w:bCs w:val="false"/>
+                <w:sz w:val="19"/>
+                <w:szCs w:val="19"/>
+              </w:rPr>
+              <w:t xml:space="preserve">List queries must never select the data column.</w:t>
+            </w:r>
+          </w:p>
+        </w:tc>
+      </w:tr>
+      <w:tr>
+        <w:tc>
+          <w:tcPr>
+            <w:tcW w:type="dxa" w:w="2600"/>
+            <w:tcBorders>
+              <w:top w:val="single" w:color="BFBFBF" w:sz="4"/>
+              <w:left w:val="single" w:color="BFBFBF" w:sz="4"/>
+              <w:bottom w:val="single" w:color="BFBFBF" w:sz="4"/>
+              <w:right w:val="single" w:color="BFBFBF" w:sz="4"/>
+            </w:tcBorders>
+            <w:tcMar>
+              <w:top w:type="dxa" w:w="60"/>
+              <w:left w:type="dxa" w:w="100"/>
+              <w:bottom w:type="dxa" w:w="60"/>
+              <w:right w:type="dxa" w:w="100"/>
+            </w:tcMar>
+          </w:tcPr>
+          <w:p>
+            <w:r>
+              <w:rPr>
+                <w:b w:val="false"/>
+                <w:bCs w:val="false"/>
+                <w:sz w:val="19"/>
+                <w:szCs w:val="19"/>
+              </w:rPr>
+              <w:t xml:space="preserve">Uploads through a route handler</w:t>
+            </w:r>
+          </w:p>
+        </w:tc>
+        <w:tc>
+          <w:tcPr>
+            <w:tcW w:type="dxa" w:w="3400"/>
+            <w:tcBorders>
+              <w:top w:val="single" w:color="BFBFBF" w:sz="4"/>
+              <w:left w:val="single" w:color="BFBFBF" w:sz="4"/>
+              <w:bottom w:val="single" w:color="BFBFBF" w:sz="4"/>
+              <w:right w:val="single" w:color="BFBFBF" w:sz="4"/>
+            </w:tcBorders>
+            <w:tcMar>
+              <w:top w:type="dxa" w:w="60"/>
+              <w:left w:type="dxa" w:w="100"/>
+              <w:bottom w:type="dxa" w:w="60"/>
+              <w:right w:type="dxa" w:w="100"/>
+            </w:tcMar>
+          </w:tcPr>
+          <w:p>
+            <w:r>
+              <w:rPr>
+                <w:b w:val="false"/>
+                <w:bCs w:val="false"/>
+                <w:sz w:val="19"/>
+                <w:szCs w:val="19"/>
+              </w:rPr>
+              <w:t xml:space="preserve">Server actions reject bodies over 1 MB; resume PDFs can be larger.</w:t>
+            </w:r>
+          </w:p>
+        </w:tc>
+        <w:tc>
+          <w:tcPr>
+            <w:tcW w:type="dxa" w:w="3026"/>
+            <w:tcBorders>
+              <w:top w:val="single" w:color="BFBFBF" w:sz="4"/>
+              <w:left w:val="single" w:color="BFBFBF" w:sz="4"/>
+              <w:bottom w:val="single" w:color="BFBFBF" w:sz="4"/>
+              <w:right w:val="single" w:color="BFBFBF" w:sz="4"/>
+            </w:tcBorders>
+            <w:tcMar>
+              <w:top w:type="dxa" w:w="60"/>
+              <w:left w:type="dxa" w:w="100"/>
+              <w:bottom w:type="dxa" w:w="60"/>
+              <w:right w:type="dxa" w:w="100"/>
+            </w:tcMar>
+          </w:tcPr>
+          <w:p>
+            <w:r>
+              <w:rPr>
+                <w:b w:val="false"/>
+                <w:bCs w:val="false"/>
+                <w:sz w:val="19"/>
+                <w:szCs w:val="19"/>
+              </w:rPr>
+              <w:t xml:space="preserve">10 MB cap, and the first bytes must match the slot (%PDF, or a zip for DOCX).</w:t>
+            </w:r>
+          </w:p>
+        </w:tc>
+      </w:tr>
+      <w:tr>
+        <w:tc>
+          <w:tcPr>
+            <w:tcW w:type="dxa" w:w="2600"/>
+            <w:tcBorders>
+              <w:top w:val="single" w:color="BFBFBF" w:sz="4"/>
+              <w:left w:val="single" w:color="BFBFBF" w:sz="4"/>
+              <w:bottom w:val="single" w:color="BFBFBF" w:sz="4"/>
+              <w:right w:val="single" w:color="BFBFBF" w:sz="4"/>
+            </w:tcBorders>
+            <w:tcMar>
+              <w:top w:type="dxa" w:w="60"/>
+              <w:left w:type="dxa" w:w="100"/>
+              <w:bottom w:type="dxa" w:w="60"/>
+              <w:right w:type="dxa" w:w="100"/>
+            </w:tcMar>
+          </w:tcPr>
+          <w:p>
+            <w:r>
+              <w:rPr>
+                <w:b w:val="false"/>
+                <w:bCs w:val="false"/>
+                <w:sz w:val="19"/>
+                <w:szCs w:val="19"/>
+              </w:rPr>
+              <w:t xml:space="preserve">PDF preview uses the browser's viewer; DOCX preview is converted to HTML</w:t>
+            </w:r>
+          </w:p>
+        </w:tc>
+        <w:tc>
+          <w:tcPr>
+            <w:tcW w:type="dxa" w:w="3400"/>
+            <w:tcBorders>
+              <w:top w:val="single" w:color="BFBFBF" w:sz="4"/>
+              <w:left w:val="single" w:color="BFBFBF" w:sz="4"/>
+              <w:bottom w:val="single" w:color="BFBFBF" w:sz="4"/>
+              <w:right w:val="single" w:color="BFBFBF" w:sz="4"/>
+            </w:tcBorders>
+            <w:tcMar>
+              <w:top w:type="dxa" w:w="60"/>
+              <w:left w:type="dxa" w:w="100"/>
+              <w:bottom w:type="dxa" w:w="60"/>
+              <w:right w:type="dxa" w:w="100"/>
+            </w:tcMar>
+          </w:tcPr>
+          <w:p>
+            <w:r>
+              <w:rPr>
+                <w:b w:val="false"/>
+                <w:bCs w:val="false"/>
+                <w:sz w:val="19"/>
+                <w:szCs w:val="19"/>
+              </w:rPr>
+              <w:t xml:space="preserve">Browsers cannot display DOCX. mammoth keeps headings, lists, bold, tables and images, not fonts or layout.</w:t>
+            </w:r>
+          </w:p>
+        </w:tc>
+        <w:tc>
+          <w:tcPr>
+            <w:tcW w:type="dxa" w:w="3026"/>
+            <w:tcBorders>
+              <w:top w:val="single" w:color="BFBFBF" w:sz="4"/>
+              <w:left w:val="single" w:color="BFBFBF" w:sz="4"/>
+              <w:bottom w:val="single" w:color="BFBFBF" w:sz="4"/>
+              <w:right w:val="single" w:color="BFBFBF" w:sz="4"/>
+            </w:tcBorders>
+            <w:tcMar>
+              <w:top w:type="dxa" w:w="60"/>
+              <w:left w:type="dxa" w:w="100"/>
+              <w:bottom w:type="dxa" w:w="60"/>
+              <w:right w:type="dxa" w:w="100"/>
+            </w:tcMar>
+          </w:tcPr>
+          <w:p>
+            <w:r>
+              <w:rPr>
+                <w:b w:val="false"/>
+                <w:bCs w:val="false"/>
+                <w:sz w:val="19"/>
+                <w:szCs w:val="19"/>
+              </w:rPr>
+              <w:t xml:space="preserve">PDF is the default preview when a version has both. The DOCX preview is served with a CSP allowing no scripts and shown in a sandboxed iframe.</w:t>
+            </w:r>
+          </w:p>
+        </w:tc>
+      </w:tr>
+      <w:tr>
+        <w:tc>
+          <w:tcPr>
+            <w:tcW w:type="dxa" w:w="2600"/>
+            <w:tcBorders>
+              <w:top w:val="single" w:color="BFBFBF" w:sz="4"/>
+              <w:left w:val="single" w:color="BFBFBF" w:sz="4"/>
+              <w:bottom w:val="single" w:color="BFBFBF" w:sz="4"/>
+              <w:right w:val="single" w:color="BFBFBF" w:sz="4"/>
+            </w:tcBorders>
+            <w:tcMar>
+              <w:top w:type="dxa" w:w="60"/>
+              <w:left w:type="dxa" w:w="100"/>
+              <w:bottom w:type="dxa" w:w="60"/>
+              <w:right w:type="dxa" w:w="100"/>
+            </w:tcMar>
+          </w:tcPr>
+          <w:p>
+            <w:r>
+              <w:rPr>
+                <w:b w:val="false"/>
+                <w:bCs w:val="false"/>
+                <w:sz w:val="19"/>
+                <w:szCs w:val="19"/>
+              </w:rPr>
+              <w:t xml:space="preserve">Selection column narrow (20rem), preview takes the rest</w:t>
+            </w:r>
+          </w:p>
+        </w:tc>
+        <w:tc>
+          <w:tcPr>
+            <w:tcW w:type="dxa" w:w="3400"/>
+            <w:tcBorders>
+              <w:top w:val="single" w:color="BFBFBF" w:sz="4"/>
+              <w:left w:val="single" w:color="BFBFBF" w:sz="4"/>
+              <w:bottom w:val="single" w:color="BFBFBF" w:sz="4"/>
+              <w:right w:val="single" w:color="BFBFBF" w:sz="4"/>
+            </w:tcBorders>
+            <w:tcMar>
+              <w:top w:type="dxa" w:w="60"/>
+              <w:left w:type="dxa" w:w="100"/>
+              <w:bottom w:type="dxa" w:w="60"/>
+              <w:right w:type="dxa" w:w="100"/>
+            </w:tcMar>
+          </w:tcPr>
+          <w:p>
+            <w:r>
+              <w:rPr>
+                <w:b w:val="false"/>
+                <w:bCs w:val="false"/>
+                <w:sz w:val="19"/>
+                <w:szCs w:val="19"/>
+              </w:rPr>
+              <w:t xml:space="preserve">User request: plenty of room for the preview, a neat compact selection.</w:t>
+            </w:r>
+          </w:p>
+        </w:tc>
+        <w:tc>
+          <w:tcPr>
+            <w:tcW w:type="dxa" w:w="3026"/>
+            <w:tcBorders>
+              <w:top w:val="single" w:color="BFBFBF" w:sz="4"/>
+              <w:left w:val="single" w:color="BFBFBF" w:sz="4"/>
+              <w:bottom w:val="single" w:color="BFBFBF" w:sz="4"/>
+              <w:right w:val="single" w:color="BFBFBF" w:sz="4"/>
+            </w:tcBorders>
+            <w:tcMar>
+              <w:top w:type="dxa" w:w="60"/>
+              <w:left w:type="dxa" w:w="100"/>
+              <w:bottom w:type="dxa" w:w="60"/>
+              <w:right w:type="dxa" w:w="100"/>
+            </w:tcMar>
+          </w:tcPr>
+          <w:p>
+            <w:r>
+              <w:rPr>
+                <w:b w:val="false"/>
+                <w:bCs w:val="false"/>
+                <w:sz w:val="19"/>
+                <w:szCs w:val="19"/>
+              </w:rPr>
+              <w:t xml:space="preserve">About 760 x 750 px of preview at 1440x980.</w:t>
+            </w:r>
+          </w:p>
+        </w:tc>
+      </w:tr>
+      <w:tr>
+        <w:tc>
+          <w:tcPr>
+            <w:tcW w:type="dxa" w:w="2600"/>
+            <w:tcBorders>
+              <w:top w:val="single" w:color="BFBFBF" w:sz="4"/>
+              <w:left w:val="single" w:color="BFBFBF" w:sz="4"/>
+              <w:bottom w:val="single" w:color="BFBFBF" w:sz="4"/>
+              <w:right w:val="single" w:color="BFBFBF" w:sz="4"/>
+            </w:tcBorders>
+            <w:tcMar>
+              <w:top w:type="dxa" w:w="60"/>
+              <w:left w:type="dxa" w:w="100"/>
+              <w:bottom w:type="dxa" w:w="60"/>
+              <w:right w:type="dxa" w:w="100"/>
+            </w:tcMar>
+          </w:tcPr>
+          <w:p>
+            <w:r>
+              <w:rPr>
+                <w:b w:val="false"/>
+                <w:bCs w:val="false"/>
+                <w:sz w:val="19"/>
+                <w:szCs w:val="19"/>
+              </w:rPr>
+              <w:t xml:space="preserve">Deleting a resume's last version deletes the resume</w:t>
+            </w:r>
+          </w:p>
+        </w:tc>
+        <w:tc>
+          <w:tcPr>
+            <w:tcW w:type="dxa" w:w="3400"/>
+            <w:tcBorders>
+              <w:top w:val="single" w:color="BFBFBF" w:sz="4"/>
+              <w:left w:val="single" w:color="BFBFBF" w:sz="4"/>
+              <w:bottom w:val="single" w:color="BFBFBF" w:sz="4"/>
+              <w:right w:val="single" w:color="BFBFBF" w:sz="4"/>
+            </w:tcBorders>
+            <w:tcMar>
+              <w:top w:type="dxa" w:w="60"/>
+              <w:left w:type="dxa" w:w="100"/>
+              <w:bottom w:type="dxa" w:w="60"/>
+              <w:right w:type="dxa" w:w="100"/>
+            </w:tcMar>
+          </w:tcPr>
+          <w:p>
+            <w:r>
+              <w:rPr>
+                <w:b w:val="false"/>
+                <w:bCs w:val="false"/>
+                <w:sz w:val="19"/>
+                <w:szCs w:val="19"/>
+              </w:rPr>
+              <w:t xml:space="preserve">A resume with no versions has nothing to show.</w:t>
+            </w:r>
+          </w:p>
+        </w:tc>
+        <w:tc>
+          <w:tcPr>
+            <w:tcW w:type="dxa" w:w="3026"/>
+            <w:tcBorders>
+              <w:top w:val="single" w:color="BFBFBF" w:sz="4"/>
+              <w:left w:val="single" w:color="BFBFBF" w:sz="4"/>
+              <w:bottom w:val="single" w:color="BFBFBF" w:sz="4"/>
+              <w:right w:val="single" w:color="BFBFBF" w:sz="4"/>
+            </w:tcBorders>
+            <w:tcMar>
+              <w:top w:type="dxa" w:w="60"/>
+              <w:left w:type="dxa" w:w="100"/>
+              <w:bottom w:type="dxa" w:w="60"/>
+              <w:right w:type="dxa" w:w="100"/>
+            </w:tcMar>
+          </w:tcPr>
+          <w:p>
+            <w:r>
+              <w:rPr>
+                <w:b w:val="false"/>
+                <w:bCs w:val="false"/>
+                <w:sz w:val="19"/>
+                <w:szCs w:val="19"/>
+              </w:rPr>
+              <w:t xml:space="preserve"/>
+            </w:r>
+          </w:p>
+        </w:tc>
+      </w:tr>
+    </w:tbl>
+    <w:p>
+      <w:pPr>
+        <w:spacing w:after="120"/>
+      </w:pPr>
+    </w:p>
+    <w:p>
+      <w:pPr>
+        <w:pStyle w:val="Heading2"/>
+      </w:pPr>
+      <w:r>
+        <w:t xml:space="preserve">Verification</w:t>
+      </w:r>
+    </w:p>
+    <w:p>
+      <w:pPr>
+        <w:pStyle w:val="ListParagraph"/>
+        <w:numPr>
+          <w:ilvl w:val="0"/>
+          <w:numId w:val="2"/>
+        </w:numPr>
+        <w:spacing w:after="60"/>
+      </w:pPr>
+      <w:r>
+        <w:t xml:space="preserve">tsc and eslint clean.</w:t>
+      </w:r>
+    </w:p>
+    <w:p>
+      <w:pPr>
+        <w:pStyle w:val="ListParagraph"/>
+        <w:numPr>
+          <w:ilvl w:val="0"/>
+          <w:numId w:val="2"/>
+        </w:numPr>
+        <w:spacing w:after="60"/>
+      </w:pPr>
+      <w:r>
+        <w:t xml:space="preserve">Browser walkthrough with a generated test resume (DOCX made with the docx library, PDF exported by Word): Resumes opens from the sidebar; creating a resume makes version A; both slots upload; the PDF preview renders in a 762 x 754 px frame and the DOCX preview renders its text; notes save on blur and survive a reload; the downloaded PDF is byte-identical with attachment headers; a PDF in the DOCX slot is refused; + New version makes B; the sidebar still fits at 1366x768; deleting the resume removes everything. No console errors other than the deliberate 400.</w:t>
+      </w:r>
+    </w:p>
+    <w:p>
+      <w:pPr>
+        <w:pStyle w:val="Heading2"/>
+      </w:pPr>
+      <w:r>
+        <w:t xml:space="preserve">Known risks left behind</w:t>
+      </w:r>
+    </w:p>
+    <w:p>
+      <w:pPr>
+        <w:pStyle w:val="ListParagraph"/>
+        <w:numPr>
+          <w:ilvl w:val="0"/>
+          <w:numId w:val="2"/>
+        </w:numPr>
+        <w:spacing w:after="60"/>
+      </w:pPr>
+      <w:r>
+        <w:t xml:space="preserve">The app has no login. On the public Railway domain anyone who opens /resumes can view and download the resumes, which carry personal details. Add authentication before uploading real resumes there.</w:t>
+      </w:r>
+    </w:p>
+    <w:p>
+      <w:pPr>
+        <w:pStyle w:val="ListParagraph"/>
+        <w:numPr>
+          <w:ilvl w:val="0"/>
+          <w:numId w:val="2"/>
+        </w:numPr>
+        <w:spacing w:after="60"/>
+      </w:pPr>
+      <w:r>
+        <w:t xml:space="preserve">The DOCX preview does not show the real layout; only the PDF preview is exact.</w:t>
+      </w:r>
+    </w:p>
+    <w:p>
+      <w:pPr>
+        <w:pStyle w:val="Heading2"/>
+      </w:pPr>
+      <w:r>
+        <w:t xml:space="preserve">Production data changes</w:t>
+      </w:r>
+    </w:p>
+    <w:p>
+      <w:pPr>
+        <w:pStyle w:val="ListParagraph"/>
+        <w:numPr>
+          <w:ilvl w:val="0"/>
+          <w:numId w:val="2"/>
+        </w:numPr>
+        <w:spacing w:after="60"/>
+      </w:pPr>
+      <w:r>
+        <w:t xml:space="preserve">Applied migration 20260928140000_resumes (new tables). The test resume was deleted; the tables are empty.</w:t>
       </w:r>
     </w:p>
     <w:sectPr>

--- a/docs/KAMUI-postmortem.docx
+++ b/docs/KAMUI-postmortem.docx
@@ -21,7 +21,7 @@
         <w:rPr>
           <w:color w:val="666666"/>
         </w:rPr>
-        <w:t xml:space="preserve">Last updated 2026-09-24, after the Resumes page.</w:t>
+        <w:t xml:space="preserve">Last updated 2026-09-24, after the Resumes password lock.</w:t>
       </w:r>
     </w:p>
     <w:p>
@@ -84,7 +84,7 @@
         <w:pStyle w:val="Heading1"/>
       </w:pPr>
       <w:r>
-        <w:t xml:space="preserve">The system after the Resumes page</w:t>
+        <w:t xml:space="preserve">The system after the Resumes password lock</w:t>
       </w:r>
     </w:p>
     <w:p>
@@ -1708,6 +1708,180 @@
                 <w:sz w:val="19"/>
                 <w:szCs w:val="19"/>
               </w:rPr>
+              <w:t xml:space="preserve">Forgot the Resumes password</w:t>
+            </w:r>
+          </w:p>
+        </w:tc>
+        <w:tc>
+          <w:tcPr>
+            <w:tcW w:type="dxa" w:w="5826"/>
+            <w:tcBorders>
+              <w:top w:val="single" w:color="BFBFBF" w:sz="4"/>
+              <w:left w:val="single" w:color="BFBFBF" w:sz="4"/>
+              <w:bottom w:val="single" w:color="BFBFBF" w:sz="4"/>
+              <w:right w:val="single" w:color="BFBFBF" w:sz="4"/>
+            </w:tcBorders>
+            <w:tcMar>
+              <w:top w:type="dxa" w:w="60"/>
+              <w:left w:type="dxa" w:w="100"/>
+              <w:bottom w:type="dxa" w:w="60"/>
+              <w:right w:type="dxa" w:w="100"/>
+            </w:tcMar>
+          </w:tcPr>
+          <w:p>
+            <w:r>
+              <w:rPr>
+                <w:b w:val="false"/>
+                <w:bCs w:val="false"/>
+                <w:sz w:val="19"/>
+                <w:szCs w:val="19"/>
+              </w:rPr>
+              <w:t xml:space="preserve">Delete the AppSetting row with key resumes.passwordHash; the default password in web/lib/resumeLock.ts applies again.</w:t>
+            </w:r>
+          </w:p>
+        </w:tc>
+      </w:tr>
+      <w:tr>
+        <w:tc>
+          <w:tcPr>
+            <w:tcW w:type="dxa" w:w="3200"/>
+            <w:tcBorders>
+              <w:top w:val="single" w:color="BFBFBF" w:sz="4"/>
+              <w:left w:val="single" w:color="BFBFBF" w:sz="4"/>
+              <w:bottom w:val="single" w:color="BFBFBF" w:sz="4"/>
+              <w:right w:val="single" w:color="BFBFBF" w:sz="4"/>
+            </w:tcBorders>
+            <w:tcMar>
+              <w:top w:type="dxa" w:w="60"/>
+              <w:left w:type="dxa" w:w="100"/>
+              <w:bottom w:type="dxa" w:w="60"/>
+              <w:right w:type="dxa" w:w="100"/>
+            </w:tcMar>
+          </w:tcPr>
+          <w:p>
+            <w:r>
+              <w:rPr>
+                <w:b w:val="false"/>
+                <w:bCs w:val="false"/>
+                <w:sz w:val="19"/>
+                <w:szCs w:val="19"/>
+              </w:rPr>
+              <w:t xml:space="preserve">Resumes shows the lock screen on every visit</w:t>
+            </w:r>
+          </w:p>
+        </w:tc>
+        <w:tc>
+          <w:tcPr>
+            <w:tcW w:type="dxa" w:w="5826"/>
+            <w:tcBorders>
+              <w:top w:val="single" w:color="BFBFBF" w:sz="4"/>
+              <w:left w:val="single" w:color="BFBFBF" w:sz="4"/>
+              <w:bottom w:val="single" w:color="BFBFBF" w:sz="4"/>
+              <w:right w:val="single" w:color="BFBFBF" w:sz="4"/>
+            </w:tcBorders>
+            <w:tcMar>
+              <w:top w:type="dxa" w:w="60"/>
+              <w:left w:type="dxa" w:w="100"/>
+              <w:bottom w:type="dxa" w:w="60"/>
+              <w:right w:type="dxa" w:w="100"/>
+            </w:tcMar>
+          </w:tcPr>
+          <w:p>
+            <w:r>
+              <w:rPr>
+                <w:b w:val="false"/>
+                <w:bCs w:val="false"/>
+                <w:sz w:val="19"/>
+                <w:szCs w:val="19"/>
+              </w:rPr>
+              <w:t xml:space="preserve">The kamui_resumes cookie is missing or no longer valid: the password was changed on another device, it expired (30 days), or cookies are blocked. On http://localhost the cookie is not Secure; on Railway it is.</w:t>
+            </w:r>
+          </w:p>
+        </w:tc>
+      </w:tr>
+      <w:tr>
+        <w:tc>
+          <w:tcPr>
+            <w:tcW w:type="dxa" w:w="3200"/>
+            <w:tcBorders>
+              <w:top w:val="single" w:color="BFBFBF" w:sz="4"/>
+              <w:left w:val="single" w:color="BFBFBF" w:sz="4"/>
+              <w:bottom w:val="single" w:color="BFBFBF" w:sz="4"/>
+              <w:right w:val="single" w:color="BFBFBF" w:sz="4"/>
+            </w:tcBorders>
+            <w:tcMar>
+              <w:top w:type="dxa" w:w="60"/>
+              <w:left w:type="dxa" w:w="100"/>
+              <w:bottom w:type="dxa" w:w="60"/>
+              <w:right w:type="dxa" w:w="100"/>
+            </w:tcMar>
+          </w:tcPr>
+          <w:p>
+            <w:r>
+              <w:rPr>
+                <w:b w:val="false"/>
+                <w:bCs w:val="false"/>
+                <w:sz w:val="19"/>
+                <w:szCs w:val="19"/>
+              </w:rPr>
+              <w:t xml:space="preserve">Too many wrong attempts on Resumes</w:t>
+            </w:r>
+          </w:p>
+        </w:tc>
+        <w:tc>
+          <w:tcPr>
+            <w:tcW w:type="dxa" w:w="5826"/>
+            <w:tcBorders>
+              <w:top w:val="single" w:color="BFBFBF" w:sz="4"/>
+              <w:left w:val="single" w:color="BFBFBF" w:sz="4"/>
+              <w:bottom w:val="single" w:color="BFBFBF" w:sz="4"/>
+              <w:right w:val="single" w:color="BFBFBF" w:sz="4"/>
+            </w:tcBorders>
+            <w:tcMar>
+              <w:top w:type="dxa" w:w="60"/>
+              <w:left w:type="dxa" w:w="100"/>
+              <w:bottom w:type="dxa" w:w="60"/>
+              <w:right w:type="dxa" w:w="100"/>
+            </w:tcMar>
+          </w:tcPr>
+          <w:p>
+            <w:r>
+              <w:rPr>
+                <w:b w:val="false"/>
+                <w:bCs w:val="false"/>
+                <w:sz w:val="19"/>
+                <w:szCs w:val="19"/>
+              </w:rPr>
+              <w:t xml:space="preserve">10 failures per address per 15 minutes, counted in memory: wait, or redeploy/restart the web service to clear it.</w:t>
+            </w:r>
+          </w:p>
+        </w:tc>
+      </w:tr>
+      <w:tr>
+        <w:tc>
+          <w:tcPr>
+            <w:tcW w:type="dxa" w:w="3200"/>
+            <w:tcBorders>
+              <w:top w:val="single" w:color="BFBFBF" w:sz="4"/>
+              <w:left w:val="single" w:color="BFBFBF" w:sz="4"/>
+              <w:bottom w:val="single" w:color="BFBFBF" w:sz="4"/>
+              <w:right w:val="single" w:color="BFBFBF" w:sz="4"/>
+            </w:tcBorders>
+            <w:tcMar>
+              <w:top w:type="dxa" w:w="60"/>
+              <w:left w:type="dxa" w:w="100"/>
+              <w:bottom w:type="dxa" w:w="60"/>
+              <w:right w:type="dxa" w:w="100"/>
+            </w:tcMar>
+          </w:tcPr>
+          <w:p>
+            <w:r>
+              <w:rPr>
+                <w:b w:val="false"/>
+                <w:bCs w:val="false"/>
+                <w:sz w:val="19"/>
+                <w:szCs w:val="19"/>
+              </w:rPr>
               <w:t xml:space="preserve">Port 3000 already in use</w:t>
             </w:r>
           </w:p>
@@ -1799,7 +1973,20 @@
         <w:spacing w:after="60"/>
       </w:pPr>
       <w:r>
-        <w:t xml:space="preserve">The app has no login: on the public Railway domain anyone can see Battlefields, notes and, now, download resumes.</w:t>
+        <w:t xml:space="preserve">Only Resumes is password-protected; the rest of the app (Battlefields, notes, Explore) is public on the Railway domain.</w:t>
+      </w:r>
+    </w:p>
+    <w:p>
+      <w:pPr>
+        <w:pStyle w:val="ListParagraph"/>
+        <w:numPr>
+          <w:ilvl w:val="0"/>
+          <w:numId w:val="2"/>
+        </w:numPr>
+        <w:spacing w:after="60"/>
+      </w:pPr>
+      <w:r>
+        <w:t xml:space="preserve">The Resumes default password is in the repository until it is changed in the app.</w:t>
       </w:r>
     </w:p>
     <w:p>
@@ -13308,6 +13495,1063 @@
       </w:pPr>
       <w:r>
         <w:t xml:space="preserve">Applied migration 20260928140000_resumes (new tables). The test resume was deleted; the tables are empty.</w:t>
+      </w:r>
+    </w:p>
+    <w:p>
+      <w:pPr>
+        <w:pStyle w:val="Heading1"/>
+      </w:pPr>
+      <w:r>
+        <w:t xml:space="preserve">Password lock on Resumes</w:t>
+      </w:r>
+    </w:p>
+    <w:p>
+      <w:pPr>
+        <w:spacing w:after="120"/>
+        <w:rPr>
+          <w:color w:val="666666"/>
+          <w:sz w:val="20"/>
+          <w:szCs w:val="20"/>
+        </w:rPr>
+      </w:pPr>
+      <w:r>
+        <w:rPr>
+          <w:color w:val="666666"/>
+          <w:sz w:val="20"/>
+          <w:szCs w:val="20"/>
+        </w:rPr>
+        <w:t xml:space="preserve">2026-09-29  ·  commit see git log: Lock the Resumes section</w:t>
+      </w:r>
+    </w:p>
+    <w:p>
+      <w:pPr>
+        <w:spacing w:after="120"/>
+      </w:pPr>
+      <w:r>
+        <w:t xml:space="preserve">The Resumes section is behind a password, checked on the server for the page, every resume API route and every resume action. The default password is hardcoded; it can be changed only from the unlocked Resumes page, after which the stored hash overrides the default and other devices are signed out.</w:t>
+      </w:r>
+    </w:p>
+    <w:p>
+      <w:pPr>
+        <w:pStyle w:val="Heading2"/>
+      </w:pPr>
+      <w:r>
+        <w:t xml:space="preserve">What changed</w:t>
+      </w:r>
+    </w:p>
+    <w:p>
+      <w:pPr>
+        <w:pStyle w:val="ListParagraph"/>
+        <w:numPr>
+          <w:ilvl w:val="0"/>
+          <w:numId w:val="2"/>
+        </w:numPr>
+        <w:spacing w:after="60"/>
+      </w:pPr>
+      <w:r>
+        <w:t xml:space="preserve">prisma/migrations/20260929120000_app_settings: new AppSetting key/value table.</w:t>
+      </w:r>
+    </w:p>
+    <w:p>
+      <w:pPr>
+        <w:pStyle w:val="ListParagraph"/>
+        <w:numPr>
+          <w:ilvl w:val="0"/>
+          <w:numId w:val="2"/>
+        </w:numPr>
+        <w:spacing w:after="60"/>
+      </w:pPr>
+      <w:r>
+        <w:t xml:space="preserve">web/lib/resumeLock.ts: default password, scrypt hashing, HMAC-signed HttpOnly cookie, isResumesUnlocked / requireResumesUnlocked, unlock with a rate limit, lock, change password.</w:t>
+      </w:r>
+    </w:p>
+    <w:p>
+      <w:pPr>
+        <w:pStyle w:val="ListParagraph"/>
+        <w:numPr>
+          <w:ilvl w:val="0"/>
+          <w:numId w:val="2"/>
+        </w:numPr>
+        <w:spacing w:after="60"/>
+      </w:pPr>
+      <w:r>
+        <w:t xml:space="preserve">web/app/resumes/Lock.tsx (lock screen); page.tsx shows it and loads no resume data while locked; Resumes.tsx gains Change password and Lock.</w:t>
+      </w:r>
+    </w:p>
+    <w:p>
+      <w:pPr>
+        <w:pStyle w:val="ListParagraph"/>
+        <w:numPr>
+          <w:ilvl w:val="0"/>
+          <w:numId w:val="2"/>
+        </w:numPr>
+        <w:spacing w:after="60"/>
+      </w:pPr>
+      <w:r>
+        <w:t xml:space="preserve">All resume server actions and the three /api/resumes routes call requireResumesUnlocked (401 otherwise).</w:t>
+      </w:r>
+    </w:p>
+    <w:p>
+      <w:pPr>
+        <w:pStyle w:val="Heading2"/>
+      </w:pPr>
+      <w:r>
+        <w:t xml:space="preserve">Decisions and deviations from the spec</w:t>
+      </w:r>
+    </w:p>
+    <w:tbl>
+      <w:tblPr>
+        <w:tblW w:type="dxa" w:w="9026"/>
+        <w:tblBorders>
+          <w:top w:val="single" w:color="auto" w:sz="4"/>
+          <w:left w:val="single" w:color="auto" w:sz="4"/>
+          <w:bottom w:val="single" w:color="auto" w:sz="4"/>
+          <w:right w:val="single" w:color="auto" w:sz="4"/>
+          <w:insideH w:val="single" w:color="auto" w:sz="4"/>
+          <w:insideV w:val="single" w:color="auto" w:sz="4"/>
+        </w:tblBorders>
+      </w:tblPr>
+      <w:tblGrid>
+        <w:gridCol w:w="2600"/>
+        <w:gridCol w:w="3400"/>
+        <w:gridCol w:w="3026"/>
+      </w:tblGrid>
+      <w:tr>
+        <w:trPr>
+          <w:tblHeader/>
+        </w:trPr>
+        <w:tc>
+          <w:tcPr>
+            <w:tcW w:type="dxa" w:w="2600"/>
+            <w:tcBorders>
+              <w:top w:val="single" w:color="BFBFBF" w:sz="4"/>
+              <w:left w:val="single" w:color="BFBFBF" w:sz="4"/>
+              <w:bottom w:val="single" w:color="BFBFBF" w:sz="4"/>
+              <w:right w:val="single" w:color="BFBFBF" w:sz="4"/>
+            </w:tcBorders>
+            <w:shd w:fill="EDEDED" w:color="auto" w:val="clear"/>
+            <w:tcMar>
+              <w:top w:type="dxa" w:w="60"/>
+              <w:left w:type="dxa" w:w="100"/>
+              <w:bottom w:type="dxa" w:w="60"/>
+              <w:right w:type="dxa" w:w="100"/>
+            </w:tcMar>
+          </w:tcPr>
+          <w:p>
+            <w:r>
+              <w:rPr>
+                <w:b/>
+                <w:bCs/>
+                <w:sz w:val="19"/>
+                <w:szCs w:val="19"/>
+              </w:rPr>
+              <w:t xml:space="preserve">Decision</w:t>
+            </w:r>
+          </w:p>
+        </w:tc>
+        <w:tc>
+          <w:tcPr>
+            <w:tcW w:type="dxa" w:w="3400"/>
+            <w:tcBorders>
+              <w:top w:val="single" w:color="BFBFBF" w:sz="4"/>
+              <w:left w:val="single" w:color="BFBFBF" w:sz="4"/>
+              <w:bottom w:val="single" w:color="BFBFBF" w:sz="4"/>
+              <w:right w:val="single" w:color="BFBFBF" w:sz="4"/>
+            </w:tcBorders>
+            <w:shd w:fill="EDEDED" w:color="auto" w:val="clear"/>
+            <w:tcMar>
+              <w:top w:type="dxa" w:w="60"/>
+              <w:left w:type="dxa" w:w="100"/>
+              <w:bottom w:type="dxa" w:w="60"/>
+              <w:right w:type="dxa" w:w="100"/>
+            </w:tcMar>
+          </w:tcPr>
+          <w:p>
+            <w:r>
+              <w:rPr>
+                <w:b/>
+                <w:bCs/>
+                <w:sz w:val="19"/>
+                <w:szCs w:val="19"/>
+              </w:rPr>
+              <w:t xml:space="preserve">Why</w:t>
+            </w:r>
+          </w:p>
+        </w:tc>
+        <w:tc>
+          <w:tcPr>
+            <w:tcW w:type="dxa" w:w="3026"/>
+            <w:tcBorders>
+              <w:top w:val="single" w:color="BFBFBF" w:sz="4"/>
+              <w:left w:val="single" w:color="BFBFBF" w:sz="4"/>
+              <w:bottom w:val="single" w:color="BFBFBF" w:sz="4"/>
+              <w:right w:val="single" w:color="BFBFBF" w:sz="4"/>
+            </w:tcBorders>
+            <w:shd w:fill="EDEDED" w:color="auto" w:val="clear"/>
+            <w:tcMar>
+              <w:top w:type="dxa" w:w="60"/>
+              <w:left w:type="dxa" w:w="100"/>
+              <w:bottom w:type="dxa" w:w="60"/>
+              <w:right w:type="dxa" w:w="100"/>
+            </w:tcMar>
+          </w:tcPr>
+          <w:p>
+            <w:r>
+              <w:rPr>
+                <w:b/>
+                <w:bCs/>
+                <w:sz w:val="19"/>
+                <w:szCs w:val="19"/>
+              </w:rPr>
+              <w:t xml:space="preserve">Consequence / where</w:t>
+            </w:r>
+          </w:p>
+        </w:tc>
+      </w:tr>
+      <w:tr>
+        <w:tc>
+          <w:tcPr>
+            <w:tcW w:type="dxa" w:w="2600"/>
+            <w:tcBorders>
+              <w:top w:val="single" w:color="BFBFBF" w:sz="4"/>
+              <w:left w:val="single" w:color="BFBFBF" w:sz="4"/>
+              <w:bottom w:val="single" w:color="BFBFBF" w:sz="4"/>
+              <w:right w:val="single" w:color="BFBFBF" w:sz="4"/>
+            </w:tcBorders>
+            <w:tcMar>
+              <w:top w:type="dxa" w:w="60"/>
+              <w:left w:type="dxa" w:w="100"/>
+              <w:bottom w:type="dxa" w:w="60"/>
+              <w:right w:type="dxa" w:w="100"/>
+            </w:tcMar>
+          </w:tcPr>
+          <w:p>
+            <w:r>
+              <w:rPr>
+                <w:b w:val="false"/>
+                <w:bCs w:val="false"/>
+                <w:sz w:val="19"/>
+                <w:szCs w:val="19"/>
+              </w:rPr>
+              <w:t xml:space="preserve">Only Resumes is locked, not the whole app</w:t>
+            </w:r>
+          </w:p>
+        </w:tc>
+        <w:tc>
+          <w:tcPr>
+            <w:tcW w:type="dxa" w:w="3400"/>
+            <w:tcBorders>
+              <w:top w:val="single" w:color="BFBFBF" w:sz="4"/>
+              <w:left w:val="single" w:color="BFBFBF" w:sz="4"/>
+              <w:bottom w:val="single" w:color="BFBFBF" w:sz="4"/>
+              <w:right w:val="single" w:color="BFBFBF" w:sz="4"/>
+            </w:tcBorders>
+            <w:tcMar>
+              <w:top w:type="dxa" w:w="60"/>
+              <w:left w:type="dxa" w:w="100"/>
+              <w:bottom w:type="dxa" w:w="60"/>
+              <w:right w:type="dxa" w:w="100"/>
+            </w:tcMar>
+          </w:tcPr>
+          <w:p>
+            <w:r>
+              <w:rPr>
+                <w:b w:val="false"/>
+                <w:bCs w:val="false"/>
+                <w:sz w:val="19"/>
+                <w:szCs w:val="19"/>
+              </w:rPr>
+              <w:t xml:space="preserve">User request; resumes are the sensitive part.</w:t>
+            </w:r>
+          </w:p>
+        </w:tc>
+        <w:tc>
+          <w:tcPr>
+            <w:tcW w:type="dxa" w:w="3026"/>
+            <w:tcBorders>
+              <w:top w:val="single" w:color="BFBFBF" w:sz="4"/>
+              <w:left w:val="single" w:color="BFBFBF" w:sz="4"/>
+              <w:bottom w:val="single" w:color="BFBFBF" w:sz="4"/>
+              <w:right w:val="single" w:color="BFBFBF" w:sz="4"/>
+            </w:tcBorders>
+            <w:tcMar>
+              <w:top w:type="dxa" w:w="60"/>
+              <w:left w:type="dxa" w:w="100"/>
+              <w:bottom w:type="dxa" w:w="60"/>
+              <w:right w:type="dxa" w:w="100"/>
+            </w:tcMar>
+          </w:tcPr>
+          <w:p>
+            <w:r>
+              <w:rPr>
+                <w:b w:val="false"/>
+                <w:bCs w:val="false"/>
+                <w:sz w:val="19"/>
+                <w:szCs w:val="19"/>
+              </w:rPr>
+              <w:t xml:space="preserve">Battlefields, notes and Explore remain public on the Railway domain.</w:t>
+            </w:r>
+          </w:p>
+        </w:tc>
+      </w:tr>
+      <w:tr>
+        <w:tc>
+          <w:tcPr>
+            <w:tcW w:type="dxa" w:w="2600"/>
+            <w:tcBorders>
+              <w:top w:val="single" w:color="BFBFBF" w:sz="4"/>
+              <w:left w:val="single" w:color="BFBFBF" w:sz="4"/>
+              <w:bottom w:val="single" w:color="BFBFBF" w:sz="4"/>
+              <w:right w:val="single" w:color="BFBFBF" w:sz="4"/>
+            </w:tcBorders>
+            <w:tcMar>
+              <w:top w:type="dxa" w:w="60"/>
+              <w:left w:type="dxa" w:w="100"/>
+              <w:bottom w:type="dxa" w:w="60"/>
+              <w:right w:type="dxa" w:w="100"/>
+            </w:tcMar>
+          </w:tcPr>
+          <w:p>
+            <w:r>
+              <w:rPr>
+                <w:b w:val="false"/>
+                <w:bCs w:val="false"/>
+                <w:sz w:val="19"/>
+                <w:szCs w:val="19"/>
+              </w:rPr>
+              <w:t xml:space="preserve">Default password hardcoded in lib/resumeLock.ts</w:t>
+            </w:r>
+          </w:p>
+        </w:tc>
+        <w:tc>
+          <w:tcPr>
+            <w:tcW w:type="dxa" w:w="3400"/>
+            <w:tcBorders>
+              <w:top w:val="single" w:color="BFBFBF" w:sz="4"/>
+              <w:left w:val="single" w:color="BFBFBF" w:sz="4"/>
+              <w:bottom w:val="single" w:color="BFBFBF" w:sz="4"/>
+              <w:right w:val="single" w:color="BFBFBF" w:sz="4"/>
+            </w:tcBorders>
+            <w:tcMar>
+              <w:top w:type="dxa" w:w="60"/>
+              <w:left w:type="dxa" w:w="100"/>
+              <w:bottom w:type="dxa" w:w="60"/>
+              <w:right w:type="dxa" w:w="100"/>
+            </w:tcMar>
+          </w:tcPr>
+          <w:p>
+            <w:r>
+              <w:rPr>
+                <w:b w:val="false"/>
+                <w:bCs w:val="false"/>
+                <w:sz w:val="19"/>
+                <w:szCs w:val="19"/>
+              </w:rPr>
+              <w:t xml:space="preserve">User request ("hardcode it for now").</w:t>
+            </w:r>
+          </w:p>
+        </w:tc>
+        <w:tc>
+          <w:tcPr>
+            <w:tcW w:type="dxa" w:w="3026"/>
+            <w:tcBorders>
+              <w:top w:val="single" w:color="BFBFBF" w:sz="4"/>
+              <w:left w:val="single" w:color="BFBFBF" w:sz="4"/>
+              <w:bottom w:val="single" w:color="BFBFBF" w:sz="4"/>
+              <w:right w:val="single" w:color="BFBFBF" w:sz="4"/>
+            </w:tcBorders>
+            <w:tcMar>
+              <w:top w:type="dxa" w:w="60"/>
+              <w:left w:type="dxa" w:w="100"/>
+              <w:bottom w:type="dxa" w:w="60"/>
+              <w:right w:type="dxa" w:w="100"/>
+            </w:tcMar>
+          </w:tcPr>
+          <w:p>
+            <w:r>
+              <w:rPr>
+                <w:b w:val="false"/>
+                <w:bCs w:val="false"/>
+                <w:sz w:val="19"/>
+                <w:szCs w:val="19"/>
+              </w:rPr>
+              <w:t xml:space="preserve">It is visible to anyone who can read the repository until it is changed in the app.</w:t>
+            </w:r>
+          </w:p>
+        </w:tc>
+      </w:tr>
+      <w:tr>
+        <w:tc>
+          <w:tcPr>
+            <w:tcW w:type="dxa" w:w="2600"/>
+            <w:tcBorders>
+              <w:top w:val="single" w:color="BFBFBF" w:sz="4"/>
+              <w:left w:val="single" w:color="BFBFBF" w:sz="4"/>
+              <w:bottom w:val="single" w:color="BFBFBF" w:sz="4"/>
+              <w:right w:val="single" w:color="BFBFBF" w:sz="4"/>
+            </w:tcBorders>
+            <w:tcMar>
+              <w:top w:type="dxa" w:w="60"/>
+              <w:left w:type="dxa" w:w="100"/>
+              <w:bottom w:type="dxa" w:w="60"/>
+              <w:right w:type="dxa" w:w="100"/>
+            </w:tcMar>
+          </w:tcPr>
+          <w:p>
+            <w:r>
+              <w:rPr>
+                <w:b w:val="false"/>
+                <w:bCs w:val="false"/>
+                <w:sz w:val="19"/>
+                <w:szCs w:val="19"/>
+              </w:rPr>
+              <w:t xml:space="preserve">A changed password is stored as a salted scrypt hash in AppSetting</w:t>
+            </w:r>
+          </w:p>
+        </w:tc>
+        <w:tc>
+          <w:tcPr>
+            <w:tcW w:type="dxa" w:w="3400"/>
+            <w:tcBorders>
+              <w:top w:val="single" w:color="BFBFBF" w:sz="4"/>
+              <w:left w:val="single" w:color="BFBFBF" w:sz="4"/>
+              <w:bottom w:val="single" w:color="BFBFBF" w:sz="4"/>
+              <w:right w:val="single" w:color="BFBFBF" w:sz="4"/>
+            </w:tcBorders>
+            <w:tcMar>
+              <w:top w:type="dxa" w:w="60"/>
+              <w:left w:type="dxa" w:w="100"/>
+              <w:bottom w:type="dxa" w:w="60"/>
+              <w:right w:type="dxa" w:w="100"/>
+            </w:tcMar>
+          </w:tcPr>
+          <w:p>
+            <w:r>
+              <w:rPr>
+                <w:b w:val="false"/>
+                <w:bCs w:val="false"/>
+                <w:sz w:val="19"/>
+                <w:szCs w:val="19"/>
+              </w:rPr>
+              <w:t xml:space="preserve">Survives redeploys; never stored in plain text.</w:t>
+            </w:r>
+          </w:p>
+        </w:tc>
+        <w:tc>
+          <w:tcPr>
+            <w:tcW w:type="dxa" w:w="3026"/>
+            <w:tcBorders>
+              <w:top w:val="single" w:color="BFBFBF" w:sz="4"/>
+              <w:left w:val="single" w:color="BFBFBF" w:sz="4"/>
+              <w:bottom w:val="single" w:color="BFBFBF" w:sz="4"/>
+              <w:right w:val="single" w:color="BFBFBF" w:sz="4"/>
+            </w:tcBorders>
+            <w:tcMar>
+              <w:top w:type="dxa" w:w="60"/>
+              <w:left w:type="dxa" w:w="100"/>
+              <w:bottom w:type="dxa" w:w="60"/>
+              <w:right w:type="dxa" w:w="100"/>
+            </w:tcMar>
+          </w:tcPr>
+          <w:p>
+            <w:r>
+              <w:rPr>
+                <w:b w:val="false"/>
+                <w:bCs w:val="false"/>
+                <w:sz w:val="19"/>
+                <w:szCs w:val="19"/>
+              </w:rPr>
+              <w:t xml:space="preserve">Deleting the resumes.passwordHash row restores the default.</w:t>
+            </w:r>
+          </w:p>
+        </w:tc>
+      </w:tr>
+      <w:tr>
+        <w:tc>
+          <w:tcPr>
+            <w:tcW w:type="dxa" w:w="2600"/>
+            <w:tcBorders>
+              <w:top w:val="single" w:color="BFBFBF" w:sz="4"/>
+              <w:left w:val="single" w:color="BFBFBF" w:sz="4"/>
+              <w:bottom w:val="single" w:color="BFBFBF" w:sz="4"/>
+              <w:right w:val="single" w:color="BFBFBF" w:sz="4"/>
+            </w:tcBorders>
+            <w:tcMar>
+              <w:top w:type="dxa" w:w="60"/>
+              <w:left w:type="dxa" w:w="100"/>
+              <w:bottom w:type="dxa" w:w="60"/>
+              <w:right w:type="dxa" w:w="100"/>
+            </w:tcMar>
+          </w:tcPr>
+          <w:p>
+            <w:r>
+              <w:rPr>
+                <w:b w:val="false"/>
+                <w:bCs w:val="false"/>
+                <w:sz w:val="19"/>
+                <w:szCs w:val="19"/>
+              </w:rPr>
+              <w:t xml:space="preserve">The cookie signature covers the current password hash</w:t>
+            </w:r>
+          </w:p>
+        </w:tc>
+        <w:tc>
+          <w:tcPr>
+            <w:tcW w:type="dxa" w:w="3400"/>
+            <w:tcBorders>
+              <w:top w:val="single" w:color="BFBFBF" w:sz="4"/>
+              <w:left w:val="single" w:color="BFBFBF" w:sz="4"/>
+              <w:bottom w:val="single" w:color="BFBFBF" w:sz="4"/>
+              <w:right w:val="single" w:color="BFBFBF" w:sz="4"/>
+            </w:tcBorders>
+            <w:tcMar>
+              <w:top w:type="dxa" w:w="60"/>
+              <w:left w:type="dxa" w:w="100"/>
+              <w:bottom w:type="dxa" w:w="60"/>
+              <w:right w:type="dxa" w:w="100"/>
+            </w:tcMar>
+          </w:tcPr>
+          <w:p>
+            <w:r>
+              <w:rPr>
+                <w:b w:val="false"/>
+                <w:bCs w:val="false"/>
+                <w:sz w:val="19"/>
+                <w:szCs w:val="19"/>
+              </w:rPr>
+              <w:t xml:space="preserve">Changing the password immediately signs out every other device.</w:t>
+            </w:r>
+          </w:p>
+        </w:tc>
+        <w:tc>
+          <w:tcPr>
+            <w:tcW w:type="dxa" w:w="3026"/>
+            <w:tcBorders>
+              <w:top w:val="single" w:color="BFBFBF" w:sz="4"/>
+              <w:left w:val="single" w:color="BFBFBF" w:sz="4"/>
+              <w:bottom w:val="single" w:color="BFBFBF" w:sz="4"/>
+              <w:right w:val="single" w:color="BFBFBF" w:sz="4"/>
+            </w:tcBorders>
+            <w:tcMar>
+              <w:top w:type="dxa" w:w="60"/>
+              <w:left w:type="dxa" w:w="100"/>
+              <w:bottom w:type="dxa" w:w="60"/>
+              <w:right w:type="dxa" w:w="100"/>
+            </w:tcMar>
+          </w:tcPr>
+          <w:p>
+            <w:r>
+              <w:rPr>
+                <w:b w:val="false"/>
+                <w:bCs w:val="false"/>
+                <w:sz w:val="19"/>
+                <w:szCs w:val="19"/>
+              </w:rPr>
+              <w:t xml:space="preserve">The device that changed it is re-issued a valid cookie.</w:t>
+            </w:r>
+          </w:p>
+        </w:tc>
+      </w:tr>
+      <w:tr>
+        <w:tc>
+          <w:tcPr>
+            <w:tcW w:type="dxa" w:w="2600"/>
+            <w:tcBorders>
+              <w:top w:val="single" w:color="BFBFBF" w:sz="4"/>
+              <w:left w:val="single" w:color="BFBFBF" w:sz="4"/>
+              <w:bottom w:val="single" w:color="BFBFBF" w:sz="4"/>
+              <w:right w:val="single" w:color="BFBFBF" w:sz="4"/>
+            </w:tcBorders>
+            <w:tcMar>
+              <w:top w:type="dxa" w:w="60"/>
+              <w:left w:type="dxa" w:w="100"/>
+              <w:bottom w:type="dxa" w:w="60"/>
+              <w:right w:type="dxa" w:w="100"/>
+            </w:tcMar>
+          </w:tcPr>
+          <w:p>
+            <w:r>
+              <w:rPr>
+                <w:b w:val="false"/>
+                <w:bCs w:val="false"/>
+                <w:sz w:val="19"/>
+                <w:szCs w:val="19"/>
+              </w:rPr>
+              <w:t xml:space="preserve">Signing key generated on first use and stored in AppSetting</w:t>
+            </w:r>
+          </w:p>
+        </w:tc>
+        <w:tc>
+          <w:tcPr>
+            <w:tcW w:type="dxa" w:w="3400"/>
+            <w:tcBorders>
+              <w:top w:val="single" w:color="BFBFBF" w:sz="4"/>
+              <w:left w:val="single" w:color="BFBFBF" w:sz="4"/>
+              <w:bottom w:val="single" w:color="BFBFBF" w:sz="4"/>
+              <w:right w:val="single" w:color="BFBFBF" w:sz="4"/>
+            </w:tcBorders>
+            <w:tcMar>
+              <w:top w:type="dxa" w:w="60"/>
+              <w:left w:type="dxa" w:w="100"/>
+              <w:bottom w:type="dxa" w:w="60"/>
+              <w:right w:type="dxa" w:w="100"/>
+            </w:tcMar>
+          </w:tcPr>
+          <w:p>
+            <w:r>
+              <w:rPr>
+                <w:b w:val="false"/>
+                <w:bCs w:val="false"/>
+                <w:sz w:val="19"/>
+                <w:szCs w:val="19"/>
+              </w:rPr>
+              <w:t xml:space="preserve">No extra Railway variable needed.</w:t>
+            </w:r>
+          </w:p>
+        </w:tc>
+        <w:tc>
+          <w:tcPr>
+            <w:tcW w:type="dxa" w:w="3026"/>
+            <w:tcBorders>
+              <w:top w:val="single" w:color="BFBFBF" w:sz="4"/>
+              <w:left w:val="single" w:color="BFBFBF" w:sz="4"/>
+              <w:bottom w:val="single" w:color="BFBFBF" w:sz="4"/>
+              <w:right w:val="single" w:color="BFBFBF" w:sz="4"/>
+            </w:tcBorders>
+            <w:tcMar>
+              <w:top w:type="dxa" w:w="60"/>
+              <w:left w:type="dxa" w:w="100"/>
+              <w:bottom w:type="dxa" w:w="60"/>
+              <w:right w:type="dxa" w:w="100"/>
+            </w:tcMar>
+          </w:tcPr>
+          <w:p>
+            <w:r>
+              <w:rPr>
+                <w:b w:val="false"/>
+                <w:bCs w:val="false"/>
+                <w:sz w:val="19"/>
+                <w:szCs w:val="19"/>
+              </w:rPr>
+              <w:t xml:space="preserve"/>
+            </w:r>
+          </w:p>
+        </w:tc>
+      </w:tr>
+      <w:tr>
+        <w:tc>
+          <w:tcPr>
+            <w:tcW w:type="dxa" w:w="2600"/>
+            <w:tcBorders>
+              <w:top w:val="single" w:color="BFBFBF" w:sz="4"/>
+              <w:left w:val="single" w:color="BFBFBF" w:sz="4"/>
+              <w:bottom w:val="single" w:color="BFBFBF" w:sz="4"/>
+              <w:right w:val="single" w:color="BFBFBF" w:sz="4"/>
+            </w:tcBorders>
+            <w:tcMar>
+              <w:top w:type="dxa" w:w="60"/>
+              <w:left w:type="dxa" w:w="100"/>
+              <w:bottom w:type="dxa" w:w="60"/>
+              <w:right w:type="dxa" w:w="100"/>
+            </w:tcMar>
+          </w:tcPr>
+          <w:p>
+            <w:r>
+              <w:rPr>
+                <w:b w:val="false"/>
+                <w:bCs w:val="false"/>
+                <w:sz w:val="19"/>
+                <w:szCs w:val="19"/>
+              </w:rPr>
+              <w:t xml:space="preserve">10 wrong attempts per address per 15 minutes, counted in memory</w:t>
+            </w:r>
+          </w:p>
+        </w:tc>
+        <w:tc>
+          <w:tcPr>
+            <w:tcW w:type="dxa" w:w="3400"/>
+            <w:tcBorders>
+              <w:top w:val="single" w:color="BFBFBF" w:sz="4"/>
+              <w:left w:val="single" w:color="BFBFBF" w:sz="4"/>
+              <w:bottom w:val="single" w:color="BFBFBF" w:sz="4"/>
+              <w:right w:val="single" w:color="BFBFBF" w:sz="4"/>
+            </w:tcBorders>
+            <w:tcMar>
+              <w:top w:type="dxa" w:w="60"/>
+              <w:left w:type="dxa" w:w="100"/>
+              <w:bottom w:type="dxa" w:w="60"/>
+              <w:right w:type="dxa" w:w="100"/>
+            </w:tcMar>
+          </w:tcPr>
+          <w:p>
+            <w:r>
+              <w:rPr>
+                <w:b w:val="false"/>
+                <w:bCs w:val="false"/>
+                <w:sz w:val="19"/>
+                <w:szCs w:val="19"/>
+              </w:rPr>
+              <w:t xml:space="preserve">The password is short; this slows guessing. One web instance, so memory is enough.</w:t>
+            </w:r>
+          </w:p>
+        </w:tc>
+        <w:tc>
+          <w:tcPr>
+            <w:tcW w:type="dxa" w:w="3026"/>
+            <w:tcBorders>
+              <w:top w:val="single" w:color="BFBFBF" w:sz="4"/>
+              <w:left w:val="single" w:color="BFBFBF" w:sz="4"/>
+              <w:bottom w:val="single" w:color="BFBFBF" w:sz="4"/>
+              <w:right w:val="single" w:color="BFBFBF" w:sz="4"/>
+            </w:tcBorders>
+            <w:tcMar>
+              <w:top w:type="dxa" w:w="60"/>
+              <w:left w:type="dxa" w:w="100"/>
+              <w:bottom w:type="dxa" w:w="60"/>
+              <w:right w:type="dxa" w:w="100"/>
+            </w:tcMar>
+          </w:tcPr>
+          <w:p>
+            <w:r>
+              <w:rPr>
+                <w:b w:val="false"/>
+                <w:bCs w:val="false"/>
+                <w:sz w:val="19"/>
+                <w:szCs w:val="19"/>
+              </w:rPr>
+              <w:t xml:space="preserve">The count resets when the web service restarts or redeploys.</w:t>
+            </w:r>
+          </w:p>
+        </w:tc>
+      </w:tr>
+    </w:tbl>
+    <w:p>
+      <w:pPr>
+        <w:spacing w:after="120"/>
+      </w:pPr>
+    </w:p>
+    <w:p>
+      <w:pPr>
+        <w:pStyle w:val="Heading2"/>
+      </w:pPr>
+      <w:r>
+        <w:t xml:space="preserve">Problems found</w:t>
+      </w:r>
+    </w:p>
+    <w:tbl>
+      <w:tblPr>
+        <w:tblW w:type="dxa" w:w="9026"/>
+        <w:tblBorders>
+          <w:top w:val="single" w:color="auto" w:sz="4"/>
+          <w:left w:val="single" w:color="auto" w:sz="4"/>
+          <w:bottom w:val="single" w:color="auto" w:sz="4"/>
+          <w:right w:val="single" w:color="auto" w:sz="4"/>
+          <w:insideH w:val="single" w:color="auto" w:sz="4"/>
+          <w:insideV w:val="single" w:color="auto" w:sz="4"/>
+        </w:tblBorders>
+      </w:tblPr>
+      <w:tblGrid>
+        <w:gridCol w:w="2800"/>
+        <w:gridCol w:w="3300"/>
+        <w:gridCol w:w="2926"/>
+      </w:tblGrid>
+      <w:tr>
+        <w:trPr>
+          <w:tblHeader/>
+        </w:trPr>
+        <w:tc>
+          <w:tcPr>
+            <w:tcW w:type="dxa" w:w="2800"/>
+            <w:tcBorders>
+              <w:top w:val="single" w:color="BFBFBF" w:sz="4"/>
+              <w:left w:val="single" w:color="BFBFBF" w:sz="4"/>
+              <w:bottom w:val="single" w:color="BFBFBF" w:sz="4"/>
+              <w:right w:val="single" w:color="BFBFBF" w:sz="4"/>
+            </w:tcBorders>
+            <w:shd w:fill="EDEDED" w:color="auto" w:val="clear"/>
+            <w:tcMar>
+              <w:top w:type="dxa" w:w="60"/>
+              <w:left w:type="dxa" w:w="100"/>
+              <w:bottom w:type="dxa" w:w="60"/>
+              <w:right w:type="dxa" w:w="100"/>
+            </w:tcMar>
+          </w:tcPr>
+          <w:p>
+            <w:r>
+              <w:rPr>
+                <w:b/>
+                <w:bCs/>
+                <w:sz w:val="19"/>
+                <w:szCs w:val="19"/>
+              </w:rPr>
+              <w:t xml:space="preserve">Symptom</w:t>
+            </w:r>
+          </w:p>
+        </w:tc>
+        <w:tc>
+          <w:tcPr>
+            <w:tcW w:type="dxa" w:w="3300"/>
+            <w:tcBorders>
+              <w:top w:val="single" w:color="BFBFBF" w:sz="4"/>
+              <w:left w:val="single" w:color="BFBFBF" w:sz="4"/>
+              <w:bottom w:val="single" w:color="BFBFBF" w:sz="4"/>
+              <w:right w:val="single" w:color="BFBFBF" w:sz="4"/>
+            </w:tcBorders>
+            <w:shd w:fill="EDEDED" w:color="auto" w:val="clear"/>
+            <w:tcMar>
+              <w:top w:type="dxa" w:w="60"/>
+              <w:left w:type="dxa" w:w="100"/>
+              <w:bottom w:type="dxa" w:w="60"/>
+              <w:right w:type="dxa" w:w="100"/>
+            </w:tcMar>
+          </w:tcPr>
+          <w:p>
+            <w:r>
+              <w:rPr>
+                <w:b/>
+                <w:bCs/>
+                <w:sz w:val="19"/>
+                <w:szCs w:val="19"/>
+              </w:rPr>
+              <w:t xml:space="preserve">Cause</w:t>
+            </w:r>
+          </w:p>
+        </w:tc>
+        <w:tc>
+          <w:tcPr>
+            <w:tcW w:type="dxa" w:w="2926"/>
+            <w:tcBorders>
+              <w:top w:val="single" w:color="BFBFBF" w:sz="4"/>
+              <w:left w:val="single" w:color="BFBFBF" w:sz="4"/>
+              <w:bottom w:val="single" w:color="BFBFBF" w:sz="4"/>
+              <w:right w:val="single" w:color="BFBFBF" w:sz="4"/>
+            </w:tcBorders>
+            <w:shd w:fill="EDEDED" w:color="auto" w:val="clear"/>
+            <w:tcMar>
+              <w:top w:type="dxa" w:w="60"/>
+              <w:left w:type="dxa" w:w="100"/>
+              <w:bottom w:type="dxa" w:w="60"/>
+              <w:right w:type="dxa" w:w="100"/>
+            </w:tcMar>
+          </w:tcPr>
+          <w:p>
+            <w:r>
+              <w:rPr>
+                <w:b/>
+                <w:bCs/>
+                <w:sz w:val="19"/>
+                <w:szCs w:val="19"/>
+              </w:rPr>
+              <w:t xml:space="preserve">Resolution</w:t>
+            </w:r>
+          </w:p>
+        </w:tc>
+      </w:tr>
+      <w:tr>
+        <w:tc>
+          <w:tcPr>
+            <w:tcW w:type="dxa" w:w="2800"/>
+            <w:tcBorders>
+              <w:top w:val="single" w:color="BFBFBF" w:sz="4"/>
+              <w:left w:val="single" w:color="BFBFBF" w:sz="4"/>
+              <w:bottom w:val="single" w:color="BFBFBF" w:sz="4"/>
+              <w:right w:val="single" w:color="BFBFBF" w:sz="4"/>
+            </w:tcBorders>
+            <w:tcMar>
+              <w:top w:type="dxa" w:w="60"/>
+              <w:left w:type="dxa" w:w="100"/>
+              <w:bottom w:type="dxa" w:w="60"/>
+              <w:right w:type="dxa" w:w="100"/>
+            </w:tcMar>
+          </w:tcPr>
+          <w:p>
+            <w:r>
+              <w:rPr>
+                <w:b w:val="false"/>
+                <w:bCs w:val="false"/>
+                <w:sz w:val="19"/>
+                <w:szCs w:val="19"/>
+              </w:rPr>
+              <w:t xml:space="preserve">The first lock test reported the password change as not saved.</w:t>
+            </w:r>
+          </w:p>
+        </w:tc>
+        <w:tc>
+          <w:tcPr>
+            <w:tcW w:type="dxa" w:w="3300"/>
+            <w:tcBorders>
+              <w:top w:val="single" w:color="BFBFBF" w:sz="4"/>
+              <w:left w:val="single" w:color="BFBFBF" w:sz="4"/>
+              <w:bottom w:val="single" w:color="BFBFBF" w:sz="4"/>
+              <w:right w:val="single" w:color="BFBFBF" w:sz="4"/>
+            </w:tcBorders>
+            <w:tcMar>
+              <w:top w:type="dxa" w:w="60"/>
+              <w:left w:type="dxa" w:w="100"/>
+              <w:bottom w:type="dxa" w:w="60"/>
+              <w:right w:type="dxa" w:w="100"/>
+            </w:tcMar>
+          </w:tcPr>
+          <w:p>
+            <w:r>
+              <w:rPr>
+                <w:b w:val="false"/>
+                <w:bCs w:val="false"/>
+                <w:sz w:val="19"/>
+                <w:szCs w:val="19"/>
+              </w:rPr>
+              <w:t xml:space="preserve">Test race: its check matched the 'What is different' label before the first (mismatched) submit finished, so it typed the new password into fields React then cleared.</w:t>
+            </w:r>
+          </w:p>
+        </w:tc>
+        <w:tc>
+          <w:tcPr>
+            <w:tcW w:type="dxa" w:w="2926"/>
+            <w:tcBorders>
+              <w:top w:val="single" w:color="BFBFBF" w:sz="4"/>
+              <w:left w:val="single" w:color="BFBFBF" w:sz="4"/>
+              <w:bottom w:val="single" w:color="BFBFBF" w:sz="4"/>
+              <w:right w:val="single" w:color="BFBFBF" w:sz="4"/>
+            </w:tcBorders>
+            <w:tcMar>
+              <w:top w:type="dxa" w:w="60"/>
+              <w:left w:type="dxa" w:w="100"/>
+              <w:bottom w:type="dxa" w:w="60"/>
+              <w:right w:type="dxa" w:w="100"/>
+            </w:tcMar>
+          </w:tcPr>
+          <w:p>
+            <w:r>
+              <w:rPr>
+                <w:b w:val="false"/>
+                <w:bCs w:val="false"/>
+                <w:sz w:val="19"/>
+                <w:szCs w:val="19"/>
+              </w:rPr>
+              <w:t xml:space="preserve">Reproduced step by step: the change saves and works. The test was fixed.</w:t>
+            </w:r>
+          </w:p>
+        </w:tc>
+      </w:tr>
+    </w:tbl>
+    <w:p>
+      <w:pPr>
+        <w:spacing w:after="120"/>
+      </w:pPr>
+    </w:p>
+    <w:p>
+      <w:pPr>
+        <w:pStyle w:val="Heading2"/>
+      </w:pPr>
+      <w:r>
+        <w:t xml:space="preserve">Verification</w:t>
+      </w:r>
+    </w:p>
+    <w:p>
+      <w:pPr>
+        <w:pStyle w:val="ListParagraph"/>
+        <w:numPr>
+          <w:ilvl w:val="0"/>
+          <w:numId w:val="2"/>
+        </w:numPr>
+        <w:spacing w:after="60"/>
+      </w:pPr>
+      <w:r>
+        <w:t xml:space="preserve">tsc and eslint clean.</w:t>
+      </w:r>
+    </w:p>
+    <w:p>
+      <w:pPr>
+        <w:pStyle w:val="ListParagraph"/>
+        <w:numPr>
+          <w:ilvl w:val="0"/>
+          <w:numId w:val="2"/>
+        </w:numPr>
+        <w:spacing w:after="60"/>
+      </w:pPr>
+      <w:r>
+        <w:t xml:space="preserve">Two browser contexts as two devices: locked by default with no resume data loaded; a wrong password refused; 96%+5 unlocks; download works while unlocked; a device without the cookie gets 401 from download, inline view, DOCX preview and upload; after changing the password the old one fails, the new one works, the changing device stays unlocked and the other device is locked again; Lock locks; the 11th wrong attempt is refused even with the right password.</w:t>
+      </w:r>
+    </w:p>
+    <w:p>
+      <w:pPr>
+        <w:pStyle w:val="ListParagraph"/>
+        <w:numPr>
+          <w:ilvl w:val="0"/>
+          <w:numId w:val="2"/>
+        </w:numPr>
+        <w:spacing w:after="60"/>
+      </w:pPr>
+      <w:r>
+        <w:t xml:space="preserve">Afterwards the stored hash was deleted, so the password is back to the default, and 96%+5 was confirmed to unlock. The test resume was deleted.</w:t>
+      </w:r>
+    </w:p>
+    <w:p>
+      <w:pPr>
+        <w:pStyle w:val="Heading2"/>
+      </w:pPr>
+      <w:r>
+        <w:t xml:space="preserve">Known risks left behind</w:t>
+      </w:r>
+    </w:p>
+    <w:p>
+      <w:pPr>
+        <w:pStyle w:val="ListParagraph"/>
+        <w:numPr>
+          <w:ilvl w:val="0"/>
+          <w:numId w:val="2"/>
+        </w:numPr>
+        <w:spacing w:after="60"/>
+      </w:pPr>
+      <w:r>
+        <w:t xml:space="preserve">Anyone who can read the repository knows the default password until it is changed in the app.</w:t>
+      </w:r>
+    </w:p>
+    <w:p>
+      <w:pPr>
+        <w:pStyle w:val="ListParagraph"/>
+        <w:numPr>
+          <w:ilvl w:val="0"/>
+          <w:numId w:val="2"/>
+        </w:numPr>
+        <w:spacing w:after="60"/>
+      </w:pPr>
+      <w:r>
+        <w:t xml:space="preserve">The attempt limit is in memory and per address; it resets on redeploy.</w:t>
+      </w:r>
+    </w:p>
+    <w:p>
+      <w:pPr>
+        <w:pStyle w:val="ListParagraph"/>
+        <w:numPr>
+          <w:ilvl w:val="0"/>
+          <w:numId w:val="2"/>
+        </w:numPr>
+        <w:spacing w:after="60"/>
+      </w:pPr>
+      <w:r>
+        <w:t xml:space="preserve">Errors on the change-password form clear both fields (React resets forms after an action).</w:t>
+      </w:r>
+    </w:p>
+    <w:p>
+      <w:pPr>
+        <w:pStyle w:val="Heading2"/>
+      </w:pPr>
+      <w:r>
+        <w:t xml:space="preserve">Production data changes</w:t>
+      </w:r>
+    </w:p>
+    <w:p>
+      <w:pPr>
+        <w:pStyle w:val="ListParagraph"/>
+        <w:numPr>
+          <w:ilvl w:val="0"/>
+          <w:numId w:val="2"/>
+        </w:numPr>
+        <w:spacing w:after="60"/>
+      </w:pPr>
+      <w:r>
+        <w:t xml:space="preserve">Applied migration 20260929120000_app_settings (new table). AppSetting holds resumes.signingKey; no password hash is stored (the default applies).</w:t>
       </w:r>
     </w:p>
     <w:sectPr>

--- a/docs/KAMUI-postmortem.docx
+++ b/docs/KAMUI-postmortem.docx
@@ -21,7 +21,7 @@
         <w:rPr>
           <w:color w:val="666666"/>
         </w:rPr>
-        <w:t xml:space="preserve">Last updated 2026-09-24, after the Resumes password lock.</w:t>
+        <w:t xml:space="preserve">Last updated 2026-09-24, after the Battlefield-first Resumes page.</w:t>
       </w:r>
     </w:p>
     <w:p>
@@ -84,7 +84,7 @@
         <w:pStyle w:val="Heading1"/>
       </w:pPr>
       <w:r>
-        <w:t xml:space="preserve">The system after the Resumes password lock</w:t>
+        <w:t xml:space="preserve">The system after the Battlefield-first Resumes page</w:t>
       </w:r>
     </w:p>
     <w:p>
@@ -1853,6 +1853,64 @@
                 <w:szCs w:val="19"/>
               </w:rPr>
               <w:t xml:space="preserve">10 failures per address per 15 minutes, counted in memory: wait, or redeploy/restart the web service to clear it.</w:t>
+            </w:r>
+          </w:p>
+        </w:tc>
+      </w:tr>
+      <w:tr>
+        <w:tc>
+          <w:tcPr>
+            <w:tcW w:type="dxa" w:w="3200"/>
+            <w:tcBorders>
+              <w:top w:val="single" w:color="BFBFBF" w:sz="4"/>
+              <w:left w:val="single" w:color="BFBFBF" w:sz="4"/>
+              <w:bottom w:val="single" w:color="BFBFBF" w:sz="4"/>
+              <w:right w:val="single" w:color="BFBFBF" w:sz="4"/>
+            </w:tcBorders>
+            <w:tcMar>
+              <w:top w:type="dxa" w:w="60"/>
+              <w:left w:type="dxa" w:w="100"/>
+              <w:bottom w:type="dxa" w:w="60"/>
+              <w:right w:type="dxa" w:w="100"/>
+            </w:tcMar>
+          </w:tcPr>
+          <w:p>
+            <w:r>
+              <w:rPr>
+                <w:b w:val="false"/>
+                <w:bCs w:val="false"/>
+                <w:sz w:val="19"/>
+                <w:szCs w:val="19"/>
+              </w:rPr>
+              <w:t xml:space="preserve">The sidebar's Battlefield list is cut short</w:t>
+            </w:r>
+          </w:p>
+        </w:tc>
+        <w:tc>
+          <w:tcPr>
+            <w:tcW w:type="dxa" w:w="5826"/>
+            <w:tcBorders>
+              <w:top w:val="single" w:color="BFBFBF" w:sz="4"/>
+              <w:left w:val="single" w:color="BFBFBF" w:sz="4"/>
+              <w:bottom w:val="single" w:color="BFBFBF" w:sz="4"/>
+              <w:right w:val="single" w:color="BFBFBF" w:sz="4"/>
+            </w:tcBorders>
+            <w:tcMar>
+              <w:top w:type="dxa" w:w="60"/>
+              <w:left w:type="dxa" w:w="100"/>
+              <w:bottom w:type="dxa" w:w="60"/>
+              <w:right w:type="dxa" w:w="100"/>
+            </w:tcMar>
+          </w:tcPr>
+          <w:p>
+            <w:r>
+              <w:rPr>
+                <w:b w:val="false"/>
+                <w:bCs w:val="false"/>
+                <w:sz w:val="19"/>
+                <w:szCs w:val="19"/>
+              </w:rPr>
+              <w:t xml:space="preserve">Frost is probably open on a short screen: collapse it (its header is a toggle). The list always keeps room for two rows and scrolls beyond that.</w:t>
             </w:r>
           </w:p>
         </w:tc>
@@ -14552,6 +14610,779 @@
       </w:pPr>
       <w:r>
         <w:t xml:space="preserve">Applied migration 20260929120000_app_settings (new table). AppSetting holds resumes.signingKey; no password hash is stored (the default applies).</w:t>
+      </w:r>
+    </w:p>
+    <w:p>
+      <w:pPr>
+        <w:pStyle w:val="Heading1"/>
+      </w:pPr>
+      <w:r>
+        <w:t xml:space="preserve">Short-screen sidebar and the Battlefield-first Resumes page</w:t>
+      </w:r>
+    </w:p>
+    <w:p>
+      <w:pPr>
+        <w:spacing w:after="120"/>
+        <w:rPr>
+          <w:color w:val="666666"/>
+          <w:sz w:val="20"/>
+          <w:szCs w:val="20"/>
+        </w:rPr>
+      </w:pPr>
+      <w:r>
+        <w:rPr>
+          <w:color w:val="666666"/>
+          <w:sz w:val="20"/>
+          <w:szCs w:val="20"/>
+        </w:rPr>
+        <w:t xml:space="preserve">2026-09-29  ·  commit see git log: Battlefield-first Resumes, collapsible Frost</w:t>
+      </w:r>
+    </w:p>
+    <w:p>
+      <w:pPr>
+        <w:spacing w:after="120"/>
+      </w:pPr>
+      <w:r>
+        <w:t xml:space="preserve">On the user's 13-inch screen the sidebar's Battlefield list was squeezed to nothing. Frost is now collapsible (collapsed by default) and compact when open, and the list always keeps room for two Battlefields. The Resumes page was rebuilt around the user's hierarchy: Battlefield, then resume, then version (with + New in the version row), then files and notes; resumes cannot be moved between Battlefields.</w:t>
+      </w:r>
+    </w:p>
+    <w:p>
+      <w:pPr>
+        <w:pStyle w:val="Heading2"/>
+      </w:pPr>
+      <w:r>
+        <w:t xml:space="preserve">What changed</w:t>
+      </w:r>
+    </w:p>
+    <w:p>
+      <w:pPr>
+        <w:pStyle w:val="ListParagraph"/>
+        <w:numPr>
+          <w:ilvl w:val="0"/>
+          <w:numId w:val="2"/>
+        </w:numPr>
+        <w:spacing w:after="60"/>
+      </w:pPr>
+      <w:r>
+        <w:t xml:space="preserve">Sidebar: Frost header is a toggle (kamui.frost.open, collapsed by default); sliders are single rows; the Battlefield list has a minimum height of two rows; the sidebar itself scrolls only as a last resort on very short windows with Frost open.</w:t>
+      </w:r>
+    </w:p>
+    <w:p>
+      <w:pPr>
+        <w:pStyle w:val="ListParagraph"/>
+        <w:numPr>
+          <w:ilvl w:val="0"/>
+          <w:numId w:val="2"/>
+        </w:numPr>
+        <w:spacing w:after="60"/>
+      </w:pPr>
+      <w:r>
+        <w:t xml:space="preserve">Resumes page: 1. Battlefield list, 2. that Battlefield's resumes (+ New resume creates it there), 3. the resume's version chips with + New, 4. the selected version's notes, files, rename and delete. The preview names Battlefield, resume and version. URL ?battlefield=&amp;resume=&amp;version=; a version from another Battlefield is ignored.</w:t>
+      </w:r>
+    </w:p>
+    <w:p>
+      <w:pPr>
+        <w:pStyle w:val="ListParagraph"/>
+        <w:numPr>
+          <w:ilvl w:val="0"/>
+          <w:numId w:val="2"/>
+        </w:numPr>
+        <w:spacing w:after="60"/>
+      </w:pPr>
+      <w:r>
+        <w:t xml:space="preserve">Actions: createResume requires the selected Battlefield; updateResume (which could change the Battlefield) replaced by renameResume; every redirect keeps the Battlefield.</w:t>
+      </w:r>
+    </w:p>
+    <w:p>
+      <w:pPr>
+        <w:pStyle w:val="ListParagraph"/>
+        <w:numPr>
+          <w:ilvl w:val="0"/>
+          <w:numId w:val="2"/>
+        </w:numPr>
+        <w:spacing w:after="60"/>
+      </w:pPr>
+      <w:r>
+        <w:t xml:space="preserve">DESIGN-SYSTEM.md sections 4 and 6 updated for the collapsible Frost and the sidebar fitting rule.</w:t>
+      </w:r>
+    </w:p>
+    <w:p>
+      <w:pPr>
+        <w:pStyle w:val="Heading2"/>
+      </w:pPr>
+      <w:r>
+        <w:t xml:space="preserve">Decisions and deviations from the spec</w:t>
+      </w:r>
+    </w:p>
+    <w:tbl>
+      <w:tblPr>
+        <w:tblW w:type="dxa" w:w="9026"/>
+        <w:tblBorders>
+          <w:top w:val="single" w:color="auto" w:sz="4"/>
+          <w:left w:val="single" w:color="auto" w:sz="4"/>
+          <w:bottom w:val="single" w:color="auto" w:sz="4"/>
+          <w:right w:val="single" w:color="auto" w:sz="4"/>
+          <w:insideH w:val="single" w:color="auto" w:sz="4"/>
+          <w:insideV w:val="single" w:color="auto" w:sz="4"/>
+        </w:tblBorders>
+      </w:tblPr>
+      <w:tblGrid>
+        <w:gridCol w:w="2600"/>
+        <w:gridCol w:w="3400"/>
+        <w:gridCol w:w="3026"/>
+      </w:tblGrid>
+      <w:tr>
+        <w:trPr>
+          <w:tblHeader/>
+        </w:trPr>
+        <w:tc>
+          <w:tcPr>
+            <w:tcW w:type="dxa" w:w="2600"/>
+            <w:tcBorders>
+              <w:top w:val="single" w:color="BFBFBF" w:sz="4"/>
+              <w:left w:val="single" w:color="BFBFBF" w:sz="4"/>
+              <w:bottom w:val="single" w:color="BFBFBF" w:sz="4"/>
+              <w:right w:val="single" w:color="BFBFBF" w:sz="4"/>
+            </w:tcBorders>
+            <w:shd w:fill="EDEDED" w:color="auto" w:val="clear"/>
+            <w:tcMar>
+              <w:top w:type="dxa" w:w="60"/>
+              <w:left w:type="dxa" w:w="100"/>
+              <w:bottom w:type="dxa" w:w="60"/>
+              <w:right w:type="dxa" w:w="100"/>
+            </w:tcMar>
+          </w:tcPr>
+          <w:p>
+            <w:r>
+              <w:rPr>
+                <w:b/>
+                <w:bCs/>
+                <w:sz w:val="19"/>
+                <w:szCs w:val="19"/>
+              </w:rPr>
+              <w:t xml:space="preserve">Decision</w:t>
+            </w:r>
+          </w:p>
+        </w:tc>
+        <w:tc>
+          <w:tcPr>
+            <w:tcW w:type="dxa" w:w="3400"/>
+            <w:tcBorders>
+              <w:top w:val="single" w:color="BFBFBF" w:sz="4"/>
+              <w:left w:val="single" w:color="BFBFBF" w:sz="4"/>
+              <w:bottom w:val="single" w:color="BFBFBF" w:sz="4"/>
+              <w:right w:val="single" w:color="BFBFBF" w:sz="4"/>
+            </w:tcBorders>
+            <w:shd w:fill="EDEDED" w:color="auto" w:val="clear"/>
+            <w:tcMar>
+              <w:top w:type="dxa" w:w="60"/>
+              <w:left w:type="dxa" w:w="100"/>
+              <w:bottom w:type="dxa" w:w="60"/>
+              <w:right w:type="dxa" w:w="100"/>
+            </w:tcMar>
+          </w:tcPr>
+          <w:p>
+            <w:r>
+              <w:rPr>
+                <w:b/>
+                <w:bCs/>
+                <w:sz w:val="19"/>
+                <w:szCs w:val="19"/>
+              </w:rPr>
+              <w:t xml:space="preserve">Why</w:t>
+            </w:r>
+          </w:p>
+        </w:tc>
+        <w:tc>
+          <w:tcPr>
+            <w:tcW w:type="dxa" w:w="3026"/>
+            <w:tcBorders>
+              <w:top w:val="single" w:color="BFBFBF" w:sz="4"/>
+              <w:left w:val="single" w:color="BFBFBF" w:sz="4"/>
+              <w:bottom w:val="single" w:color="BFBFBF" w:sz="4"/>
+              <w:right w:val="single" w:color="BFBFBF" w:sz="4"/>
+            </w:tcBorders>
+            <w:shd w:fill="EDEDED" w:color="auto" w:val="clear"/>
+            <w:tcMar>
+              <w:top w:type="dxa" w:w="60"/>
+              <w:left w:type="dxa" w:w="100"/>
+              <w:bottom w:type="dxa" w:w="60"/>
+              <w:right w:type="dxa" w:w="100"/>
+            </w:tcMar>
+          </w:tcPr>
+          <w:p>
+            <w:r>
+              <w:rPr>
+                <w:b/>
+                <w:bCs/>
+                <w:sz w:val="19"/>
+                <w:szCs w:val="19"/>
+              </w:rPr>
+              <w:t xml:space="preserve">Consequence / where</w:t>
+            </w:r>
+          </w:p>
+        </w:tc>
+      </w:tr>
+      <w:tr>
+        <w:tc>
+          <w:tcPr>
+            <w:tcW w:type="dxa" w:w="2600"/>
+            <w:tcBorders>
+              <w:top w:val="single" w:color="BFBFBF" w:sz="4"/>
+              <w:left w:val="single" w:color="BFBFBF" w:sz="4"/>
+              <w:bottom w:val="single" w:color="BFBFBF" w:sz="4"/>
+              <w:right w:val="single" w:color="BFBFBF" w:sz="4"/>
+            </w:tcBorders>
+            <w:tcMar>
+              <w:top w:type="dxa" w:w="60"/>
+              <w:left w:type="dxa" w:w="100"/>
+              <w:bottom w:type="dxa" w:w="60"/>
+              <w:right w:type="dxa" w:w="100"/>
+            </w:tcMar>
+          </w:tcPr>
+          <w:p>
+            <w:r>
+              <w:rPr>
+                <w:b w:val="false"/>
+                <w:bCs w:val="false"/>
+                <w:sz w:val="19"/>
+                <w:szCs w:val="19"/>
+              </w:rPr>
+              <w:t xml:space="preserve">Frost collapses rather than only shrinking</w:t>
+            </w:r>
+          </w:p>
+        </w:tc>
+        <w:tc>
+          <w:tcPr>
+            <w:tcW w:type="dxa" w:w="3400"/>
+            <w:tcBorders>
+              <w:top w:val="single" w:color="BFBFBF" w:sz="4"/>
+              <w:left w:val="single" w:color="BFBFBF" w:sz="4"/>
+              <w:bottom w:val="single" w:color="BFBFBF" w:sz="4"/>
+              <w:right w:val="single" w:color="BFBFBF" w:sz="4"/>
+            </w:tcBorders>
+            <w:tcMar>
+              <w:top w:type="dxa" w:w="60"/>
+              <w:left w:type="dxa" w:w="100"/>
+              <w:bottom w:type="dxa" w:w="60"/>
+              <w:right w:type="dxa" w:w="100"/>
+            </w:tcMar>
+          </w:tcPr>
+          <w:p>
+            <w:r>
+              <w:rPr>
+                <w:b w:val="false"/>
+                <w:bCs w:val="false"/>
+                <w:sz w:val="19"/>
+                <w:szCs w:val="19"/>
+              </w:rPr>
+              <w:t xml:space="preserve">Frost is adjusted rarely; collapsed it costs one row, which is what short screens need.</w:t>
+            </w:r>
+          </w:p>
+        </w:tc>
+        <w:tc>
+          <w:tcPr>
+            <w:tcW w:type="dxa" w:w="3026"/>
+            <w:tcBorders>
+              <w:top w:val="single" w:color="BFBFBF" w:sz="4"/>
+              <w:left w:val="single" w:color="BFBFBF" w:sz="4"/>
+              <w:bottom w:val="single" w:color="BFBFBF" w:sz="4"/>
+              <w:right w:val="single" w:color="BFBFBF" w:sz="4"/>
+            </w:tcBorders>
+            <w:tcMar>
+              <w:top w:type="dxa" w:w="60"/>
+              <w:left w:type="dxa" w:w="100"/>
+              <w:bottom w:type="dxa" w:w="60"/>
+              <w:right w:type="dxa" w:w="100"/>
+            </w:tcMar>
+          </w:tcPr>
+          <w:p>
+            <w:r>
+              <w:rPr>
+                <w:b w:val="false"/>
+                <w:bCs w:val="false"/>
+                <w:sz w:val="19"/>
+                <w:szCs w:val="19"/>
+              </w:rPr>
+              <w:t xml:space="preserve">Open, it still fits at 1280x680; below that the sidebar scrolls instead of clipping.</w:t>
+            </w:r>
+          </w:p>
+        </w:tc>
+      </w:tr>
+      <w:tr>
+        <w:tc>
+          <w:tcPr>
+            <w:tcW w:type="dxa" w:w="2600"/>
+            <w:tcBorders>
+              <w:top w:val="single" w:color="BFBFBF" w:sz="4"/>
+              <w:left w:val="single" w:color="BFBFBF" w:sz="4"/>
+              <w:bottom w:val="single" w:color="BFBFBF" w:sz="4"/>
+              <w:right w:val="single" w:color="BFBFBF" w:sz="4"/>
+            </w:tcBorders>
+            <w:tcMar>
+              <w:top w:type="dxa" w:w="60"/>
+              <w:left w:type="dxa" w:w="100"/>
+              <w:bottom w:type="dxa" w:w="60"/>
+              <w:right w:type="dxa" w:w="100"/>
+            </w:tcMar>
+          </w:tcPr>
+          <w:p>
+            <w:r>
+              <w:rPr>
+                <w:b w:val="false"/>
+                <w:bCs w:val="false"/>
+                <w:sz w:val="19"/>
+                <w:szCs w:val="19"/>
+              </w:rPr>
+              <w:t xml:space="preserve">Moving a resume to another Battlefield removed from the UI and the server</w:t>
+            </w:r>
+          </w:p>
+        </w:tc>
+        <w:tc>
+          <w:tcPr>
+            <w:tcW w:type="dxa" w:w="3400"/>
+            <w:tcBorders>
+              <w:top w:val="single" w:color="BFBFBF" w:sz="4"/>
+              <w:left w:val="single" w:color="BFBFBF" w:sz="4"/>
+              <w:bottom w:val="single" w:color="BFBFBF" w:sz="4"/>
+              <w:right w:val="single" w:color="BFBFBF" w:sz="4"/>
+            </w:tcBorders>
+            <w:tcMar>
+              <w:top w:type="dxa" w:w="60"/>
+              <w:left w:type="dxa" w:w="100"/>
+              <w:bottom w:type="dxa" w:w="60"/>
+              <w:right w:type="dxa" w:w="100"/>
+            </w:tcMar>
+          </w:tcPr>
+          <w:p>
+            <w:r>
+              <w:rPr>
+                <w:b w:val="false"/>
+                <w:bCs w:val="false"/>
+                <w:sz w:val="19"/>
+                <w:szCs w:val="19"/>
+              </w:rPr>
+              <w:t xml:space="preserve">User rule: the Battlefield is superordinate and reassigning is forbidden for now.</w:t>
+            </w:r>
+          </w:p>
+        </w:tc>
+        <w:tc>
+          <w:tcPr>
+            <w:tcW w:type="dxa" w:w="3026"/>
+            <w:tcBorders>
+              <w:top w:val="single" w:color="BFBFBF" w:sz="4"/>
+              <w:left w:val="single" w:color="BFBFBF" w:sz="4"/>
+              <w:bottom w:val="single" w:color="BFBFBF" w:sz="4"/>
+              <w:right w:val="single" w:color="BFBFBF" w:sz="4"/>
+            </w:tcBorders>
+            <w:tcMar>
+              <w:top w:type="dxa" w:w="60"/>
+              <w:left w:type="dxa" w:w="100"/>
+              <w:bottom w:type="dxa" w:w="60"/>
+              <w:right w:type="dxa" w:w="100"/>
+            </w:tcMar>
+          </w:tcPr>
+          <w:p>
+            <w:r>
+              <w:rPr>
+                <w:b w:val="false"/>
+                <w:bCs w:val="false"/>
+                <w:sz w:val="19"/>
+                <w:szCs w:val="19"/>
+              </w:rPr>
+              <w:t xml:space="preserve">Existing resumes kept their Battlefields; nothing was moved or deleted.</w:t>
+            </w:r>
+          </w:p>
+        </w:tc>
+      </w:tr>
+      <w:tr>
+        <w:tc>
+          <w:tcPr>
+            <w:tcW w:type="dxa" w:w="2600"/>
+            <w:tcBorders>
+              <w:top w:val="single" w:color="BFBFBF" w:sz="4"/>
+              <w:left w:val="single" w:color="BFBFBF" w:sz="4"/>
+              <w:bottom w:val="single" w:color="BFBFBF" w:sz="4"/>
+              <w:right w:val="single" w:color="BFBFBF" w:sz="4"/>
+            </w:tcBorders>
+            <w:tcMar>
+              <w:top w:type="dxa" w:w="60"/>
+              <w:left w:type="dxa" w:w="100"/>
+              <w:bottom w:type="dxa" w:w="60"/>
+              <w:right w:type="dxa" w:w="100"/>
+            </w:tcMar>
+          </w:tcPr>
+          <w:p>
+            <w:r>
+              <w:rPr>
+                <w:b w:val="false"/>
+                <w:bCs w:val="false"/>
+                <w:sz w:val="19"/>
+                <w:szCs w:val="19"/>
+              </w:rPr>
+              <w:t xml:space="preserve">Selecting a resume does not pick a version</w:t>
+            </w:r>
+          </w:p>
+        </w:tc>
+        <w:tc>
+          <w:tcPr>
+            <w:tcW w:type="dxa" w:w="3400"/>
+            <w:tcBorders>
+              <w:top w:val="single" w:color="BFBFBF" w:sz="4"/>
+              <w:left w:val="single" w:color="BFBFBF" w:sz="4"/>
+              <w:bottom w:val="single" w:color="BFBFBF" w:sz="4"/>
+              <w:right w:val="single" w:color="BFBFBF" w:sz="4"/>
+            </w:tcBorders>
+            <w:tcMar>
+              <w:top w:type="dxa" w:w="60"/>
+              <w:left w:type="dxa" w:w="100"/>
+              <w:bottom w:type="dxa" w:w="60"/>
+              <w:right w:type="dxa" w:w="100"/>
+            </w:tcMar>
+          </w:tcPr>
+          <w:p>
+            <w:r>
+              <w:rPr>
+                <w:b w:val="false"/>
+                <w:bCs w:val="false"/>
+                <w:sz w:val="19"/>
+                <w:szCs w:val="19"/>
+              </w:rPr>
+              <w:t xml:space="preserve">User rule: files appear only after choosing Battlefield and version.</w:t>
+            </w:r>
+          </w:p>
+        </w:tc>
+        <w:tc>
+          <w:tcPr>
+            <w:tcW w:type="dxa" w:w="3026"/>
+            <w:tcBorders>
+              <w:top w:val="single" w:color="BFBFBF" w:sz="4"/>
+              <w:left w:val="single" w:color="BFBFBF" w:sz="4"/>
+              <w:bottom w:val="single" w:color="BFBFBF" w:sz="4"/>
+              <w:right w:val="single" w:color="BFBFBF" w:sz="4"/>
+            </w:tcBorders>
+            <w:tcMar>
+              <w:top w:type="dxa" w:w="60"/>
+              <w:left w:type="dxa" w:w="100"/>
+              <w:bottom w:type="dxa" w:w="60"/>
+              <w:right w:type="dxa" w:w="100"/>
+            </w:tcMar>
+          </w:tcPr>
+          <w:p>
+            <w:r>
+              <w:rPr>
+                <w:b w:val="false"/>
+                <w:bCs w:val="false"/>
+                <w:sz w:val="19"/>
+                <w:szCs w:val="19"/>
+              </w:rPr>
+              <w:t xml:space="preserve">The preview says which step is next.</w:t>
+            </w:r>
+          </w:p>
+        </w:tc>
+      </w:tr>
+    </w:tbl>
+    <w:p>
+      <w:pPr>
+        <w:spacing w:after="120"/>
+      </w:pPr>
+    </w:p>
+    <w:p>
+      <w:pPr>
+        <w:pStyle w:val="Heading2"/>
+      </w:pPr>
+      <w:r>
+        <w:t xml:space="preserve">Problems found</w:t>
+      </w:r>
+    </w:p>
+    <w:tbl>
+      <w:tblPr>
+        <w:tblW w:type="dxa" w:w="9026"/>
+        <w:tblBorders>
+          <w:top w:val="single" w:color="auto" w:sz="4"/>
+          <w:left w:val="single" w:color="auto" w:sz="4"/>
+          <w:bottom w:val="single" w:color="auto" w:sz="4"/>
+          <w:right w:val="single" w:color="auto" w:sz="4"/>
+          <w:insideH w:val="single" w:color="auto" w:sz="4"/>
+          <w:insideV w:val="single" w:color="auto" w:sz="4"/>
+        </w:tblBorders>
+      </w:tblPr>
+      <w:tblGrid>
+        <w:gridCol w:w="2800"/>
+        <w:gridCol w:w="3300"/>
+        <w:gridCol w:w="2926"/>
+      </w:tblGrid>
+      <w:tr>
+        <w:trPr>
+          <w:tblHeader/>
+        </w:trPr>
+        <w:tc>
+          <w:tcPr>
+            <w:tcW w:type="dxa" w:w="2800"/>
+            <w:tcBorders>
+              <w:top w:val="single" w:color="BFBFBF" w:sz="4"/>
+              <w:left w:val="single" w:color="BFBFBF" w:sz="4"/>
+              <w:bottom w:val="single" w:color="BFBFBF" w:sz="4"/>
+              <w:right w:val="single" w:color="BFBFBF" w:sz="4"/>
+            </w:tcBorders>
+            <w:shd w:fill="EDEDED" w:color="auto" w:val="clear"/>
+            <w:tcMar>
+              <w:top w:type="dxa" w:w="60"/>
+              <w:left w:type="dxa" w:w="100"/>
+              <w:bottom w:type="dxa" w:w="60"/>
+              <w:right w:type="dxa" w:w="100"/>
+            </w:tcMar>
+          </w:tcPr>
+          <w:p>
+            <w:r>
+              <w:rPr>
+                <w:b/>
+                <w:bCs/>
+                <w:sz w:val="19"/>
+                <w:szCs w:val="19"/>
+              </w:rPr>
+              <w:t xml:space="preserve">Symptom</w:t>
+            </w:r>
+          </w:p>
+        </w:tc>
+        <w:tc>
+          <w:tcPr>
+            <w:tcW w:type="dxa" w:w="3300"/>
+            <w:tcBorders>
+              <w:top w:val="single" w:color="BFBFBF" w:sz="4"/>
+              <w:left w:val="single" w:color="BFBFBF" w:sz="4"/>
+              <w:bottom w:val="single" w:color="BFBFBF" w:sz="4"/>
+              <w:right w:val="single" w:color="BFBFBF" w:sz="4"/>
+            </w:tcBorders>
+            <w:shd w:fill="EDEDED" w:color="auto" w:val="clear"/>
+            <w:tcMar>
+              <w:top w:type="dxa" w:w="60"/>
+              <w:left w:type="dxa" w:w="100"/>
+              <w:bottom w:type="dxa" w:w="60"/>
+              <w:right w:type="dxa" w:w="100"/>
+            </w:tcMar>
+          </w:tcPr>
+          <w:p>
+            <w:r>
+              <w:rPr>
+                <w:b/>
+                <w:bCs/>
+                <w:sz w:val="19"/>
+                <w:szCs w:val="19"/>
+              </w:rPr>
+              <w:t xml:space="preserve">Cause</w:t>
+            </w:r>
+          </w:p>
+        </w:tc>
+        <w:tc>
+          <w:tcPr>
+            <w:tcW w:type="dxa" w:w="2926"/>
+            <w:tcBorders>
+              <w:top w:val="single" w:color="BFBFBF" w:sz="4"/>
+              <w:left w:val="single" w:color="BFBFBF" w:sz="4"/>
+              <w:bottom w:val="single" w:color="BFBFBF" w:sz="4"/>
+              <w:right w:val="single" w:color="BFBFBF" w:sz="4"/>
+            </w:tcBorders>
+            <w:shd w:fill="EDEDED" w:color="auto" w:val="clear"/>
+            <w:tcMar>
+              <w:top w:type="dxa" w:w="60"/>
+              <w:left w:type="dxa" w:w="100"/>
+              <w:bottom w:type="dxa" w:w="60"/>
+              <w:right w:type="dxa" w:w="100"/>
+            </w:tcMar>
+          </w:tcPr>
+          <w:p>
+            <w:r>
+              <w:rPr>
+                <w:b/>
+                <w:bCs/>
+                <w:sz w:val="19"/>
+                <w:szCs w:val="19"/>
+              </w:rPr>
+              <w:t xml:space="preserve">Resolution</w:t>
+            </w:r>
+          </w:p>
+        </w:tc>
+      </w:tr>
+      <w:tr>
+        <w:tc>
+          <w:tcPr>
+            <w:tcW w:type="dxa" w:w="2800"/>
+            <w:tcBorders>
+              <w:top w:val="single" w:color="BFBFBF" w:sz="4"/>
+              <w:left w:val="single" w:color="BFBFBF" w:sz="4"/>
+              <w:bottom w:val="single" w:color="BFBFBF" w:sz="4"/>
+              <w:right w:val="single" w:color="BFBFBF" w:sz="4"/>
+            </w:tcBorders>
+            <w:tcMar>
+              <w:top w:type="dxa" w:w="60"/>
+              <w:left w:type="dxa" w:w="100"/>
+              <w:bottom w:type="dxa" w:w="60"/>
+              <w:right w:type="dxa" w:w="100"/>
+            </w:tcMar>
+          </w:tcPr>
+          <w:p>
+            <w:r>
+              <w:rPr>
+                <w:b w:val="false"/>
+                <w:bCs w:val="false"/>
+                <w:sz w:val="19"/>
+                <w:szCs w:val="19"/>
+              </w:rPr>
+              <w:t xml:space="preserve">Battlefield list invisible on a 13-inch screen (reported by the user).</w:t>
+            </w:r>
+          </w:p>
+        </w:tc>
+        <w:tc>
+          <w:tcPr>
+            <w:tcW w:type="dxa" w:w="3300"/>
+            <w:tcBorders>
+              <w:top w:val="single" w:color="BFBFBF" w:sz="4"/>
+              <w:left w:val="single" w:color="BFBFBF" w:sz="4"/>
+              <w:bottom w:val="single" w:color="BFBFBF" w:sz="4"/>
+              <w:right w:val="single" w:color="BFBFBF" w:sz="4"/>
+            </w:tcBorders>
+            <w:tcMar>
+              <w:top w:type="dxa" w:w="60"/>
+              <w:left w:type="dxa" w:w="100"/>
+              <w:bottom w:type="dxa" w:w="60"/>
+              <w:right w:type="dxa" w:w="100"/>
+            </w:tcMar>
+          </w:tcPr>
+          <w:p>
+            <w:r>
+              <w:rPr>
+                <w:b w:val="false"/>
+                <w:bCs w:val="false"/>
+                <w:sz w:val="19"/>
+                <w:szCs w:val="19"/>
+              </w:rPr>
+              <w:t xml:space="preserve">The list was the only part of the sidebar allowed to shrink, and Frost took about 270px.</w:t>
+            </w:r>
+          </w:p>
+        </w:tc>
+        <w:tc>
+          <w:tcPr>
+            <w:tcW w:type="dxa" w:w="2926"/>
+            <w:tcBorders>
+              <w:top w:val="single" w:color="BFBFBF" w:sz="4"/>
+              <w:left w:val="single" w:color="BFBFBF" w:sz="4"/>
+              <w:bottom w:val="single" w:color="BFBFBF" w:sz="4"/>
+              <w:right w:val="single" w:color="BFBFBF" w:sz="4"/>
+            </w:tcBorders>
+            <w:tcMar>
+              <w:top w:type="dxa" w:w="60"/>
+              <w:left w:type="dxa" w:w="100"/>
+              <w:bottom w:type="dxa" w:w="60"/>
+              <w:right w:type="dxa" w:w="100"/>
+            </w:tcMar>
+          </w:tcPr>
+          <w:p>
+            <w:r>
+              <w:rPr>
+                <w:b w:val="false"/>
+                <w:bCs w:val="false"/>
+                <w:sz w:val="19"/>
+                <w:szCs w:val="19"/>
+              </w:rPr>
+              <w:t xml:space="preserve">Collapsible, compact Frost and a two-row minimum for the list.</w:t>
+            </w:r>
+          </w:p>
+        </w:tc>
+      </w:tr>
+    </w:tbl>
+    <w:p>
+      <w:pPr>
+        <w:spacing w:after="120"/>
+      </w:pPr>
+    </w:p>
+    <w:p>
+      <w:pPr>
+        <w:pStyle w:val="Heading2"/>
+      </w:pPr>
+      <w:r>
+        <w:t xml:space="preserve">Verification</w:t>
+      </w:r>
+    </w:p>
+    <w:p>
+      <w:pPr>
+        <w:pStyle w:val="ListParagraph"/>
+        <w:numPr>
+          <w:ilvl w:val="0"/>
+          <w:numId w:val="2"/>
+        </w:numPr>
+        <w:spacing w:after="60"/>
+      </w:pPr>
+      <w:r>
+        <w:t xml:space="preserve">tsc and eslint clean.</w:t>
+      </w:r>
+    </w:p>
+    <w:p>
+      <w:pPr>
+        <w:pStyle w:val="ListParagraph"/>
+        <w:numPr>
+          <w:ilvl w:val="0"/>
+          <w:numId w:val="2"/>
+        </w:numPr>
+        <w:spacing w:after="60"/>
+      </w:pPr>
+      <w:r>
+        <w:t xml:space="preserve">Sidebar at 1440x980, 1280x680 and 1152x620: both Battlefields fully visible with Frost closed and open; the sidebar fits except 1152x620 with Frost open (25px over, scrolls).</w:t>
+      </w:r>
+    </w:p>
+    <w:p>
+      <w:pPr>
+        <w:pStyle w:val="ListParagraph"/>
+        <w:numPr>
+          <w:ilvl w:val="0"/>
+          <w:numId w:val="2"/>
+        </w:numPr>
+        <w:spacing w:after="60"/>
+      </w:pPr>
+      <w:r>
+        <w:t xml:space="preserve">Resumes, read-only against the user's real data at 1280x680: unlock, pick AI/ML Engineer, pick AI-ML Resume (versions A, B, C shown, no preview until a version is picked), pick C: notes and files show and the PDF preview frame fills the space; the same version id under B2B Content is ignored.</w:t>
+      </w:r>
+    </w:p>
+    <w:p>
+      <w:pPr>
+        <w:pStyle w:val="Heading2"/>
+      </w:pPr>
+      <w:r>
+        <w:t xml:space="preserve">Known risks left behind</w:t>
+      </w:r>
+    </w:p>
+    <w:p>
+      <w:pPr>
+        <w:pStyle w:val="ListParagraph"/>
+        <w:numPr>
+          <w:ilvl w:val="0"/>
+          <w:numId w:val="2"/>
+        </w:numPr>
+        <w:spacing w:after="60"/>
+      </w:pPr>
+      <w:r>
+        <w:t xml:space="preserve">'B2B Content Resume' sits in the AI/ML Engineer Battlefield; with reassignment removed it can only be moved in the database or recreated.</w:t>
+      </w:r>
+    </w:p>
+    <w:p>
+      <w:pPr>
+        <w:pStyle w:val="Heading2"/>
+      </w:pPr>
+      <w:r>
+        <w:t xml:space="preserve">Production data changes</w:t>
+      </w:r>
+    </w:p>
+    <w:p>
+      <w:pPr>
+        <w:pStyle w:val="ListParagraph"/>
+        <w:numPr>
+          <w:ilvl w:val="0"/>
+          <w:numId w:val="2"/>
+        </w:numPr>
+        <w:spacing w:after="60"/>
+      </w:pPr>
+      <w:r>
+        <w:t xml:space="preserve">None.</w:t>
       </w:r>
     </w:p>
     <w:sectPr>

--- a/docs/KAMUI-postmortem.docx
+++ b/docs/KAMUI-postmortem.docx
@@ -21,7 +21,7 @@
         <w:rPr>
           <w:color w:val="666666"/>
         </w:rPr>
-        <w:t xml:space="preserve">Last updated 2026-09-24, after the Battlefield-first Resumes page.</w:t>
+        <w:t xml:space="preserve">Last updated 2026-09-29, after the Discovery search bar and Stats card.</w:t>
       </w:r>
     </w:p>
     <w:p>
@@ -84,7 +84,7 @@
         <w:pStyle w:val="Heading1"/>
       </w:pPr>
       <w:r>
-        <w:t xml:space="preserve">The system after the Battlefield-first Resumes page</w:t>
+        <w:t xml:space="preserve">The system after the Discovery search bar and Stats card</w:t>
       </w:r>
     </w:p>
     <w:p>
@@ -15383,6 +15383,1029 @@
       </w:pPr>
       <w:r>
         <w:t xml:space="preserve">None.</w:t>
+      </w:r>
+    </w:p>
+    <w:p>
+      <w:pPr>
+        <w:pStyle w:val="Heading1"/>
+      </w:pPr>
+      <w:r>
+        <w:t xml:space="preserve">Discovery search bar, country filter and Stats card</w:t>
+      </w:r>
+    </w:p>
+    <w:p>
+      <w:pPr>
+        <w:spacing w:after="120"/>
+        <w:rPr>
+          <w:color w:val="666666"/>
+          <w:sz w:val="20"/>
+          <w:szCs w:val="20"/>
+        </w:rPr>
+      </w:pPr>
+      <w:r>
+        <w:rPr>
+          <w:color w:val="666666"/>
+          <w:sz w:val="20"/>
+          <w:szCs w:val="20"/>
+        </w:rPr>
+        <w:t xml:space="preserve">2026-09-29  ·  commit see git log: Discovery search bar and Stats</w:t>
+      </w:r>
+    </w:p>
+    <w:p>
+      <w:pPr>
+        <w:spacing w:after="120"/>
+      </w:pPr>
+      <w:r>
+        <w:t xml:space="preserve">Each Battlefield's Discovery gained a search bar above Search New (terms to include, prefilled from the Battlefield's defaults, and location chips: All Locations, US, UK, Australia, Singapore, Malaysia, Remote, + New Location). The All jobs list can be filtered by country. The Selected column is split in half: Selected on top, a Stats card below with a glowing hollow donut of jobs found per country (or, for one country, per grade), with found and applied counts and a grade filter defaulting to Fit to Possible. Battlefield settings' search card is now Default settings.</w:t>
+      </w:r>
+    </w:p>
+    <w:p>
+      <w:pPr>
+        <w:pStyle w:val="Heading2"/>
+      </w:pPr>
+      <w:r>
+        <w:t xml:space="preserve">What changed</w:t>
+      </w:r>
+    </w:p>
+    <w:p>
+      <w:pPr>
+        <w:pStyle w:val="ListParagraph"/>
+        <w:numPr>
+          <w:ilvl w:val="0"/>
+          <w:numId w:val="2"/>
+        </w:numPr>
+        <w:spacing w:after="60"/>
+      </w:pPr>
+      <w:r>
+        <w:t xml:space="preserve">prisma/migrations/20260930120000_battlefield_custom_locations: Battlefield.customLocations (text[], default empty) for the + New Location chips.</w:t>
+      </w:r>
+    </w:p>
+    <w:p>
+      <w:pPr>
+        <w:pStyle w:val="ListParagraph"/>
+        <w:numPr>
+          <w:ilvl w:val="0"/>
+          <w:numId w:val="2"/>
+        </w:numPr>
+        <w:spacing w:after="60"/>
+      </w:pPr>
+      <w:r>
+        <w:t xml:space="preserve">web/lib/locations.ts: the preset chips, searchTargets (chips to Apify runs: all = one unfiltered run, remote = remoteOnly run, else a location string), jobCountry (raw.countryDerived, else patterns on the location text), countryLabel, chart colours per country.</w:t>
+      </w:r>
+    </w:p>
+    <w:p>
+      <w:pPr>
+        <w:pStyle w:val="ListParagraph"/>
+        <w:numPr>
+          <w:ilvl w:val="0"/>
+          <w:numId w:val="2"/>
+        </w:numPr>
+        <w:spacing w:after="60"/>
+      </w:pPr>
+      <w:r>
+        <w:t xml:space="preserve">web/lib/apify.ts: startSearch takes SearchTarget[] and passes remoteOnly. web/lib/searchRuns.ts: startBattlefieldSearch(battlefield, { terms, locations }) with fallbacks to the defaults; Auto-Populate calls it unchanged. The search route reads the optional JSON body.</w:t>
+      </w:r>
+    </w:p>
+    <w:p>
+      <w:pPr>
+        <w:pStyle w:val="ListParagraph"/>
+        <w:numPr>
+          <w:ilvl w:val="0"/>
+          <w:numId w:val="2"/>
+        </w:numPr>
+        <w:spacing w:after="60"/>
+      </w:pPr>
+      <w:r>
+        <w:t xml:space="preserve">Toolbar.tsx: SearchBar (terms input with Reset to defaults, exclusive All Locations, custom chips with remove, inline + New Location input); Search New posts { terms, locations }. Server actions addCustomLocation / removeCustomLocation.</w:t>
+      </w:r>
+    </w:p>
+    <w:p>
+      <w:pPr>
+        <w:pStyle w:val="ListParagraph"/>
+        <w:numPr>
+          <w:ilvl w:val="0"/>
+          <w:numId w:val="2"/>
+        </w:numPr>
+        <w:spacing w:after="60"/>
+      </w:pPr>
+      <w:r>
+        <w:t xml:space="preserve">JobBoard.tsx: All jobs label moved below the buttons; a country select beside sort and seen; the middle column holds Selected and Stats at half height each. page.tsx passes each job's country and a stats row per non-dismissed job (applied ones included).</w:t>
+      </w:r>
+    </w:p>
+    <w:p>
+      <w:pPr>
+        <w:pStyle w:val="ListParagraph"/>
+        <w:numPr>
+          <w:ilvl w:val="0"/>
+          <w:numId w:val="2"/>
+        </w:numPr>
+        <w:spacing w:after="60"/>
+      </w:pPr>
+      <w:r>
+        <w:t xml:space="preserve">Stats.tsx: SVG donut (stroke 8, radius 38, 2px gaps, track ring), two blurred copies for the multi-coloured glow (one breathing, off under reduced motion), centre readout and hover, a legend grid that drops the applied column in cards under 18rem.</w:t>
+      </w:r>
+    </w:p>
+    <w:p>
+      <w:pPr>
+        <w:pStyle w:val="ListParagraph"/>
+        <w:numPr>
+          <w:ilvl w:val="0"/>
+          <w:numId w:val="2"/>
+        </w:numPr>
+        <w:spacing w:after="60"/>
+      </w:pPr>
+      <w:r>
+        <w:t xml:space="preserve">globals.css: chart-1..5 tokens and the donut-glow animation. DESIGN-SYSTEM.md: chart palette, the Possible naming rule, the new Discovery layout, the search bar and Stats sections.</w:t>
+      </w:r>
+    </w:p>
+    <w:p>
+      <w:pPr>
+        <w:pStyle w:val="Heading2"/>
+      </w:pPr>
+      <w:r>
+        <w:t xml:space="preserve">Decisions and deviations from the spec</w:t>
+      </w:r>
+    </w:p>
+    <w:tbl>
+      <w:tblPr>
+        <w:tblW w:type="dxa" w:w="9026"/>
+        <w:tblBorders>
+          <w:top w:val="single" w:color="auto" w:sz="4"/>
+          <w:left w:val="single" w:color="auto" w:sz="4"/>
+          <w:bottom w:val="single" w:color="auto" w:sz="4"/>
+          <w:right w:val="single" w:color="auto" w:sz="4"/>
+          <w:insideH w:val="single" w:color="auto" w:sz="4"/>
+          <w:insideV w:val="single" w:color="auto" w:sz="4"/>
+        </w:tblBorders>
+      </w:tblPr>
+      <w:tblGrid>
+        <w:gridCol w:w="2600"/>
+        <w:gridCol w:w="3400"/>
+        <w:gridCol w:w="3026"/>
+      </w:tblGrid>
+      <w:tr>
+        <w:trPr>
+          <w:tblHeader/>
+        </w:trPr>
+        <w:tc>
+          <w:tcPr>
+            <w:tcW w:type="dxa" w:w="2600"/>
+            <w:tcBorders>
+              <w:top w:val="single" w:color="BFBFBF" w:sz="4"/>
+              <w:left w:val="single" w:color="BFBFBF" w:sz="4"/>
+              <w:bottom w:val="single" w:color="BFBFBF" w:sz="4"/>
+              <w:right w:val="single" w:color="BFBFBF" w:sz="4"/>
+            </w:tcBorders>
+            <w:shd w:fill="EDEDED" w:color="auto" w:val="clear"/>
+            <w:tcMar>
+              <w:top w:type="dxa" w:w="60"/>
+              <w:left w:type="dxa" w:w="100"/>
+              <w:bottom w:type="dxa" w:w="60"/>
+              <w:right w:type="dxa" w:w="100"/>
+            </w:tcMar>
+          </w:tcPr>
+          <w:p>
+            <w:r>
+              <w:rPr>
+                <w:b/>
+                <w:bCs/>
+                <w:sz w:val="19"/>
+                <w:szCs w:val="19"/>
+              </w:rPr>
+              <w:t xml:space="preserve">Decision</w:t>
+            </w:r>
+          </w:p>
+        </w:tc>
+        <w:tc>
+          <w:tcPr>
+            <w:tcW w:type="dxa" w:w="3400"/>
+            <w:tcBorders>
+              <w:top w:val="single" w:color="BFBFBF" w:sz="4"/>
+              <w:left w:val="single" w:color="BFBFBF" w:sz="4"/>
+              <w:bottom w:val="single" w:color="BFBFBF" w:sz="4"/>
+              <w:right w:val="single" w:color="BFBFBF" w:sz="4"/>
+            </w:tcBorders>
+            <w:shd w:fill="EDEDED" w:color="auto" w:val="clear"/>
+            <w:tcMar>
+              <w:top w:type="dxa" w:w="60"/>
+              <w:left w:type="dxa" w:w="100"/>
+              <w:bottom w:type="dxa" w:w="60"/>
+              <w:right w:type="dxa" w:w="100"/>
+            </w:tcMar>
+          </w:tcPr>
+          <w:p>
+            <w:r>
+              <w:rPr>
+                <w:b/>
+                <w:bCs/>
+                <w:sz w:val="19"/>
+                <w:szCs w:val="19"/>
+              </w:rPr>
+              <w:t xml:space="preserve">Why</w:t>
+            </w:r>
+          </w:p>
+        </w:tc>
+        <w:tc>
+          <w:tcPr>
+            <w:tcW w:type="dxa" w:w="3026"/>
+            <w:tcBorders>
+              <w:top w:val="single" w:color="BFBFBF" w:sz="4"/>
+              <w:left w:val="single" w:color="BFBFBF" w:sz="4"/>
+              <w:bottom w:val="single" w:color="BFBFBF" w:sz="4"/>
+              <w:right w:val="single" w:color="BFBFBF" w:sz="4"/>
+            </w:tcBorders>
+            <w:shd w:fill="EDEDED" w:color="auto" w:val="clear"/>
+            <w:tcMar>
+              <w:top w:type="dxa" w:w="60"/>
+              <w:left w:type="dxa" w:w="100"/>
+              <w:bottom w:type="dxa" w:w="60"/>
+              <w:right w:type="dxa" w:w="100"/>
+            </w:tcMar>
+          </w:tcPr>
+          <w:p>
+            <w:r>
+              <w:rPr>
+                <w:b/>
+                <w:bCs/>
+                <w:sz w:val="19"/>
+                <w:szCs w:val="19"/>
+              </w:rPr>
+              <w:t xml:space="preserve">Consequence / where</w:t>
+            </w:r>
+          </w:p>
+        </w:tc>
+      </w:tr>
+      <w:tr>
+        <w:tc>
+          <w:tcPr>
+            <w:tcW w:type="dxa" w:w="2600"/>
+            <w:tcBorders>
+              <w:top w:val="single" w:color="BFBFBF" w:sz="4"/>
+              <w:left w:val="single" w:color="BFBFBF" w:sz="4"/>
+              <w:bottom w:val="single" w:color="BFBFBF" w:sz="4"/>
+              <w:right w:val="single" w:color="BFBFBF" w:sz="4"/>
+            </w:tcBorders>
+            <w:tcMar>
+              <w:top w:type="dxa" w:w="60"/>
+              <w:left w:type="dxa" w:w="100"/>
+              <w:bottom w:type="dxa" w:w="60"/>
+              <w:right w:type="dxa" w:w="100"/>
+            </w:tcMar>
+          </w:tcPr>
+          <w:p>
+            <w:r>
+              <w:rPr>
+                <w:b w:val="false"/>
+                <w:bCs w:val="false"/>
+                <w:sz w:val="19"/>
+                <w:szCs w:val="19"/>
+              </w:rPr>
+              <w:t xml:space="preserve">The second grade is labelled Possible, not Probable</w:t>
+            </w:r>
+          </w:p>
+        </w:tc>
+        <w:tc>
+          <w:tcPr>
+            <w:tcW w:type="dxa" w:w="3400"/>
+            <w:tcBorders>
+              <w:top w:val="single" w:color="BFBFBF" w:sz="4"/>
+              <w:left w:val="single" w:color="BFBFBF" w:sz="4"/>
+              <w:bottom w:val="single" w:color="BFBFBF" w:sz="4"/>
+              <w:right w:val="single" w:color="BFBFBF" w:sz="4"/>
+            </w:tcBorders>
+            <w:tcMar>
+              <w:top w:type="dxa" w:w="60"/>
+              <w:left w:type="dxa" w:w="100"/>
+              <w:bottom w:type="dxa" w:w="60"/>
+              <w:right w:type="dxa" w:w="100"/>
+            </w:tcMar>
+          </w:tcPr>
+          <w:p>
+            <w:r>
+              <w:rPr>
+                <w:b w:val="false"/>
+                <w:bCs w:val="false"/>
+                <w:sz w:val="19"/>
+                <w:szCs w:val="19"/>
+              </w:rPr>
+              <w:t xml:space="preserve">KAMUI's grades are Fit, Possible, Improbable, Unfit; the request said Probable. The filter reads Fit to Possible so labels match the grade dots and the judge.</w:t>
+            </w:r>
+          </w:p>
+        </w:tc>
+        <w:tc>
+          <w:tcPr>
+            <w:tcW w:type="dxa" w:w="3026"/>
+            <w:tcBorders>
+              <w:top w:val="single" w:color="BFBFBF" w:sz="4"/>
+              <w:left w:val="single" w:color="BFBFBF" w:sz="4"/>
+              <w:bottom w:val="single" w:color="BFBFBF" w:sz="4"/>
+              <w:right w:val="single" w:color="BFBFBF" w:sz="4"/>
+            </w:tcBorders>
+            <w:tcMar>
+              <w:top w:type="dxa" w:w="60"/>
+              <w:left w:type="dxa" w:w="100"/>
+              <w:bottom w:type="dxa" w:w="60"/>
+              <w:right w:type="dxa" w:w="100"/>
+            </w:tcMar>
+          </w:tcPr>
+          <w:p>
+            <w:r>
+              <w:rPr>
+                <w:b w:val="false"/>
+                <w:bCs w:val="false"/>
+                <w:sz w:val="19"/>
+                <w:szCs w:val="19"/>
+              </w:rPr>
+              <w:t xml:space="preserve">A rename is one word in the filter labels if the user prefers Probable.</w:t>
+            </w:r>
+          </w:p>
+        </w:tc>
+      </w:tr>
+      <w:tr>
+        <w:tc>
+          <w:tcPr>
+            <w:tcW w:type="dxa" w:w="2600"/>
+            <w:tcBorders>
+              <w:top w:val="single" w:color="BFBFBF" w:sz="4"/>
+              <w:left w:val="single" w:color="BFBFBF" w:sz="4"/>
+              <w:bottom w:val="single" w:color="BFBFBF" w:sz="4"/>
+              <w:right w:val="single" w:color="BFBFBF" w:sz="4"/>
+            </w:tcBorders>
+            <w:tcMar>
+              <w:top w:type="dxa" w:w="60"/>
+              <w:left w:type="dxa" w:w="100"/>
+              <w:bottom w:type="dxa" w:w="60"/>
+              <w:right w:type="dxa" w:w="100"/>
+            </w:tcMar>
+          </w:tcPr>
+          <w:p>
+            <w:r>
+              <w:rPr>
+                <w:b w:val="false"/>
+                <w:bCs w:val="false"/>
+                <w:sz w:val="19"/>
+                <w:szCs w:val="19"/>
+              </w:rPr>
+              <w:t xml:space="preserve">New chart palette instead of the brand colours</w:t>
+            </w:r>
+          </w:p>
+        </w:tc>
+        <w:tc>
+          <w:tcPr>
+            <w:tcW w:type="dxa" w:w="3400"/>
+            <w:tcBorders>
+              <w:top w:val="single" w:color="BFBFBF" w:sz="4"/>
+              <w:left w:val="single" w:color="BFBFBF" w:sz="4"/>
+              <w:bottom w:val="single" w:color="BFBFBF" w:sz="4"/>
+              <w:right w:val="single" w:color="BFBFBF" w:sz="4"/>
+            </w:tcBorders>
+            <w:tcMar>
+              <w:top w:type="dxa" w:w="60"/>
+              <w:left w:type="dxa" w:w="100"/>
+              <w:bottom w:type="dxa" w:w="60"/>
+              <w:right w:type="dxa" w:w="100"/>
+            </w:tcMar>
+          </w:tcPr>
+          <w:p>
+            <w:r>
+              <w:rPr>
+                <w:b w:val="false"/>
+                <w:bCs w:val="false"/>
+                <w:sz w:val="19"/>
+                <w:szCs w:val="19"/>
+              </w:rPr>
+              <w:t xml:space="preserve">The autumn, slate, lavender and charcoal set failed the dataviz validator as categories (too alike, too grey). Five hues were validated on the dark glass instead; countries keep a fixed colour and extra countries fold into grey Other.</w:t>
+            </w:r>
+          </w:p>
+        </w:tc>
+        <w:tc>
+          <w:tcPr>
+            <w:tcW w:type="dxa" w:w="3026"/>
+            <w:tcBorders>
+              <w:top w:val="single" w:color="BFBFBF" w:sz="4"/>
+              <w:left w:val="single" w:color="BFBFBF" w:sz="4"/>
+              <w:bottom w:val="single" w:color="BFBFBF" w:sz="4"/>
+              <w:right w:val="single" w:color="BFBFBF" w:sz="4"/>
+            </w:tcBorders>
+            <w:tcMar>
+              <w:top w:type="dxa" w:w="60"/>
+              <w:left w:type="dxa" w:w="100"/>
+              <w:bottom w:type="dxa" w:w="60"/>
+              <w:right w:type="dxa" w:w="100"/>
+            </w:tcMar>
+          </w:tcPr>
+          <w:p>
+            <w:r>
+              <w:rPr>
+                <w:b w:val="false"/>
+                <w:bCs w:val="false"/>
+                <w:sz w:val="19"/>
+                <w:szCs w:val="19"/>
+              </w:rPr>
+              <w:t xml:space="preserve">Grade slices keep the grade dot colours, which fail the checks, so the legend always labels them.</w:t>
+            </w:r>
+          </w:p>
+        </w:tc>
+      </w:tr>
+      <w:tr>
+        <w:tc>
+          <w:tcPr>
+            <w:tcW w:type="dxa" w:w="2600"/>
+            <w:tcBorders>
+              <w:top w:val="single" w:color="BFBFBF" w:sz="4"/>
+              <w:left w:val="single" w:color="BFBFBF" w:sz="4"/>
+              <w:bottom w:val="single" w:color="BFBFBF" w:sz="4"/>
+              <w:right w:val="single" w:color="BFBFBF" w:sz="4"/>
+            </w:tcBorders>
+            <w:tcMar>
+              <w:top w:type="dxa" w:w="60"/>
+              <w:left w:type="dxa" w:w="100"/>
+              <w:bottom w:type="dxa" w:w="60"/>
+              <w:right w:type="dxa" w:w="100"/>
+            </w:tcMar>
+          </w:tcPr>
+          <w:p>
+            <w:r>
+              <w:rPr>
+                <w:b w:val="false"/>
+                <w:bCs w:val="false"/>
+                <w:sz w:val="19"/>
+                <w:szCs w:val="19"/>
+              </w:rPr>
+              <w:t xml:space="preserve">Search-bar choices are per search, not saved</w:t>
+            </w:r>
+          </w:p>
+        </w:tc>
+        <w:tc>
+          <w:tcPr>
+            <w:tcW w:type="dxa" w:w="3400"/>
+            <w:tcBorders>
+              <w:top w:val="single" w:color="BFBFBF" w:sz="4"/>
+              <w:left w:val="single" w:color="BFBFBF" w:sz="4"/>
+              <w:bottom w:val="single" w:color="BFBFBF" w:sz="4"/>
+              <w:right w:val="single" w:color="BFBFBF" w:sz="4"/>
+            </w:tcBorders>
+            <w:tcMar>
+              <w:top w:type="dxa" w:w="60"/>
+              <w:left w:type="dxa" w:w="100"/>
+              <w:bottom w:type="dxa" w:w="60"/>
+              <w:right w:type="dxa" w:w="100"/>
+            </w:tcMar>
+          </w:tcPr>
+          <w:p>
+            <w:r>
+              <w:rPr>
+                <w:b w:val="false"/>
+                <w:bCs w:val="false"/>
+                <w:sz w:val="19"/>
+                <w:szCs w:val="19"/>
+              </w:rPr>
+              <w:t xml:space="preserve">The defaults stay in Default settings (and drive Auto-Populate); the bar only overrides one search. Custom location chips are saved on the Battlefield so they persist.</w:t>
+            </w:r>
+          </w:p>
+        </w:tc>
+        <w:tc>
+          <w:tcPr>
+            <w:tcW w:type="dxa" w:w="3026"/>
+            <w:tcBorders>
+              <w:top w:val="single" w:color="BFBFBF" w:sz="4"/>
+              <w:left w:val="single" w:color="BFBFBF" w:sz="4"/>
+              <w:bottom w:val="single" w:color="BFBFBF" w:sz="4"/>
+              <w:right w:val="single" w:color="BFBFBF" w:sz="4"/>
+            </w:tcBorders>
+            <w:tcMar>
+              <w:top w:type="dxa" w:w="60"/>
+              <w:left w:type="dxa" w:w="100"/>
+              <w:bottom w:type="dxa" w:w="60"/>
+              <w:right w:type="dxa" w:w="100"/>
+            </w:tcMar>
+          </w:tcPr>
+          <w:p>
+            <w:r>
+              <w:rPr>
+                <w:b w:val="false"/>
+                <w:bCs w:val="false"/>
+                <w:sz w:val="19"/>
+                <w:szCs w:val="19"/>
+              </w:rPr>
+              <w:t xml:space="preserve">Reloading the page resets the bar to the defaults and All Locations.</w:t>
+            </w:r>
+          </w:p>
+        </w:tc>
+      </w:tr>
+      <w:tr>
+        <w:tc>
+          <w:tcPr>
+            <w:tcW w:type="dxa" w:w="2600"/>
+            <w:tcBorders>
+              <w:top w:val="single" w:color="BFBFBF" w:sz="4"/>
+              <w:left w:val="single" w:color="BFBFBF" w:sz="4"/>
+              <w:bottom w:val="single" w:color="BFBFBF" w:sz="4"/>
+              <w:right w:val="single" w:color="BFBFBF" w:sz="4"/>
+            </w:tcBorders>
+            <w:tcMar>
+              <w:top w:type="dxa" w:w="60"/>
+              <w:left w:type="dxa" w:w="100"/>
+              <w:bottom w:type="dxa" w:w="60"/>
+              <w:right w:type="dxa" w:w="100"/>
+            </w:tcMar>
+          </w:tcPr>
+          <w:p>
+            <w:r>
+              <w:rPr>
+                <w:b w:val="false"/>
+                <w:bCs w:val="false"/>
+                <w:sz w:val="19"/>
+                <w:szCs w:val="19"/>
+              </w:rPr>
+              <w:t xml:space="preserve">Stats counts applied jobs, the list does not</w:t>
+            </w:r>
+          </w:p>
+        </w:tc>
+        <w:tc>
+          <w:tcPr>
+            <w:tcW w:type="dxa" w:w="3400"/>
+            <w:tcBorders>
+              <w:top w:val="single" w:color="BFBFBF" w:sz="4"/>
+              <w:left w:val="single" w:color="BFBFBF" w:sz="4"/>
+              <w:bottom w:val="single" w:color="BFBFBF" w:sz="4"/>
+              <w:right w:val="single" w:color="BFBFBF" w:sz="4"/>
+            </w:tcBorders>
+            <w:tcMar>
+              <w:top w:type="dxa" w:w="60"/>
+              <w:left w:type="dxa" w:w="100"/>
+              <w:bottom w:type="dxa" w:w="60"/>
+              <w:right w:type="dxa" w:w="100"/>
+            </w:tcMar>
+          </w:tcPr>
+          <w:p>
+            <w:r>
+              <w:rPr>
+                <w:b w:val="false"/>
+                <w:bCs w:val="false"/>
+                <w:sz w:val="19"/>
+                <w:szCs w:val="19"/>
+              </w:rPr>
+              <w:t xml:space="preserve">The user wants how many were applied to; Discovery's list still hides applied jobs.</w:t>
+            </w:r>
+          </w:p>
+        </w:tc>
+        <w:tc>
+          <w:tcPr>
+            <w:tcW w:type="dxa" w:w="3026"/>
+            <w:tcBorders>
+              <w:top w:val="single" w:color="BFBFBF" w:sz="4"/>
+              <w:left w:val="single" w:color="BFBFBF" w:sz="4"/>
+              <w:bottom w:val="single" w:color="BFBFBF" w:sz="4"/>
+              <w:right w:val="single" w:color="BFBFBF" w:sz="4"/>
+            </w:tcBorders>
+            <w:tcMar>
+              <w:top w:type="dxa" w:w="60"/>
+              <w:left w:type="dxa" w:w="100"/>
+              <w:bottom w:type="dxa" w:w="60"/>
+              <w:right w:type="dxa" w:w="100"/>
+            </w:tcMar>
+          </w:tcPr>
+          <w:p>
+            <w:r>
+              <w:rPr>
+                <w:b w:val="false"/>
+                <w:bCs w:val="false"/>
+                <w:sz w:val="19"/>
+                <w:szCs w:val="19"/>
+              </w:rPr>
+              <w:t xml:space="preserve">Stats reads up to the same 500 most recently seen jobs as the list.</w:t>
+            </w:r>
+          </w:p>
+        </w:tc>
+      </w:tr>
+    </w:tbl>
+    <w:p>
+      <w:pPr>
+        <w:spacing w:after="120"/>
+      </w:pPr>
+    </w:p>
+    <w:p>
+      <w:pPr>
+        <w:pStyle w:val="Heading2"/>
+      </w:pPr>
+      <w:r>
+        <w:t xml:space="preserve">Problems found</w:t>
+      </w:r>
+    </w:p>
+    <w:tbl>
+      <w:tblPr>
+        <w:tblW w:type="dxa" w:w="9026"/>
+        <w:tblBorders>
+          <w:top w:val="single" w:color="auto" w:sz="4"/>
+          <w:left w:val="single" w:color="auto" w:sz="4"/>
+          <w:bottom w:val="single" w:color="auto" w:sz="4"/>
+          <w:right w:val="single" w:color="auto" w:sz="4"/>
+          <w:insideH w:val="single" w:color="auto" w:sz="4"/>
+          <w:insideV w:val="single" w:color="auto" w:sz="4"/>
+        </w:tblBorders>
+      </w:tblPr>
+      <w:tblGrid>
+        <w:gridCol w:w="2800"/>
+        <w:gridCol w:w="3300"/>
+        <w:gridCol w:w="2926"/>
+      </w:tblGrid>
+      <w:tr>
+        <w:trPr>
+          <w:tblHeader/>
+        </w:trPr>
+        <w:tc>
+          <w:tcPr>
+            <w:tcW w:type="dxa" w:w="2800"/>
+            <w:tcBorders>
+              <w:top w:val="single" w:color="BFBFBF" w:sz="4"/>
+              <w:left w:val="single" w:color="BFBFBF" w:sz="4"/>
+              <w:bottom w:val="single" w:color="BFBFBF" w:sz="4"/>
+              <w:right w:val="single" w:color="BFBFBF" w:sz="4"/>
+            </w:tcBorders>
+            <w:shd w:fill="EDEDED" w:color="auto" w:val="clear"/>
+            <w:tcMar>
+              <w:top w:type="dxa" w:w="60"/>
+              <w:left w:type="dxa" w:w="100"/>
+              <w:bottom w:type="dxa" w:w="60"/>
+              <w:right w:type="dxa" w:w="100"/>
+            </w:tcMar>
+          </w:tcPr>
+          <w:p>
+            <w:r>
+              <w:rPr>
+                <w:b/>
+                <w:bCs/>
+                <w:sz w:val="19"/>
+                <w:szCs w:val="19"/>
+              </w:rPr>
+              <w:t xml:space="preserve">Symptom</w:t>
+            </w:r>
+          </w:p>
+        </w:tc>
+        <w:tc>
+          <w:tcPr>
+            <w:tcW w:type="dxa" w:w="3300"/>
+            <w:tcBorders>
+              <w:top w:val="single" w:color="BFBFBF" w:sz="4"/>
+              <w:left w:val="single" w:color="BFBFBF" w:sz="4"/>
+              <w:bottom w:val="single" w:color="BFBFBF" w:sz="4"/>
+              <w:right w:val="single" w:color="BFBFBF" w:sz="4"/>
+            </w:tcBorders>
+            <w:shd w:fill="EDEDED" w:color="auto" w:val="clear"/>
+            <w:tcMar>
+              <w:top w:type="dxa" w:w="60"/>
+              <w:left w:type="dxa" w:w="100"/>
+              <w:bottom w:type="dxa" w:w="60"/>
+              <w:right w:type="dxa" w:w="100"/>
+            </w:tcMar>
+          </w:tcPr>
+          <w:p>
+            <w:r>
+              <w:rPr>
+                <w:b/>
+                <w:bCs/>
+                <w:sz w:val="19"/>
+                <w:szCs w:val="19"/>
+              </w:rPr>
+              <w:t xml:space="preserve">Cause</w:t>
+            </w:r>
+          </w:p>
+        </w:tc>
+        <w:tc>
+          <w:tcPr>
+            <w:tcW w:type="dxa" w:w="2926"/>
+            <w:tcBorders>
+              <w:top w:val="single" w:color="BFBFBF" w:sz="4"/>
+              <w:left w:val="single" w:color="BFBFBF" w:sz="4"/>
+              <w:bottom w:val="single" w:color="BFBFBF" w:sz="4"/>
+              <w:right w:val="single" w:color="BFBFBF" w:sz="4"/>
+            </w:tcBorders>
+            <w:shd w:fill="EDEDED" w:color="auto" w:val="clear"/>
+            <w:tcMar>
+              <w:top w:type="dxa" w:w="60"/>
+              <w:left w:type="dxa" w:w="100"/>
+              <w:bottom w:type="dxa" w:w="60"/>
+              <w:right w:type="dxa" w:w="100"/>
+            </w:tcMar>
+          </w:tcPr>
+          <w:p>
+            <w:r>
+              <w:rPr>
+                <w:b/>
+                <w:bCs/>
+                <w:sz w:val="19"/>
+                <w:szCs w:val="19"/>
+              </w:rPr>
+              <w:t xml:space="preserve">Resolution</w:t>
+            </w:r>
+          </w:p>
+        </w:tc>
+      </w:tr>
+      <w:tr>
+        <w:tc>
+          <w:tcPr>
+            <w:tcW w:type="dxa" w:w="2800"/>
+            <w:tcBorders>
+              <w:top w:val="single" w:color="BFBFBF" w:sz="4"/>
+              <w:left w:val="single" w:color="BFBFBF" w:sz="4"/>
+              <w:bottom w:val="single" w:color="BFBFBF" w:sz="4"/>
+              <w:right w:val="single" w:color="BFBFBF" w:sz="4"/>
+            </w:tcBorders>
+            <w:tcMar>
+              <w:top w:type="dxa" w:w="60"/>
+              <w:left w:type="dxa" w:w="100"/>
+              <w:bottom w:type="dxa" w:w="60"/>
+              <w:right w:type="dxa" w:w="100"/>
+            </w:tcMar>
+          </w:tcPr>
+          <w:p>
+            <w:r>
+              <w:rPr>
+                <w:b w:val="false"/>
+                <w:bCs w:val="false"/>
+                <w:sz w:val="19"/>
+                <w:szCs w:val="19"/>
+              </w:rPr>
+              <w:t xml:space="preserve">Discovery returned 500 after the migration.</w:t>
+            </w:r>
+          </w:p>
+        </w:tc>
+        <w:tc>
+          <w:tcPr>
+            <w:tcW w:type="dxa" w:w="3300"/>
+            <w:tcBorders>
+              <w:top w:val="single" w:color="BFBFBF" w:sz="4"/>
+              <w:left w:val="single" w:color="BFBFBF" w:sz="4"/>
+              <w:bottom w:val="single" w:color="BFBFBF" w:sz="4"/>
+              <w:right w:val="single" w:color="BFBFBF" w:sz="4"/>
+            </w:tcBorders>
+            <w:tcMar>
+              <w:top w:type="dxa" w:w="60"/>
+              <w:left w:type="dxa" w:w="100"/>
+              <w:bottom w:type="dxa" w:w="60"/>
+              <w:right w:type="dxa" w:w="100"/>
+            </w:tcMar>
+          </w:tcPr>
+          <w:p>
+            <w:r>
+              <w:rPr>
+                <w:b w:val="false"/>
+                <w:bCs w:val="false"/>
+                <w:sz w:val="19"/>
+                <w:szCs w:val="19"/>
+              </w:rPr>
+              <w:t xml:space="preserve">The running dev server still held the old Prisma client, so battlefield.customLocations was undefined.</w:t>
+            </w:r>
+          </w:p>
+        </w:tc>
+        <w:tc>
+          <w:tcPr>
+            <w:tcW w:type="dxa" w:w="2926"/>
+            <w:tcBorders>
+              <w:top w:val="single" w:color="BFBFBF" w:sz="4"/>
+              <w:left w:val="single" w:color="BFBFBF" w:sz="4"/>
+              <w:bottom w:val="single" w:color="BFBFBF" w:sz="4"/>
+              <w:right w:val="single" w:color="BFBFBF" w:sz="4"/>
+            </w:tcBorders>
+            <w:tcMar>
+              <w:top w:type="dxa" w:w="60"/>
+              <w:left w:type="dxa" w:w="100"/>
+              <w:bottom w:type="dxa" w:w="60"/>
+              <w:right w:type="dxa" w:w="100"/>
+            </w:tcMar>
+          </w:tcPr>
+          <w:p>
+            <w:r>
+              <w:rPr>
+                <w:b w:val="false"/>
+                <w:bCs w:val="false"/>
+                <w:sz w:val="19"/>
+                <w:szCs w:val="19"/>
+              </w:rPr>
+              <w:t xml:space="preserve">Restarted the dev server after prisma generate (a known step, now hit again).</w:t>
+            </w:r>
+          </w:p>
+        </w:tc>
+      </w:tr>
+      <w:tr>
+        <w:tc>
+          <w:tcPr>
+            <w:tcW w:type="dxa" w:w="2800"/>
+            <w:tcBorders>
+              <w:top w:val="single" w:color="BFBFBF" w:sz="4"/>
+              <w:left w:val="single" w:color="BFBFBF" w:sz="4"/>
+              <w:bottom w:val="single" w:color="BFBFBF" w:sz="4"/>
+              <w:right w:val="single" w:color="BFBFBF" w:sz="4"/>
+            </w:tcBorders>
+            <w:tcMar>
+              <w:top w:type="dxa" w:w="60"/>
+              <w:left w:type="dxa" w:w="100"/>
+              <w:bottom w:type="dxa" w:w="60"/>
+              <w:right w:type="dxa" w:w="100"/>
+            </w:tcMar>
+          </w:tcPr>
+          <w:p>
+            <w:r>
+              <w:rPr>
+                <w:b w:val="false"/>
+                <w:bCs w:val="false"/>
+                <w:sz w:val="19"/>
+                <w:szCs w:val="19"/>
+              </w:rPr>
+              <w:t xml:space="preserve">Running Prettier reformatted all of JobBoard.tsx.</w:t>
+            </w:r>
+          </w:p>
+        </w:tc>
+        <w:tc>
+          <w:tcPr>
+            <w:tcW w:type="dxa" w:w="3300"/>
+            <w:tcBorders>
+              <w:top w:val="single" w:color="BFBFBF" w:sz="4"/>
+              <w:left w:val="single" w:color="BFBFBF" w:sz="4"/>
+              <w:bottom w:val="single" w:color="BFBFBF" w:sz="4"/>
+              <w:right w:val="single" w:color="BFBFBF" w:sz="4"/>
+            </w:tcBorders>
+            <w:tcMar>
+              <w:top w:type="dxa" w:w="60"/>
+              <w:left w:type="dxa" w:w="100"/>
+              <w:bottom w:type="dxa" w:w="60"/>
+              <w:right w:type="dxa" w:w="100"/>
+            </w:tcMar>
+          </w:tcPr>
+          <w:p>
+            <w:r>
+              <w:rPr>
+                <w:b w:val="false"/>
+                <w:bCs w:val="false"/>
+                <w:sz w:val="19"/>
+                <w:szCs w:val="19"/>
+              </w:rPr>
+              <w:t xml:space="preserve">The repo has no Prettier config, so it used 80 columns against the code's wider style.</w:t>
+            </w:r>
+          </w:p>
+        </w:tc>
+        <w:tc>
+          <w:tcPr>
+            <w:tcW w:type="dxa" w:w="2926"/>
+            <w:tcBorders>
+              <w:top w:val="single" w:color="BFBFBF" w:sz="4"/>
+              <w:left w:val="single" w:color="BFBFBF" w:sz="4"/>
+              <w:bottom w:val="single" w:color="BFBFBF" w:sz="4"/>
+              <w:right w:val="single" w:color="BFBFBF" w:sz="4"/>
+            </w:tcBorders>
+            <w:tcMar>
+              <w:top w:type="dxa" w:w="60"/>
+              <w:left w:type="dxa" w:w="100"/>
+              <w:bottom w:type="dxa" w:w="60"/>
+              <w:right w:type="dxa" w:w="100"/>
+            </w:tcMar>
+          </w:tcPr>
+          <w:p>
+            <w:r>
+              <w:rPr>
+                <w:b w:val="false"/>
+                <w:bCs w:val="false"/>
+                <w:sz w:val="19"/>
+                <w:szCs w:val="19"/>
+              </w:rPr>
+              <w:t xml:space="preserve">Restored the file and re-applied only the intended edits; do not run Prettier on this repo.</w:t>
+            </w:r>
+          </w:p>
+        </w:tc>
+      </w:tr>
+    </w:tbl>
+    <w:p>
+      <w:pPr>
+        <w:spacing w:after="120"/>
+      </w:pPr>
+    </w:p>
+    <w:p>
+      <w:pPr>
+        <w:pStyle w:val="Heading2"/>
+      </w:pPr>
+      <w:r>
+        <w:t xml:space="preserve">Verification</w:t>
+      </w:r>
+    </w:p>
+    <w:p>
+      <w:pPr>
+        <w:pStyle w:val="ListParagraph"/>
+        <w:numPr>
+          <w:ilvl w:val="0"/>
+          <w:numId w:val="2"/>
+        </w:numPr>
+        <w:spacing w:after="60"/>
+      </w:pPr>
+      <w:r>
+        <w:t xml:space="preserve">tsc and eslint clean.</w:t>
+      </w:r>
+    </w:p>
+    <w:p>
+      <w:pPr>
+        <w:pStyle w:val="ListParagraph"/>
+        <w:numPr>
+          <w:ilvl w:val="0"/>
+          <w:numId w:val="2"/>
+        </w:numPr>
+        <w:spacing w:after="60"/>
+      </w:pPr>
+      <w:r>
+        <w:t xml:space="preserve">Discovery at 1920x1080, 1440x900 and 1280x680: no page overflow, no console errors; the Stats legend fits with labels readable at each size.</w:t>
+      </w:r>
+    </w:p>
+    <w:p>
+      <w:pPr>
+        <w:pStyle w:val="ListParagraph"/>
+        <w:numPr>
+          <w:ilvl w:val="0"/>
+          <w:numId w:val="2"/>
+        </w:numPr>
+        <w:spacing w:after="60"/>
+      </w:pPr>
+      <w:r>
+        <w:t xml:space="preserve">Stats on AI/ML Engineer: default Fit to Possible shows 7 found (US 6, India 1); All categories 37; US by grade Fit 3, Possible 3, Improbable 26, Unfit 1, Unranked 3; hovering the ring shows 26 Improbable in the centre.</w:t>
+      </w:r>
+    </w:p>
+    <w:p>
+      <w:pPr>
+        <w:pStyle w:val="ListParagraph"/>
+        <w:numPr>
+          <w:ilvl w:val="0"/>
+          <w:numId w:val="2"/>
+        </w:numPr>
+        <w:spacing w:after="60"/>
+      </w:pPr>
+      <w:r>
+        <w:t xml:space="preserve">List country filter: 37 rows to 36 for the US.</w:t>
+      </w:r>
+    </w:p>
+    <w:p>
+      <w:pPr>
+        <w:pStyle w:val="ListParagraph"/>
+        <w:numPr>
+          <w:ilvl w:val="0"/>
+          <w:numId w:val="2"/>
+        </w:numPr>
+        <w:spacing w:after="60"/>
+      </w:pPr>
+      <w:r>
+        <w:t xml:space="preserve">Chips: UK then Remote clears All Locations; + New Location adds Berlin and selects it; its x removes it. Search New was intercepted in the browser (never reached Apify) and sent {terms: [AI engineer, ML engineer], locations: [United Kingdom, remote, Berlin]}.</w:t>
+      </w:r>
+    </w:p>
+    <w:p>
+      <w:pPr>
+        <w:pStyle w:val="Heading2"/>
+      </w:pPr>
+      <w:r>
+        <w:t xml:space="preserve">Known risks left behind</w:t>
+      </w:r>
+    </w:p>
+    <w:p>
+      <w:pPr>
+        <w:pStyle w:val="ListParagraph"/>
+        <w:numPr>
+          <w:ilvl w:val="0"/>
+          <w:numId w:val="2"/>
+        </w:numPr>
+        <w:spacing w:after="60"/>
+      </w:pPr>
+      <w:r>
+        <w:t xml:space="preserve">Remote-only searches rely on the actor's remoteOnly input; untested against Apify because it costs a run.</w:t>
+      </w:r>
+    </w:p>
+    <w:p>
+      <w:pPr>
+        <w:pStyle w:val="ListParagraph"/>
+        <w:numPr>
+          <w:ilvl w:val="0"/>
+          <w:numId w:val="2"/>
+        </w:numPr>
+        <w:spacing w:after="60"/>
+      </w:pPr>
+      <w:r>
+        <w:t xml:space="preserve">Country detection is heuristic: about half the jobs have countryDerived; the rest are matched on location text, and anything unmatched is Unknown (left out of the country list, grouped in Other on the chart).</w:t>
+      </w:r>
+    </w:p>
+    <w:p>
+      <w:pPr>
+        <w:pStyle w:val="Heading2"/>
+      </w:pPr>
+      <w:r>
+        <w:t xml:space="preserve">Production data changes</w:t>
+      </w:r>
+    </w:p>
+    <w:p>
+      <w:pPr>
+        <w:pStyle w:val="ListParagraph"/>
+        <w:numPr>
+          <w:ilvl w:val="0"/>
+          <w:numId w:val="2"/>
+        </w:numPr>
+        <w:spacing w:after="60"/>
+      </w:pPr>
+      <w:r>
+        <w:t xml:space="preserve">Battlefield.customLocations column added (empty for existing rows). A test chip (Berlin) was added and removed on AI/ML Engineer.</w:t>
       </w:r>
     </w:p>
     <w:sectPr>

--- a/docs/KAMUI-postmortem.docx
+++ b/docs/KAMUI-postmortem.docx
@@ -21,7 +21,7 @@
         <w:rPr>
           <w:color w:val="666666"/>
         </w:rPr>
-        <w:t xml:space="preserve">Last updated 2026-09-29, after the Discovery search bar and Stats card.</w:t>
+        <w:t xml:space="preserve">Last updated 2026-09-30, after the Notes page.</w:t>
       </w:r>
     </w:p>
     <w:p>
@@ -84,7 +84,7 @@
         <w:pStyle w:val="Heading1"/>
       </w:pPr>
       <w:r>
-        <w:t xml:space="preserve">The system after the Discovery search bar and Stats card</w:t>
+        <w:t xml:space="preserve">The system after the Notes page</w:t>
       </w:r>
     </w:p>
     <w:p>
@@ -16406,6 +16406,792 @@
       </w:pPr>
       <w:r>
         <w:t xml:space="preserve">Battlefield.customLocations column added (empty for existing rows). A test chip (Berlin) was added and removed on AI/ML Engineer.</w:t>
+      </w:r>
+    </w:p>
+    <w:p>
+      <w:pPr>
+        <w:pStyle w:val="Heading1"/>
+      </w:pPr>
+      <w:r>
+        <w:t xml:space="preserve">Notes page</w:t>
+      </w:r>
+    </w:p>
+    <w:p>
+      <w:pPr>
+        <w:spacing w:after="120"/>
+        <w:rPr>
+          <w:color w:val="666666"/>
+          <w:sz w:val="20"/>
+          <w:szCs w:val="20"/>
+        </w:rPr>
+      </w:pPr>
+      <w:r>
+        <w:rPr>
+          <w:color w:val="666666"/>
+          <w:sz w:val="20"/>
+          <w:szCs w:val="20"/>
+        </w:rPr>
+        <w:t xml:space="preserve">2026-09-30  ·  commit see git log: Notes page</w:t>
+      </w:r>
+    </w:p>
+    <w:p>
+      <w:pPr>
+        <w:spacing w:after="120"/>
+      </w:pPr>
+      <w:r>
+        <w:t xml:space="preserve">A Notes page in the sidebar (after Resumes) for writing things down: a narrow list with search, a Battlefield filter and pinned notes first, and an editor that takes the rest of the screen. Notes save as you type; there is no Save button. A note can be filed under a Battlefield.</w:t>
+      </w:r>
+    </w:p>
+    <w:p>
+      <w:pPr>
+        <w:pStyle w:val="Heading2"/>
+      </w:pPr>
+      <w:r>
+        <w:t xml:space="preserve">What changed</w:t>
+      </w:r>
+    </w:p>
+    <w:p>
+      <w:pPr>
+        <w:pStyle w:val="ListParagraph"/>
+        <w:numPr>
+          <w:ilvl w:val="0"/>
+          <w:numId w:val="2"/>
+        </w:numPr>
+        <w:spacing w:after="60"/>
+      </w:pPr>
+      <w:r>
+        <w:t xml:space="preserve">prisma/migrations/20261001090000_notes: new table Note (title, body, pinned, optional battlefieldId with ON DELETE SET NULL, createdAt, updatedAt, index on updatedAt).</w:t>
+      </w:r>
+    </w:p>
+    <w:p>
+      <w:pPr>
+        <w:pStyle w:val="ListParagraph"/>
+        <w:numPr>
+          <w:ilvl w:val="0"/>
+          <w:numId w:val="2"/>
+        </w:numPr>
+        <w:spacing w:after="60"/>
+      </w:pPr>
+      <w:r>
+        <w:t xml:space="preserve">web/app/notes/: page.tsx (server: notes, Battlefields, ?note=), Notes.tsx (client: list, search, filter, editor, autosave), actions.ts (createNote, updateNote as an upsert, deleteNote; no revalidation, the page keeps its own copy).</w:t>
+      </w:r>
+    </w:p>
+    <w:p>
+      <w:pPr>
+        <w:pStyle w:val="ListParagraph"/>
+        <w:numPr>
+          <w:ilvl w:val="0"/>
+          <w:numId w:val="2"/>
+        </w:numPr>
+        <w:spacing w:after="60"/>
+      </w:pPr>
+      <w:r>
+        <w:t xml:space="preserve">Autosave: 600ms after the last keystroke, immediately when switching notes, on Ctrl/Cmd+S and on pagehide. The save state reads Saving..., Saved, edited &lt;time&gt;, or Not saved (the fields are kept and retried on the next edit).</w:t>
+      </w:r>
+    </w:p>
+    <w:p>
+      <w:pPr>
+        <w:pStyle w:val="ListParagraph"/>
+        <w:numPr>
+          <w:ilvl w:val="0"/>
+          <w:numId w:val="2"/>
+        </w:numPr>
+        <w:spacing w:after="60"/>
+      </w:pPr>
+      <w:r>
+        <w:t xml:space="preserve">A note left empty (no title, no body) is discarded when you leave it or leave the page. Deleting a note with text asks first.</w:t>
+      </w:r>
+    </w:p>
+    <w:p>
+      <w:pPr>
+        <w:pStyle w:val="ListParagraph"/>
+        <w:numPr>
+          <w:ilvl w:val="0"/>
+          <w:numId w:val="2"/>
+        </w:numPr>
+        <w:spacing w:after="60"/>
+      </w:pPr>
+      <w:r>
+        <w:t xml:space="preserve">Sidebar gains Notes. DESIGN-SYSTEM.md section 9 documents the screen.</w:t>
+      </w:r>
+    </w:p>
+    <w:p>
+      <w:pPr>
+        <w:pStyle w:val="Heading2"/>
+      </w:pPr>
+      <w:r>
+        <w:t xml:space="preserve">Decisions and deviations from the spec</w:t>
+      </w:r>
+    </w:p>
+    <w:tbl>
+      <w:tblPr>
+        <w:tblW w:type="dxa" w:w="9026"/>
+        <w:tblBorders>
+          <w:top w:val="single" w:color="auto" w:sz="4"/>
+          <w:left w:val="single" w:color="auto" w:sz="4"/>
+          <w:bottom w:val="single" w:color="auto" w:sz="4"/>
+          <w:right w:val="single" w:color="auto" w:sz="4"/>
+          <w:insideH w:val="single" w:color="auto" w:sz="4"/>
+          <w:insideV w:val="single" w:color="auto" w:sz="4"/>
+        </w:tblBorders>
+      </w:tblPr>
+      <w:tblGrid>
+        <w:gridCol w:w="2600"/>
+        <w:gridCol w:w="3400"/>
+        <w:gridCol w:w="3026"/>
+      </w:tblGrid>
+      <w:tr>
+        <w:trPr>
+          <w:tblHeader/>
+        </w:trPr>
+        <w:tc>
+          <w:tcPr>
+            <w:tcW w:type="dxa" w:w="2600"/>
+            <w:tcBorders>
+              <w:top w:val="single" w:color="BFBFBF" w:sz="4"/>
+              <w:left w:val="single" w:color="BFBFBF" w:sz="4"/>
+              <w:bottom w:val="single" w:color="BFBFBF" w:sz="4"/>
+              <w:right w:val="single" w:color="BFBFBF" w:sz="4"/>
+            </w:tcBorders>
+            <w:shd w:fill="EDEDED" w:color="auto" w:val="clear"/>
+            <w:tcMar>
+              <w:top w:type="dxa" w:w="60"/>
+              <w:left w:type="dxa" w:w="100"/>
+              <w:bottom w:type="dxa" w:w="60"/>
+              <w:right w:type="dxa" w:w="100"/>
+            </w:tcMar>
+          </w:tcPr>
+          <w:p>
+            <w:r>
+              <w:rPr>
+                <w:b/>
+                <w:bCs/>
+                <w:sz w:val="19"/>
+                <w:szCs w:val="19"/>
+              </w:rPr>
+              <w:t xml:space="preserve">Decision</w:t>
+            </w:r>
+          </w:p>
+        </w:tc>
+        <w:tc>
+          <w:tcPr>
+            <w:tcW w:type="dxa" w:w="3400"/>
+            <w:tcBorders>
+              <w:top w:val="single" w:color="BFBFBF" w:sz="4"/>
+              <w:left w:val="single" w:color="BFBFBF" w:sz="4"/>
+              <w:bottom w:val="single" w:color="BFBFBF" w:sz="4"/>
+              <w:right w:val="single" w:color="BFBFBF" w:sz="4"/>
+            </w:tcBorders>
+            <w:shd w:fill="EDEDED" w:color="auto" w:val="clear"/>
+            <w:tcMar>
+              <w:top w:type="dxa" w:w="60"/>
+              <w:left w:type="dxa" w:w="100"/>
+              <w:bottom w:type="dxa" w:w="60"/>
+              <w:right w:type="dxa" w:w="100"/>
+            </w:tcMar>
+          </w:tcPr>
+          <w:p>
+            <w:r>
+              <w:rPr>
+                <w:b/>
+                <w:bCs/>
+                <w:sz w:val="19"/>
+                <w:szCs w:val="19"/>
+              </w:rPr>
+              <w:t xml:space="preserve">Why</w:t>
+            </w:r>
+          </w:p>
+        </w:tc>
+        <w:tc>
+          <w:tcPr>
+            <w:tcW w:type="dxa" w:w="3026"/>
+            <w:tcBorders>
+              <w:top w:val="single" w:color="BFBFBF" w:sz="4"/>
+              <w:left w:val="single" w:color="BFBFBF" w:sz="4"/>
+              <w:bottom w:val="single" w:color="BFBFBF" w:sz="4"/>
+              <w:right w:val="single" w:color="BFBFBF" w:sz="4"/>
+            </w:tcBorders>
+            <w:shd w:fill="EDEDED" w:color="auto" w:val="clear"/>
+            <w:tcMar>
+              <w:top w:type="dxa" w:w="60"/>
+              <w:left w:type="dxa" w:w="100"/>
+              <w:bottom w:type="dxa" w:w="60"/>
+              <w:right w:type="dxa" w:w="100"/>
+            </w:tcMar>
+          </w:tcPr>
+          <w:p>
+            <w:r>
+              <w:rPr>
+                <w:b/>
+                <w:bCs/>
+                <w:sz w:val="19"/>
+                <w:szCs w:val="19"/>
+              </w:rPr>
+              <w:t xml:space="preserve">Consequence / where</w:t>
+            </w:r>
+          </w:p>
+        </w:tc>
+      </w:tr>
+      <w:tr>
+        <w:tc>
+          <w:tcPr>
+            <w:tcW w:type="dxa" w:w="2600"/>
+            <w:tcBorders>
+              <w:top w:val="single" w:color="BFBFBF" w:sz="4"/>
+              <w:left w:val="single" w:color="BFBFBF" w:sz="4"/>
+              <w:bottom w:val="single" w:color="BFBFBF" w:sz="4"/>
+              <w:right w:val="single" w:color="BFBFBF" w:sz="4"/>
+            </w:tcBorders>
+            <w:tcMar>
+              <w:top w:type="dxa" w:w="60"/>
+              <w:left w:type="dxa" w:w="100"/>
+              <w:bottom w:type="dxa" w:w="60"/>
+              <w:right w:type="dxa" w:w="100"/>
+            </w:tcMar>
+          </w:tcPr>
+          <w:p>
+            <w:r>
+              <w:rPr>
+                <w:b w:val="false"/>
+                <w:bCs w:val="false"/>
+                <w:sz w:val="19"/>
+                <w:szCs w:val="19"/>
+              </w:rPr>
+              <w:t xml:space="preserve">Notes are app-wide, with an optional Battlefield</w:t>
+            </w:r>
+          </w:p>
+        </w:tc>
+        <w:tc>
+          <w:tcPr>
+            <w:tcW w:type="dxa" w:w="3400"/>
+            <w:tcBorders>
+              <w:top w:val="single" w:color="BFBFBF" w:sz="4"/>
+              <w:left w:val="single" w:color="BFBFBF" w:sz="4"/>
+              <w:bottom w:val="single" w:color="BFBFBF" w:sz="4"/>
+              <w:right w:val="single" w:color="BFBFBF" w:sz="4"/>
+            </w:tcBorders>
+            <w:tcMar>
+              <w:top w:type="dxa" w:w="60"/>
+              <w:left w:type="dxa" w:w="100"/>
+              <w:bottom w:type="dxa" w:w="60"/>
+              <w:right w:type="dxa" w:w="100"/>
+            </w:tcMar>
+          </w:tcPr>
+          <w:p>
+            <w:r>
+              <w:rPr>
+                <w:b w:val="false"/>
+                <w:bCs w:val="false"/>
+                <w:sz w:val="19"/>
+                <w:szCs w:val="19"/>
+              </w:rPr>
+              <w:t xml:space="preserve">Not every note belongs to a job search track; filing is one select and the list filters by it (All notes, Unfiled, each Battlefield).</w:t>
+            </w:r>
+          </w:p>
+        </w:tc>
+        <w:tc>
+          <w:tcPr>
+            <w:tcW w:type="dxa" w:w="3026"/>
+            <w:tcBorders>
+              <w:top w:val="single" w:color="BFBFBF" w:sz="4"/>
+              <w:left w:val="single" w:color="BFBFBF" w:sz="4"/>
+              <w:bottom w:val="single" w:color="BFBFBF" w:sz="4"/>
+              <w:right w:val="single" w:color="BFBFBF" w:sz="4"/>
+            </w:tcBorders>
+            <w:tcMar>
+              <w:top w:type="dxa" w:w="60"/>
+              <w:left w:type="dxa" w:w="100"/>
+              <w:bottom w:type="dxa" w:w="60"/>
+              <w:right w:type="dxa" w:w="100"/>
+            </w:tcMar>
+          </w:tcPr>
+          <w:p>
+            <w:r>
+              <w:rPr>
+                <w:b w:val="false"/>
+                <w:bCs w:val="false"/>
+                <w:sz w:val="19"/>
+                <w:szCs w:val="19"/>
+              </w:rPr>
+              <w:t xml:space="preserve">Deleting a Battlefield keeps its notes, unfiled.</w:t>
+            </w:r>
+          </w:p>
+        </w:tc>
+      </w:tr>
+      <w:tr>
+        <w:tc>
+          <w:tcPr>
+            <w:tcW w:type="dxa" w:w="2600"/>
+            <w:tcBorders>
+              <w:top w:val="single" w:color="BFBFBF" w:sz="4"/>
+              <w:left w:val="single" w:color="BFBFBF" w:sz="4"/>
+              <w:bottom w:val="single" w:color="BFBFBF" w:sz="4"/>
+              <w:right w:val="single" w:color="BFBFBF" w:sz="4"/>
+            </w:tcBorders>
+            <w:tcMar>
+              <w:top w:type="dxa" w:w="60"/>
+              <w:left w:type="dxa" w:w="100"/>
+              <w:bottom w:type="dxa" w:w="60"/>
+              <w:right w:type="dxa" w:w="100"/>
+            </w:tcMar>
+          </w:tcPr>
+          <w:p>
+            <w:r>
+              <w:rPr>
+                <w:b w:val="false"/>
+                <w:bCs w:val="false"/>
+                <w:sz w:val="19"/>
+                <w:szCs w:val="19"/>
+              </w:rPr>
+              <w:t xml:space="preserve">Not behind the Resumes password</w:t>
+            </w:r>
+          </w:p>
+        </w:tc>
+        <w:tc>
+          <w:tcPr>
+            <w:tcW w:type="dxa" w:w="3400"/>
+            <w:tcBorders>
+              <w:top w:val="single" w:color="BFBFBF" w:sz="4"/>
+              <w:left w:val="single" w:color="BFBFBF" w:sz="4"/>
+              <w:bottom w:val="single" w:color="BFBFBF" w:sz="4"/>
+              <w:right w:val="single" w:color="BFBFBF" w:sz="4"/>
+            </w:tcBorders>
+            <w:tcMar>
+              <w:top w:type="dxa" w:w="60"/>
+              <w:left w:type="dxa" w:w="100"/>
+              <w:bottom w:type="dxa" w:w="60"/>
+              <w:right w:type="dxa" w:w="100"/>
+            </w:tcMar>
+          </w:tcPr>
+          <w:p>
+            <w:r>
+              <w:rPr>
+                <w:b w:val="false"/>
+                <w:bCs w:val="false"/>
+                <w:sz w:val="19"/>
+                <w:szCs w:val="19"/>
+              </w:rPr>
+              <w:t xml:space="preserve">Not asked for; the lock covers Resumes only.</w:t>
+            </w:r>
+          </w:p>
+        </w:tc>
+        <w:tc>
+          <w:tcPr>
+            <w:tcW w:type="dxa" w:w="3026"/>
+            <w:tcBorders>
+              <w:top w:val="single" w:color="BFBFBF" w:sz="4"/>
+              <w:left w:val="single" w:color="BFBFBF" w:sz="4"/>
+              <w:bottom w:val="single" w:color="BFBFBF" w:sz="4"/>
+              <w:right w:val="single" w:color="BFBFBF" w:sz="4"/>
+            </w:tcBorders>
+            <w:tcMar>
+              <w:top w:type="dxa" w:w="60"/>
+              <w:left w:type="dxa" w:w="100"/>
+              <w:bottom w:type="dxa" w:w="60"/>
+              <w:right w:type="dxa" w:w="100"/>
+            </w:tcMar>
+          </w:tcPr>
+          <w:p>
+            <w:r>
+              <w:rPr>
+                <w:b w:val="false"/>
+                <w:bCs w:val="false"/>
+                <w:sz w:val="19"/>
+                <w:szCs w:val="19"/>
+              </w:rPr>
+              <w:t xml:space="preserve">Easy to add with the same requireResumesUnlocked check if wanted.</w:t>
+            </w:r>
+          </w:p>
+        </w:tc>
+      </w:tr>
+      <w:tr>
+        <w:tc>
+          <w:tcPr>
+            <w:tcW w:type="dxa" w:w="2600"/>
+            <w:tcBorders>
+              <w:top w:val="single" w:color="BFBFBF" w:sz="4"/>
+              <w:left w:val="single" w:color="BFBFBF" w:sz="4"/>
+              <w:bottom w:val="single" w:color="BFBFBF" w:sz="4"/>
+              <w:right w:val="single" w:color="BFBFBF" w:sz="4"/>
+            </w:tcBorders>
+            <w:tcMar>
+              <w:top w:type="dxa" w:w="60"/>
+              <w:left w:type="dxa" w:w="100"/>
+              <w:bottom w:type="dxa" w:w="60"/>
+              <w:right w:type="dxa" w:w="100"/>
+            </w:tcMar>
+          </w:tcPr>
+          <w:p>
+            <w:r>
+              <w:rPr>
+                <w:b w:val="false"/>
+                <w:bCs w:val="false"/>
+                <w:sz w:val="19"/>
+                <w:szCs w:val="19"/>
+              </w:rPr>
+              <w:t xml:space="preserve">updateNote is an upsert</w:t>
+            </w:r>
+          </w:p>
+        </w:tc>
+        <w:tc>
+          <w:tcPr>
+            <w:tcW w:type="dxa" w:w="3400"/>
+            <w:tcBorders>
+              <w:top w:val="single" w:color="BFBFBF" w:sz="4"/>
+              <w:left w:val="single" w:color="BFBFBF" w:sz="4"/>
+              <w:bottom w:val="single" w:color="BFBFBF" w:sz="4"/>
+              <w:right w:val="single" w:color="BFBFBF" w:sz="4"/>
+            </w:tcBorders>
+            <w:tcMar>
+              <w:top w:type="dxa" w:w="60"/>
+              <w:left w:type="dxa" w:w="100"/>
+              <w:bottom w:type="dxa" w:w="60"/>
+              <w:right w:type="dxa" w:w="100"/>
+            </w:tcMar>
+          </w:tcPr>
+          <w:p>
+            <w:r>
+              <w:rPr>
+                <w:b w:val="false"/>
+                <w:bCs w:val="false"/>
+                <w:sz w:val="19"/>
+                <w:szCs w:val="19"/>
+              </w:rPr>
+              <w:t xml:space="preserve">Any race that removes the row (the empty-note cleanup, another tab) would otherwise make every later save fail. With an upsert the note comes back with what was typed.</w:t>
+            </w:r>
+          </w:p>
+        </w:tc>
+        <w:tc>
+          <w:tcPr>
+            <w:tcW w:type="dxa" w:w="3026"/>
+            <w:tcBorders>
+              <w:top w:val="single" w:color="BFBFBF" w:sz="4"/>
+              <w:left w:val="single" w:color="BFBFBF" w:sz="4"/>
+              <w:bottom w:val="single" w:color="BFBFBF" w:sz="4"/>
+              <w:right w:val="single" w:color="BFBFBF" w:sz="4"/>
+            </w:tcBorders>
+            <w:tcMar>
+              <w:top w:type="dxa" w:w="60"/>
+              <w:left w:type="dxa" w:w="100"/>
+              <w:bottom w:type="dxa" w:w="60"/>
+              <w:right w:type="dxa" w:w="100"/>
+            </w:tcMar>
+          </w:tcPr>
+          <w:p>
+            <w:r>
+              <w:rPr>
+                <w:b w:val="false"/>
+                <w:bCs w:val="false"/>
+                <w:sz w:val="19"/>
+                <w:szCs w:val="19"/>
+              </w:rPr>
+              <w:t xml:space="preserve">Note ids from the client are checked against the cuid shape before a row can be created.</w:t>
+            </w:r>
+          </w:p>
+        </w:tc>
+      </w:tr>
+    </w:tbl>
+    <w:p>
+      <w:pPr>
+        <w:spacing w:after="120"/>
+      </w:pPr>
+    </w:p>
+    <w:p>
+      <w:pPr>
+        <w:pStyle w:val="Heading2"/>
+      </w:pPr>
+      <w:r>
+        <w:t xml:space="preserve">Problems found</w:t>
+      </w:r>
+    </w:p>
+    <w:tbl>
+      <w:tblPr>
+        <w:tblW w:type="dxa" w:w="9026"/>
+        <w:tblBorders>
+          <w:top w:val="single" w:color="auto" w:sz="4"/>
+          <w:left w:val="single" w:color="auto" w:sz="4"/>
+          <w:bottom w:val="single" w:color="auto" w:sz="4"/>
+          <w:right w:val="single" w:color="auto" w:sz="4"/>
+          <w:insideH w:val="single" w:color="auto" w:sz="4"/>
+          <w:insideV w:val="single" w:color="auto" w:sz="4"/>
+        </w:tblBorders>
+      </w:tblPr>
+      <w:tblGrid>
+        <w:gridCol w:w="2800"/>
+        <w:gridCol w:w="3300"/>
+        <w:gridCol w:w="2926"/>
+      </w:tblGrid>
+      <w:tr>
+        <w:trPr>
+          <w:tblHeader/>
+        </w:trPr>
+        <w:tc>
+          <w:tcPr>
+            <w:tcW w:type="dxa" w:w="2800"/>
+            <w:tcBorders>
+              <w:top w:val="single" w:color="BFBFBF" w:sz="4"/>
+              <w:left w:val="single" w:color="BFBFBF" w:sz="4"/>
+              <w:bottom w:val="single" w:color="BFBFBF" w:sz="4"/>
+              <w:right w:val="single" w:color="BFBFBF" w:sz="4"/>
+            </w:tcBorders>
+            <w:shd w:fill="EDEDED" w:color="auto" w:val="clear"/>
+            <w:tcMar>
+              <w:top w:type="dxa" w:w="60"/>
+              <w:left w:type="dxa" w:w="100"/>
+              <w:bottom w:type="dxa" w:w="60"/>
+              <w:right w:type="dxa" w:w="100"/>
+            </w:tcMar>
+          </w:tcPr>
+          <w:p>
+            <w:r>
+              <w:rPr>
+                <w:b/>
+                <w:bCs/>
+                <w:sz w:val="19"/>
+                <w:szCs w:val="19"/>
+              </w:rPr>
+              <w:t xml:space="preserve">Symptom</w:t>
+            </w:r>
+          </w:p>
+        </w:tc>
+        <w:tc>
+          <w:tcPr>
+            <w:tcW w:type="dxa" w:w="3300"/>
+            <w:tcBorders>
+              <w:top w:val="single" w:color="BFBFBF" w:sz="4"/>
+              <w:left w:val="single" w:color="BFBFBF" w:sz="4"/>
+              <w:bottom w:val="single" w:color="BFBFBF" w:sz="4"/>
+              <w:right w:val="single" w:color="BFBFBF" w:sz="4"/>
+            </w:tcBorders>
+            <w:shd w:fill="EDEDED" w:color="auto" w:val="clear"/>
+            <w:tcMar>
+              <w:top w:type="dxa" w:w="60"/>
+              <w:left w:type="dxa" w:w="100"/>
+              <w:bottom w:type="dxa" w:w="60"/>
+              <w:right w:type="dxa" w:w="100"/>
+            </w:tcMar>
+          </w:tcPr>
+          <w:p>
+            <w:r>
+              <w:rPr>
+                <w:b/>
+                <w:bCs/>
+                <w:sz w:val="19"/>
+                <w:szCs w:val="19"/>
+              </w:rPr>
+              <w:t xml:space="preserve">Cause</w:t>
+            </w:r>
+          </w:p>
+        </w:tc>
+        <w:tc>
+          <w:tcPr>
+            <w:tcW w:type="dxa" w:w="2926"/>
+            <w:tcBorders>
+              <w:top w:val="single" w:color="BFBFBF" w:sz="4"/>
+              <w:left w:val="single" w:color="BFBFBF" w:sz="4"/>
+              <w:bottom w:val="single" w:color="BFBFBF" w:sz="4"/>
+              <w:right w:val="single" w:color="BFBFBF" w:sz="4"/>
+            </w:tcBorders>
+            <w:shd w:fill="EDEDED" w:color="auto" w:val="clear"/>
+            <w:tcMar>
+              <w:top w:type="dxa" w:w="60"/>
+              <w:left w:type="dxa" w:w="100"/>
+              <w:bottom w:type="dxa" w:w="60"/>
+              <w:right w:type="dxa" w:w="100"/>
+            </w:tcMar>
+          </w:tcPr>
+          <w:p>
+            <w:r>
+              <w:rPr>
+                <w:b/>
+                <w:bCs/>
+                <w:sz w:val="19"/>
+                <w:szCs w:val="19"/>
+              </w:rPr>
+              <w:t xml:space="preserve">Resolution</w:t>
+            </w:r>
+          </w:p>
+        </w:tc>
+      </w:tr>
+      <w:tr>
+        <w:tc>
+          <w:tcPr>
+            <w:tcW w:type="dxa" w:w="2800"/>
+            <w:tcBorders>
+              <w:top w:val="single" w:color="BFBFBF" w:sz="4"/>
+              <w:left w:val="single" w:color="BFBFBF" w:sz="4"/>
+              <w:bottom w:val="single" w:color="BFBFBF" w:sz="4"/>
+              <w:right w:val="single" w:color="BFBFBF" w:sz="4"/>
+            </w:tcBorders>
+            <w:tcMar>
+              <w:top w:type="dxa" w:w="60"/>
+              <w:left w:type="dxa" w:w="100"/>
+              <w:bottom w:type="dxa" w:w="60"/>
+              <w:right w:type="dxa" w:w="100"/>
+            </w:tcMar>
+          </w:tcPr>
+          <w:p>
+            <w:r>
+              <w:rPr>
+                <w:b w:val="false"/>
+                <w:bCs w:val="false"/>
+                <w:sz w:val="19"/>
+                <w:szCs w:val="19"/>
+              </w:rPr>
+              <w:t xml:space="preserve">In dev, saves failed with P2025 (no record to update) after reloading onto an empty note.</w:t>
+            </w:r>
+          </w:p>
+        </w:tc>
+        <w:tc>
+          <w:tcPr>
+            <w:tcW w:type="dxa" w:w="3300"/>
+            <w:tcBorders>
+              <w:top w:val="single" w:color="BFBFBF" w:sz="4"/>
+              <w:left w:val="single" w:color="BFBFBF" w:sz="4"/>
+              <w:bottom w:val="single" w:color="BFBFBF" w:sz="4"/>
+              <w:right w:val="single" w:color="BFBFBF" w:sz="4"/>
+            </w:tcBorders>
+            <w:tcMar>
+              <w:top w:type="dxa" w:w="60"/>
+              <w:left w:type="dxa" w:w="100"/>
+              <w:bottom w:type="dxa" w:w="60"/>
+              <w:right w:type="dxa" w:w="100"/>
+            </w:tcMar>
+          </w:tcPr>
+          <w:p>
+            <w:r>
+              <w:rPr>
+                <w:b w:val="false"/>
+                <w:bCs w:val="false"/>
+                <w:sz w:val="19"/>
+                <w:szCs w:val="19"/>
+              </w:rPr>
+              <w:t xml:space="preserve">React StrictMode runs effect cleanups once on mount; the cleanup that discards an empty note deleted the note still on screen.</w:t>
+            </w:r>
+          </w:p>
+        </w:tc>
+        <w:tc>
+          <w:tcPr>
+            <w:tcW w:type="dxa" w:w="2926"/>
+            <w:tcBorders>
+              <w:top w:val="single" w:color="BFBFBF" w:sz="4"/>
+              <w:left w:val="single" w:color="BFBFBF" w:sz="4"/>
+              <w:bottom w:val="single" w:color="BFBFBF" w:sz="4"/>
+              <w:right w:val="single" w:color="BFBFBF" w:sz="4"/>
+            </w:tcBorders>
+            <w:tcMar>
+              <w:top w:type="dxa" w:w="60"/>
+              <w:left w:type="dxa" w:w="100"/>
+              <w:bottom w:type="dxa" w:w="60"/>
+              <w:right w:type="dxa" w:w="100"/>
+            </w:tcMar>
+          </w:tcPr>
+          <w:p>
+            <w:r>
+              <w:rPr>
+                <w:b w:val="false"/>
+                <w:bCs w:val="false"/>
+                <w:sz w:val="19"/>
+                <w:szCs w:val="19"/>
+              </w:rPr>
+              <w:t xml:space="preserve">updateNote became an upsert, and the note list ref is updated as you type so leaving a note sees the latest text. Retested: create, reload while empty, type, reload: the note is there.</w:t>
+            </w:r>
+          </w:p>
+        </w:tc>
+      </w:tr>
+    </w:tbl>
+    <w:p>
+      <w:pPr>
+        <w:spacing w:after="120"/>
+      </w:pPr>
+    </w:p>
+    <w:p>
+      <w:pPr>
+        <w:pStyle w:val="Heading2"/>
+      </w:pPr>
+      <w:r>
+        <w:t xml:space="preserve">Verification</w:t>
+      </w:r>
+    </w:p>
+    <w:p>
+      <w:pPr>
+        <w:pStyle w:val="ListParagraph"/>
+        <w:numPr>
+          <w:ilvl w:val="0"/>
+          <w:numId w:val="2"/>
+        </w:numPr>
+        <w:spacing w:after="60"/>
+      </w:pPr>
+      <w:r>
+        <w:t xml:space="preserve">tsc and eslint clean; production build passes.</w:t>
+      </w:r>
+    </w:p>
+    <w:p>
+      <w:pPr>
+        <w:pStyle w:val="ListParagraph"/>
+        <w:numPr>
+          <w:ilvl w:val="0"/>
+          <w:numId w:val="2"/>
+        </w:numPr>
+        <w:spacing w:after="60"/>
+      </w:pPr>
+      <w:r>
+        <w:t xml:space="preserve">Browser at 1440x900: Notes opens from the sidebar with its empty state; New note focuses the title; title and two-line body survive a reload (Saved, edited just now); filing under AI/ML Engineer and Pin persist; an empty second note is discarded when leaving it (2 rows to 1); search finds body text and shows No notes match for nonsense; the Battlefield and Unfiled filters work; Delete removes it after reload. No console errors.</w:t>
+      </w:r>
+    </w:p>
+    <w:p>
+      <w:pPr>
+        <w:pStyle w:val="ListParagraph"/>
+        <w:numPr>
+          <w:ilvl w:val="0"/>
+          <w:numId w:val="2"/>
+        </w:numPr>
+        <w:spacing w:after="60"/>
+      </w:pPr>
+      <w:r>
+        <w:t xml:space="preserve">At 1280x680 the sidebar with the new Notes item still fits (scrollHeight equals clientHeight) and the page does not overflow.</w:t>
+      </w:r>
+    </w:p>
+    <w:p>
+      <w:pPr>
+        <w:pStyle w:val="Heading2"/>
+      </w:pPr>
+      <w:r>
+        <w:t xml:space="preserve">Known risks left behind</w:t>
+      </w:r>
+    </w:p>
+    <w:p>
+      <w:pPr>
+        <w:pStyle w:val="ListParagraph"/>
+        <w:numPr>
+          <w:ilvl w:val="0"/>
+          <w:numId w:val="2"/>
+        </w:numPr>
+        <w:spacing w:after="60"/>
+      </w:pPr>
+      <w:r>
+        <w:t xml:space="preserve">Two tabs editing the same note: the last save wins; there is no merge.</w:t>
+      </w:r>
+    </w:p>
+    <w:p>
+      <w:pPr>
+        <w:pStyle w:val="Heading2"/>
+      </w:pPr>
+      <w:r>
+        <w:t xml:space="preserve">Production data changes</w:t>
+      </w:r>
+    </w:p>
+    <w:p>
+      <w:pPr>
+        <w:pStyle w:val="ListParagraph"/>
+        <w:numPr>
+          <w:ilvl w:val="0"/>
+          <w:numId w:val="2"/>
+        </w:numPr>
+        <w:spacing w:after="60"/>
+      </w:pPr>
+      <w:r>
+        <w:t xml:space="preserve">Note table added. Test notes created during verification were deleted; the table is empty.</w:t>
       </w:r>
     </w:p>
     <w:sectPr>

--- a/docs/KAMUI-postmortem.docx
+++ b/docs/KAMUI-postmortem.docx
@@ -21,7 +21,7 @@
         <w:rPr>
           <w:color w:val="666666"/>
         </w:rPr>
-        <w:t xml:space="preserve">Last updated 2026-09-30, after the Notes page.</w:t>
+        <w:t xml:space="preserve">Last updated 2026-09-30, after adding LinkedIn jobs to Tracking by hand.</w:t>
       </w:r>
     </w:p>
     <w:p>
@@ -84,7 +84,7 @@
         <w:pStyle w:val="Heading1"/>
       </w:pPr>
       <w:r>
-        <w:t xml:space="preserve">The system after the Notes page</w:t>
+        <w:t xml:space="preserve">The system after adding LinkedIn jobs to Tracking by hand</w:t>
       </w:r>
     </w:p>
     <w:p>
@@ -17192,6 +17192,865 @@
       </w:pPr>
       <w:r>
         <w:t xml:space="preserve">Note table added. Test notes created during verification were deleted; the table is empty.</w:t>
+      </w:r>
+    </w:p>
+    <w:p>
+      <w:pPr>
+        <w:pStyle w:val="Heading1"/>
+      </w:pPr>
+      <w:r>
+        <w:t xml:space="preserve">Adding jobs to Tracking by hand (LinkedIn)</w:t>
+      </w:r>
+    </w:p>
+    <w:p>
+      <w:pPr>
+        <w:spacing w:after="120"/>
+        <w:rPr>
+          <w:color w:val="666666"/>
+          <w:sz w:val="20"/>
+          <w:szCs w:val="20"/>
+        </w:rPr>
+      </w:pPr>
+      <w:r>
+        <w:rPr>
+          <w:color w:val="666666"/>
+          <w:sz w:val="20"/>
+          <w:szCs w:val="20"/>
+        </w:rPr>
+        <w:t xml:space="preserve">2026-09-30  ·  commit see git log: Add jobs to Tracking by hand</w:t>
+      </w:r>
+    </w:p>
+    <w:p>
+      <w:pPr>
+        <w:spacing w:after="120"/>
+      </w:pPr>
+      <w:r>
+        <w:t xml:space="preserve">Tracking has a + Add job button for postings found outside KAMUI, mainly on LinkedIn. It takes the link, title, company, location, Battlefield, stage (Aim by default), an optional note for that stage and an optional pasted description, and creates an ordinary job in that Battlefield tracked at that stage.</w:t>
+      </w:r>
+    </w:p>
+    <w:p>
+      <w:pPr>
+        <w:pStyle w:val="Heading2"/>
+      </w:pPr>
+      <w:r>
+        <w:t xml:space="preserve">What changed</w:t>
+      </w:r>
+    </w:p>
+    <w:p>
+      <w:pPr>
+        <w:pStyle w:val="ListParagraph"/>
+        <w:numPr>
+          <w:ilvl w:val="0"/>
+          <w:numId w:val="2"/>
+        </w:numPr>
+        <w:spacing w:after="60"/>
+      </w:pPr>
+      <w:r>
+        <w:t xml:space="preserve">web/app/tracking/actions.ts: addManualJob. LinkedIn links of any shape resolve to the numeric job id (atsJobId linkedin:&lt;id&gt;, url https://www.linkedin.com/jobs/view/&lt;id&gt;/); other links get manual:&lt;sha1 of host+path&gt;. Dedup uses the existing (battlefieldId, atsJobId) key: re-adding a job moves it to the chosen stage (and un-dismisses it) instead of duplicating it.</w:t>
+      </w:r>
+    </w:p>
+    <w:p>
+      <w:pPr>
+        <w:pStyle w:val="ListParagraph"/>
+        <w:numPr>
+          <w:ilvl w:val="0"/>
+          <w:numId w:val="2"/>
+        </w:numPr>
+        <w:spacing w:after="60"/>
+      </w:pPr>
+      <w:r>
+        <w:t xml:space="preserve">TrackingBoard.tsx: + Add job in the header opens the form in place of the selected card; on success the new job is selected and the header says where it went. The fields scroll inside the card on short screens; the buttons stay visible.</w:t>
+      </w:r>
+    </w:p>
+    <w:p>
+      <w:pPr>
+        <w:pStyle w:val="ListParagraph"/>
+        <w:numPr>
+          <w:ilvl w:val="0"/>
+          <w:numId w:val="2"/>
+        </w:numPr>
+        <w:spacing w:after="60"/>
+      </w:pPr>
+      <w:r>
+        <w:t xml:space="preserve">tracking/page.tsx passes the Battlefield list (the one in view is the default).</w:t>
+      </w:r>
+    </w:p>
+    <w:p>
+      <w:pPr>
+        <w:pStyle w:val="ListParagraph"/>
+        <w:numPr>
+          <w:ilvl w:val="0"/>
+          <w:numId w:val="2"/>
+        </w:numPr>
+        <w:spacing w:after="60"/>
+      </w:pPr>
+      <w:r>
+        <w:t xml:space="preserve">DESIGN-SYSTEM.md documents the form (section 9).</w:t>
+      </w:r>
+    </w:p>
+    <w:p>
+      <w:pPr>
+        <w:pStyle w:val="Heading2"/>
+      </w:pPr>
+      <w:r>
+        <w:t xml:space="preserve">Decisions and deviations from the spec</w:t>
+      </w:r>
+    </w:p>
+    <w:tbl>
+      <w:tblPr>
+        <w:tblW w:type="dxa" w:w="9026"/>
+        <w:tblBorders>
+          <w:top w:val="single" w:color="auto" w:sz="4"/>
+          <w:left w:val="single" w:color="auto" w:sz="4"/>
+          <w:bottom w:val="single" w:color="auto" w:sz="4"/>
+          <w:right w:val="single" w:color="auto" w:sz="4"/>
+          <w:insideH w:val="single" w:color="auto" w:sz="4"/>
+          <w:insideV w:val="single" w:color="auto" w:sz="4"/>
+        </w:tblBorders>
+      </w:tblPr>
+      <w:tblGrid>
+        <w:gridCol w:w="2600"/>
+        <w:gridCol w:w="3400"/>
+        <w:gridCol w:w="3026"/>
+      </w:tblGrid>
+      <w:tr>
+        <w:trPr>
+          <w:tblHeader/>
+        </w:trPr>
+        <w:tc>
+          <w:tcPr>
+            <w:tcW w:type="dxa" w:w="2600"/>
+            <w:tcBorders>
+              <w:top w:val="single" w:color="BFBFBF" w:sz="4"/>
+              <w:left w:val="single" w:color="BFBFBF" w:sz="4"/>
+              <w:bottom w:val="single" w:color="BFBFBF" w:sz="4"/>
+              <w:right w:val="single" w:color="BFBFBF" w:sz="4"/>
+            </w:tcBorders>
+            <w:shd w:fill="EDEDED" w:color="auto" w:val="clear"/>
+            <w:tcMar>
+              <w:top w:type="dxa" w:w="60"/>
+              <w:left w:type="dxa" w:w="100"/>
+              <w:bottom w:type="dxa" w:w="60"/>
+              <w:right w:type="dxa" w:w="100"/>
+            </w:tcMar>
+          </w:tcPr>
+          <w:p>
+            <w:r>
+              <w:rPr>
+                <w:b/>
+                <w:bCs/>
+                <w:sz w:val="19"/>
+                <w:szCs w:val="19"/>
+              </w:rPr>
+              <w:t xml:space="preserve">Decision</w:t>
+            </w:r>
+          </w:p>
+        </w:tc>
+        <w:tc>
+          <w:tcPr>
+            <w:tcW w:type="dxa" w:w="3400"/>
+            <w:tcBorders>
+              <w:top w:val="single" w:color="BFBFBF" w:sz="4"/>
+              <w:left w:val="single" w:color="BFBFBF" w:sz="4"/>
+              <w:bottom w:val="single" w:color="BFBFBF" w:sz="4"/>
+              <w:right w:val="single" w:color="BFBFBF" w:sz="4"/>
+            </w:tcBorders>
+            <w:shd w:fill="EDEDED" w:color="auto" w:val="clear"/>
+            <w:tcMar>
+              <w:top w:type="dxa" w:w="60"/>
+              <w:left w:type="dxa" w:w="100"/>
+              <w:bottom w:type="dxa" w:w="60"/>
+              <w:right w:type="dxa" w:w="100"/>
+            </w:tcMar>
+          </w:tcPr>
+          <w:p>
+            <w:r>
+              <w:rPr>
+                <w:b/>
+                <w:bCs/>
+                <w:sz w:val="19"/>
+                <w:szCs w:val="19"/>
+              </w:rPr>
+              <w:t xml:space="preserve">Why</w:t>
+            </w:r>
+          </w:p>
+        </w:tc>
+        <w:tc>
+          <w:tcPr>
+            <w:tcW w:type="dxa" w:w="3026"/>
+            <w:tcBorders>
+              <w:top w:val="single" w:color="BFBFBF" w:sz="4"/>
+              <w:left w:val="single" w:color="BFBFBF" w:sz="4"/>
+              <w:bottom w:val="single" w:color="BFBFBF" w:sz="4"/>
+              <w:right w:val="single" w:color="BFBFBF" w:sz="4"/>
+            </w:tcBorders>
+            <w:shd w:fill="EDEDED" w:color="auto" w:val="clear"/>
+            <w:tcMar>
+              <w:top w:type="dxa" w:w="60"/>
+              <w:left w:type="dxa" w:w="100"/>
+              <w:bottom w:type="dxa" w:w="60"/>
+              <w:right w:type="dxa" w:w="100"/>
+            </w:tcMar>
+          </w:tcPr>
+          <w:p>
+            <w:r>
+              <w:rPr>
+                <w:b/>
+                <w:bCs/>
+                <w:sz w:val="19"/>
+                <w:szCs w:val="19"/>
+              </w:rPr>
+              <w:t xml:space="preserve">Consequence / where</w:t>
+            </w:r>
+          </w:p>
+        </w:tc>
+      </w:tr>
+      <w:tr>
+        <w:tc>
+          <w:tcPr>
+            <w:tcW w:type="dxa" w:w="2600"/>
+            <w:tcBorders>
+              <w:top w:val="single" w:color="BFBFBF" w:sz="4"/>
+              <w:left w:val="single" w:color="BFBFBF" w:sz="4"/>
+              <w:bottom w:val="single" w:color="BFBFBF" w:sz="4"/>
+              <w:right w:val="single" w:color="BFBFBF" w:sz="4"/>
+            </w:tcBorders>
+            <w:tcMar>
+              <w:top w:type="dxa" w:w="60"/>
+              <w:left w:type="dxa" w:w="100"/>
+              <w:bottom w:type="dxa" w:w="60"/>
+              <w:right w:type="dxa" w:w="100"/>
+            </w:tcMar>
+          </w:tcPr>
+          <w:p>
+            <w:r>
+              <w:rPr>
+                <w:b w:val="false"/>
+                <w:bCs w:val="false"/>
+                <w:sz w:val="19"/>
+                <w:szCs w:val="19"/>
+              </w:rPr>
+              <w:t xml:space="preserve">No automatic fetch of the LinkedIn page</w:t>
+            </w:r>
+          </w:p>
+        </w:tc>
+        <w:tc>
+          <w:tcPr>
+            <w:tcW w:type="dxa" w:w="3400"/>
+            <w:tcBorders>
+              <w:top w:val="single" w:color="BFBFBF" w:sz="4"/>
+              <w:left w:val="single" w:color="BFBFBF" w:sz="4"/>
+              <w:bottom w:val="single" w:color="BFBFBF" w:sz="4"/>
+              <w:right w:val="single" w:color="BFBFBF" w:sz="4"/>
+            </w:tcBorders>
+            <w:tcMar>
+              <w:top w:type="dxa" w:w="60"/>
+              <w:left w:type="dxa" w:w="100"/>
+              <w:bottom w:type="dxa" w:w="60"/>
+              <w:right w:type="dxa" w:w="100"/>
+            </w:tcMar>
+          </w:tcPr>
+          <w:p>
+            <w:r>
+              <w:rPr>
+                <w:b w:val="false"/>
+                <w:bCs w:val="false"/>
+                <w:sz w:val="19"/>
+                <w:szCs w:val="19"/>
+              </w:rPr>
+              <w:t xml:space="preserve">LinkedIn blocks server requests from data-centre addresses (status 999 or a login wall), so auto-filling title and company from Railway would be unreliable. The form asks for them instead.</w:t>
+            </w:r>
+          </w:p>
+        </w:tc>
+        <w:tc>
+          <w:tcPr>
+            <w:tcW w:type="dxa" w:w="3026"/>
+            <w:tcBorders>
+              <w:top w:val="single" w:color="BFBFBF" w:sz="4"/>
+              <w:left w:val="single" w:color="BFBFBF" w:sz="4"/>
+              <w:bottom w:val="single" w:color="BFBFBF" w:sz="4"/>
+              <w:right w:val="single" w:color="BFBFBF" w:sz="4"/>
+            </w:tcBorders>
+            <w:tcMar>
+              <w:top w:type="dxa" w:w="60"/>
+              <w:left w:type="dxa" w:w="100"/>
+              <w:bottom w:type="dxa" w:w="60"/>
+              <w:right w:type="dxa" w:w="100"/>
+            </w:tcMar>
+          </w:tcPr>
+          <w:p>
+            <w:r>
+              <w:rPr>
+                <w:b w:val="false"/>
+                <w:bCs w:val="false"/>
+                <w:sz w:val="19"/>
+                <w:szCs w:val="19"/>
+              </w:rPr>
+              <w:t xml:space="preserve">Could be added later as a best-effort button.</w:t>
+            </w:r>
+          </w:p>
+        </w:tc>
+      </w:tr>
+      <w:tr>
+        <w:tc>
+          <w:tcPr>
+            <w:tcW w:type="dxa" w:w="2600"/>
+            <w:tcBorders>
+              <w:top w:val="single" w:color="BFBFBF" w:sz="4"/>
+              <w:left w:val="single" w:color="BFBFBF" w:sz="4"/>
+              <w:bottom w:val="single" w:color="BFBFBF" w:sz="4"/>
+              <w:right w:val="single" w:color="BFBFBF" w:sz="4"/>
+            </w:tcBorders>
+            <w:tcMar>
+              <w:top w:type="dxa" w:w="60"/>
+              <w:left w:type="dxa" w:w="100"/>
+              <w:bottom w:type="dxa" w:w="60"/>
+              <w:right w:type="dxa" w:w="100"/>
+            </w:tcMar>
+          </w:tcPr>
+          <w:p>
+            <w:r>
+              <w:rPr>
+                <w:b w:val="false"/>
+                <w:bCs w:val="false"/>
+                <w:sz w:val="19"/>
+                <w:szCs w:val="19"/>
+              </w:rPr>
+              <w:t xml:space="preserve">A hand-added job is an ordinary Job row</w:t>
+            </w:r>
+          </w:p>
+        </w:tc>
+        <w:tc>
+          <w:tcPr>
+            <w:tcW w:type="dxa" w:w="3400"/>
+            <w:tcBorders>
+              <w:top w:val="single" w:color="BFBFBF" w:sz="4"/>
+              <w:left w:val="single" w:color="BFBFBF" w:sz="4"/>
+              <w:bottom w:val="single" w:color="BFBFBF" w:sz="4"/>
+              <w:right w:val="single" w:color="BFBFBF" w:sz="4"/>
+            </w:tcBorders>
+            <w:tcMar>
+              <w:top w:type="dxa" w:w="60"/>
+              <w:left w:type="dxa" w:w="100"/>
+              <w:bottom w:type="dxa" w:w="60"/>
+              <w:right w:type="dxa" w:w="100"/>
+            </w:tcMar>
+          </w:tcPr>
+          <w:p>
+            <w:r>
+              <w:rPr>
+                <w:b w:val="false"/>
+                <w:bCs w:val="false"/>
+                <w:sz w:val="19"/>
+                <w:szCs w:val="19"/>
+              </w:rPr>
+              <w:t xml:space="preserve">So Discovery, Stats, the closed check and Rank all work on it; pasting the description lets Rank grade it.</w:t>
+            </w:r>
+          </w:p>
+        </w:tc>
+        <w:tc>
+          <w:tcPr>
+            <w:tcW w:type="dxa" w:w="3026"/>
+            <w:tcBorders>
+              <w:top w:val="single" w:color="BFBFBF" w:sz="4"/>
+              <w:left w:val="single" w:color="BFBFBF" w:sz="4"/>
+              <w:bottom w:val="single" w:color="BFBFBF" w:sz="4"/>
+              <w:right w:val="single" w:color="BFBFBF" w:sz="4"/>
+            </w:tcBorders>
+            <w:tcMar>
+              <w:top w:type="dxa" w:w="60"/>
+              <w:left w:type="dxa" w:w="100"/>
+              <w:bottom w:type="dxa" w:w="60"/>
+              <w:right w:type="dxa" w:w="100"/>
+            </w:tcMar>
+          </w:tcPr>
+          <w:p>
+            <w:r>
+              <w:rPr>
+                <w:b w:val="false"/>
+                <w:bCs w:val="false"/>
+                <w:sz w:val="19"/>
+                <w:szCs w:val="19"/>
+              </w:rPr>
+              <w:t xml:space="preserve">At Aim it also shows in Discovery's list; from Applied onward it is hidden there like any applied job.</w:t>
+            </w:r>
+          </w:p>
+        </w:tc>
+      </w:tr>
+      <w:tr>
+        <w:tc>
+          <w:tcPr>
+            <w:tcW w:type="dxa" w:w="2600"/>
+            <w:tcBorders>
+              <w:top w:val="single" w:color="BFBFBF" w:sz="4"/>
+              <w:left w:val="single" w:color="BFBFBF" w:sz="4"/>
+              <w:bottom w:val="single" w:color="BFBFBF" w:sz="4"/>
+              <w:right w:val="single" w:color="BFBFBF" w:sz="4"/>
+            </w:tcBorders>
+            <w:tcMar>
+              <w:top w:type="dxa" w:w="60"/>
+              <w:left w:type="dxa" w:w="100"/>
+              <w:bottom w:type="dxa" w:w="60"/>
+              <w:right w:type="dxa" w:w="100"/>
+            </w:tcMar>
+          </w:tcPr>
+          <w:p>
+            <w:r>
+              <w:rPr>
+                <w:b w:val="false"/>
+                <w:bCs w:val="false"/>
+                <w:sz w:val="19"/>
+                <w:szCs w:val="19"/>
+              </w:rPr>
+              <w:t xml:space="preserve">Default stage is Aim</w:t>
+            </w:r>
+          </w:p>
+        </w:tc>
+        <w:tc>
+          <w:tcPr>
+            <w:tcW w:type="dxa" w:w="3400"/>
+            <w:tcBorders>
+              <w:top w:val="single" w:color="BFBFBF" w:sz="4"/>
+              <w:left w:val="single" w:color="BFBFBF" w:sz="4"/>
+              <w:bottom w:val="single" w:color="BFBFBF" w:sz="4"/>
+              <w:right w:val="single" w:color="BFBFBF" w:sz="4"/>
+            </w:tcBorders>
+            <w:tcMar>
+              <w:top w:type="dxa" w:w="60"/>
+              <w:left w:type="dxa" w:w="100"/>
+              <w:bottom w:type="dxa" w:w="60"/>
+              <w:right w:type="dxa" w:w="100"/>
+            </w:tcMar>
+          </w:tcPr>
+          <w:p>
+            <w:r>
+              <w:rPr>
+                <w:b w:val="false"/>
+                <w:bCs w:val="false"/>
+                <w:sz w:val="19"/>
+                <w:szCs w:val="19"/>
+              </w:rPr>
+              <w:t xml:space="preserve">The first stage; Applied and the rest are one select away.</w:t>
+            </w:r>
+          </w:p>
+        </w:tc>
+        <w:tc>
+          <w:tcPr>
+            <w:tcW w:type="dxa" w:w="3026"/>
+            <w:tcBorders>
+              <w:top w:val="single" w:color="BFBFBF" w:sz="4"/>
+              <w:left w:val="single" w:color="BFBFBF" w:sz="4"/>
+              <w:bottom w:val="single" w:color="BFBFBF" w:sz="4"/>
+              <w:right w:val="single" w:color="BFBFBF" w:sz="4"/>
+            </w:tcBorders>
+            <w:tcMar>
+              <w:top w:type="dxa" w:w="60"/>
+              <w:left w:type="dxa" w:w="100"/>
+              <w:bottom w:type="dxa" w:w="60"/>
+              <w:right w:type="dxa" w:w="100"/>
+            </w:tcMar>
+          </w:tcPr>
+          <w:p>
+            <w:r>
+              <w:rPr>
+                <w:b w:val="false"/>
+                <w:bCs w:val="false"/>
+                <w:sz w:val="19"/>
+                <w:szCs w:val="19"/>
+              </w:rPr>
+              <w:t xml:space="preserve">A job already applied to is one click different.</w:t>
+            </w:r>
+          </w:p>
+        </w:tc>
+      </w:tr>
+    </w:tbl>
+    <w:p>
+      <w:pPr>
+        <w:spacing w:after="120"/>
+      </w:pPr>
+    </w:p>
+    <w:p>
+      <w:pPr>
+        <w:pStyle w:val="Heading2"/>
+      </w:pPr>
+      <w:r>
+        <w:t xml:space="preserve">Problems found</w:t>
+      </w:r>
+    </w:p>
+    <w:tbl>
+      <w:tblPr>
+        <w:tblW w:type="dxa" w:w="9026"/>
+        <w:tblBorders>
+          <w:top w:val="single" w:color="auto" w:sz="4"/>
+          <w:left w:val="single" w:color="auto" w:sz="4"/>
+          <w:bottom w:val="single" w:color="auto" w:sz="4"/>
+          <w:right w:val="single" w:color="auto" w:sz="4"/>
+          <w:insideH w:val="single" w:color="auto" w:sz="4"/>
+          <w:insideV w:val="single" w:color="auto" w:sz="4"/>
+        </w:tblBorders>
+      </w:tblPr>
+      <w:tblGrid>
+        <w:gridCol w:w="2800"/>
+        <w:gridCol w:w="3300"/>
+        <w:gridCol w:w="2926"/>
+      </w:tblGrid>
+      <w:tr>
+        <w:trPr>
+          <w:tblHeader/>
+        </w:trPr>
+        <w:tc>
+          <w:tcPr>
+            <w:tcW w:type="dxa" w:w="2800"/>
+            <w:tcBorders>
+              <w:top w:val="single" w:color="BFBFBF" w:sz="4"/>
+              <w:left w:val="single" w:color="BFBFBF" w:sz="4"/>
+              <w:bottom w:val="single" w:color="BFBFBF" w:sz="4"/>
+              <w:right w:val="single" w:color="BFBFBF" w:sz="4"/>
+            </w:tcBorders>
+            <w:shd w:fill="EDEDED" w:color="auto" w:val="clear"/>
+            <w:tcMar>
+              <w:top w:type="dxa" w:w="60"/>
+              <w:left w:type="dxa" w:w="100"/>
+              <w:bottom w:type="dxa" w:w="60"/>
+              <w:right w:type="dxa" w:w="100"/>
+            </w:tcMar>
+          </w:tcPr>
+          <w:p>
+            <w:r>
+              <w:rPr>
+                <w:b/>
+                <w:bCs/>
+                <w:sz w:val="19"/>
+                <w:szCs w:val="19"/>
+              </w:rPr>
+              <w:t xml:space="preserve">Symptom</w:t>
+            </w:r>
+          </w:p>
+        </w:tc>
+        <w:tc>
+          <w:tcPr>
+            <w:tcW w:type="dxa" w:w="3300"/>
+            <w:tcBorders>
+              <w:top w:val="single" w:color="BFBFBF" w:sz="4"/>
+              <w:left w:val="single" w:color="BFBFBF" w:sz="4"/>
+              <w:bottom w:val="single" w:color="BFBFBF" w:sz="4"/>
+              <w:right w:val="single" w:color="BFBFBF" w:sz="4"/>
+            </w:tcBorders>
+            <w:shd w:fill="EDEDED" w:color="auto" w:val="clear"/>
+            <w:tcMar>
+              <w:top w:type="dxa" w:w="60"/>
+              <w:left w:type="dxa" w:w="100"/>
+              <w:bottom w:type="dxa" w:w="60"/>
+              <w:right w:type="dxa" w:w="100"/>
+            </w:tcMar>
+          </w:tcPr>
+          <w:p>
+            <w:r>
+              <w:rPr>
+                <w:b/>
+                <w:bCs/>
+                <w:sz w:val="19"/>
+                <w:szCs w:val="19"/>
+              </w:rPr>
+              <w:t xml:space="preserve">Cause</w:t>
+            </w:r>
+          </w:p>
+        </w:tc>
+        <w:tc>
+          <w:tcPr>
+            <w:tcW w:type="dxa" w:w="2926"/>
+            <w:tcBorders>
+              <w:top w:val="single" w:color="BFBFBF" w:sz="4"/>
+              <w:left w:val="single" w:color="BFBFBF" w:sz="4"/>
+              <w:bottom w:val="single" w:color="BFBFBF" w:sz="4"/>
+              <w:right w:val="single" w:color="BFBFBF" w:sz="4"/>
+            </w:tcBorders>
+            <w:shd w:fill="EDEDED" w:color="auto" w:val="clear"/>
+            <w:tcMar>
+              <w:top w:type="dxa" w:w="60"/>
+              <w:left w:type="dxa" w:w="100"/>
+              <w:bottom w:type="dxa" w:w="60"/>
+              <w:right w:type="dxa" w:w="100"/>
+            </w:tcMar>
+          </w:tcPr>
+          <w:p>
+            <w:r>
+              <w:rPr>
+                <w:b/>
+                <w:bCs/>
+                <w:sz w:val="19"/>
+                <w:szCs w:val="19"/>
+              </w:rPr>
+              <w:t xml:space="preserve">Resolution</w:t>
+            </w:r>
+          </w:p>
+        </w:tc>
+      </w:tr>
+      <w:tr>
+        <w:tc>
+          <w:tcPr>
+            <w:tcW w:type="dxa" w:w="2800"/>
+            <w:tcBorders>
+              <w:top w:val="single" w:color="BFBFBF" w:sz="4"/>
+              <w:left w:val="single" w:color="BFBFBF" w:sz="4"/>
+              <w:bottom w:val="single" w:color="BFBFBF" w:sz="4"/>
+              <w:right w:val="single" w:color="BFBFBF" w:sz="4"/>
+            </w:tcBorders>
+            <w:tcMar>
+              <w:top w:type="dxa" w:w="60"/>
+              <w:left w:type="dxa" w:w="100"/>
+              <w:bottom w:type="dxa" w:w="60"/>
+              <w:right w:type="dxa" w:w="100"/>
+            </w:tcMar>
+          </w:tcPr>
+          <w:p>
+            <w:r>
+              <w:rPr>
+                <w:b w:val="false"/>
+                <w:bCs w:val="false"/>
+                <w:sz w:val="19"/>
+                <w:szCs w:val="19"/>
+              </w:rPr>
+              <w:t xml:space="preserve">After a rejected submit the form was wiped.</w:t>
+            </w:r>
+          </w:p>
+        </w:tc>
+        <w:tc>
+          <w:tcPr>
+            <w:tcW w:type="dxa" w:w="3300"/>
+            <w:tcBorders>
+              <w:top w:val="single" w:color="BFBFBF" w:sz="4"/>
+              <w:left w:val="single" w:color="BFBFBF" w:sz="4"/>
+              <w:bottom w:val="single" w:color="BFBFBF" w:sz="4"/>
+              <w:right w:val="single" w:color="BFBFBF" w:sz="4"/>
+            </w:tcBorders>
+            <w:tcMar>
+              <w:top w:type="dxa" w:w="60"/>
+              <w:left w:type="dxa" w:w="100"/>
+              <w:bottom w:type="dxa" w:w="60"/>
+              <w:right w:type="dxa" w:w="100"/>
+            </w:tcMar>
+          </w:tcPr>
+          <w:p>
+            <w:r>
+              <w:rPr>
+                <w:b w:val="false"/>
+                <w:bCs w:val="false"/>
+                <w:sz w:val="19"/>
+                <w:szCs w:val="19"/>
+              </w:rPr>
+              <w:t xml:space="preserve">React 19 resets a form after its action finishes, so an error cleared what had been typed and the next submit failed browser validation.</w:t>
+            </w:r>
+          </w:p>
+        </w:tc>
+        <w:tc>
+          <w:tcPr>
+            <w:tcW w:type="dxa" w:w="2926"/>
+            <w:tcBorders>
+              <w:top w:val="single" w:color="BFBFBF" w:sz="4"/>
+              <w:left w:val="single" w:color="BFBFBF" w:sz="4"/>
+              <w:bottom w:val="single" w:color="BFBFBF" w:sz="4"/>
+              <w:right w:val="single" w:color="BFBFBF" w:sz="4"/>
+            </w:tcBorders>
+            <w:tcMar>
+              <w:top w:type="dxa" w:w="60"/>
+              <w:left w:type="dxa" w:w="100"/>
+              <w:bottom w:type="dxa" w:w="60"/>
+              <w:right w:type="dxa" w:w="100"/>
+            </w:tcMar>
+          </w:tcPr>
+          <w:p>
+            <w:r>
+              <w:rPr>
+                <w:b w:val="false"/>
+                <w:bCs w:val="false"/>
+                <w:sz w:val="19"/>
+                <w:szCs w:val="19"/>
+              </w:rPr>
+              <w:t xml:space="preserve">The form uses an onSubmit handler with a transition instead of a form action, so fields survive an error.</w:t>
+            </w:r>
+          </w:p>
+        </w:tc>
+      </w:tr>
+      <w:tr>
+        <w:tc>
+          <w:tcPr>
+            <w:tcW w:type="dxa" w:w="2800"/>
+            <w:tcBorders>
+              <w:top w:val="single" w:color="BFBFBF" w:sz="4"/>
+              <w:left w:val="single" w:color="BFBFBF" w:sz="4"/>
+              <w:bottom w:val="single" w:color="BFBFBF" w:sz="4"/>
+              <w:right w:val="single" w:color="BFBFBF" w:sz="4"/>
+            </w:tcBorders>
+            <w:tcMar>
+              <w:top w:type="dxa" w:w="60"/>
+              <w:left w:type="dxa" w:w="100"/>
+              <w:bottom w:type="dxa" w:w="60"/>
+              <w:right w:type="dxa" w:w="100"/>
+            </w:tcMar>
+          </w:tcPr>
+          <w:p>
+            <w:r>
+              <w:rPr>
+                <w:b w:val="false"/>
+                <w:bCs w:val="false"/>
+                <w:sz w:val="19"/>
+                <w:szCs w:val="19"/>
+              </w:rPr>
+              <w:t xml:space="preserve">At 1280x680 the Add job button was below the fold inside the form.</w:t>
+            </w:r>
+          </w:p>
+        </w:tc>
+        <w:tc>
+          <w:tcPr>
+            <w:tcW w:type="dxa" w:w="3300"/>
+            <w:tcBorders>
+              <w:top w:val="single" w:color="BFBFBF" w:sz="4"/>
+              <w:left w:val="single" w:color="BFBFBF" w:sz="4"/>
+              <w:bottom w:val="single" w:color="BFBFBF" w:sz="4"/>
+              <w:right w:val="single" w:color="BFBFBF" w:sz="4"/>
+            </w:tcBorders>
+            <w:tcMar>
+              <w:top w:type="dxa" w:w="60"/>
+              <w:left w:type="dxa" w:w="100"/>
+              <w:bottom w:type="dxa" w:w="60"/>
+              <w:right w:type="dxa" w:w="100"/>
+            </w:tcMar>
+          </w:tcPr>
+          <w:p>
+            <w:r>
+              <w:rPr>
+                <w:b w:val="false"/>
+                <w:bCs w:val="false"/>
+                <w:sz w:val="19"/>
+                <w:szCs w:val="19"/>
+              </w:rPr>
+              <w:t xml:space="preserve">The whole card scrolled.</w:t>
+            </w:r>
+          </w:p>
+        </w:tc>
+        <w:tc>
+          <w:tcPr>
+            <w:tcW w:type="dxa" w:w="2926"/>
+            <w:tcBorders>
+              <w:top w:val="single" w:color="BFBFBF" w:sz="4"/>
+              <w:left w:val="single" w:color="BFBFBF" w:sz="4"/>
+              <w:bottom w:val="single" w:color="BFBFBF" w:sz="4"/>
+              <w:right w:val="single" w:color="BFBFBF" w:sz="4"/>
+            </w:tcBorders>
+            <w:tcMar>
+              <w:top w:type="dxa" w:w="60"/>
+              <w:left w:type="dxa" w:w="100"/>
+              <w:bottom w:type="dxa" w:w="60"/>
+              <w:right w:type="dxa" w:w="100"/>
+            </w:tcMar>
+          </w:tcPr>
+          <w:p>
+            <w:r>
+              <w:rPr>
+                <w:b w:val="false"/>
+                <w:bCs w:val="false"/>
+                <w:sz w:val="19"/>
+                <w:szCs w:val="19"/>
+              </w:rPr>
+              <w:t xml:space="preserve">Only the fields scroll; the buttons are pinned to the bottom of the card.</w:t>
+            </w:r>
+          </w:p>
+        </w:tc>
+      </w:tr>
+    </w:tbl>
+    <w:p>
+      <w:pPr>
+        <w:spacing w:after="120"/>
+      </w:pPr>
+    </w:p>
+    <w:p>
+      <w:pPr>
+        <w:pStyle w:val="Heading2"/>
+      </w:pPr>
+      <w:r>
+        <w:t xml:space="preserve">Verification</w:t>
+      </w:r>
+    </w:p>
+    <w:p>
+      <w:pPr>
+        <w:pStyle w:val="ListParagraph"/>
+        <w:numPr>
+          <w:ilvl w:val="0"/>
+          <w:numId w:val="2"/>
+        </w:numPr>
+        <w:spacing w:after="60"/>
+      </w:pPr>
+      <w:r>
+        <w:t xml:space="preserve">tsc and eslint clean; production build passes.</w:t>
+      </w:r>
+    </w:p>
+    <w:p>
+      <w:pPr>
+        <w:pStyle w:val="ListParagraph"/>
+        <w:numPr>
+          <w:ilvl w:val="0"/>
+          <w:numId w:val="2"/>
+        </w:numPr>
+        <w:spacing w:after="60"/>
+      </w:pPr>
+      <w:r>
+        <w:t xml:space="preserve">Browser at 1440x900 on AI/ML Engineer: an ftp:// link is refused with a plain error and the typed title stays; a linkedin.com/jobs/search/?currentJobId= link adds the job at Applied with its note, selects it, and Open posting points at the canonical /jobs/view/&lt;id&gt;/; re-adding the same job through a /jobs/view/&lt;slug&gt;-&lt;id&gt;?trk= link reports it is already there and moves it to Interview, still one row. At 1280x680 the form fits with its buttons visible and the page does not overflow. No console errors.</w:t>
+      </w:r>
+    </w:p>
+    <w:p>
+      <w:pPr>
+        <w:pStyle w:val="ListParagraph"/>
+        <w:numPr>
+          <w:ilvl w:val="0"/>
+          <w:numId w:val="2"/>
+        </w:numPr>
+        <w:spacing w:after="60"/>
+      </w:pPr>
+      <w:r>
+        <w:t xml:space="preserve">The closed check cannot mistake a LinkedIn redirect for a closed job: its redirect rule needs the atsJobId in the URL, and linkedin:&lt;id&gt; never is.</w:t>
+      </w:r>
+    </w:p>
+    <w:p>
+      <w:pPr>
+        <w:pStyle w:val="Heading2"/>
+      </w:pPr>
+      <w:r>
+        <w:t xml:space="preserve">Known risks left behind</w:t>
+      </w:r>
+    </w:p>
+    <w:p>
+      <w:pPr>
+        <w:pStyle w:val="ListParagraph"/>
+        <w:numPr>
+          <w:ilvl w:val="0"/>
+          <w:numId w:val="2"/>
+        </w:numPr>
+        <w:spacing w:after="60"/>
+      </w:pPr>
+      <w:r>
+        <w:t xml:space="preserve">LinkedIn often answers bots with status 999 or a login page, so the on-select closed check is usually inconclusive for these jobs (it changes nothing when inconclusive).</w:t>
+      </w:r>
+    </w:p>
+    <w:p>
+      <w:pPr>
+        <w:pStyle w:val="Heading2"/>
+      </w:pPr>
+      <w:r>
+        <w:t xml:space="preserve">Production data changes</w:t>
+      </w:r>
+    </w:p>
+    <w:p>
+      <w:pPr>
+        <w:pStyle w:val="ListParagraph"/>
+        <w:numPr>
+          <w:ilvl w:val="0"/>
+          <w:numId w:val="2"/>
+        </w:numPr>
+        <w:spacing w:after="60"/>
+      </w:pPr>
+      <w:r>
+        <w:t xml:space="preserve">None kept: the test job (linkedin:9999999901) and its application and note were deleted after testing.</w:t>
       </w:r>
     </w:p>
     <w:sectPr>
